--- a/docs/PLAYER_PROFILE_SPEC_v1.docx
+++ b/docs/PLAYER_PROFILE_SPEC_v1.docx
@@ -5884,14 +5884,6 @@
             </w:pPr>
             <w:r>
               <w:rPr>
-                <w:rFonts w:ascii="Arial Unicode MS" w:hAnsi="Arial Unicode MS" w:eastAsia="Arial Unicode MS" w:cs="Arial Unicode MS"/>
-                <w:color w:val="172033"/>
-                <w:sz w:val="19"/>
-              </w:rPr>
-              <w:t xml:space="preserve">P2P </w:t>
-            </w:r>
-            <w:r>
-              <w:rPr>
                 <w:rFonts w:hint="eastAsia" w:ascii="Arial Unicode MS" w:hAnsi="Arial Unicode MS" w:eastAsia="Arial Unicode MS" w:cs="Arial Unicode MS"/>
                 <w:color w:val="172033"/>
                 <w:sz w:val="19"/>
@@ -6048,19 +6040,7 @@
         <w:rPr>
           <w:rFonts w:hint="eastAsia" w:ascii="Arial Unicode MS" w:hAnsi="Arial Unicode MS" w:eastAsia="Arial Unicode MS" w:cs="Arial Unicode MS"/>
         </w:rPr>
-        <w:t xml:space="preserve">VIP0～VIP15。欄位依序為等級、升級條件、保級條件、升級獎勵與</w:t>
-      </w:r>
-      <w:r>
-        <w:rPr>
-          <w:rFonts w:ascii="Arial Unicode MS" w:hAnsi="Arial Unicode MS" w:eastAsia="Arial Unicode MS" w:cs="Arial Unicode MS"/>
-        </w:rPr>
-        <w:t xml:space="preserve"> P2P </w:t>
-      </w:r>
-      <w:r>
-        <w:rPr>
-          <w:rFonts w:hint="eastAsia" w:ascii="Arial Unicode MS" w:hAnsi="Arial Unicode MS" w:eastAsia="Arial Unicode MS" w:cs="Arial Unicode MS"/>
-        </w:rPr>
-        <w:t xml:space="preserve">手續費。</w:t>
+        <w:t xml:space="preserve">VIP0～VIP15。欄位依序為等級、升級條件、保級條件、升級獎勵與贈禮手續費。</w:t>
       </w:r>
     </w:p>
     <w:bookmarkEnd w:id="18"/>
@@ -10574,14 +10554,6 @@
             </w:pPr>
             <w:r>
               <w:rPr>
-                <w:rFonts w:ascii="Arial Unicode MS" w:hAnsi="Arial Unicode MS" w:eastAsia="Arial Unicode MS" w:cs="Arial Unicode MS"/>
-                <w:color w:val="172033"/>
-                <w:sz w:val="18"/>
-              </w:rPr>
-              <w:t xml:space="preserve">P2P </w:t>
-            </w:r>
-            <w:r>
-              <w:rPr>
                 <w:rFonts w:hint="eastAsia" w:ascii="Arial Unicode MS" w:hAnsi="Arial Unicode MS" w:eastAsia="Arial Unicode MS" w:cs="Arial Unicode MS"/>
                 <w:color w:val="172033"/>
                 <w:sz w:val="18"/>
@@ -11970,12 +11942,12 @@
         </w:tblBorders>
       </w:tblPr>
       <w:tblGrid>
-        <w:gridCol w:w="1250"/>
         <w:gridCol w:w="1150"/>
-        <w:gridCol w:w="1950"/>
-        <w:gridCol w:w="2200"/>
-        <w:gridCol w:w="1700"/>
-        <w:gridCol w:w="1110"/>
+        <w:gridCol w:w="1100"/>
+        <w:gridCol w:w="1900"/>
+        <w:gridCol w:w="2100"/>
+        <w:gridCol w:w="1560"/>
+        <w:gridCol w:w="1550"/>
       </w:tblGrid>
       <w:tr>
         <w:trPr>
@@ -11984,7 +11956,7 @@
         </w:trPr>
         <w:tc>
           <w:tcPr>
-            <w:tcW w:w="1250" w:type="dxa"/>
+            <w:tcW w:w="1150" w:type="dxa"/>
             <w:tcMar>
               <w:top w:w="80" w:type="dxa"/>
               <w:start w:w="120" w:type="dxa"/>
@@ -12013,7 +11985,7 @@
         </w:tc>
         <w:tc>
           <w:tcPr>
-            <w:tcW w:w="1150" w:type="dxa"/>
+            <w:tcW w:w="1100" w:type="dxa"/>
             <w:tcMar>
               <w:top w:w="80" w:type="dxa"/>
               <w:start w:w="120" w:type="dxa"/>
@@ -12042,7 +12014,7 @@
         </w:tc>
         <w:tc>
           <w:tcPr>
-            <w:tcW w:w="1950" w:type="dxa"/>
+            <w:tcW w:w="1900" w:type="dxa"/>
             <w:tcMar>
               <w:top w:w="80" w:type="dxa"/>
               <w:start w:w="120" w:type="dxa"/>
@@ -12071,7 +12043,7 @@
         </w:tc>
         <w:tc>
           <w:tcPr>
-            <w:tcW w:w="2200" w:type="dxa"/>
+            <w:tcW w:w="2100" w:type="dxa"/>
             <w:tcMar>
               <w:top w:w="80" w:type="dxa"/>
               <w:start w:w="120" w:type="dxa"/>
@@ -12100,7 +12072,7 @@
         </w:tc>
         <w:tc>
           <w:tcPr>
-            <w:tcW w:w="1700" w:type="dxa"/>
+            <w:tcW w:w="1560" w:type="dxa"/>
             <w:tcMar>
               <w:top w:w="80" w:type="dxa"/>
               <w:start w:w="120" w:type="dxa"/>
@@ -12129,7 +12101,7 @@
         </w:tc>
         <w:tc>
           <w:tcPr>
-            <w:tcW w:w="1110" w:type="dxa"/>
+            <w:tcW w:w="1550" w:type="dxa"/>
             <w:tcMar>
               <w:top w:w="80" w:type="dxa"/>
               <w:start w:w="120" w:type="dxa"/>
@@ -12143,16 +12115,16 @@
             <w:pPr>
               <w:pStyle w:val="Compact"/>
               <w:spacing w:before="0" w:after="40" w:line="276" w:lineRule="auto"/>
-              <w:jc w:val="center"/>
-            </w:pPr>
-            <w:r>
-              <w:rPr>
-                <w:rFonts w:ascii="Arial Unicode MS" w:hAnsi="Arial Unicode MS" w:eastAsia="Arial Unicode MS" w:cs="Arial Unicode MS"/>
+              <w:jc w:val="left"/>
+            </w:pPr>
+            <w:r>
+              <w:rPr>
+                <w:rFonts w:hint="eastAsia" w:ascii="Arial Unicode MS" w:hAnsi="Arial Unicode MS" w:eastAsia="Arial Unicode MS" w:cs="Arial Unicode MS"/>
                 <w:b/>
                 <w:color w:val="172033"/>
                 <w:sz w:val="18"/>
               </w:rPr>
-              <w:t xml:space="preserve">P2P</w:t>
+              <w:t xml:space="preserve">贈禮手續費</w:t>
             </w:r>
           </w:p>
         </w:tc>
@@ -12163,7 +12135,7 @@
         </w:trPr>
         <w:tc>
           <w:tcPr>
-            <w:tcW w:w="1250" w:type="dxa"/>
+            <w:tcW w:w="1150" w:type="dxa"/>
             <w:tcMar>
               <w:top w:w="80" w:type="dxa"/>
               <w:start w:w="120" w:type="dxa"/>
@@ -12190,7 +12162,7 @@
         </w:tc>
         <w:tc>
           <w:tcPr>
-            <w:tcW w:w="1150" w:type="dxa"/>
+            <w:tcW w:w="1100" w:type="dxa"/>
             <w:tcMar>
               <w:top w:w="80" w:type="dxa"/>
               <w:start w:w="120" w:type="dxa"/>
@@ -12217,7 +12189,7 @@
         </w:tc>
         <w:tc>
           <w:tcPr>
-            <w:tcW w:w="1950" w:type="dxa"/>
+            <w:tcW w:w="1900" w:type="dxa"/>
             <w:tcMar>
               <w:top w:w="80" w:type="dxa"/>
               <w:start w:w="120" w:type="dxa"/>
@@ -12244,7 +12216,7 @@
         </w:tc>
         <w:tc>
           <w:tcPr>
-            <w:tcW w:w="2200" w:type="dxa"/>
+            <w:tcW w:w="2100" w:type="dxa"/>
             <w:tcMar>
               <w:top w:w="80" w:type="dxa"/>
               <w:start w:w="120" w:type="dxa"/>
@@ -12271,7 +12243,7 @@
         </w:tc>
         <w:tc>
           <w:tcPr>
-            <w:tcW w:w="1700" w:type="dxa"/>
+            <w:tcW w:w="1560" w:type="dxa"/>
             <w:tcMar>
               <w:top w:w="80" w:type="dxa"/>
               <w:start w:w="120" w:type="dxa"/>
@@ -12298,20 +12270,20 @@
         </w:tc>
         <w:tc>
           <w:tcPr>
-            <w:tcW w:w="1110" w:type="dxa"/>
-            <w:tcMar>
-              <w:top w:w="80" w:type="dxa"/>
-              <w:start w:w="120" w:type="dxa"/>
-              <w:bottom w:w="80" w:type="dxa"/>
-              <w:end w:w="120" w:type="dxa"/>
-            </w:tcMar>
-            <w:vAlign w:val="center"/>
-          </w:tcPr>
-          <w:p>
-            <w:pPr>
-              <w:pStyle w:val="Compact"/>
-              <w:spacing w:before="0" w:after="60" w:line="276" w:lineRule="auto"/>
-              <w:jc w:val="center"/>
+            <w:tcW w:w="1550" w:type="dxa"/>
+            <w:tcMar>
+              <w:top w:w="80" w:type="dxa"/>
+              <w:start w:w="120" w:type="dxa"/>
+              <w:bottom w:w="80" w:type="dxa"/>
+              <w:end w:w="120" w:type="dxa"/>
+            </w:tcMar>
+            <w:vAlign w:val="center"/>
+          </w:tcPr>
+          <w:p>
+            <w:pPr>
+              <w:pStyle w:val="Compact"/>
+              <w:spacing w:before="0" w:after="60" w:line="276" w:lineRule="auto"/>
+              <w:jc w:val="left"/>
             </w:pPr>
             <w:r>
               <w:rPr>
@@ -12330,7 +12302,7 @@
         </w:trPr>
         <w:tc>
           <w:tcPr>
-            <w:tcW w:w="1250" w:type="dxa"/>
+            <w:tcW w:w="1150" w:type="dxa"/>
             <w:tcMar>
               <w:top w:w="80" w:type="dxa"/>
               <w:start w:w="120" w:type="dxa"/>
@@ -12358,7 +12330,7 @@
         </w:tc>
         <w:tc>
           <w:tcPr>
-            <w:tcW w:w="1150" w:type="dxa"/>
+            <w:tcW w:w="1100" w:type="dxa"/>
             <w:tcMar>
               <w:top w:w="80" w:type="dxa"/>
               <w:start w:w="120" w:type="dxa"/>
@@ -12386,7 +12358,7 @@
         </w:tc>
         <w:tc>
           <w:tcPr>
-            <w:tcW w:w="1950" w:type="dxa"/>
+            <w:tcW w:w="1900" w:type="dxa"/>
             <w:tcMar>
               <w:top w:w="80" w:type="dxa"/>
               <w:start w:w="120" w:type="dxa"/>
@@ -12438,7 +12410,7 @@
         </w:tc>
         <w:tc>
           <w:tcPr>
-            <w:tcW w:w="2200" w:type="dxa"/>
+            <w:tcW w:w="2100" w:type="dxa"/>
             <w:tcMar>
               <w:top w:w="80" w:type="dxa"/>
               <w:start w:w="120" w:type="dxa"/>
@@ -12466,7 +12438,7 @@
         </w:tc>
         <w:tc>
           <w:tcPr>
-            <w:tcW w:w="1700" w:type="dxa"/>
+            <w:tcW w:w="1560" w:type="dxa"/>
             <w:tcMar>
               <w:top w:w="80" w:type="dxa"/>
               <w:start w:w="120" w:type="dxa"/>
@@ -12502,7 +12474,7 @@
         </w:tc>
         <w:tc>
           <w:tcPr>
-            <w:tcW w:w="1110" w:type="dxa"/>
+            <w:tcW w:w="1550" w:type="dxa"/>
             <w:tcMar>
               <w:top w:w="80" w:type="dxa"/>
               <w:start w:w="120" w:type="dxa"/>
@@ -12516,7 +12488,7 @@
             <w:pPr>
               <w:pStyle w:val="Compact"/>
               <w:spacing w:before="0" w:after="60" w:line="276" w:lineRule="auto"/>
-              <w:jc w:val="center"/>
+              <w:jc w:val="left"/>
             </w:pPr>
             <w:r>
               <w:rPr>
@@ -12535,7 +12507,7 @@
         </w:trPr>
         <w:tc>
           <w:tcPr>
-            <w:tcW w:w="1250" w:type="dxa"/>
+            <w:tcW w:w="1150" w:type="dxa"/>
             <w:tcMar>
               <w:top w:w="80" w:type="dxa"/>
               <w:start w:w="120" w:type="dxa"/>
@@ -12562,7 +12534,7 @@
         </w:tc>
         <w:tc>
           <w:tcPr>
-            <w:tcW w:w="1150" w:type="dxa"/>
+            <w:tcW w:w="1100" w:type="dxa"/>
             <w:tcMar>
               <w:top w:w="80" w:type="dxa"/>
               <w:start w:w="120" w:type="dxa"/>
@@ -12589,7 +12561,7 @@
         </w:tc>
         <w:tc>
           <w:tcPr>
-            <w:tcW w:w="1950" w:type="dxa"/>
+            <w:tcW w:w="1900" w:type="dxa"/>
             <w:tcMar>
               <w:top w:w="80" w:type="dxa"/>
               <w:start w:w="120" w:type="dxa"/>
@@ -12616,7 +12588,7 @@
         </w:tc>
         <w:tc>
           <w:tcPr>
-            <w:tcW w:w="2200" w:type="dxa"/>
+            <w:tcW w:w="2100" w:type="dxa"/>
             <w:tcMar>
               <w:top w:w="80" w:type="dxa"/>
               <w:start w:w="120" w:type="dxa"/>
@@ -12643,7 +12615,7 @@
         </w:tc>
         <w:tc>
           <w:tcPr>
-            <w:tcW w:w="1700" w:type="dxa"/>
+            <w:tcW w:w="1560" w:type="dxa"/>
             <w:tcMar>
               <w:top w:w="80" w:type="dxa"/>
               <w:start w:w="120" w:type="dxa"/>
@@ -12678,20 +12650,20 @@
         </w:tc>
         <w:tc>
           <w:tcPr>
-            <w:tcW w:w="1110" w:type="dxa"/>
-            <w:tcMar>
-              <w:top w:w="80" w:type="dxa"/>
-              <w:start w:w="120" w:type="dxa"/>
-              <w:bottom w:w="80" w:type="dxa"/>
-              <w:end w:w="120" w:type="dxa"/>
-            </w:tcMar>
-            <w:vAlign w:val="center"/>
-          </w:tcPr>
-          <w:p>
-            <w:pPr>
-              <w:pStyle w:val="Compact"/>
-              <w:spacing w:before="0" w:after="60" w:line="276" w:lineRule="auto"/>
-              <w:jc w:val="center"/>
+            <w:tcW w:w="1550" w:type="dxa"/>
+            <w:tcMar>
+              <w:top w:w="80" w:type="dxa"/>
+              <w:start w:w="120" w:type="dxa"/>
+              <w:bottom w:w="80" w:type="dxa"/>
+              <w:end w:w="120" w:type="dxa"/>
+            </w:tcMar>
+            <w:vAlign w:val="center"/>
+          </w:tcPr>
+          <w:p>
+            <w:pPr>
+              <w:pStyle w:val="Compact"/>
+              <w:spacing w:before="0" w:after="60" w:line="276" w:lineRule="auto"/>
+              <w:jc w:val="left"/>
             </w:pPr>
             <w:r>
               <w:rPr>
@@ -12710,7 +12682,7 @@
         </w:trPr>
         <w:tc>
           <w:tcPr>
-            <w:tcW w:w="1250" w:type="dxa"/>
+            <w:tcW w:w="1150" w:type="dxa"/>
             <w:tcMar>
               <w:top w:w="80" w:type="dxa"/>
               <w:start w:w="120" w:type="dxa"/>
@@ -12738,7 +12710,7 @@
         </w:tc>
         <w:tc>
           <w:tcPr>
-            <w:tcW w:w="1150" w:type="dxa"/>
+            <w:tcW w:w="1100" w:type="dxa"/>
             <w:tcMar>
               <w:top w:w="80" w:type="dxa"/>
               <w:start w:w="120" w:type="dxa"/>
@@ -12766,7 +12738,7 @@
         </w:tc>
         <w:tc>
           <w:tcPr>
-            <w:tcW w:w="1950" w:type="dxa"/>
+            <w:tcW w:w="1900" w:type="dxa"/>
             <w:tcMar>
               <w:top w:w="80" w:type="dxa"/>
               <w:start w:w="120" w:type="dxa"/>
@@ -12818,7 +12790,7 @@
         </w:tc>
         <w:tc>
           <w:tcPr>
-            <w:tcW w:w="2200" w:type="dxa"/>
+            <w:tcW w:w="2100" w:type="dxa"/>
             <w:tcMar>
               <w:top w:w="80" w:type="dxa"/>
               <w:start w:w="120" w:type="dxa"/>
@@ -12894,7 +12866,7 @@
         </w:tc>
         <w:tc>
           <w:tcPr>
-            <w:tcW w:w="1700" w:type="dxa"/>
+            <w:tcW w:w="1560" w:type="dxa"/>
             <w:tcMar>
               <w:top w:w="80" w:type="dxa"/>
               <w:start w:w="120" w:type="dxa"/>
@@ -12930,7 +12902,7 @@
         </w:tc>
         <w:tc>
           <w:tcPr>
-            <w:tcW w:w="1110" w:type="dxa"/>
+            <w:tcW w:w="1550" w:type="dxa"/>
             <w:tcMar>
               <w:top w:w="80" w:type="dxa"/>
               <w:start w:w="120" w:type="dxa"/>
@@ -12944,7 +12916,7 @@
             <w:pPr>
               <w:pStyle w:val="Compact"/>
               <w:spacing w:before="0" w:after="60" w:line="276" w:lineRule="auto"/>
-              <w:jc w:val="center"/>
+              <w:jc w:val="left"/>
             </w:pPr>
             <w:r>
               <w:rPr>
@@ -12963,7 +12935,7 @@
         </w:trPr>
         <w:tc>
           <w:tcPr>
-            <w:tcW w:w="1250" w:type="dxa"/>
+            <w:tcW w:w="1150" w:type="dxa"/>
             <w:tcMar>
               <w:top w:w="80" w:type="dxa"/>
               <w:start w:w="120" w:type="dxa"/>
@@ -12990,7 +12962,7 @@
         </w:tc>
         <w:tc>
           <w:tcPr>
-            <w:tcW w:w="1150" w:type="dxa"/>
+            <w:tcW w:w="1100" w:type="dxa"/>
             <w:tcMar>
               <w:top w:w="80" w:type="dxa"/>
               <w:start w:w="120" w:type="dxa"/>
@@ -13017,7 +12989,7 @@
         </w:tc>
         <w:tc>
           <w:tcPr>
-            <w:tcW w:w="1950" w:type="dxa"/>
+            <w:tcW w:w="1900" w:type="dxa"/>
             <w:tcMar>
               <w:top w:w="80" w:type="dxa"/>
               <w:start w:w="120" w:type="dxa"/>
@@ -13068,7 +13040,7 @@
         </w:tc>
         <w:tc>
           <w:tcPr>
-            <w:tcW w:w="2200" w:type="dxa"/>
+            <w:tcW w:w="2100" w:type="dxa"/>
             <w:tcMar>
               <w:top w:w="80" w:type="dxa"/>
               <w:start w:w="120" w:type="dxa"/>
@@ -13143,7 +13115,7 @@
         </w:tc>
         <w:tc>
           <w:tcPr>
-            <w:tcW w:w="1700" w:type="dxa"/>
+            <w:tcW w:w="1560" w:type="dxa"/>
             <w:tcMar>
               <w:top w:w="80" w:type="dxa"/>
               <w:start w:w="120" w:type="dxa"/>
@@ -13178,20 +13150,20 @@
         </w:tc>
         <w:tc>
           <w:tcPr>
-            <w:tcW w:w="1110" w:type="dxa"/>
-            <w:tcMar>
-              <w:top w:w="80" w:type="dxa"/>
-              <w:start w:w="120" w:type="dxa"/>
-              <w:bottom w:w="80" w:type="dxa"/>
-              <w:end w:w="120" w:type="dxa"/>
-            </w:tcMar>
-            <w:vAlign w:val="center"/>
-          </w:tcPr>
-          <w:p>
-            <w:pPr>
-              <w:pStyle w:val="Compact"/>
-              <w:spacing w:before="0" w:after="60" w:line="276" w:lineRule="auto"/>
-              <w:jc w:val="center"/>
+            <w:tcW w:w="1550" w:type="dxa"/>
+            <w:tcMar>
+              <w:top w:w="80" w:type="dxa"/>
+              <w:start w:w="120" w:type="dxa"/>
+              <w:bottom w:w="80" w:type="dxa"/>
+              <w:end w:w="120" w:type="dxa"/>
+            </w:tcMar>
+            <w:vAlign w:val="center"/>
+          </w:tcPr>
+          <w:p>
+            <w:pPr>
+              <w:pStyle w:val="Compact"/>
+              <w:spacing w:before="0" w:after="60" w:line="276" w:lineRule="auto"/>
+              <w:jc w:val="left"/>
             </w:pPr>
             <w:r>
               <w:rPr>
@@ -13210,7 +13182,7 @@
         </w:trPr>
         <w:tc>
           <w:tcPr>
-            <w:tcW w:w="1250" w:type="dxa"/>
+            <w:tcW w:w="1150" w:type="dxa"/>
             <w:tcMar>
               <w:top w:w="80" w:type="dxa"/>
               <w:start w:w="120" w:type="dxa"/>
@@ -13238,7 +13210,7 @@
         </w:tc>
         <w:tc>
           <w:tcPr>
-            <w:tcW w:w="1150" w:type="dxa"/>
+            <w:tcW w:w="1100" w:type="dxa"/>
             <w:tcMar>
               <w:top w:w="80" w:type="dxa"/>
               <w:start w:w="120" w:type="dxa"/>
@@ -13266,7 +13238,7 @@
         </w:tc>
         <w:tc>
           <w:tcPr>
-            <w:tcW w:w="1950" w:type="dxa"/>
+            <w:tcW w:w="1900" w:type="dxa"/>
             <w:tcMar>
               <w:top w:w="80" w:type="dxa"/>
               <w:start w:w="120" w:type="dxa"/>
@@ -13318,7 +13290,7 @@
         </w:tc>
         <w:tc>
           <w:tcPr>
-            <w:tcW w:w="2200" w:type="dxa"/>
+            <w:tcW w:w="2100" w:type="dxa"/>
             <w:tcMar>
               <w:top w:w="80" w:type="dxa"/>
               <w:start w:w="120" w:type="dxa"/>
@@ -13394,7 +13366,7 @@
         </w:tc>
         <w:tc>
           <w:tcPr>
-            <w:tcW w:w="1700" w:type="dxa"/>
+            <w:tcW w:w="1560" w:type="dxa"/>
             <w:tcMar>
               <w:top w:w="80" w:type="dxa"/>
               <w:start w:w="120" w:type="dxa"/>
@@ -13430,7 +13402,7 @@
         </w:tc>
         <w:tc>
           <w:tcPr>
-            <w:tcW w:w="1110" w:type="dxa"/>
+            <w:tcW w:w="1550" w:type="dxa"/>
             <w:tcMar>
               <w:top w:w="80" w:type="dxa"/>
               <w:start w:w="120" w:type="dxa"/>
@@ -13444,7 +13416,7 @@
             <w:pPr>
               <w:pStyle w:val="Compact"/>
               <w:spacing w:before="0" w:after="60" w:line="276" w:lineRule="auto"/>
-              <w:jc w:val="center"/>
+              <w:jc w:val="left"/>
             </w:pPr>
             <w:r>
               <w:rPr>
@@ -13463,7 +13435,7 @@
         </w:trPr>
         <w:tc>
           <w:tcPr>
-            <w:tcW w:w="1250" w:type="dxa"/>
+            <w:tcW w:w="1150" w:type="dxa"/>
             <w:tcMar>
               <w:top w:w="80" w:type="dxa"/>
               <w:start w:w="120" w:type="dxa"/>
@@ -13490,7 +13462,7 @@
         </w:tc>
         <w:tc>
           <w:tcPr>
-            <w:tcW w:w="1150" w:type="dxa"/>
+            <w:tcW w:w="1100" w:type="dxa"/>
             <w:tcMar>
               <w:top w:w="80" w:type="dxa"/>
               <w:start w:w="120" w:type="dxa"/>
@@ -13517,7 +13489,7 @@
         </w:tc>
         <w:tc>
           <w:tcPr>
-            <w:tcW w:w="1950" w:type="dxa"/>
+            <w:tcW w:w="1900" w:type="dxa"/>
             <w:tcMar>
               <w:top w:w="80" w:type="dxa"/>
               <w:start w:w="120" w:type="dxa"/>
@@ -13568,7 +13540,7 @@
         </w:tc>
         <w:tc>
           <w:tcPr>
-            <w:tcW w:w="2200" w:type="dxa"/>
+            <w:tcW w:w="2100" w:type="dxa"/>
             <w:tcMar>
               <w:top w:w="80" w:type="dxa"/>
               <w:start w:w="120" w:type="dxa"/>
@@ -13643,7 +13615,7 @@
         </w:tc>
         <w:tc>
           <w:tcPr>
-            <w:tcW w:w="1700" w:type="dxa"/>
+            <w:tcW w:w="1560" w:type="dxa"/>
             <w:tcMar>
               <w:top w:w="80" w:type="dxa"/>
               <w:start w:w="120" w:type="dxa"/>
@@ -13678,20 +13650,20 @@
         </w:tc>
         <w:tc>
           <w:tcPr>
-            <w:tcW w:w="1110" w:type="dxa"/>
-            <w:tcMar>
-              <w:top w:w="80" w:type="dxa"/>
-              <w:start w:w="120" w:type="dxa"/>
-              <w:bottom w:w="80" w:type="dxa"/>
-              <w:end w:w="120" w:type="dxa"/>
-            </w:tcMar>
-            <w:vAlign w:val="center"/>
-          </w:tcPr>
-          <w:p>
-            <w:pPr>
-              <w:pStyle w:val="Compact"/>
-              <w:spacing w:before="0" w:after="60" w:line="276" w:lineRule="auto"/>
-              <w:jc w:val="center"/>
+            <w:tcW w:w="1550" w:type="dxa"/>
+            <w:tcMar>
+              <w:top w:w="80" w:type="dxa"/>
+              <w:start w:w="120" w:type="dxa"/>
+              <w:bottom w:w="80" w:type="dxa"/>
+              <w:end w:w="120" w:type="dxa"/>
+            </w:tcMar>
+            <w:vAlign w:val="center"/>
+          </w:tcPr>
+          <w:p>
+            <w:pPr>
+              <w:pStyle w:val="Compact"/>
+              <w:spacing w:before="0" w:after="60" w:line="276" w:lineRule="auto"/>
+              <w:jc w:val="left"/>
             </w:pPr>
             <w:r>
               <w:rPr>
@@ -13710,7 +13682,7 @@
         </w:trPr>
         <w:tc>
           <w:tcPr>
-            <w:tcW w:w="1250" w:type="dxa"/>
+            <w:tcW w:w="1150" w:type="dxa"/>
             <w:tcMar>
               <w:top w:w="80" w:type="dxa"/>
               <w:start w:w="120" w:type="dxa"/>
@@ -13738,7 +13710,7 @@
         </w:tc>
         <w:tc>
           <w:tcPr>
-            <w:tcW w:w="1150" w:type="dxa"/>
+            <w:tcW w:w="1100" w:type="dxa"/>
             <w:tcMar>
               <w:top w:w="80" w:type="dxa"/>
               <w:start w:w="120" w:type="dxa"/>
@@ -13766,7 +13738,7 @@
         </w:tc>
         <w:tc>
           <w:tcPr>
-            <w:tcW w:w="1950" w:type="dxa"/>
+            <w:tcW w:w="1900" w:type="dxa"/>
             <w:tcMar>
               <w:top w:w="80" w:type="dxa"/>
               <w:start w:w="120" w:type="dxa"/>
@@ -13818,7 +13790,7 @@
         </w:tc>
         <w:tc>
           <w:tcPr>
-            <w:tcW w:w="2200" w:type="dxa"/>
+            <w:tcW w:w="2100" w:type="dxa"/>
             <w:tcMar>
               <w:top w:w="80" w:type="dxa"/>
               <w:start w:w="120" w:type="dxa"/>
@@ -13894,7 +13866,7 @@
         </w:tc>
         <w:tc>
           <w:tcPr>
-            <w:tcW w:w="1700" w:type="dxa"/>
+            <w:tcW w:w="1560" w:type="dxa"/>
             <w:tcMar>
               <w:top w:w="80" w:type="dxa"/>
               <w:start w:w="120" w:type="dxa"/>
@@ -13930,7 +13902,7 @@
         </w:tc>
         <w:tc>
           <w:tcPr>
-            <w:tcW w:w="1110" w:type="dxa"/>
+            <w:tcW w:w="1550" w:type="dxa"/>
             <w:tcMar>
               <w:top w:w="80" w:type="dxa"/>
               <w:start w:w="120" w:type="dxa"/>
@@ -13944,7 +13916,7 @@
             <w:pPr>
               <w:pStyle w:val="Compact"/>
               <w:spacing w:before="0" w:after="60" w:line="276" w:lineRule="auto"/>
-              <w:jc w:val="center"/>
+              <w:jc w:val="left"/>
             </w:pPr>
             <w:r>
               <w:rPr>
@@ -13963,7 +13935,7 @@
         </w:trPr>
         <w:tc>
           <w:tcPr>
-            <w:tcW w:w="1250" w:type="dxa"/>
+            <w:tcW w:w="1150" w:type="dxa"/>
             <w:tcMar>
               <w:top w:w="80" w:type="dxa"/>
               <w:start w:w="120" w:type="dxa"/>
@@ -13990,7 +13962,7 @@
         </w:tc>
         <w:tc>
           <w:tcPr>
-            <w:tcW w:w="1150" w:type="dxa"/>
+            <w:tcW w:w="1100" w:type="dxa"/>
             <w:tcMar>
               <w:top w:w="80" w:type="dxa"/>
               <w:start w:w="120" w:type="dxa"/>
@@ -14017,7 +13989,7 @@
         </w:tc>
         <w:tc>
           <w:tcPr>
-            <w:tcW w:w="1950" w:type="dxa"/>
+            <w:tcW w:w="1900" w:type="dxa"/>
             <w:tcMar>
               <w:top w:w="80" w:type="dxa"/>
               <w:start w:w="120" w:type="dxa"/>
@@ -14068,7 +14040,7 @@
         </w:tc>
         <w:tc>
           <w:tcPr>
-            <w:tcW w:w="2200" w:type="dxa"/>
+            <w:tcW w:w="2100" w:type="dxa"/>
             <w:tcMar>
               <w:top w:w="80" w:type="dxa"/>
               <w:start w:w="120" w:type="dxa"/>
@@ -14143,7 +14115,7 @@
         </w:tc>
         <w:tc>
           <w:tcPr>
-            <w:tcW w:w="1700" w:type="dxa"/>
+            <w:tcW w:w="1560" w:type="dxa"/>
             <w:tcMar>
               <w:top w:w="80" w:type="dxa"/>
               <w:start w:w="120" w:type="dxa"/>
@@ -14178,20 +14150,20 @@
         </w:tc>
         <w:tc>
           <w:tcPr>
-            <w:tcW w:w="1110" w:type="dxa"/>
-            <w:tcMar>
-              <w:top w:w="80" w:type="dxa"/>
-              <w:start w:w="120" w:type="dxa"/>
-              <w:bottom w:w="80" w:type="dxa"/>
-              <w:end w:w="120" w:type="dxa"/>
-            </w:tcMar>
-            <w:vAlign w:val="center"/>
-          </w:tcPr>
-          <w:p>
-            <w:pPr>
-              <w:pStyle w:val="Compact"/>
-              <w:spacing w:before="0" w:after="60" w:line="276" w:lineRule="auto"/>
-              <w:jc w:val="center"/>
+            <w:tcW w:w="1550" w:type="dxa"/>
+            <w:tcMar>
+              <w:top w:w="80" w:type="dxa"/>
+              <w:start w:w="120" w:type="dxa"/>
+              <w:bottom w:w="80" w:type="dxa"/>
+              <w:end w:w="120" w:type="dxa"/>
+            </w:tcMar>
+            <w:vAlign w:val="center"/>
+          </w:tcPr>
+          <w:p>
+            <w:pPr>
+              <w:pStyle w:val="Compact"/>
+              <w:spacing w:before="0" w:after="60" w:line="276" w:lineRule="auto"/>
+              <w:jc w:val="left"/>
             </w:pPr>
             <w:r>
               <w:rPr>
@@ -14210,7 +14182,7 @@
         </w:trPr>
         <w:tc>
           <w:tcPr>
-            <w:tcW w:w="1250" w:type="dxa"/>
+            <w:tcW w:w="1150" w:type="dxa"/>
             <w:tcMar>
               <w:top w:w="80" w:type="dxa"/>
               <w:start w:w="120" w:type="dxa"/>
@@ -14238,7 +14210,7 @@
         </w:tc>
         <w:tc>
           <w:tcPr>
-            <w:tcW w:w="1150" w:type="dxa"/>
+            <w:tcW w:w="1100" w:type="dxa"/>
             <w:tcMar>
               <w:top w:w="80" w:type="dxa"/>
               <w:start w:w="120" w:type="dxa"/>
@@ -14266,7 +14238,7 @@
         </w:tc>
         <w:tc>
           <w:tcPr>
-            <w:tcW w:w="1950" w:type="dxa"/>
+            <w:tcW w:w="1900" w:type="dxa"/>
             <w:tcMar>
               <w:top w:w="80" w:type="dxa"/>
               <w:start w:w="120" w:type="dxa"/>
@@ -14318,7 +14290,7 @@
         </w:tc>
         <w:tc>
           <w:tcPr>
-            <w:tcW w:w="2200" w:type="dxa"/>
+            <w:tcW w:w="2100" w:type="dxa"/>
             <w:tcMar>
               <w:top w:w="80" w:type="dxa"/>
               <w:start w:w="120" w:type="dxa"/>
@@ -14394,7 +14366,7 @@
         </w:tc>
         <w:tc>
           <w:tcPr>
-            <w:tcW w:w="1700" w:type="dxa"/>
+            <w:tcW w:w="1560" w:type="dxa"/>
             <w:tcMar>
               <w:top w:w="80" w:type="dxa"/>
               <w:start w:w="120" w:type="dxa"/>
@@ -14430,7 +14402,7 @@
         </w:tc>
         <w:tc>
           <w:tcPr>
-            <w:tcW w:w="1110" w:type="dxa"/>
+            <w:tcW w:w="1550" w:type="dxa"/>
             <w:tcMar>
               <w:top w:w="80" w:type="dxa"/>
               <w:start w:w="120" w:type="dxa"/>
@@ -14444,7 +14416,7 @@
             <w:pPr>
               <w:pStyle w:val="Compact"/>
               <w:spacing w:before="0" w:after="60" w:line="276" w:lineRule="auto"/>
-              <w:jc w:val="center"/>
+              <w:jc w:val="left"/>
             </w:pPr>
             <w:r>
               <w:rPr>
@@ -14463,7 +14435,7 @@
         </w:trPr>
         <w:tc>
           <w:tcPr>
-            <w:tcW w:w="1250" w:type="dxa"/>
+            <w:tcW w:w="1150" w:type="dxa"/>
             <w:tcMar>
               <w:top w:w="80" w:type="dxa"/>
               <w:start w:w="120" w:type="dxa"/>
@@ -14490,7 +14462,7 @@
         </w:tc>
         <w:tc>
           <w:tcPr>
-            <w:tcW w:w="1150" w:type="dxa"/>
+            <w:tcW w:w="1100" w:type="dxa"/>
             <w:tcMar>
               <w:top w:w="80" w:type="dxa"/>
               <w:start w:w="120" w:type="dxa"/>
@@ -14517,7 +14489,7 @@
         </w:tc>
         <w:tc>
           <w:tcPr>
-            <w:tcW w:w="1950" w:type="dxa"/>
+            <w:tcW w:w="1900" w:type="dxa"/>
             <w:tcMar>
               <w:top w:w="80" w:type="dxa"/>
               <w:start w:w="120" w:type="dxa"/>
@@ -14568,7 +14540,7 @@
         </w:tc>
         <w:tc>
           <w:tcPr>
-            <w:tcW w:w="2200" w:type="dxa"/>
+            <w:tcW w:w="2100" w:type="dxa"/>
             <w:tcMar>
               <w:top w:w="80" w:type="dxa"/>
               <w:start w:w="120" w:type="dxa"/>
@@ -14643,7 +14615,7 @@
         </w:tc>
         <w:tc>
           <w:tcPr>
-            <w:tcW w:w="1700" w:type="dxa"/>
+            <w:tcW w:w="1560" w:type="dxa"/>
             <w:tcMar>
               <w:top w:w="80" w:type="dxa"/>
               <w:start w:w="120" w:type="dxa"/>
@@ -14678,20 +14650,20 @@
         </w:tc>
         <w:tc>
           <w:tcPr>
-            <w:tcW w:w="1110" w:type="dxa"/>
-            <w:tcMar>
-              <w:top w:w="80" w:type="dxa"/>
-              <w:start w:w="120" w:type="dxa"/>
-              <w:bottom w:w="80" w:type="dxa"/>
-              <w:end w:w="120" w:type="dxa"/>
-            </w:tcMar>
-            <w:vAlign w:val="center"/>
-          </w:tcPr>
-          <w:p>
-            <w:pPr>
-              <w:pStyle w:val="Compact"/>
-              <w:spacing w:before="0" w:after="60" w:line="276" w:lineRule="auto"/>
-              <w:jc w:val="center"/>
+            <w:tcW w:w="1550" w:type="dxa"/>
+            <w:tcMar>
+              <w:top w:w="80" w:type="dxa"/>
+              <w:start w:w="120" w:type="dxa"/>
+              <w:bottom w:w="80" w:type="dxa"/>
+              <w:end w:w="120" w:type="dxa"/>
+            </w:tcMar>
+            <w:vAlign w:val="center"/>
+          </w:tcPr>
+          <w:p>
+            <w:pPr>
+              <w:pStyle w:val="Compact"/>
+              <w:spacing w:before="0" w:after="60" w:line="276" w:lineRule="auto"/>
+              <w:jc w:val="left"/>
             </w:pPr>
             <w:r>
               <w:rPr>
@@ -14710,7 +14682,7 @@
         </w:trPr>
         <w:tc>
           <w:tcPr>
-            <w:tcW w:w="1250" w:type="dxa"/>
+            <w:tcW w:w="1150" w:type="dxa"/>
             <w:tcMar>
               <w:top w:w="80" w:type="dxa"/>
               <w:start w:w="120" w:type="dxa"/>
@@ -14738,7 +14710,7 @@
         </w:tc>
         <w:tc>
           <w:tcPr>
-            <w:tcW w:w="1150" w:type="dxa"/>
+            <w:tcW w:w="1100" w:type="dxa"/>
             <w:tcMar>
               <w:top w:w="80" w:type="dxa"/>
               <w:start w:w="120" w:type="dxa"/>
@@ -14766,7 +14738,7 @@
         </w:tc>
         <w:tc>
           <w:tcPr>
-            <w:tcW w:w="1950" w:type="dxa"/>
+            <w:tcW w:w="1900" w:type="dxa"/>
             <w:tcMar>
               <w:top w:w="80" w:type="dxa"/>
               <w:start w:w="120" w:type="dxa"/>
@@ -14818,7 +14790,7 @@
         </w:tc>
         <w:tc>
           <w:tcPr>
-            <w:tcW w:w="2200" w:type="dxa"/>
+            <w:tcW w:w="2100" w:type="dxa"/>
             <w:tcMar>
               <w:top w:w="80" w:type="dxa"/>
               <w:start w:w="120" w:type="dxa"/>
@@ -14894,7 +14866,7 @@
         </w:tc>
         <w:tc>
           <w:tcPr>
-            <w:tcW w:w="1700" w:type="dxa"/>
+            <w:tcW w:w="1560" w:type="dxa"/>
             <w:tcMar>
               <w:top w:w="80" w:type="dxa"/>
               <w:start w:w="120" w:type="dxa"/>
@@ -14930,7 +14902,7 @@
         </w:tc>
         <w:tc>
           <w:tcPr>
-            <w:tcW w:w="1110" w:type="dxa"/>
+            <w:tcW w:w="1550" w:type="dxa"/>
             <w:tcMar>
               <w:top w:w="80" w:type="dxa"/>
               <w:start w:w="120" w:type="dxa"/>
@@ -14944,7 +14916,7 @@
             <w:pPr>
               <w:pStyle w:val="Compact"/>
               <w:spacing w:before="0" w:after="60" w:line="276" w:lineRule="auto"/>
-              <w:jc w:val="center"/>
+              <w:jc w:val="left"/>
             </w:pPr>
             <w:r>
               <w:rPr>
@@ -14963,7 +14935,7 @@
         </w:trPr>
         <w:tc>
           <w:tcPr>
-            <w:tcW w:w="1250" w:type="dxa"/>
+            <w:tcW w:w="1150" w:type="dxa"/>
             <w:tcMar>
               <w:top w:w="80" w:type="dxa"/>
               <w:start w:w="120" w:type="dxa"/>
@@ -14990,7 +14962,7 @@
         </w:tc>
         <w:tc>
           <w:tcPr>
-            <w:tcW w:w="1150" w:type="dxa"/>
+            <w:tcW w:w="1100" w:type="dxa"/>
             <w:tcMar>
               <w:top w:w="80" w:type="dxa"/>
               <w:start w:w="120" w:type="dxa"/>
@@ -15017,7 +14989,7 @@
         </w:tc>
         <w:tc>
           <w:tcPr>
-            <w:tcW w:w="1950" w:type="dxa"/>
+            <w:tcW w:w="1900" w:type="dxa"/>
             <w:tcMar>
               <w:top w:w="80" w:type="dxa"/>
               <w:start w:w="120" w:type="dxa"/>
@@ -15068,7 +15040,7 @@
         </w:tc>
         <w:tc>
           <w:tcPr>
-            <w:tcW w:w="2200" w:type="dxa"/>
+            <w:tcW w:w="2100" w:type="dxa"/>
             <w:tcMar>
               <w:top w:w="80" w:type="dxa"/>
               <w:start w:w="120" w:type="dxa"/>
@@ -15143,7 +15115,7 @@
         </w:tc>
         <w:tc>
           <w:tcPr>
-            <w:tcW w:w="1700" w:type="dxa"/>
+            <w:tcW w:w="1560" w:type="dxa"/>
             <w:tcMar>
               <w:top w:w="80" w:type="dxa"/>
               <w:start w:w="120" w:type="dxa"/>
@@ -15178,20 +15150,20 @@
         </w:tc>
         <w:tc>
           <w:tcPr>
-            <w:tcW w:w="1110" w:type="dxa"/>
-            <w:tcMar>
-              <w:top w:w="80" w:type="dxa"/>
-              <w:start w:w="120" w:type="dxa"/>
-              <w:bottom w:w="80" w:type="dxa"/>
-              <w:end w:w="120" w:type="dxa"/>
-            </w:tcMar>
-            <w:vAlign w:val="center"/>
-          </w:tcPr>
-          <w:p>
-            <w:pPr>
-              <w:pStyle w:val="Compact"/>
-              <w:spacing w:before="0" w:after="60" w:line="276" w:lineRule="auto"/>
-              <w:jc w:val="center"/>
+            <w:tcW w:w="1550" w:type="dxa"/>
+            <w:tcMar>
+              <w:top w:w="80" w:type="dxa"/>
+              <w:start w:w="120" w:type="dxa"/>
+              <w:bottom w:w="80" w:type="dxa"/>
+              <w:end w:w="120" w:type="dxa"/>
+            </w:tcMar>
+            <w:vAlign w:val="center"/>
+          </w:tcPr>
+          <w:p>
+            <w:pPr>
+              <w:pStyle w:val="Compact"/>
+              <w:spacing w:before="0" w:after="60" w:line="276" w:lineRule="auto"/>
+              <w:jc w:val="left"/>
             </w:pPr>
             <w:r>
               <w:rPr>
@@ -15210,7 +15182,7 @@
         </w:trPr>
         <w:tc>
           <w:tcPr>
-            <w:tcW w:w="1250" w:type="dxa"/>
+            <w:tcW w:w="1150" w:type="dxa"/>
             <w:tcMar>
               <w:top w:w="80" w:type="dxa"/>
               <w:start w:w="120" w:type="dxa"/>
@@ -15238,7 +15210,7 @@
         </w:tc>
         <w:tc>
           <w:tcPr>
-            <w:tcW w:w="1150" w:type="dxa"/>
+            <w:tcW w:w="1100" w:type="dxa"/>
             <w:tcMar>
               <w:top w:w="80" w:type="dxa"/>
               <w:start w:w="120" w:type="dxa"/>
@@ -15266,7 +15238,7 @@
         </w:tc>
         <w:tc>
           <w:tcPr>
-            <w:tcW w:w="1950" w:type="dxa"/>
+            <w:tcW w:w="1900" w:type="dxa"/>
             <w:tcMar>
               <w:top w:w="80" w:type="dxa"/>
               <w:start w:w="120" w:type="dxa"/>
@@ -15318,7 +15290,7 @@
         </w:tc>
         <w:tc>
           <w:tcPr>
-            <w:tcW w:w="2200" w:type="dxa"/>
+            <w:tcW w:w="2100" w:type="dxa"/>
             <w:tcMar>
               <w:top w:w="80" w:type="dxa"/>
               <w:start w:w="120" w:type="dxa"/>
@@ -15394,7 +15366,7 @@
         </w:tc>
         <w:tc>
           <w:tcPr>
-            <w:tcW w:w="1700" w:type="dxa"/>
+            <w:tcW w:w="1560" w:type="dxa"/>
             <w:tcMar>
               <w:top w:w="80" w:type="dxa"/>
               <w:start w:w="120" w:type="dxa"/>
@@ -15430,7 +15402,7 @@
         </w:tc>
         <w:tc>
           <w:tcPr>
-            <w:tcW w:w="1110" w:type="dxa"/>
+            <w:tcW w:w="1550" w:type="dxa"/>
             <w:tcMar>
               <w:top w:w="80" w:type="dxa"/>
               <w:start w:w="120" w:type="dxa"/>
@@ -15444,7 +15416,7 @@
             <w:pPr>
               <w:pStyle w:val="Compact"/>
               <w:spacing w:before="0" w:after="60" w:line="276" w:lineRule="auto"/>
-              <w:jc w:val="center"/>
+              <w:jc w:val="left"/>
             </w:pPr>
             <w:r>
               <w:rPr>
@@ -15463,7 +15435,7 @@
         </w:trPr>
         <w:tc>
           <w:tcPr>
-            <w:tcW w:w="1250" w:type="dxa"/>
+            <w:tcW w:w="1150" w:type="dxa"/>
             <w:tcMar>
               <w:top w:w="80" w:type="dxa"/>
               <w:start w:w="120" w:type="dxa"/>
@@ -15490,7 +15462,7 @@
         </w:tc>
         <w:tc>
           <w:tcPr>
-            <w:tcW w:w="1150" w:type="dxa"/>
+            <w:tcW w:w="1100" w:type="dxa"/>
             <w:tcMar>
               <w:top w:w="80" w:type="dxa"/>
               <w:start w:w="120" w:type="dxa"/>
@@ -15517,7 +15489,7 @@
         </w:tc>
         <w:tc>
           <w:tcPr>
-            <w:tcW w:w="1950" w:type="dxa"/>
+            <w:tcW w:w="1900" w:type="dxa"/>
             <w:tcMar>
               <w:top w:w="80" w:type="dxa"/>
               <w:start w:w="120" w:type="dxa"/>
@@ -15568,7 +15540,7 @@
         </w:tc>
         <w:tc>
           <w:tcPr>
-            <w:tcW w:w="2200" w:type="dxa"/>
+            <w:tcW w:w="2100" w:type="dxa"/>
             <w:tcMar>
               <w:top w:w="80" w:type="dxa"/>
               <w:start w:w="120" w:type="dxa"/>
@@ -15643,7 +15615,7 @@
         </w:tc>
         <w:tc>
           <w:tcPr>
-            <w:tcW w:w="1700" w:type="dxa"/>
+            <w:tcW w:w="1560" w:type="dxa"/>
             <w:tcMar>
               <w:top w:w="80" w:type="dxa"/>
               <w:start w:w="120" w:type="dxa"/>
@@ -15678,20 +15650,20 @@
         </w:tc>
         <w:tc>
           <w:tcPr>
-            <w:tcW w:w="1110" w:type="dxa"/>
-            <w:tcMar>
-              <w:top w:w="80" w:type="dxa"/>
-              <w:start w:w="120" w:type="dxa"/>
-              <w:bottom w:w="80" w:type="dxa"/>
-              <w:end w:w="120" w:type="dxa"/>
-            </w:tcMar>
-            <w:vAlign w:val="center"/>
-          </w:tcPr>
-          <w:p>
-            <w:pPr>
-              <w:pStyle w:val="Compact"/>
-              <w:spacing w:before="0" w:after="60" w:line="276" w:lineRule="auto"/>
-              <w:jc w:val="center"/>
+            <w:tcW w:w="1550" w:type="dxa"/>
+            <w:tcMar>
+              <w:top w:w="80" w:type="dxa"/>
+              <w:start w:w="120" w:type="dxa"/>
+              <w:bottom w:w="80" w:type="dxa"/>
+              <w:end w:w="120" w:type="dxa"/>
+            </w:tcMar>
+            <w:vAlign w:val="center"/>
+          </w:tcPr>
+          <w:p>
+            <w:pPr>
+              <w:pStyle w:val="Compact"/>
+              <w:spacing w:before="0" w:after="60" w:line="276" w:lineRule="auto"/>
+              <w:jc w:val="left"/>
             </w:pPr>
             <w:r>
               <w:rPr>
@@ -15710,7 +15682,7 @@
         </w:trPr>
         <w:tc>
           <w:tcPr>
-            <w:tcW w:w="1250" w:type="dxa"/>
+            <w:tcW w:w="1150" w:type="dxa"/>
             <w:tcMar>
               <w:top w:w="80" w:type="dxa"/>
               <w:start w:w="120" w:type="dxa"/>
@@ -15738,7 +15710,7 @@
         </w:tc>
         <w:tc>
           <w:tcPr>
-            <w:tcW w:w="1150" w:type="dxa"/>
+            <w:tcW w:w="1100" w:type="dxa"/>
             <w:tcMar>
               <w:top w:w="80" w:type="dxa"/>
               <w:start w:w="120" w:type="dxa"/>
@@ -15766,7 +15738,7 @@
         </w:tc>
         <w:tc>
           <w:tcPr>
-            <w:tcW w:w="1950" w:type="dxa"/>
+            <w:tcW w:w="1900" w:type="dxa"/>
             <w:tcMar>
               <w:top w:w="80" w:type="dxa"/>
               <w:start w:w="120" w:type="dxa"/>
@@ -15818,7 +15790,7 @@
         </w:tc>
         <w:tc>
           <w:tcPr>
-            <w:tcW w:w="2200" w:type="dxa"/>
+            <w:tcW w:w="2100" w:type="dxa"/>
             <w:tcMar>
               <w:top w:w="80" w:type="dxa"/>
               <w:start w:w="120" w:type="dxa"/>
@@ -15894,7 +15866,7 @@
         </w:tc>
         <w:tc>
           <w:tcPr>
-            <w:tcW w:w="1700" w:type="dxa"/>
+            <w:tcW w:w="1560" w:type="dxa"/>
             <w:tcMar>
               <w:top w:w="80" w:type="dxa"/>
               <w:start w:w="120" w:type="dxa"/>
@@ -15930,7 +15902,7 @@
         </w:tc>
         <w:tc>
           <w:tcPr>
-            <w:tcW w:w="1110" w:type="dxa"/>
+            <w:tcW w:w="1550" w:type="dxa"/>
             <w:tcMar>
               <w:top w:w="80" w:type="dxa"/>
               <w:start w:w="120" w:type="dxa"/>
@@ -15944,7 +15916,7 @@
             <w:pPr>
               <w:pStyle w:val="Compact"/>
               <w:spacing w:before="0" w:after="60" w:line="276" w:lineRule="auto"/>
-              <w:jc w:val="center"/>
+              <w:jc w:val="left"/>
             </w:pPr>
             <w:r>
               <w:rPr>
@@ -34673,23 +34645,7 @@
                 <w:color w:val="172033"/>
                 <w:sz w:val="19"/>
               </w:rPr>
-              <w:t xml:space="preserve">條件、獎勵與</w:t>
-            </w:r>
-            <w:r>
-              <w:rPr>
-                <w:rFonts w:ascii="Arial Unicode MS" w:hAnsi="Arial Unicode MS" w:eastAsia="Arial Unicode MS" w:cs="Arial Unicode MS"/>
-                <w:color w:val="172033"/>
-                <w:sz w:val="19"/>
-              </w:rPr>
-              <w:t xml:space="preserve"> P2P </w:t>
-            </w:r>
-            <w:r>
-              <w:rPr>
-                <w:rFonts w:hint="eastAsia" w:ascii="Arial Unicode MS" w:hAnsi="Arial Unicode MS" w:eastAsia="Arial Unicode MS" w:cs="Arial Unicode MS"/>
-                <w:color w:val="172033"/>
-                <w:sz w:val="19"/>
-              </w:rPr>
-              <w:t xml:space="preserve">符合第</w:t>
+              <w:t xml:space="preserve">條件、獎勵與贈禮手續費符合第</w:t>
             </w:r>
             <w:r>
               <w:rPr>
@@ -41890,23 +41846,7 @@
                 <w:color w:val="172033"/>
                 <w:sz w:val="19"/>
               </w:rPr>
-              <w:t xml:space="preserve">的</w:t>
-            </w:r>
-            <w:r>
-              <w:rPr>
-                <w:rFonts w:ascii="Arial Unicode MS" w:hAnsi="Arial Unicode MS" w:eastAsia="Arial Unicode MS" w:cs="Arial Unicode MS"/>
-                <w:color w:val="172033"/>
-                <w:sz w:val="19"/>
-              </w:rPr>
-              <w:t xml:space="preserve"> P2P </w:t>
-            </w:r>
-            <w:r>
-              <w:rPr>
-                <w:rFonts w:hint="eastAsia" w:ascii="Arial Unicode MS" w:hAnsi="Arial Unicode MS" w:eastAsia="Arial Unicode MS" w:cs="Arial Unicode MS"/>
-                <w:color w:val="172033"/>
-                <w:sz w:val="19"/>
-              </w:rPr>
-              <w:t xml:space="preserve">贈禮手續費是否維持全等級</w:t>
+              <w:t xml:space="preserve">的贈禮手續費是否維持全等級</w:t>
             </w:r>
             <w:r>
               <w:rPr>

--- a/docs/PLAYER_PROFILE_SPEC_v1.docx
+++ b/docs/PLAYER_PROFILE_SPEC_v1.docx
@@ -82,7 +82,7 @@
           <w:color w:val="667085"/>
           <w:sz w:val="20"/>
         </w:rPr>
-        <w:t xml:space="preserve">個人資訊｜v1.1｜2026-09-01</w:t>
+        <w:t xml:space="preserve">個人資訊｜v1.2｜2026-09-02</w:t>
       </w:r>
     </w:p>
     <w:tbl>
@@ -639,23 +639,23 @@
                 <w:color w:val="172033"/>
                 <w:sz w:val="19"/>
               </w:rPr>
-              <w:t xml:space="preserve">等級、遊戲紀錄、頭像選擇與</w:t>
-            </w:r>
-            <w:r>
-              <w:rPr>
-                <w:rFonts w:ascii="Arial Unicode MS" w:hAnsi="Arial Unicode MS" w:eastAsia="Arial Unicode MS" w:cs="Arial Unicode MS"/>
-                <w:color w:val="172033"/>
-                <w:sz w:val="19"/>
-              </w:rPr>
-              <w:t xml:space="preserve"> VIP </w:t>
-            </w:r>
-            <w:r>
-              <w:rPr>
-                <w:rFonts w:hint="eastAsia" w:ascii="Arial Unicode MS" w:hAnsi="Arial Unicode MS" w:eastAsia="Arial Unicode MS" w:cs="Arial Unicode MS"/>
-                <w:color w:val="172033"/>
-                <w:sz w:val="19"/>
-              </w:rPr>
-              <w:t xml:space="preserve">等級總覽。</w:t>
+              <w:t xml:space="preserve">等級與獎勵領取、遊戲紀錄、頭像選擇與</w:t>
+            </w:r>
+            <w:r>
+              <w:rPr>
+                <w:rFonts w:ascii="Arial Unicode MS" w:hAnsi="Arial Unicode MS" w:eastAsia="Arial Unicode MS" w:cs="Arial Unicode MS"/>
+                <w:color w:val="172033"/>
+                <w:sz w:val="19"/>
+              </w:rPr>
+              <w:t xml:space="preserve"> </w:t>
+            </w:r>
+            <w:r>
+              <w:rPr>
+                <w:rFonts w:hint="eastAsia" w:ascii="Arial Unicode MS" w:hAnsi="Arial Unicode MS" w:eastAsia="Arial Unicode MS" w:cs="Arial Unicode MS"/>
+                <w:color w:val="172033"/>
+                <w:sz w:val="19"/>
+              </w:rPr>
+              <w:t xml:space="preserve">VIP機制說明。</w:t>
             </w:r>
           </w:p>
         </w:tc>
@@ -865,15 +865,55 @@
                 <w:color w:val="172033"/>
                 <w:sz w:val="19"/>
               </w:rPr>
-              <w:t xml:space="preserve">241a36e</w:t>
-            </w:r>
-            <w:r>
-              <w:rPr>
-                <w:rFonts w:ascii="Arial Unicode MS" w:hAnsi="Arial Unicode MS" w:eastAsia="Arial Unicode MS" w:cs="Arial Unicode MS"/>
-                <w:color w:val="172033"/>
-                <w:sz w:val="19"/>
-              </w:rPr>
-              <w:t xml:space="preserve">、</w:t>
+              <w:t xml:space="preserve">e280b87</w:t>
+            </w:r>
+            <w:r>
+              <w:rPr>
+                <w:rFonts w:ascii="Arial Unicode MS" w:hAnsi="Arial Unicode MS" w:eastAsia="Arial Unicode MS" w:cs="Arial Unicode MS"/>
+                <w:color w:val="172033"/>
+                <w:sz w:val="19"/>
+              </w:rPr>
+              <w:t xml:space="preserve"> </w:t>
+            </w:r>
+            <w:r>
+              <w:rPr>
+                <w:rFonts w:hint="eastAsia" w:ascii="Arial Unicode MS" w:hAnsi="Arial Unicode MS" w:eastAsia="Arial Unicode MS" w:cs="Arial Unicode MS"/>
+                <w:color w:val="172033"/>
+                <w:sz w:val="19"/>
+              </w:rPr>
+              <w:t xml:space="preserve">為基準，加上</w:t>
+            </w:r>
+            <w:r>
+              <w:rPr>
+                <w:rFonts w:ascii="Arial Unicode MS" w:hAnsi="Arial Unicode MS" w:eastAsia="Arial Unicode MS" w:cs="Arial Unicode MS"/>
+                <w:color w:val="172033"/>
+                <w:sz w:val="19"/>
+              </w:rPr>
+              <w:t xml:space="preserve"> 2026-09-02 </w:t>
+            </w:r>
+            <w:r>
+              <w:rPr>
+                <w:rFonts w:hint="eastAsia" w:ascii="Arial Unicode MS" w:hAnsi="Arial Unicode MS" w:eastAsia="Arial Unicode MS" w:cs="Arial Unicode MS"/>
+                <w:color w:val="172033"/>
+                <w:sz w:val="19"/>
+              </w:rPr>
+              <w:t xml:space="preserve">本次已確認的</w:t>
+            </w:r>
+            <w:r>
+              <w:rPr>
+                <w:rFonts w:ascii="Arial Unicode MS" w:hAnsi="Arial Unicode MS" w:eastAsia="Arial Unicode MS" w:cs="Arial Unicode MS"/>
+                <w:color w:val="172033"/>
+                <w:sz w:val="19"/>
+              </w:rPr>
+              <w:t xml:space="preserve"> VIP </w:t>
+            </w:r>
+            <w:r>
+              <w:rPr>
+                <w:rFonts w:hint="eastAsia" w:ascii="Arial Unicode MS" w:hAnsi="Arial Unicode MS" w:eastAsia="Arial Unicode MS" w:cs="Arial Unicode MS"/>
+                <w:color w:val="172033"/>
+                <w:sz w:val="19"/>
+              </w:rPr>
+              <w:t xml:space="preserve">前台修正；</w:t>
             </w:r>
             <w:r>
               <w:rPr>
@@ -886,11 +926,19 @@
             </w:r>
             <w:r>
               <w:rPr>
-                <w:rFonts w:hint="eastAsia" w:ascii="Arial Unicode MS" w:hAnsi="Arial Unicode MS" w:eastAsia="Arial Unicode MS" w:cs="Arial Unicode MS"/>
-                <w:color w:val="172033"/>
-                <w:sz w:val="19"/>
-              </w:rPr>
-              <w:t xml:space="preserve">、已確認的產品決議。</w:t>
+                <w:rFonts w:ascii="Arial Unicode MS" w:hAnsi="Arial Unicode MS" w:eastAsia="Arial Unicode MS" w:cs="Arial Unicode MS"/>
+                <w:color w:val="172033"/>
+                <w:sz w:val="19"/>
+              </w:rPr>
+              <w:t xml:space="preserve"> </w:t>
+            </w:r>
+            <w:r>
+              <w:rPr>
+                <w:rFonts w:hint="eastAsia" w:ascii="Arial Unicode MS" w:hAnsi="Arial Unicode MS" w:eastAsia="Arial Unicode MS" w:cs="Arial Unicode MS"/>
+                <w:color w:val="172033"/>
+                <w:sz w:val="19"/>
+              </w:rPr>
+              <w:t xml:space="preserve">與已確認的產品決議。</w:t>
             </w:r>
           </w:p>
         </w:tc>
@@ -2745,7 +2793,7 @@
         <w:rPr>
           <w:rFonts w:hint="eastAsia" w:ascii="Arial Unicode MS" w:hAnsi="Arial Unicode MS" w:eastAsia="Arial Unicode MS" w:cs="Arial Unicode MS"/>
         </w:rPr>
-        <w:t xml:space="preserve">VIP、等級權益、升級條件與保級狀態。</w:t>
+        <w:t xml:space="preserve">VIP、等級權益、升級條件與保級狀態，並領取本級升級獎勵。</w:t>
       </w:r>
     </w:p>
     <w:p>
@@ -2772,19 +2820,7 @@
         <w:rPr>
           <w:rFonts w:hint="eastAsia" w:ascii="Arial Unicode MS" w:hAnsi="Arial Unicode MS" w:eastAsia="Arial Unicode MS" w:cs="Arial Unicode MS"/>
         </w:rPr>
-        <w:t xml:space="preserve">VIP0～VIP15</w:t>
-      </w:r>
-      <w:r>
-        <w:rPr>
-          <w:rFonts w:ascii="Arial Unicode MS" w:hAnsi="Arial Unicode MS" w:eastAsia="Arial Unicode MS" w:cs="Arial Unicode MS"/>
-        </w:rPr>
-        <w:t xml:space="preserve"> </w:t>
-      </w:r>
-      <w:r>
-        <w:rPr>
-          <w:rFonts w:hint="eastAsia" w:ascii="Arial Unicode MS" w:hAnsi="Arial Unicode MS" w:eastAsia="Arial Unicode MS" w:cs="Arial Unicode MS"/>
-        </w:rPr>
-        <w:t xml:space="preserve">的等級總覽。</w:t>
+        <w:t xml:space="preserve">VIP機制說明中的等級總覽與規則說明。</w:t>
       </w:r>
     </w:p>
     <w:p>
@@ -2834,7 +2870,19 @@
         <w:rPr>
           <w:rFonts w:hint="eastAsia" w:ascii="Arial Unicode MS" w:hAnsi="Arial Unicode MS" w:eastAsia="Arial Unicode MS" w:cs="Arial Unicode MS"/>
         </w:rPr>
-        <w:t xml:space="preserve">這個功能同時包含唯讀與可操作內容。基本資料、帳號綁定與頭像可以操作。VIP</w:t>
+        <w:t xml:space="preserve">這個功能同時包含唯讀與可操作內容。基本資料、帳號綁定、頭像與</w:t>
+      </w:r>
+      <w:r>
+        <w:rPr>
+          <w:rFonts w:ascii="Arial Unicode MS" w:hAnsi="Arial Unicode MS" w:eastAsia="Arial Unicode MS" w:cs="Arial Unicode MS"/>
+        </w:rPr>
+        <w:t xml:space="preserve"> VIP </w:t>
+      </w:r>
+      <w:r>
+        <w:rPr>
+          <w:rFonts w:hint="eastAsia" w:ascii="Arial Unicode MS" w:hAnsi="Arial Unicode MS" w:eastAsia="Arial Unicode MS" w:cs="Arial Unicode MS"/>
+        </w:rPr>
+        <w:t xml:space="preserve">本級獎勵領取可以操作。VIP</w:t>
       </w:r>
       <w:r>
         <w:rPr>
@@ -2846,7 +2894,7 @@
         <w:rPr>
           <w:rFonts w:hint="eastAsia" w:ascii="Arial Unicode MS" w:hAnsi="Arial Unicode MS" w:eastAsia="Arial Unicode MS" w:cs="Arial Unicode MS"/>
         </w:rPr>
-        <w:t xml:space="preserve">與遊戲紀錄只提供查看與查詢。</w:t>
+        <w:t xml:space="preserve">等級仍由排程決定；遊戲紀錄只提供查詢。</w:t>
       </w:r>
     </w:p>
     <w:bookmarkEnd w:id="11"/>
@@ -3048,7 +3096,7 @@
                 <w:color w:val="172033"/>
                 <w:sz w:val="19"/>
               </w:rPr>
-              <w:t xml:space="preserve">修改金幣、銀幣、銅幣餘額</w:t>
+              <w:t xml:space="preserve">任意修改金幣、銀幣、銅幣餘額</w:t>
             </w:r>
           </w:p>
         </w:tc>
@@ -3076,7 +3124,159 @@
                 <w:color w:val="172033"/>
                 <w:sz w:val="19"/>
               </w:rPr>
-              <w:t xml:space="preserve">銀行、儲值、獎勵與金融模組</w:t>
+              <w:t xml:space="preserve">金融模組。本頁只透過本級</w:t>
+            </w:r>
+            <w:r>
+              <w:rPr>
+                <w:rFonts w:ascii="Arial Unicode MS" w:hAnsi="Arial Unicode MS" w:eastAsia="Arial Unicode MS" w:cs="Arial Unicode MS"/>
+                <w:color w:val="172033"/>
+                <w:sz w:val="19"/>
+              </w:rPr>
+              <w:t xml:space="preserve"> VIP </w:t>
+            </w:r>
+            <w:r>
+              <w:rPr>
+                <w:rFonts w:hint="eastAsia" w:ascii="Arial Unicode MS" w:hAnsi="Arial Unicode MS" w:eastAsia="Arial Unicode MS" w:cs="Arial Unicode MS"/>
+                <w:color w:val="172033"/>
+                <w:sz w:val="19"/>
+              </w:rPr>
+              <w:t xml:space="preserve">獎勵領取增加對應幣別。</w:t>
+            </w:r>
+          </w:p>
+        </w:tc>
+      </w:tr>
+      <w:tr>
+        <w:trPr>
+          <w:cantSplit w:val="true"/>
+        </w:trPr>
+        <w:tc>
+          <w:tcPr>
+            <w:tcW w:w="6000" w:type="dxa"/>
+            <w:tcMar>
+              <w:top w:w="80" w:type="dxa"/>
+              <w:start w:w="120" w:type="dxa"/>
+              <w:bottom w:w="80" w:type="dxa"/>
+              <w:end w:w="120" w:type="dxa"/>
+            </w:tcMar>
+            <w:vAlign w:val="center"/>
+          </w:tcPr>
+          <w:p>
+            <w:pPr>
+              <w:pStyle w:val="Compact"/>
+              <w:spacing w:before="0" w:after="60" w:line="276" w:lineRule="auto"/>
+              <w:jc w:val="left"/>
+            </w:pPr>
+            <w:r>
+              <w:rPr>
+                <w:rFonts w:hint="eastAsia" w:ascii="Arial Unicode MS" w:hAnsi="Arial Unicode MS" w:eastAsia="Arial Unicode MS" w:cs="Arial Unicode MS"/>
+                <w:color w:val="172033"/>
+                <w:sz w:val="19"/>
+              </w:rPr>
+              <w:t xml:space="preserve">彙整歷史未領獎勵、跨級補領或真實獎勵入帳</w:t>
+            </w:r>
+          </w:p>
+        </w:tc>
+        <w:tc>
+          <w:tcPr>
+            <w:tcW w:w="3360" w:type="dxa"/>
+            <w:tcMar>
+              <w:top w:w="80" w:type="dxa"/>
+              <w:start w:w="120" w:type="dxa"/>
+              <w:bottom w:w="80" w:type="dxa"/>
+              <w:end w:w="120" w:type="dxa"/>
+            </w:tcMar>
+            <w:vAlign w:val="center"/>
+          </w:tcPr>
+          <w:p>
+            <w:pPr>
+              <w:pStyle w:val="Compact"/>
+              <w:spacing w:before="0" w:after="60" w:line="276" w:lineRule="auto"/>
+              <w:jc w:val="left"/>
+            </w:pPr>
+            <w:r>
+              <w:rPr>
+                <w:rFonts w:hint="eastAsia" w:ascii="Arial Unicode MS" w:hAnsi="Arial Unicode MS" w:eastAsia="Arial Unicode MS" w:cs="Arial Unicode MS"/>
+                <w:color w:val="172033"/>
+                <w:sz w:val="19"/>
+              </w:rPr>
+              <w:t xml:space="preserve">後續獎勵帳本與後端規格</w:t>
+            </w:r>
+          </w:p>
+        </w:tc>
+      </w:tr>
+      <w:tr>
+        <w:trPr>
+          <w:cantSplit w:val="true"/>
+        </w:trPr>
+        <w:tc>
+          <w:tcPr>
+            <w:tcW w:w="6000" w:type="dxa"/>
+            <w:tcMar>
+              <w:top w:w="80" w:type="dxa"/>
+              <w:start w:w="120" w:type="dxa"/>
+              <w:bottom w:w="80" w:type="dxa"/>
+              <w:end w:w="120" w:type="dxa"/>
+            </w:tcMar>
+            <w:vAlign w:val="center"/>
+            <w:shd w:fill="F7F9FC" w:val="clear"/>
+          </w:tcPr>
+          <w:p>
+            <w:pPr>
+              <w:pStyle w:val="Compact"/>
+              <w:spacing w:before="0" w:after="60" w:line="276" w:lineRule="auto"/>
+              <w:jc w:val="left"/>
+            </w:pPr>
+            <w:r>
+              <w:rPr>
+                <w:rFonts w:hint="eastAsia" w:ascii="Arial Unicode MS" w:hAnsi="Arial Unicode MS" w:eastAsia="Arial Unicode MS" w:cs="Arial Unicode MS"/>
+                <w:color w:val="172033"/>
+                <w:sz w:val="19"/>
+              </w:rPr>
+              <w:t xml:space="preserve">計算活躍指數或將其套用於</w:t>
+            </w:r>
+            <w:r>
+              <w:rPr>
+                <w:rFonts w:ascii="Arial Unicode MS" w:hAnsi="Arial Unicode MS" w:eastAsia="Arial Unicode MS" w:cs="Arial Unicode MS"/>
+                <w:color w:val="172033"/>
+                <w:sz w:val="19"/>
+              </w:rPr>
+              <w:t xml:space="preserve"> VIP </w:t>
+            </w:r>
+            <w:r>
+              <w:rPr>
+                <w:rFonts w:hint="eastAsia" w:ascii="Arial Unicode MS" w:hAnsi="Arial Unicode MS" w:eastAsia="Arial Unicode MS" w:cs="Arial Unicode MS"/>
+                <w:color w:val="172033"/>
+                <w:sz w:val="19"/>
+              </w:rPr>
+              <w:t xml:space="preserve">條件</w:t>
+            </w:r>
+          </w:p>
+        </w:tc>
+        <w:tc>
+          <w:tcPr>
+            <w:tcW w:w="3360" w:type="dxa"/>
+            <w:tcMar>
+              <w:top w:w="80" w:type="dxa"/>
+              <w:start w:w="120" w:type="dxa"/>
+              <w:bottom w:w="80" w:type="dxa"/>
+              <w:end w:w="120" w:type="dxa"/>
+            </w:tcMar>
+            <w:vAlign w:val="center"/>
+            <w:shd w:fill="F7F9FC" w:val="clear"/>
+          </w:tcPr>
+          <w:p>
+            <w:pPr>
+              <w:pStyle w:val="Compact"/>
+              <w:spacing w:before="0" w:after="60" w:line="276" w:lineRule="auto"/>
+              <w:jc w:val="left"/>
+            </w:pPr>
+            <w:r>
+              <w:rPr>
+                <w:rFonts w:hint="eastAsia" w:ascii="Arial Unicode MS" w:hAnsi="Arial Unicode MS" w:eastAsia="Arial Unicode MS" w:cs="Arial Unicode MS"/>
+                <w:color w:val="172033"/>
+                <w:sz w:val="19"/>
+              </w:rPr>
+              <w:t xml:space="preserve">新機制尚未定案，本版只保留顯示位置。</w:t>
             </w:r>
           </w:p>
         </w:tc>
@@ -4661,6 +4861,210 @@
                 <w:color w:val="172033"/>
                 <w:sz w:val="19"/>
               </w:rPr>
+              <w:t xml:space="preserve">活躍指數</w:t>
+            </w:r>
+          </w:p>
+        </w:tc>
+        <w:tc>
+          <w:tcPr>
+            <w:tcW w:w="7460" w:type="dxa"/>
+            <w:tcMar>
+              <w:top w:w="80" w:type="dxa"/>
+              <w:start w:w="120" w:type="dxa"/>
+              <w:bottom w:w="80" w:type="dxa"/>
+              <w:end w:w="120" w:type="dxa"/>
+            </w:tcMar>
+            <w:vAlign w:val="center"/>
+          </w:tcPr>
+          <w:p>
+            <w:pPr>
+              <w:pStyle w:val="Compact"/>
+              <w:spacing w:before="0" w:after="60" w:line="276" w:lineRule="auto"/>
+              <w:jc w:val="left"/>
+            </w:pPr>
+            <w:r>
+              <w:rPr>
+                <w:rFonts w:hint="eastAsia" w:ascii="Arial Unicode MS" w:hAnsi="Arial Unicode MS" w:eastAsia="Arial Unicode MS" w:cs="Arial Unicode MS"/>
+                <w:color w:val="172033"/>
+                <w:sz w:val="19"/>
+              </w:rPr>
+              <w:t xml:space="preserve">新機制預留欄位。摘要固定顯示數字</w:t>
+            </w:r>
+            <w:r>
+              <w:rPr>
+                <w:rFonts w:ascii="Arial Unicode MS" w:hAnsi="Arial Unicode MS" w:eastAsia="Arial Unicode MS" w:cs="Arial Unicode MS"/>
+                <w:color w:val="172033"/>
+                <w:sz w:val="19"/>
+              </w:rPr>
+              <w:t xml:space="preserve"> </w:t>
+            </w:r>
+            <w:r>
+              <w:rPr>
+                <w:rFonts w:hint="eastAsia" w:ascii="Arial Unicode MS" w:hAnsi="Arial Unicode MS" w:eastAsia="Arial Unicode MS" w:cs="Arial Unicode MS"/>
+                <w:color w:val="172033"/>
+                <w:sz w:val="19"/>
+              </w:rPr>
+              <w:t xml:space="preserve">0，無單位、不計算，也不代替保級活躍天數。</w:t>
+            </w:r>
+          </w:p>
+        </w:tc>
+      </w:tr>
+      <w:tr>
+        <w:trPr>
+          <w:cantSplit w:val="true"/>
+        </w:trPr>
+        <w:tc>
+          <w:tcPr>
+            <w:tcW w:w="1900" w:type="dxa"/>
+            <w:tcMar>
+              <w:top w:w="80" w:type="dxa"/>
+              <w:start w:w="120" w:type="dxa"/>
+              <w:bottom w:w="80" w:type="dxa"/>
+              <w:end w:w="120" w:type="dxa"/>
+            </w:tcMar>
+            <w:vAlign w:val="center"/>
+            <w:shd w:fill="F7F9FC" w:val="clear"/>
+          </w:tcPr>
+          <w:p>
+            <w:pPr>
+              <w:pStyle w:val="Compact"/>
+              <w:spacing w:before="0" w:after="60" w:line="276" w:lineRule="auto"/>
+              <w:jc w:val="left"/>
+            </w:pPr>
+            <w:r>
+              <w:rPr>
+                <w:rFonts w:hint="eastAsia" w:ascii="Arial Unicode MS" w:hAnsi="Arial Unicode MS" w:eastAsia="Arial Unicode MS" w:cs="Arial Unicode MS"/>
+                <w:color w:val="172033"/>
+                <w:sz w:val="19"/>
+              </w:rPr>
+              <w:t xml:space="preserve">VIP機制說明</w:t>
+            </w:r>
+          </w:p>
+        </w:tc>
+        <w:tc>
+          <w:tcPr>
+            <w:tcW w:w="7460" w:type="dxa"/>
+            <w:tcMar>
+              <w:top w:w="80" w:type="dxa"/>
+              <w:start w:w="120" w:type="dxa"/>
+              <w:bottom w:w="80" w:type="dxa"/>
+              <w:end w:w="120" w:type="dxa"/>
+            </w:tcMar>
+            <w:vAlign w:val="center"/>
+            <w:shd w:fill="F7F9FC" w:val="clear"/>
+          </w:tcPr>
+          <w:p>
+            <w:pPr>
+              <w:pStyle w:val="Compact"/>
+              <w:spacing w:before="0" w:after="60" w:line="276" w:lineRule="auto"/>
+              <w:jc w:val="left"/>
+            </w:pPr>
+            <w:r>
+              <w:rPr>
+                <w:rFonts w:ascii="Arial Unicode MS" w:hAnsi="Arial Unicode MS" w:eastAsia="Arial Unicode MS" w:cs="Arial Unicode MS"/>
+                <w:color w:val="172033"/>
+                <w:sz w:val="19"/>
+              </w:rPr>
+              <w:t xml:space="preserve">VIP </w:t>
+            </w:r>
+            <w:r>
+              <w:rPr>
+                <w:rFonts w:hint="eastAsia" w:ascii="Arial Unicode MS" w:hAnsi="Arial Unicode MS" w:eastAsia="Arial Unicode MS" w:cs="Arial Unicode MS"/>
+                <w:color w:val="172033"/>
+                <w:sz w:val="19"/>
+              </w:rPr>
+              <w:t xml:space="preserve">巢狀彈窗。包含「等級總覽」「規則說明」兩個文字頁籤。</w:t>
+            </w:r>
+          </w:p>
+        </w:tc>
+      </w:tr>
+      <w:tr>
+        <w:trPr>
+          <w:cantSplit w:val="true"/>
+        </w:trPr>
+        <w:tc>
+          <w:tcPr>
+            <w:tcW w:w="1900" w:type="dxa"/>
+            <w:tcMar>
+              <w:top w:w="80" w:type="dxa"/>
+              <w:start w:w="120" w:type="dxa"/>
+              <w:bottom w:w="80" w:type="dxa"/>
+              <w:end w:w="120" w:type="dxa"/>
+            </w:tcMar>
+            <w:vAlign w:val="center"/>
+          </w:tcPr>
+          <w:p>
+            <w:pPr>
+              <w:pStyle w:val="Compact"/>
+              <w:spacing w:before="0" w:after="60" w:line="276" w:lineRule="auto"/>
+              <w:jc w:val="left"/>
+            </w:pPr>
+            <w:r>
+              <w:rPr>
+                <w:rFonts w:hint="eastAsia" w:ascii="Arial Unicode MS" w:hAnsi="Arial Unicode MS" w:eastAsia="Arial Unicode MS" w:cs="Arial Unicode MS"/>
+                <w:color w:val="172033"/>
+                <w:sz w:val="19"/>
+              </w:rPr>
+              <w:t xml:space="preserve">本級獎勵領取</w:t>
+            </w:r>
+          </w:p>
+        </w:tc>
+        <w:tc>
+          <w:tcPr>
+            <w:tcW w:w="7460" w:type="dxa"/>
+            <w:tcMar>
+              <w:top w:w="80" w:type="dxa"/>
+              <w:start w:w="120" w:type="dxa"/>
+              <w:bottom w:w="80" w:type="dxa"/>
+              <w:end w:w="120" w:type="dxa"/>
+            </w:tcMar>
+            <w:vAlign w:val="center"/>
+          </w:tcPr>
+          <w:p>
+            <w:pPr>
+              <w:pStyle w:val="Compact"/>
+              <w:spacing w:before="0" w:after="60" w:line="276" w:lineRule="auto"/>
+              <w:jc w:val="left"/>
+            </w:pPr>
+            <w:r>
+              <w:rPr>
+                <w:rFonts w:hint="eastAsia" w:ascii="Arial Unicode MS" w:hAnsi="Arial Unicode MS" w:eastAsia="Arial Unicode MS" w:cs="Arial Unicode MS"/>
+                <w:color w:val="172033"/>
+                <w:sz w:val="19"/>
+              </w:rPr>
+              <w:t xml:space="preserve">領取目前生效等級對應的升級獎勵。同一等級限領一次。</w:t>
+            </w:r>
+          </w:p>
+        </w:tc>
+      </w:tr>
+      <w:tr>
+        <w:trPr>
+          <w:cantSplit w:val="true"/>
+        </w:trPr>
+        <w:tc>
+          <w:tcPr>
+            <w:tcW w:w="1900" w:type="dxa"/>
+            <w:tcMar>
+              <w:top w:w="80" w:type="dxa"/>
+              <w:start w:w="120" w:type="dxa"/>
+              <w:bottom w:w="80" w:type="dxa"/>
+              <w:end w:w="120" w:type="dxa"/>
+            </w:tcMar>
+            <w:vAlign w:val="center"/>
+            <w:shd w:fill="F7F9FC" w:val="clear"/>
+          </w:tcPr>
+          <w:p>
+            <w:pPr>
+              <w:pStyle w:val="Compact"/>
+              <w:spacing w:before="0" w:after="60" w:line="276" w:lineRule="auto"/>
+              <w:jc w:val="left"/>
+            </w:pPr>
+            <w:r>
+              <w:rPr>
+                <w:rFonts w:hint="eastAsia" w:ascii="Arial Unicode MS" w:hAnsi="Arial Unicode MS" w:eastAsia="Arial Unicode MS" w:cs="Arial Unicode MS"/>
+                <w:color w:val="172033"/>
+                <w:sz w:val="19"/>
+              </w:rPr>
               <w:t xml:space="preserve">遊戲紀錄</w:t>
             </w:r>
           </w:p>
@@ -4675,6 +5079,7 @@
               <w:end w:w="120" w:type="dxa"/>
             </w:tcMar>
             <w:vAlign w:val="center"/>
+            <w:shd w:fill="F7F9FC" w:val="clear"/>
           </w:tcPr>
           <w:p>
             <w:pPr>
@@ -5368,23 +5773,7 @@
                 <w:color w:val="172033"/>
                 <w:sz w:val="19"/>
               </w:rPr>
-              <w:t xml:space="preserve">頭像選擇、一次性資料確認、VIP</w:t>
-            </w:r>
-            <w:r>
-              <w:rPr>
-                <w:rFonts w:ascii="Arial Unicode MS" w:hAnsi="Arial Unicode MS" w:eastAsia="Arial Unicode MS" w:cs="Arial Unicode MS"/>
-                <w:color w:val="172033"/>
-                <w:sz w:val="19"/>
-              </w:rPr>
-              <w:t xml:space="preserve"> </w:t>
-            </w:r>
-            <w:r>
-              <w:rPr>
-                <w:rFonts w:hint="eastAsia" w:ascii="Arial Unicode MS" w:hAnsi="Arial Unicode MS" w:eastAsia="Arial Unicode MS" w:cs="Arial Unicode MS"/>
-                <w:color w:val="172033"/>
-                <w:sz w:val="19"/>
-              </w:rPr>
-              <w:t xml:space="preserve">等級總覽。</w:t>
+              <w:t xml:space="preserve">頭像選擇、一次性資料確認、VIP機制說明。</w:t>
             </w:r>
           </w:p>
         </w:tc>
@@ -5827,7 +6216,7 @@
                 <w:color w:val="172033"/>
                 <w:sz w:val="19"/>
               </w:rPr>
-              <w:t xml:space="preserve">VIP、名稱、歷史最高、排程提示、歷史儲值、歷史投注、本月活躍天數與等級總覽入口。</w:t>
+              <w:t xml:space="preserve">VIP、名稱、歷史最高、排程提示、歷史儲值、歷史投注、活躍指數與「VIP機制說明」入口。</w:t>
             </w:r>
           </w:p>
         </w:tc>
@@ -5888,7 +6277,7 @@
                 <w:color w:val="172033"/>
                 <w:sz w:val="19"/>
               </w:rPr>
-              <w:t xml:space="preserve">贈禮手續費、本級升級獎勵與獎勵狀態。</w:t>
+              <w:t xml:space="preserve">贈禮手續費、本級升級獎勵與領取按鈕。</w:t>
             </w:r>
           </w:p>
         </w:tc>
@@ -6020,15 +6409,24 @@
       </w:pPr>
       <w:r>
         <w:rPr>
-          <w:rFonts w:ascii="Arial Unicode MS" w:hAnsi="Arial Unicode MS" w:eastAsia="Arial Unicode MS" w:cs="Arial Unicode MS"/>
+          <w:rFonts w:hint="eastAsia" w:ascii="Arial Unicode MS" w:hAnsi="Arial Unicode MS" w:eastAsia="Arial Unicode MS" w:cs="Arial Unicode MS"/>
         </w:rPr>
-        <w:t xml:space="preserve">VIP </w:t>
+        <w:t xml:space="preserve">VIP機制說明包含兩個文字頁籤：</w:t>
       </w:r>
+    </w:p>
+    <w:p>
+      <w:pPr>
+        <w:pStyle w:val="Compact"/>
+        <w:numPr>
+          <w:ilvl w:val="0"/>
+          <w:numId w:val="1003"/>
+        </w:numPr>
+      </w:pPr>
       <w:r>
         <w:rPr>
           <w:rFonts w:hint="eastAsia" w:ascii="Arial Unicode MS" w:hAnsi="Arial Unicode MS" w:eastAsia="Arial Unicode MS" w:cs="Arial Unicode MS"/>
         </w:rPr>
-        <w:t xml:space="preserve">等級總覽顯示</w:t>
+        <w:t xml:space="preserve">等級總覽：每次開啟時預設選中。顯示</w:t>
       </w:r>
       <w:r>
         <w:rPr>
@@ -6040,7 +6438,69 @@
         <w:rPr>
           <w:rFonts w:hint="eastAsia" w:ascii="Arial Unicode MS" w:hAnsi="Arial Unicode MS" w:eastAsia="Arial Unicode MS" w:cs="Arial Unicode MS"/>
         </w:rPr>
-        <w:t xml:space="preserve">VIP0～VIP15。欄位依序為等級、升級條件、保級條件、升級獎勵與贈禮手續費。</w:t>
+        <w:t xml:space="preserve">VIP0～VIP15；欄位依序為等級、升級條件、保級條件、升級獎勵與贈禮手續費。目前等級特殊色標示，開啟或切回總覽時定位到該列。</w:t>
+      </w:r>
+    </w:p>
+    <w:p>
+      <w:pPr>
+        <w:pStyle w:val="Compact"/>
+        <w:numPr>
+          <w:ilvl w:val="0"/>
+          <w:numId w:val="1003"/>
+        </w:numPr>
+      </w:pPr>
+      <w:r>
+        <w:rPr>
+          <w:rFonts w:hint="eastAsia" w:ascii="Arial Unicode MS" w:hAnsi="Arial Unicode MS" w:eastAsia="Arial Unicode MS" w:cs="Arial Unicode MS"/>
+        </w:rPr>
+        <w:t xml:space="preserve">規則說明：以升級、保級、降級與獎勵領取四段短文說明第</w:t>
+      </w:r>
+      <w:r>
+        <w:rPr>
+          <w:rFonts w:ascii="Arial Unicode MS" w:hAnsi="Arial Unicode MS" w:eastAsia="Arial Unicode MS" w:cs="Arial Unicode MS"/>
+        </w:rPr>
+        <w:t xml:space="preserve"> 5.4.3、5.4.4 </w:t>
+      </w:r>
+      <w:r>
+        <w:rPr>
+          <w:rFonts w:hint="eastAsia" w:ascii="Arial Unicode MS" w:hAnsi="Arial Unicode MS" w:eastAsia="Arial Unicode MS" w:cs="Arial Unicode MS"/>
+        </w:rPr>
+        <w:t xml:space="preserve">節規則。頁籤與關閉按鈕固定可操作，內容在彈窗內捲動。</w:t>
+      </w:r>
+    </w:p>
+    <w:p>
+      <w:pPr>
+        <w:pStyle w:val="FirstParagraph"/>
+      </w:pPr>
+      <w:r>
+        <w:rPr>
+          <w:rFonts w:hint="eastAsia" w:ascii="Arial Unicode MS" w:hAnsi="Arial Unicode MS" w:eastAsia="Arial Unicode MS" w:cs="Arial Unicode MS"/>
+        </w:rPr>
+        <w:t xml:space="preserve">等級權益不再顯示「已取得的等級獎勵不會因重新升級而重複發放。」提示。總覽上方不再顯示</w:t>
+      </w:r>
+      <w:r>
+        <w:rPr>
+          <w:rFonts w:ascii="Arial Unicode MS" w:hAnsi="Arial Unicode MS" w:eastAsia="Arial Unicode MS" w:cs="Arial Unicode MS"/>
+        </w:rPr>
+        <w:t xml:space="preserve"> AND </w:t>
+      </w:r>
+      <w:r>
+        <w:rPr>
+          <w:rFonts w:hint="eastAsia" w:ascii="Arial Unicode MS" w:hAnsi="Arial Unicode MS" w:eastAsia="Arial Unicode MS" w:cs="Arial Unicode MS"/>
+        </w:rPr>
+        <w:t xml:space="preserve">條件提示與「贈禮手續費：現行費率</w:t>
+      </w:r>
+      <w:r>
+        <w:rPr>
+          <w:rFonts w:ascii="Arial Unicode MS" w:hAnsi="Arial Unicode MS" w:eastAsia="Arial Unicode MS" w:cs="Arial Unicode MS"/>
+        </w:rPr>
+        <w:t xml:space="preserve"> </w:t>
+      </w:r>
+      <w:r>
+        <w:rPr>
+          <w:rFonts w:hint="eastAsia" w:ascii="Arial Unicode MS" w:hAnsi="Arial Unicode MS" w:eastAsia="Arial Unicode MS" w:cs="Arial Unicode MS"/>
+        </w:rPr>
+        <w:t xml:space="preserve">5%」徽章；原本判定規則與表格費率數值不變。</w:t>
       </w:r>
     </w:p>
     <w:bookmarkEnd w:id="18"/>
@@ -6075,7 +6535,7 @@
     </w:p>
     <w:bookmarkEnd w:id="19"/>
     <w:bookmarkEnd w:id="20"/>
-    <w:bookmarkStart w:id="32" w:name="X53b35f5c3f972b4da5326797a6d2ad3964e7c21"/>
+    <w:bookmarkStart w:id="33" w:name="X53b35f5c3f972b4da5326797a6d2ad3964e7c21"/>
     <w:p>
       <w:pPr>
         <w:pStyle w:val="Heading1"/>
@@ -6155,6 +6615,7 @@
             <w:pPr>
               <w:pStyle w:val="Compact"/>
               <w:spacing w:before="0" w:after="40" w:line="276" w:lineRule="auto"/>
+              <w:ind w:left="0" w:right="0" w:firstLine="0"/>
               <w:jc w:val="center"/>
             </w:pPr>
             <w:r>
@@ -6275,6 +6736,7 @@
             <w:pPr>
               <w:pStyle w:val="Compact"/>
               <w:spacing w:before="0" w:after="60" w:line="276" w:lineRule="auto"/>
+              <w:ind w:left="0" w:right="0" w:firstLine="0"/>
               <w:jc w:val="center"/>
             </w:pPr>
             <w:r>
@@ -6397,6 +6859,7 @@
             <w:pPr>
               <w:pStyle w:val="Compact"/>
               <w:spacing w:before="0" w:after="60" w:line="276" w:lineRule="auto"/>
+              <w:ind w:left="0" w:right="0" w:firstLine="0"/>
               <w:jc w:val="center"/>
             </w:pPr>
             <w:r>
@@ -6513,6 +6976,7 @@
             <w:pPr>
               <w:pStyle w:val="Compact"/>
               <w:spacing w:before="0" w:after="60" w:line="276" w:lineRule="auto"/>
+              <w:ind w:left="0" w:right="0" w:firstLine="0"/>
               <w:jc w:val="center"/>
             </w:pPr>
             <w:r>
@@ -6667,6 +7131,7 @@
             <w:pPr>
               <w:pStyle w:val="Compact"/>
               <w:spacing w:before="0" w:after="60" w:line="276" w:lineRule="auto"/>
+              <w:ind w:left="0" w:right="0" w:firstLine="0"/>
               <w:jc w:val="center"/>
             </w:pPr>
             <w:r>
@@ -6783,6 +7248,7 @@
             <w:pPr>
               <w:pStyle w:val="Compact"/>
               <w:spacing w:before="0" w:after="60" w:line="276" w:lineRule="auto"/>
+              <w:ind w:left="0" w:right="0" w:firstLine="0"/>
               <w:jc w:val="center"/>
             </w:pPr>
             <w:r>
@@ -6897,6 +7363,7 @@
             <w:pPr>
               <w:pStyle w:val="Compact"/>
               <w:spacing w:before="0" w:after="60" w:line="276" w:lineRule="auto"/>
+              <w:ind w:left="0" w:right="0" w:firstLine="0"/>
               <w:jc w:val="center"/>
             </w:pPr>
             <w:r>
@@ -7021,6 +7488,7 @@
             <w:pPr>
               <w:pStyle w:val="Compact"/>
               <w:spacing w:before="0" w:after="60" w:line="276" w:lineRule="auto"/>
+              <w:ind w:left="0" w:right="0" w:firstLine="0"/>
               <w:jc w:val="center"/>
             </w:pPr>
             <w:r>
@@ -7143,6 +7611,7 @@
             <w:pPr>
               <w:pStyle w:val="Compact"/>
               <w:spacing w:before="0" w:after="60" w:line="276" w:lineRule="auto"/>
+              <w:ind w:left="0" w:right="0" w:firstLine="0"/>
               <w:jc w:val="center"/>
             </w:pPr>
             <w:r>
@@ -7341,6 +7810,7 @@
             <w:pPr>
               <w:pStyle w:val="Compact"/>
               <w:spacing w:before="0" w:after="40" w:line="276" w:lineRule="auto"/>
+              <w:ind w:left="0" w:right="0" w:firstLine="0"/>
               <w:jc w:val="center"/>
             </w:pPr>
             <w:r>
@@ -7461,6 +7931,7 @@
             <w:pPr>
               <w:pStyle w:val="Compact"/>
               <w:spacing w:before="0" w:after="60" w:line="276" w:lineRule="auto"/>
+              <w:ind w:left="0" w:right="0" w:firstLine="0"/>
               <w:jc w:val="center"/>
             </w:pPr>
             <w:r>
@@ -7575,6 +8046,7 @@
             <w:pPr>
               <w:pStyle w:val="Compact"/>
               <w:spacing w:before="0" w:after="60" w:line="276" w:lineRule="auto"/>
+              <w:ind w:left="0" w:right="0" w:firstLine="0"/>
               <w:jc w:val="center"/>
             </w:pPr>
             <w:r>
@@ -7723,6 +8195,7 @@
             <w:pPr>
               <w:pStyle w:val="Compact"/>
               <w:spacing w:before="0" w:after="60" w:line="276" w:lineRule="auto"/>
+              <w:ind w:left="0" w:right="0" w:firstLine="0"/>
               <w:jc w:val="center"/>
             </w:pPr>
             <w:r>
@@ -7837,6 +8310,7 @@
             <w:pPr>
               <w:pStyle w:val="Compact"/>
               <w:spacing w:before="0" w:after="60" w:line="276" w:lineRule="auto"/>
+              <w:ind w:left="0" w:right="0" w:firstLine="0"/>
               <w:jc w:val="center"/>
             </w:pPr>
             <w:r>
@@ -8001,6 +8475,7 @@
             <w:pPr>
               <w:pStyle w:val="Compact"/>
               <w:spacing w:before="0" w:after="60" w:line="276" w:lineRule="auto"/>
+              <w:ind w:left="0" w:right="0" w:firstLine="0"/>
               <w:jc w:val="center"/>
             </w:pPr>
             <w:r>
@@ -8140,6 +8615,7 @@
             <w:pPr>
               <w:pStyle w:val="Compact"/>
               <w:spacing w:before="0" w:after="60" w:line="276" w:lineRule="auto"/>
+              <w:ind w:left="0" w:right="0" w:firstLine="0"/>
               <w:jc w:val="center"/>
             </w:pPr>
             <w:r>
@@ -8256,6 +8732,7 @@
             <w:pPr>
               <w:pStyle w:val="Compact"/>
               <w:spacing w:before="0" w:after="60" w:line="276" w:lineRule="auto"/>
+              <w:ind w:left="0" w:right="0" w:firstLine="0"/>
               <w:jc w:val="center"/>
             </w:pPr>
             <w:r>
@@ -8383,7 +8860,7 @@
         <w:pStyle w:val="Compact"/>
         <w:numPr>
           <w:ilvl w:val="0"/>
-          <w:numId w:val="1003"/>
+          <w:numId w:val="1004"/>
         </w:numPr>
       </w:pPr>
       <w:r>
@@ -8404,7 +8881,7 @@
         <w:pStyle w:val="Compact"/>
         <w:numPr>
           <w:ilvl w:val="0"/>
-          <w:numId w:val="1003"/>
+          <w:numId w:val="1004"/>
         </w:numPr>
       </w:pPr>
       <w:r>
@@ -8419,7 +8896,7 @@
         <w:pStyle w:val="Compact"/>
         <w:numPr>
           <w:ilvl w:val="0"/>
-          <w:numId w:val="1003"/>
+          <w:numId w:val="1004"/>
         </w:numPr>
       </w:pPr>
       <w:r>
@@ -8434,7 +8911,7 @@
         <w:pStyle w:val="Compact"/>
         <w:numPr>
           <w:ilvl w:val="0"/>
-          <w:numId w:val="1003"/>
+          <w:numId w:val="1004"/>
         </w:numPr>
       </w:pPr>
       <w:r>
@@ -8525,6 +9002,7 @@
             <w:pPr>
               <w:pStyle w:val="Compact"/>
               <w:spacing w:before="0" w:after="40" w:line="276" w:lineRule="auto"/>
+              <w:ind w:left="0" w:right="0" w:firstLine="0"/>
               <w:jc w:val="center"/>
             </w:pPr>
             <w:r>
@@ -8645,6 +9123,7 @@
             <w:pPr>
               <w:pStyle w:val="Compact"/>
               <w:spacing w:before="0" w:after="60" w:line="276" w:lineRule="auto"/>
+              <w:ind w:left="0" w:right="0" w:firstLine="0"/>
               <w:jc w:val="center"/>
             </w:pPr>
             <w:r>
@@ -8759,6 +9238,7 @@
             <w:pPr>
               <w:pStyle w:val="Compact"/>
               <w:spacing w:before="0" w:after="60" w:line="276" w:lineRule="auto"/>
+              <w:ind w:left="0" w:right="0" w:firstLine="0"/>
               <w:jc w:val="center"/>
             </w:pPr>
             <w:r>
@@ -8932,6 +9412,7 @@
             <w:pPr>
               <w:pStyle w:val="Compact"/>
               <w:spacing w:before="0" w:after="60" w:line="276" w:lineRule="auto"/>
+              <w:ind w:left="0" w:right="0" w:firstLine="0"/>
               <w:jc w:val="center"/>
             </w:pPr>
             <w:r>
@@ -9094,6 +9575,7 @@
             <w:pPr>
               <w:pStyle w:val="Compact"/>
               <w:spacing w:before="0" w:after="60" w:line="276" w:lineRule="auto"/>
+              <w:ind w:left="0" w:right="0" w:firstLine="0"/>
               <w:jc w:val="center"/>
             </w:pPr>
             <w:r>
@@ -9273,6 +9755,7 @@
             <w:pPr>
               <w:pStyle w:val="Compact"/>
               <w:spacing w:before="0" w:after="40" w:line="276" w:lineRule="auto"/>
+              <w:ind w:left="0" w:right="0" w:firstLine="0"/>
               <w:jc w:val="center"/>
             </w:pPr>
             <w:r>
@@ -9393,6 +9876,7 @@
             <w:pPr>
               <w:pStyle w:val="Compact"/>
               <w:spacing w:before="0" w:after="60" w:line="276" w:lineRule="auto"/>
+              <w:ind w:left="0" w:right="0" w:firstLine="0"/>
               <w:jc w:val="center"/>
             </w:pPr>
             <w:r>
@@ -9507,6 +9991,7 @@
             <w:pPr>
               <w:pStyle w:val="Compact"/>
               <w:spacing w:before="0" w:after="60" w:line="276" w:lineRule="auto"/>
+              <w:ind w:left="0" w:right="0" w:firstLine="0"/>
               <w:jc w:val="center"/>
             </w:pPr>
             <w:r>
@@ -9672,7 +10157,7 @@
     </w:p>
     <w:bookmarkEnd w:id="24"/>
     <w:bookmarkEnd w:id="25"/>
-    <w:bookmarkStart w:id="29" w:name="X2b369af38e023092151210c130d843f6f996034"/>
+    <w:bookmarkStart w:id="30" w:name="X2b369af38e023092151210c130d843f6f996034"/>
     <w:p>
       <w:pPr>
         <w:pStyle w:val="Heading2"/>
@@ -9764,6 +10249,7 @@
             <w:pPr>
               <w:pStyle w:val="Compact"/>
               <w:spacing w:before="0" w:after="40" w:line="276" w:lineRule="auto"/>
+              <w:ind w:left="0" w:right="0" w:firstLine="0"/>
               <w:jc w:val="center"/>
             </w:pPr>
             <w:r>
@@ -9884,6 +10370,7 @@
             <w:pPr>
               <w:pStyle w:val="Compact"/>
               <w:spacing w:before="0" w:after="60" w:line="276" w:lineRule="auto"/>
+              <w:ind w:left="0" w:right="0" w:firstLine="0"/>
               <w:jc w:val="center"/>
             </w:pPr>
             <w:r>
@@ -10022,6 +10509,7 @@
             <w:pPr>
               <w:pStyle w:val="Compact"/>
               <w:spacing w:before="0" w:after="60" w:line="276" w:lineRule="auto"/>
+              <w:ind w:left="0" w:right="0" w:firstLine="0"/>
               <w:jc w:val="center"/>
             </w:pPr>
             <w:r>
@@ -10146,6 +10634,7 @@
             <w:pPr>
               <w:pStyle w:val="Compact"/>
               <w:spacing w:before="0" w:after="60" w:line="276" w:lineRule="auto"/>
+              <w:ind w:left="0" w:right="0" w:firstLine="0"/>
               <w:jc w:val="center"/>
             </w:pPr>
             <w:r>
@@ -10268,6 +10757,7 @@
             <w:pPr>
               <w:pStyle w:val="Compact"/>
               <w:spacing w:before="0" w:after="60" w:line="276" w:lineRule="auto"/>
+              <w:ind w:left="0" w:right="0" w:firstLine="0"/>
               <w:jc w:val="center"/>
             </w:pPr>
             <w:r>
@@ -10392,6 +10882,7 @@
             <w:pPr>
               <w:pStyle w:val="Compact"/>
               <w:spacing w:before="0" w:after="60" w:line="276" w:lineRule="auto"/>
+              <w:ind w:left="0" w:right="0" w:firstLine="0"/>
               <w:jc w:val="center"/>
             </w:pPr>
             <w:r>
@@ -10427,7 +10918,7 @@
                 <w:color w:val="172033"/>
                 <w:sz w:val="18"/>
               </w:rPr>
-              <w:t xml:space="preserve">本月活躍天數</w:t>
+              <w:t xml:space="preserve">活躍指數</w:t>
             </w:r>
           </w:p>
         </w:tc>
@@ -10454,7 +10945,23 @@
                 <w:color w:val="172033"/>
                 <w:sz w:val="18"/>
               </w:rPr>
-              <w:t xml:space="preserve">本月有有效行為的天數。</w:t>
+              <w:t xml:space="preserve">新機制摘要佔位，不連接任何計算或</w:t>
+            </w:r>
+            <w:r>
+              <w:rPr>
+                <w:rFonts w:ascii="Arial Unicode MS" w:hAnsi="Arial Unicode MS" w:eastAsia="Arial Unicode MS" w:cs="Arial Unicode MS"/>
+                <w:color w:val="172033"/>
+                <w:sz w:val="18"/>
+              </w:rPr>
+              <w:t xml:space="preserve"> VIP </w:t>
+            </w:r>
+            <w:r>
+              <w:rPr>
+                <w:rFonts w:hint="eastAsia" w:ascii="Arial Unicode MS" w:hAnsi="Arial Unicode MS" w:eastAsia="Arial Unicode MS" w:cs="Arial Unicode MS"/>
+                <w:color w:val="172033"/>
+                <w:sz w:val="18"/>
+              </w:rPr>
+              <w:t xml:space="preserve">條件。</w:t>
             </w:r>
           </w:p>
         </w:tc>
@@ -10481,23 +10988,23 @@
                 <w:color w:val="172033"/>
                 <w:sz w:val="18"/>
               </w:rPr>
-              <w:t xml:space="preserve">顯示</w:t>
-            </w:r>
-            <w:r>
-              <w:rPr>
-                <w:rFonts w:ascii="Arial Unicode MS" w:hAnsi="Arial Unicode MS" w:eastAsia="Arial Unicode MS" w:cs="Arial Unicode MS"/>
-                <w:color w:val="172033"/>
-                <w:sz w:val="18"/>
-              </w:rPr>
-              <w:t xml:space="preserve"> 0 </w:t>
-            </w:r>
-            <w:r>
-              <w:rPr>
-                <w:rFonts w:hint="eastAsia" w:ascii="Arial Unicode MS" w:hAnsi="Arial Unicode MS" w:eastAsia="Arial Unicode MS" w:cs="Arial Unicode MS"/>
-                <w:color w:val="172033"/>
-                <w:sz w:val="18"/>
-              </w:rPr>
-              <w:t xml:space="preserve">天。</w:t>
+              <w:t xml:space="preserve">固定顯示</w:t>
+            </w:r>
+            <w:r>
+              <w:rPr>
+                <w:rFonts w:ascii="Arial Unicode MS" w:hAnsi="Arial Unicode MS" w:eastAsia="Arial Unicode MS" w:cs="Arial Unicode MS"/>
+                <w:color w:val="172033"/>
+                <w:sz w:val="18"/>
+              </w:rPr>
+              <w:t xml:space="preserve"> </w:t>
+            </w:r>
+            <w:r>
+              <w:rPr>
+                <w:rFonts w:hint="eastAsia" w:ascii="Arial Unicode MS" w:hAnsi="Arial Unicode MS" w:eastAsia="Arial Unicode MS" w:cs="Arial Unicode MS"/>
+                <w:color w:val="172033"/>
+                <w:sz w:val="18"/>
+              </w:rPr>
+              <w:t xml:space="preserve">0，不顯示「天」或其他單位。</w:t>
             </w:r>
           </w:p>
         </w:tc>
@@ -10522,6 +11029,7 @@
             <w:pPr>
               <w:pStyle w:val="Compact"/>
               <w:spacing w:before="0" w:after="60" w:line="276" w:lineRule="auto"/>
+              <w:ind w:left="0" w:right="0" w:firstLine="0"/>
               <w:jc w:val="center"/>
             </w:pPr>
             <w:r>
@@ -10646,6 +11154,7 @@
             <w:pPr>
               <w:pStyle w:val="Compact"/>
               <w:spacing w:before="0" w:after="60" w:line="276" w:lineRule="auto"/>
+              <w:ind w:left="0" w:right="0" w:firstLine="0"/>
               <w:jc w:val="center"/>
             </w:pPr>
             <w:r>
@@ -10760,6 +11269,7 @@
             <w:pPr>
               <w:pStyle w:val="Compact"/>
               <w:spacing w:before="0" w:after="60" w:line="276" w:lineRule="auto"/>
+              <w:ind w:left="0" w:right="0" w:firstLine="0"/>
               <w:jc w:val="center"/>
             </w:pPr>
             <w:r>
@@ -10796,7 +11306,7 @@
                 <w:color w:val="172033"/>
                 <w:sz w:val="18"/>
               </w:rPr>
-              <w:t xml:space="preserve">獎勵狀態</w:t>
+              <w:t xml:space="preserve">獎勵領取按鈕</w:t>
             </w:r>
           </w:p>
         </w:tc>
@@ -10820,6 +11330,34 @@
             </w:pPr>
             <w:r>
               <w:rPr>
+                <w:rFonts w:hint="eastAsia" w:ascii="Arial Unicode MS" w:hAnsi="Arial Unicode MS" w:eastAsia="Arial Unicode MS" w:cs="Arial Unicode MS"/>
+                <w:color w:val="172033"/>
+                <w:sz w:val="18"/>
+              </w:rPr>
+              <w:t xml:space="preserve">有獎勵時僅有「可領取」「已領取」兩種狀態。已領取反灰且停用。</w:t>
+            </w:r>
+          </w:p>
+        </w:tc>
+        <w:tc>
+          <w:tcPr>
+            <w:tcW w:w="2340" w:type="dxa"/>
+            <w:tcMar>
+              <w:top w:w="80" w:type="dxa"/>
+              <w:start w:w="120" w:type="dxa"/>
+              <w:bottom w:w="80" w:type="dxa"/>
+              <w:end w:w="120" w:type="dxa"/>
+            </w:tcMar>
+            <w:vAlign w:val="center"/>
+            <w:shd w:fill="F7F9FC" w:val="clear"/>
+          </w:tcPr>
+          <w:p>
+            <w:pPr>
+              <w:pStyle w:val="Compact"/>
+              <w:spacing w:before="0" w:after="60" w:line="276" w:lineRule="auto"/>
+              <w:jc w:val="left"/>
+            </w:pPr>
+            <w:r>
+              <w:rPr>
                 <w:rFonts w:ascii="Arial Unicode MS" w:hAnsi="Arial Unicode MS" w:eastAsia="Arial Unicode MS" w:cs="Arial Unicode MS"/>
                 <w:color w:val="172033"/>
                 <w:sz w:val="18"/>
@@ -10832,67 +11370,7 @@
                 <w:color w:val="172033"/>
                 <w:sz w:val="18"/>
               </w:rPr>
-              <w:t xml:space="preserve">顯示不適用。VIP1+</w:t>
-            </w:r>
-            <w:r>
-              <w:rPr>
-                <w:rFonts w:ascii="Arial Unicode MS" w:hAnsi="Arial Unicode MS" w:eastAsia="Arial Unicode MS" w:cs="Arial Unicode MS"/>
-                <w:color w:val="172033"/>
-                <w:sz w:val="18"/>
-              </w:rPr>
-              <w:t xml:space="preserve"> </w:t>
-            </w:r>
-            <w:r>
-              <w:rPr>
-                <w:rFonts w:hint="eastAsia" w:ascii="Arial Unicode MS" w:hAnsi="Arial Unicode MS" w:eastAsia="Arial Unicode MS" w:cs="Arial Unicode MS"/>
-                <w:color w:val="172033"/>
-                <w:sz w:val="18"/>
-              </w:rPr>
-              <w:t xml:space="preserve">的</w:t>
-            </w:r>
-            <w:r>
-              <w:rPr>
-                <w:rFonts w:ascii="Arial Unicode MS" w:hAnsi="Arial Unicode MS" w:eastAsia="Arial Unicode MS" w:cs="Arial Unicode MS"/>
-                <w:color w:val="172033"/>
-                <w:sz w:val="18"/>
-              </w:rPr>
-              <w:t xml:space="preserve"> Mock </w:t>
-            </w:r>
-            <w:r>
-              <w:rPr>
-                <w:rFonts w:hint="eastAsia" w:ascii="Arial Unicode MS" w:hAnsi="Arial Unicode MS" w:eastAsia="Arial Unicode MS" w:cs="Arial Unicode MS"/>
-                <w:color w:val="172033"/>
-                <w:sz w:val="18"/>
-              </w:rPr>
-              <w:t xml:space="preserve">顯示已發放。</w:t>
-            </w:r>
-          </w:p>
-        </w:tc>
-        <w:tc>
-          <w:tcPr>
-            <w:tcW w:w="2340" w:type="dxa"/>
-            <w:tcMar>
-              <w:top w:w="80" w:type="dxa"/>
-              <w:start w:w="120" w:type="dxa"/>
-              <w:bottom w:w="80" w:type="dxa"/>
-              <w:end w:w="120" w:type="dxa"/>
-            </w:tcMar>
-            <w:vAlign w:val="center"/>
-            <w:shd w:fill="F7F9FC" w:val="clear"/>
-          </w:tcPr>
-          <w:p>
-            <w:pPr>
-              <w:pStyle w:val="Compact"/>
-              <w:spacing w:before="0" w:after="60" w:line="276" w:lineRule="auto"/>
-              <w:jc w:val="left"/>
-            </w:pPr>
-            <w:r>
-              <w:rPr>
-                <w:rFonts w:hint="eastAsia" w:ascii="Arial Unicode MS" w:hAnsi="Arial Unicode MS" w:eastAsia="Arial Unicode MS" w:cs="Arial Unicode MS"/>
-                <w:color w:val="172033"/>
-                <w:sz w:val="18"/>
-              </w:rPr>
-              <w:t xml:space="preserve">顯示「不適用」。</w:t>
+              <w:t xml:space="preserve">顯示反灰且停用的「無可領取獎勵」。</w:t>
             </w:r>
           </w:p>
         </w:tc>
@@ -10916,6 +11394,7 @@
             <w:pPr>
               <w:pStyle w:val="Compact"/>
               <w:spacing w:before="0" w:after="60" w:line="276" w:lineRule="auto"/>
+              <w:ind w:left="0" w:right="0" w:firstLine="0"/>
               <w:jc w:val="center"/>
             </w:pPr>
             <w:r>
@@ -11038,6 +11517,7 @@
             <w:pPr>
               <w:pStyle w:val="Compact"/>
               <w:spacing w:before="0" w:after="60" w:line="276" w:lineRule="auto"/>
+              <w:ind w:left="0" w:right="0" w:firstLine="0"/>
               <w:jc w:val="center"/>
             </w:pPr>
             <w:r>
@@ -11154,6 +11634,7 @@
             <w:pPr>
               <w:pStyle w:val="Compact"/>
               <w:spacing w:before="0" w:after="60" w:line="276" w:lineRule="auto"/>
+              <w:ind w:left="0" w:right="0" w:firstLine="0"/>
               <w:jc w:val="center"/>
             </w:pPr>
             <w:r>
@@ -11268,6 +11749,7 @@
             <w:pPr>
               <w:pStyle w:val="Compact"/>
               <w:spacing w:before="0" w:after="60" w:line="276" w:lineRule="auto"/>
+              <w:ind w:left="0" w:right="0" w:firstLine="0"/>
               <w:jc w:val="center"/>
             </w:pPr>
             <w:r>
@@ -11384,6 +11866,7 @@
             <w:pPr>
               <w:pStyle w:val="Compact"/>
               <w:spacing w:before="0" w:after="60" w:line="276" w:lineRule="auto"/>
+              <w:ind w:left="0" w:right="0" w:firstLine="0"/>
               <w:jc w:val="center"/>
             </w:pPr>
             <w:r>
@@ -11506,6 +11989,7 @@
             <w:pPr>
               <w:pStyle w:val="Compact"/>
               <w:spacing w:before="0" w:after="60" w:line="276" w:lineRule="auto"/>
+              <w:ind w:left="0" w:right="0" w:firstLine="0"/>
               <w:jc w:val="center"/>
             </w:pPr>
             <w:r>
@@ -11630,6 +12114,7 @@
             <w:pPr>
               <w:pStyle w:val="Compact"/>
               <w:spacing w:before="0" w:after="60" w:line="276" w:lineRule="auto"/>
+              <w:ind w:left="0" w:right="0" w:firstLine="0"/>
               <w:jc w:val="center"/>
             </w:pPr>
             <w:r>
@@ -11760,6 +12245,7 @@
             <w:pPr>
               <w:pStyle w:val="Compact"/>
               <w:spacing w:before="0" w:after="60" w:line="276" w:lineRule="auto"/>
+              <w:ind w:left="0" w:right="0" w:firstLine="0"/>
               <w:jc w:val="center"/>
             </w:pPr>
             <w:r>
@@ -15954,7 +16440,7 @@
         <w:pStyle w:val="Compact"/>
         <w:numPr>
           <w:ilvl w:val="0"/>
-          <w:numId w:val="1004"/>
+          <w:numId w:val="1005"/>
         </w:numPr>
       </w:pPr>
       <w:r>
@@ -15981,7 +16467,7 @@
         <w:pStyle w:val="Compact"/>
         <w:numPr>
           <w:ilvl w:val="0"/>
-          <w:numId w:val="1004"/>
+          <w:numId w:val="1005"/>
         </w:numPr>
       </w:pPr>
       <w:r>
@@ -15996,7 +16482,7 @@
         <w:pStyle w:val="Compact"/>
         <w:numPr>
           <w:ilvl w:val="0"/>
-          <w:numId w:val="1004"/>
+          <w:numId w:val="1005"/>
         </w:numPr>
       </w:pPr>
       <w:r>
@@ -16011,7 +16497,7 @@
         <w:pStyle w:val="Compact"/>
         <w:numPr>
           <w:ilvl w:val="0"/>
-          <w:numId w:val="1004"/>
+          <w:numId w:val="1005"/>
         </w:numPr>
       </w:pPr>
       <w:r>
@@ -16026,7 +16512,7 @@
         <w:pStyle w:val="Compact"/>
         <w:numPr>
           <w:ilvl w:val="0"/>
-          <w:numId w:val="1004"/>
+          <w:numId w:val="1005"/>
         </w:numPr>
       </w:pPr>
       <w:r>
@@ -16041,7 +16527,7 @@
         <w:pStyle w:val="Compact"/>
         <w:numPr>
           <w:ilvl w:val="0"/>
-          <w:numId w:val="1004"/>
+          <w:numId w:val="1005"/>
         </w:numPr>
       </w:pPr>
       <w:r>
@@ -16056,7 +16542,7 @@
         <w:pStyle w:val="Compact"/>
         <w:numPr>
           <w:ilvl w:val="0"/>
-          <w:numId w:val="1004"/>
+          <w:numId w:val="1005"/>
         </w:numPr>
       </w:pPr>
       <w:r>
@@ -16083,7 +16569,7 @@
         <w:pStyle w:val="Compact"/>
         <w:numPr>
           <w:ilvl w:val="0"/>
-          <w:numId w:val="1004"/>
+          <w:numId w:val="1005"/>
         </w:numPr>
       </w:pPr>
       <w:r>
@@ -16098,7 +16584,7 @@
         <w:pStyle w:val="Compact"/>
         <w:numPr>
           <w:ilvl w:val="0"/>
-          <w:numId w:val="1004"/>
+          <w:numId w:val="1005"/>
         </w:numPr>
       </w:pPr>
       <w:r>
@@ -16113,7 +16599,7 @@
         <w:pStyle w:val="Compact"/>
         <w:numPr>
           <w:ilvl w:val="0"/>
-          <w:numId w:val="1004"/>
+          <w:numId w:val="1005"/>
         </w:numPr>
       </w:pPr>
       <w:r>
@@ -16128,7 +16614,7 @@
         <w:pStyle w:val="Compact"/>
         <w:numPr>
           <w:ilvl w:val="0"/>
-          <w:numId w:val="1004"/>
+          <w:numId w:val="1005"/>
         </w:numPr>
       </w:pPr>
       <w:r>
@@ -16139,8 +16625,249 @@
       </w:r>
     </w:p>
     <w:bookmarkEnd w:id="28"/>
+    <w:bookmarkStart w:id="29" w:name="X16b6f9e9f0c7bf6d688ee3c5e67d3e546347ea6"/>
+    <w:p>
+      <w:pPr>
+        <w:pStyle w:val="Heading3"/>
+      </w:pPr>
+      <w:r>
+        <w:rPr>
+          <w:rFonts w:ascii="Arial Unicode MS" w:hAnsi="Arial Unicode MS" w:eastAsia="Arial Unicode MS" w:cs="Arial Unicode MS"/>
+        </w:rPr>
+        <w:t xml:space="preserve">5.4.4 </w:t>
+      </w:r>
+      <w:r>
+        <w:rPr>
+          <w:rFonts w:hint="eastAsia" w:ascii="Arial Unicode MS" w:hAnsi="Arial Unicode MS" w:eastAsia="Arial Unicode MS" w:cs="Arial Unicode MS"/>
+        </w:rPr>
+        <w:t xml:space="preserve">本級升級獎勵領取</w:t>
+      </w:r>
+    </w:p>
+    <w:p>
+      <w:pPr>
+        <w:pStyle w:val="Compact"/>
+        <w:numPr>
+          <w:ilvl w:val="0"/>
+          <w:numId w:val="1006"/>
+        </w:numPr>
+      </w:pPr>
+      <w:r>
+        <w:rPr>
+          <w:rFonts w:hint="eastAsia" w:ascii="Arial Unicode MS" w:hAnsi="Arial Unicode MS" w:eastAsia="Arial Unicode MS" w:cs="Arial Unicode MS"/>
+        </w:rPr>
+        <w:t xml:space="preserve">只處理會員目前生效等級的獎勵，不提供歷史未領清單或跨級補領。</w:t>
+      </w:r>
+    </w:p>
+    <w:p>
+      <w:pPr>
+        <w:pStyle w:val="Compact"/>
+        <w:numPr>
+          <w:ilvl w:val="0"/>
+          <w:numId w:val="1006"/>
+        </w:numPr>
+      </w:pPr>
+      <w:r>
+        <w:rPr>
+          <w:rFonts w:hint="eastAsia" w:ascii="Arial Unicode MS" w:hAnsi="Arial Unicode MS" w:eastAsia="Arial Unicode MS" w:cs="Arial Unicode MS"/>
+        </w:rPr>
+        <w:t xml:space="preserve">點擊「可領取」後，依第</w:t>
+      </w:r>
+      <w:r>
+        <w:rPr>
+          <w:rFonts w:ascii="Arial Unicode MS" w:hAnsi="Arial Unicode MS" w:eastAsia="Arial Unicode MS" w:cs="Arial Unicode MS"/>
+        </w:rPr>
+        <w:t xml:space="preserve"> 5.4.2 </w:t>
+      </w:r>
+      <w:r>
+        <w:rPr>
+          <w:rFonts w:hint="eastAsia" w:ascii="Arial Unicode MS" w:hAnsi="Arial Unicode MS" w:eastAsia="Arial Unicode MS" w:cs="Arial Unicode MS"/>
+        </w:rPr>
+        <w:t xml:space="preserve">節將獎勵加入對應幣別錢包，同步更新共用玩家摘要與</w:t>
+      </w:r>
+      <w:r>
+        <w:rPr>
+          <w:rFonts w:ascii="Arial Unicode MS" w:hAnsi="Arial Unicode MS" w:eastAsia="Arial Unicode MS" w:cs="Arial Unicode MS"/>
+        </w:rPr>
+        <w:t xml:space="preserve"> Header </w:t>
+      </w:r>
+      <w:r>
+        <w:rPr>
+          <w:rFonts w:hint="eastAsia" w:ascii="Arial Unicode MS" w:hAnsi="Arial Unicode MS" w:eastAsia="Arial Unicode MS" w:cs="Arial Unicode MS"/>
+        </w:rPr>
+        <w:t xml:space="preserve">餘額。</w:t>
+      </w:r>
+    </w:p>
+    <w:p>
+      <w:pPr>
+        <w:pStyle w:val="Compact"/>
+        <w:numPr>
+          <w:ilvl w:val="0"/>
+          <w:numId w:val="1006"/>
+        </w:numPr>
+      </w:pPr>
+      <w:r>
+        <w:rPr>
+          <w:rFonts w:hint="eastAsia" w:ascii="Arial Unicode MS" w:hAnsi="Arial Unicode MS" w:eastAsia="Arial Unicode MS" w:cs="Arial Unicode MS"/>
+        </w:rPr>
+        <w:t xml:space="preserve">成功後顯示包含等級、幣別與數量的</w:t>
+      </w:r>
+      <w:r>
+        <w:rPr>
+          <w:rFonts w:ascii="Arial Unicode MS" w:hAnsi="Arial Unicode MS" w:eastAsia="Arial Unicode MS" w:cs="Arial Unicode MS"/>
+        </w:rPr>
+        <w:t xml:space="preserve"> </w:t>
+      </w:r>
+      <w:r>
+        <w:rPr>
+          <w:rFonts w:hint="eastAsia" w:ascii="Arial Unicode MS" w:hAnsi="Arial Unicode MS" w:eastAsia="Arial Unicode MS" w:cs="Arial Unicode MS"/>
+        </w:rPr>
+        <w:t xml:space="preserve">Toast，並產生一筆免費獎勵金融</w:t>
+      </w:r>
+      <w:r>
+        <w:rPr>
+          <w:rFonts w:ascii="Arial Unicode MS" w:hAnsi="Arial Unicode MS" w:eastAsia="Arial Unicode MS" w:cs="Arial Unicode MS"/>
+        </w:rPr>
+        <w:t xml:space="preserve"> Mock </w:t>
+      </w:r>
+      <w:r>
+        <w:rPr>
+          <w:rFonts w:hint="eastAsia" w:ascii="Arial Unicode MS" w:hAnsi="Arial Unicode MS" w:eastAsia="Arial Unicode MS" w:cs="Arial Unicode MS"/>
+        </w:rPr>
+        <w:t xml:space="preserve">紀錄，來源為「VIP</w:t>
+      </w:r>
+      <w:r>
+        <w:rPr>
+          <w:rFonts w:ascii="Arial Unicode MS" w:hAnsi="Arial Unicode MS" w:eastAsia="Arial Unicode MS" w:cs="Arial Unicode MS"/>
+        </w:rPr>
+        <w:t xml:space="preserve"> </w:t>
+      </w:r>
+      <w:r>
+        <w:rPr>
+          <w:rFonts w:hint="eastAsia" w:ascii="Arial Unicode MS" w:hAnsi="Arial Unicode MS" w:eastAsia="Arial Unicode MS" w:cs="Arial Unicode MS"/>
+        </w:rPr>
+        <w:t xml:space="preserve">{等級}</w:t>
+      </w:r>
+      <w:r>
+        <w:rPr>
+          <w:rFonts w:ascii="Arial Unicode MS" w:hAnsi="Arial Unicode MS" w:eastAsia="Arial Unicode MS" w:cs="Arial Unicode MS"/>
+        </w:rPr>
+        <w:t xml:space="preserve"> </w:t>
+      </w:r>
+      <w:r>
+        <w:rPr>
+          <w:rFonts w:hint="eastAsia" w:ascii="Arial Unicode MS" w:hAnsi="Arial Unicode MS" w:eastAsia="Arial Unicode MS" w:cs="Arial Unicode MS"/>
+        </w:rPr>
+        <w:t xml:space="preserve">升級獎勵」。</w:t>
+      </w:r>
+    </w:p>
+    <w:p>
+      <w:pPr>
+        <w:pStyle w:val="Compact"/>
+        <w:numPr>
+          <w:ilvl w:val="0"/>
+          <w:numId w:val="1006"/>
+        </w:numPr>
+      </w:pPr>
+      <w:r>
+        <w:rPr>
+          <w:rFonts w:hint="eastAsia" w:ascii="Arial Unicode MS" w:hAnsi="Arial Unicode MS" w:eastAsia="Arial Unicode MS" w:cs="Arial Unicode MS"/>
+        </w:rPr>
+        <w:t xml:space="preserve">按鈕直接由「可領取」改為反灰且停用的「已領取」，不顯示「領取中」等第三種狀態。</w:t>
+      </w:r>
+    </w:p>
+    <w:p>
+      <w:pPr>
+        <w:pStyle w:val="Compact"/>
+        <w:numPr>
+          <w:ilvl w:val="0"/>
+          <w:numId w:val="1006"/>
+        </w:numPr>
+      </w:pPr>
+      <w:r>
+        <w:rPr>
+          <w:rFonts w:hint="eastAsia" w:ascii="Arial Unicode MS" w:hAnsi="Arial Unicode MS" w:eastAsia="Arial Unicode MS" w:cs="Arial Unicode MS"/>
+        </w:rPr>
+        <w:t xml:space="preserve">領取前驗證目前等級、獎勵配置與已領取等級集合；連續點擊只能增加一次餘額與一筆紀錄。</w:t>
+      </w:r>
+    </w:p>
+    <w:p>
+      <w:pPr>
+        <w:pStyle w:val="Compact"/>
+        <w:numPr>
+          <w:ilvl w:val="0"/>
+          <w:numId w:val="1006"/>
+        </w:numPr>
+      </w:pPr>
+      <w:r>
+        <w:rPr>
+          <w:rFonts w:hint="eastAsia" w:ascii="Arial Unicode MS" w:hAnsi="Arial Unicode MS" w:eastAsia="Arial Unicode MS" w:cs="Arial Unicode MS"/>
+        </w:rPr>
+        <w:t xml:space="preserve">領取紀錄保存在共用金融</w:t>
+      </w:r>
+      <w:r>
+        <w:rPr>
+          <w:rFonts w:ascii="Arial Unicode MS" w:hAnsi="Arial Unicode MS" w:eastAsia="Arial Unicode MS" w:cs="Arial Unicode MS"/>
+        </w:rPr>
+        <w:t xml:space="preserve"> Mock </w:t>
+      </w:r>
+      <w:r>
+        <w:rPr>
+          <w:rFonts w:hint="eastAsia" w:ascii="Arial Unicode MS" w:hAnsi="Arial Unicode MS" w:eastAsia="Arial Unicode MS" w:cs="Arial Unicode MS"/>
+        </w:rPr>
+        <w:t xml:space="preserve">狀態，切換頁籤或關閉再開啟不清除；重新整理後與錢包一起回到初始狀態，不寫入身份保存資料。</w:t>
+      </w:r>
+    </w:p>
+    <w:p>
+      <w:pPr>
+        <w:pStyle w:val="Compact"/>
+        <w:numPr>
+          <w:ilvl w:val="0"/>
+          <w:numId w:val="1006"/>
+        </w:numPr>
+      </w:pPr>
+      <w:r>
+        <w:rPr>
+          <w:rFonts w:ascii="Arial Unicode MS" w:hAnsi="Arial Unicode MS" w:eastAsia="Arial Unicode MS" w:cs="Arial Unicode MS"/>
+        </w:rPr>
+        <w:t xml:space="preserve">VIP0 </w:t>
+      </w:r>
+      <w:r>
+        <w:rPr>
+          <w:rFonts w:hint="eastAsia" w:ascii="Arial Unicode MS" w:hAnsi="Arial Unicode MS" w:eastAsia="Arial Unicode MS" w:cs="Arial Unicode MS"/>
+        </w:rPr>
+        <w:t xml:space="preserve">沒有獎勵，不得產生任何入帳或紀錄。</w:t>
+      </w:r>
+    </w:p>
+    <w:p>
+      <w:pPr>
+        <w:pStyle w:val="Compact"/>
+        <w:numPr>
+          <w:ilvl w:val="0"/>
+          <w:numId w:val="1006"/>
+        </w:numPr>
+      </w:pPr>
+      <w:r>
+        <w:rPr>
+          <w:rFonts w:hint="eastAsia" w:ascii="Arial Unicode MS" w:hAnsi="Arial Unicode MS" w:eastAsia="Arial Unicode MS" w:cs="Arial Unicode MS"/>
+        </w:rPr>
+        <w:t xml:space="preserve">不新增真實</w:t>
+      </w:r>
+      <w:r>
+        <w:rPr>
+          <w:rFonts w:ascii="Arial Unicode MS" w:hAnsi="Arial Unicode MS" w:eastAsia="Arial Unicode MS" w:cs="Arial Unicode MS"/>
+        </w:rPr>
+        <w:t xml:space="preserve"> VIP </w:t>
+      </w:r>
+      <w:r>
+        <w:rPr>
+          <w:rFonts w:hint="eastAsia" w:ascii="Arial Unicode MS" w:hAnsi="Arial Unicode MS" w:eastAsia="Arial Unicode MS" w:cs="Arial Unicode MS"/>
+        </w:rPr>
+        <w:t xml:space="preserve">排程或後端獎勵帳本。</w:t>
+      </w:r>
+    </w:p>
     <w:bookmarkEnd w:id="29"/>
-    <w:bookmarkStart w:id="30" w:name="Xadb41d20b6e390ee0a0adbcfe5124b93b6c897c"/>
+    <w:bookmarkEnd w:id="30"/>
+    <w:bookmarkStart w:id="31" w:name="Xadb41d20b6e390ee0a0adbcfe5124b93b6c897c"/>
     <w:p>
       <w:pPr>
         <w:pStyle w:val="Heading2"/>
@@ -16202,6 +16929,7 @@
             <w:pPr>
               <w:pStyle w:val="Compact"/>
               <w:spacing w:before="0" w:after="40" w:line="276" w:lineRule="auto"/>
+              <w:ind w:left="0" w:right="0" w:firstLine="0"/>
               <w:jc w:val="center"/>
             </w:pPr>
             <w:r>
@@ -16322,6 +17050,7 @@
             <w:pPr>
               <w:pStyle w:val="Compact"/>
               <w:spacing w:before="0" w:after="60" w:line="276" w:lineRule="auto"/>
+              <w:ind w:left="0" w:right="0" w:firstLine="0"/>
               <w:jc w:val="center"/>
             </w:pPr>
             <w:r>
@@ -16468,6 +17197,7 @@
             <w:pPr>
               <w:pStyle w:val="Compact"/>
               <w:spacing w:before="0" w:after="60" w:line="276" w:lineRule="auto"/>
+              <w:ind w:left="0" w:right="0" w:firstLine="0"/>
               <w:jc w:val="center"/>
             </w:pPr>
             <w:r>
@@ -16600,6 +17330,7 @@
             <w:pPr>
               <w:pStyle w:val="Compact"/>
               <w:spacing w:before="0" w:after="60" w:line="276" w:lineRule="auto"/>
+              <w:ind w:left="0" w:right="0" w:firstLine="0"/>
               <w:jc w:val="center"/>
             </w:pPr>
             <w:r>
@@ -16714,6 +17445,7 @@
             <w:pPr>
               <w:pStyle w:val="Compact"/>
               <w:spacing w:before="0" w:after="60" w:line="276" w:lineRule="auto"/>
+              <w:ind w:left="0" w:right="0" w:firstLine="0"/>
               <w:jc w:val="center"/>
             </w:pPr>
             <w:r>
@@ -16838,6 +17570,7 @@
             <w:pPr>
               <w:pStyle w:val="Compact"/>
               <w:spacing w:before="0" w:after="60" w:line="276" w:lineRule="auto"/>
+              <w:ind w:left="0" w:right="0" w:firstLine="0"/>
               <w:jc w:val="center"/>
             </w:pPr>
             <w:r>
@@ -16960,6 +17693,7 @@
             <w:pPr>
               <w:pStyle w:val="Compact"/>
               <w:spacing w:before="0" w:after="60" w:line="276" w:lineRule="auto"/>
+              <w:ind w:left="0" w:right="0" w:firstLine="0"/>
               <w:jc w:val="center"/>
             </w:pPr>
             <w:r>
@@ -17109,6 +17843,7 @@
             <w:pPr>
               <w:pStyle w:val="Compact"/>
               <w:spacing w:before="0" w:after="60" w:line="276" w:lineRule="auto"/>
+              <w:ind w:left="0" w:right="0" w:firstLine="0"/>
               <w:jc w:val="center"/>
             </w:pPr>
             <w:r>
@@ -17239,8 +17974,8 @@
         <w:t xml:space="preserve">時間用於篩選，但目前結果表格不顯示時間欄位。</w:t>
       </w:r>
     </w:p>
-    <w:bookmarkEnd w:id="30"/>
-    <w:bookmarkStart w:id="31" w:name="X1d9db5f37f400c1b7bcf76c4d74d4507625d5a2"/>
+    <w:bookmarkEnd w:id="31"/>
+    <w:bookmarkStart w:id="32" w:name="X1d9db5f37f400c1b7bcf76c4d74d4507625d5a2"/>
     <w:p>
       <w:pPr>
         <w:pStyle w:val="Heading2"/>
@@ -17302,6 +18037,7 @@
             <w:pPr>
               <w:pStyle w:val="Compact"/>
               <w:spacing w:before="0" w:after="40" w:line="276" w:lineRule="auto"/>
+              <w:ind w:left="0" w:right="0" w:firstLine="0"/>
               <w:jc w:val="center"/>
             </w:pPr>
             <w:r>
@@ -17422,6 +18158,7 @@
             <w:pPr>
               <w:pStyle w:val="Compact"/>
               <w:spacing w:before="0" w:after="60" w:line="276" w:lineRule="auto"/>
+              <w:ind w:left="0" w:right="0" w:firstLine="0"/>
               <w:jc w:val="center"/>
             </w:pPr>
             <w:r>
@@ -17616,6 +18353,7 @@
             <w:pPr>
               <w:pStyle w:val="Compact"/>
               <w:spacing w:before="0" w:after="60" w:line="276" w:lineRule="auto"/>
+              <w:ind w:left="0" w:right="0" w:firstLine="0"/>
               <w:jc w:val="center"/>
             </w:pPr>
             <w:r>
@@ -17732,6 +18470,7 @@
             <w:pPr>
               <w:pStyle w:val="Compact"/>
               <w:spacing w:before="0" w:after="60" w:line="276" w:lineRule="auto"/>
+              <w:ind w:left="0" w:right="0" w:firstLine="0"/>
               <w:jc w:val="center"/>
             </w:pPr>
             <w:r>
@@ -17953,9 +18692,9 @@
         <w:t xml:space="preserve">名稱依序為猛虎、雄獅、神龍、狐狸、惡狼、老鷹、熊貓、獨角獸、鳳凰、謎面。</w:t>
       </w:r>
     </w:p>
-    <w:bookmarkEnd w:id="31"/>
     <w:bookmarkEnd w:id="32"/>
-    <w:bookmarkStart w:id="43" w:name="X2449f75f27acd4ebececa465da1d36cafb41134"/>
+    <w:bookmarkEnd w:id="33"/>
+    <w:bookmarkStart w:id="45" w:name="X2449f75f27acd4ebececa465da1d36cafb41134"/>
     <w:p>
       <w:pPr>
         <w:pStyle w:val="Heading1"/>
@@ -17973,7 +18712,7 @@
         <w:t xml:space="preserve">狀態說明</w:t>
       </w:r>
     </w:p>
-    <w:bookmarkStart w:id="33" w:name="Xf5e2ae8eb8dc7f1c335d783a58035efc0a11d3e"/>
+    <w:bookmarkStart w:id="34" w:name="Xf5e2ae8eb8dc7f1c335d783a58035efc0a11d3e"/>
     <w:p>
       <w:pPr>
         <w:pStyle w:val="Heading2"/>
@@ -18397,7 +19136,23 @@
                 <w:color w:val="172033"/>
                 <w:sz w:val="19"/>
               </w:rPr>
-              <w:t xml:space="preserve">資訊與等級總覽入口。</w:t>
+              <w:t xml:space="preserve">資訊、領取操作與</w:t>
+            </w:r>
+            <w:r>
+              <w:rPr>
+                <w:rFonts w:ascii="Arial Unicode MS" w:hAnsi="Arial Unicode MS" w:eastAsia="Arial Unicode MS" w:cs="Arial Unicode MS"/>
+                <w:color w:val="172033"/>
+                <w:sz w:val="19"/>
+              </w:rPr>
+              <w:t xml:space="preserve"> </w:t>
+            </w:r>
+            <w:r>
+              <w:rPr>
+                <w:rFonts w:hint="eastAsia" w:ascii="Arial Unicode MS" w:hAnsi="Arial Unicode MS" w:eastAsia="Arial Unicode MS" w:cs="Arial Unicode MS"/>
+                <w:color w:val="172033"/>
+                <w:sz w:val="19"/>
+              </w:rPr>
+              <w:t xml:space="preserve">VIP機制說明入口。</w:t>
             </w:r>
           </w:p>
         </w:tc>
@@ -18523,8 +19278,8 @@
         <w:t xml:space="preserve">。</w:t>
       </w:r>
     </w:p>
-    <w:bookmarkEnd w:id="33"/>
-    <w:bookmarkStart w:id="34" w:name="Xeabc2484708659111ba2780094c51dcaac24871"/>
+    <w:bookmarkEnd w:id="34"/>
+    <w:bookmarkStart w:id="35" w:name="Xeabc2484708659111ba2780094c51dcaac24871"/>
     <w:p>
       <w:pPr>
         <w:pStyle w:val="Heading2"/>
@@ -19221,8 +19976,8 @@
         </w:tc>
       </w:tr>
     </w:tbl>
-    <w:bookmarkEnd w:id="34"/>
-    <w:bookmarkStart w:id="35" w:name="X4b3617dd8f64b01bf737ecfe840fac0298a06fd"/>
+    <w:bookmarkEnd w:id="35"/>
+    <w:bookmarkStart w:id="36" w:name="X4b3617dd8f64b01bf737ecfe840fac0298a06fd"/>
     <w:p>
       <w:pPr>
         <w:pStyle w:val="Heading2"/>
@@ -20046,8 +20801,8 @@
         <w:t xml:space="preserve">與錯誤。</w:t>
       </w:r>
     </w:p>
-    <w:bookmarkEnd w:id="35"/>
-    <w:bookmarkStart w:id="36" w:name="Xbabf260ab9e947c5b52a163597a84d8bff2ad55"/>
+    <w:bookmarkEnd w:id="36"/>
+    <w:bookmarkStart w:id="37" w:name="Xbabf260ab9e947c5b52a163597a84d8bff2ad55"/>
     <w:p>
       <w:pPr>
         <w:pStyle w:val="Heading2"/>
@@ -20485,8 +21240,8 @@
         </w:tc>
       </w:tr>
     </w:tbl>
-    <w:bookmarkEnd w:id="36"/>
-    <w:bookmarkStart w:id="40" w:name="X85f6522a5b618fd263adeed7280693f5ad42b46"/>
+    <w:bookmarkEnd w:id="37"/>
+    <w:bookmarkStart w:id="42" w:name="X85f6522a5b618fd263adeed7280693f5ad42b46"/>
     <w:p>
       <w:pPr>
         <w:pStyle w:val="Heading2"/>
@@ -20504,7 +21259,7 @@
         <w:t xml:space="preserve">狀態</w:t>
       </w:r>
     </w:p>
-    <w:bookmarkStart w:id="37" w:name="Xdd0ebfb3967d20f34d594015e938ebb1d654b2b"/>
+    <w:bookmarkStart w:id="38" w:name="Xdd0ebfb3967d20f34d594015e938ebb1d654b2b"/>
     <w:p>
       <w:pPr>
         <w:pStyle w:val="Heading3"/>
@@ -21016,8 +21771,8 @@
         </w:tc>
       </w:tr>
     </w:tbl>
-    <w:bookmarkEnd w:id="37"/>
-    <w:bookmarkStart w:id="38" w:name="X2ebc2e0dcdcac39fee7b95274c17e8a443f6b02"/>
+    <w:bookmarkEnd w:id="38"/>
+    <w:bookmarkStart w:id="39" w:name="X2ebc2e0dcdcac39fee7b95274c17e8a443f6b02"/>
     <w:p>
       <w:pPr>
         <w:pStyle w:val="Heading3"/>
@@ -21505,8 +22260,8 @@
         </w:tc>
       </w:tr>
     </w:tbl>
-    <w:bookmarkEnd w:id="38"/>
-    <w:bookmarkStart w:id="39" w:name="X73ecc6cc52a205c15e1fb4f0b5e1aba0403fd9b"/>
+    <w:bookmarkEnd w:id="39"/>
+    <w:bookmarkStart w:id="40" w:name="X9512747d55aa97bd3c3c39f138ef555681fac90"/>
     <w:p>
       <w:pPr>
         <w:pStyle w:val="Heading3"/>
@@ -21521,7 +22276,7 @@
         <w:rPr>
           <w:rFonts w:hint="eastAsia" w:ascii="Arial Unicode MS" w:hAnsi="Arial Unicode MS" w:eastAsia="Arial Unicode MS" w:cs="Arial Unicode MS"/>
         </w:rPr>
-        <w:t xml:space="preserve">獎勵狀態</w:t>
+        <w:t xml:space="preserve">獎勵領取狀態</w:t>
       </w:r>
     </w:p>
     <w:tbl>
@@ -21667,7 +22422,7 @@
                 <w:color w:val="172033"/>
                 <w:sz w:val="19"/>
               </w:rPr>
-              <w:t xml:space="preserve">not_applicable</w:t>
+              <w:t xml:space="preserve">available</w:t>
             </w:r>
           </w:p>
         </w:tc>
@@ -21694,7 +22449,7 @@
                 <w:color w:val="172033"/>
                 <w:sz w:val="19"/>
               </w:rPr>
-              <w:t xml:space="preserve">不適用</w:t>
+              <w:t xml:space="preserve">可領取</w:t>
             </w:r>
           </w:p>
         </w:tc>
@@ -21717,19 +22472,11 @@
             </w:pPr>
             <w:r>
               <w:rPr>
-                <w:rFonts w:ascii="Arial Unicode MS" w:hAnsi="Arial Unicode MS" w:eastAsia="Arial Unicode MS" w:cs="Arial Unicode MS"/>
-                <w:color w:val="172033"/>
-                <w:sz w:val="19"/>
-              </w:rPr>
-              <w:t xml:space="preserve">VIP0 </w:t>
-            </w:r>
-            <w:r>
-              <w:rPr>
-                <w:rFonts w:hint="eastAsia" w:ascii="Arial Unicode MS" w:hAnsi="Arial Unicode MS" w:eastAsia="Arial Unicode MS" w:cs="Arial Unicode MS"/>
-                <w:color w:val="172033"/>
-                <w:sz w:val="19"/>
-              </w:rPr>
-              <w:t xml:space="preserve">沒有升級獎勵。</w:t>
+                <w:rFonts w:hint="eastAsia" w:ascii="Arial Unicode MS" w:hAnsi="Arial Unicode MS" w:eastAsia="Arial Unicode MS" w:cs="Arial Unicode MS"/>
+                <w:color w:val="172033"/>
+                <w:sz w:val="19"/>
+              </w:rPr>
+              <w:t xml:space="preserve">本級有獎勵且尚未領取。按鈕可操作。</w:t>
             </w:r>
           </w:p>
         </w:tc>
@@ -21763,7 +22510,7 @@
                 <w:color w:val="172033"/>
                 <w:sz w:val="19"/>
               </w:rPr>
-              <w:t xml:space="preserve">issued</w:t>
+              <w:t xml:space="preserve">claimed</w:t>
             </w:r>
           </w:p>
         </w:tc>
@@ -21791,7 +22538,7 @@
                 <w:color w:val="172033"/>
                 <w:sz w:val="19"/>
               </w:rPr>
-              <w:t xml:space="preserve">已發放</w:t>
+              <w:t xml:space="preserve">已領取</w:t>
             </w:r>
           </w:p>
         </w:tc>
@@ -21815,43 +22562,426 @@
             </w:pPr>
             <w:r>
               <w:rPr>
-                <w:rFonts w:ascii="Arial Unicode MS" w:hAnsi="Arial Unicode MS" w:eastAsia="Arial Unicode MS" w:cs="Arial Unicode MS"/>
-                <w:color w:val="172033"/>
-                <w:sz w:val="19"/>
-              </w:rPr>
-              <w:t xml:space="preserve">VIP1+ </w:t>
-            </w:r>
-            <w:r>
-              <w:rPr>
-                <w:rFonts w:hint="eastAsia" w:ascii="Arial Unicode MS" w:hAnsi="Arial Unicode MS" w:eastAsia="Arial Unicode MS" w:cs="Arial Unicode MS"/>
-                <w:color w:val="172033"/>
-                <w:sz w:val="19"/>
-              </w:rPr>
-              <w:t xml:space="preserve">的目前</w:t>
-            </w:r>
-            <w:r>
-              <w:rPr>
-                <w:rFonts w:ascii="Arial Unicode MS" w:hAnsi="Arial Unicode MS" w:eastAsia="Arial Unicode MS" w:cs="Arial Unicode MS"/>
-                <w:color w:val="172033"/>
-                <w:sz w:val="19"/>
-              </w:rPr>
-              <w:t xml:space="preserve"> Mock </w:t>
-            </w:r>
-            <w:r>
-              <w:rPr>
-                <w:rFonts w:hint="eastAsia" w:ascii="Arial Unicode MS" w:hAnsi="Arial Unicode MS" w:eastAsia="Arial Unicode MS" w:cs="Arial Unicode MS"/>
-                <w:color w:val="172033"/>
-                <w:sz w:val="19"/>
-              </w:rPr>
-              <w:t xml:space="preserve">顯示。未串接真實帳本。</w:t>
+                <w:rFonts w:hint="eastAsia" w:ascii="Arial Unicode MS" w:hAnsi="Arial Unicode MS" w:eastAsia="Arial Unicode MS" w:cs="Arial Unicode MS"/>
+                <w:color w:val="172033"/>
+                <w:sz w:val="19"/>
+              </w:rPr>
+              <w:t xml:space="preserve">本級已領取。按鈕反灰且停用。</w:t>
+            </w:r>
+          </w:p>
+        </w:tc>
+      </w:tr>
+      <w:tr>
+        <w:trPr>
+          <w:cantSplit w:val="true"/>
+        </w:trPr>
+        <w:tc>
+          <w:tcPr>
+            <w:tcW w:w="1900" w:type="dxa"/>
+            <w:tcMar>
+              <w:top w:w="80" w:type="dxa"/>
+              <w:start w:w="120" w:type="dxa"/>
+              <w:bottom w:w="80" w:type="dxa"/>
+              <w:end w:w="120" w:type="dxa"/>
+            </w:tcMar>
+            <w:vAlign w:val="center"/>
+          </w:tcPr>
+          <w:p>
+            <w:pPr>
+              <w:pStyle w:val="Compact"/>
+              <w:spacing w:before="0" w:after="60" w:line="276" w:lineRule="auto"/>
+              <w:jc w:val="left"/>
+            </w:pPr>
+            <w:r>
+              <w:rPr>
+                <w:rStyle w:val="VerbatimChar"/>
+                <w:rFonts w:ascii="Arial Unicode MS" w:hAnsi="Arial Unicode MS" w:eastAsia="Arial Unicode MS" w:cs="Arial Unicode MS"/>
+                <w:color w:val="172033"/>
+                <w:sz w:val="19"/>
+              </w:rPr>
+              <w:t xml:space="preserve">not_applicable</w:t>
+            </w:r>
+          </w:p>
+        </w:tc>
+        <w:tc>
+          <w:tcPr>
+            <w:tcW w:w="2600" w:type="dxa"/>
+            <w:tcMar>
+              <w:top w:w="80" w:type="dxa"/>
+              <w:start w:w="120" w:type="dxa"/>
+              <w:bottom w:w="80" w:type="dxa"/>
+              <w:end w:w="120" w:type="dxa"/>
+            </w:tcMar>
+            <w:vAlign w:val="center"/>
+          </w:tcPr>
+          <w:p>
+            <w:pPr>
+              <w:pStyle w:val="Compact"/>
+              <w:spacing w:before="0" w:after="60" w:line="276" w:lineRule="auto"/>
+              <w:jc w:val="left"/>
+            </w:pPr>
+            <w:r>
+              <w:rPr>
+                <w:rFonts w:hint="eastAsia" w:ascii="Arial Unicode MS" w:hAnsi="Arial Unicode MS" w:eastAsia="Arial Unicode MS" w:cs="Arial Unicode MS"/>
+                <w:color w:val="172033"/>
+                <w:sz w:val="19"/>
+              </w:rPr>
+              <w:t xml:space="preserve">無可領取獎勵</w:t>
+            </w:r>
+          </w:p>
+        </w:tc>
+        <w:tc>
+          <w:tcPr>
+            <w:tcW w:w="4860" w:type="dxa"/>
+            <w:tcMar>
+              <w:top w:w="80" w:type="dxa"/>
+              <w:start w:w="120" w:type="dxa"/>
+              <w:bottom w:w="80" w:type="dxa"/>
+              <w:end w:w="120" w:type="dxa"/>
+            </w:tcMar>
+            <w:vAlign w:val="center"/>
+          </w:tcPr>
+          <w:p>
+            <w:pPr>
+              <w:pStyle w:val="Compact"/>
+              <w:spacing w:before="0" w:after="60" w:line="276" w:lineRule="auto"/>
+              <w:jc w:val="left"/>
+            </w:pPr>
+            <w:r>
+              <w:rPr>
+                <w:rFonts w:ascii="Arial Unicode MS" w:hAnsi="Arial Unicode MS" w:eastAsia="Arial Unicode MS" w:cs="Arial Unicode MS"/>
+                <w:color w:val="172033"/>
+                <w:sz w:val="19"/>
+              </w:rPr>
+              <w:t xml:space="preserve">VIP0 </w:t>
+            </w:r>
+            <w:r>
+              <w:rPr>
+                <w:rFonts w:hint="eastAsia" w:ascii="Arial Unicode MS" w:hAnsi="Arial Unicode MS" w:eastAsia="Arial Unicode MS" w:cs="Arial Unicode MS"/>
+                <w:color w:val="172033"/>
+                <w:sz w:val="19"/>
+              </w:rPr>
+              <w:t xml:space="preserve">無獎勵的例外顯示，不屬於有獎勵按鈕的第三種狀態。反灰且停用。</w:t>
             </w:r>
           </w:p>
         </w:tc>
       </w:tr>
     </w:tbl>
-    <w:bookmarkEnd w:id="39"/>
     <w:bookmarkEnd w:id="40"/>
-    <w:bookmarkStart w:id="41" w:name="X4e9c9f0bbc636a42cf95f5adb4d4cdcb059d051"/>
+    <w:bookmarkStart w:id="41" w:name="Xd4ffc06e249bcacddc7af775f7866f73c82fd09"/>
+    <w:p>
+      <w:pPr>
+        <w:pStyle w:val="Heading3"/>
+      </w:pPr>
+      <w:r>
+        <w:rPr>
+          <w:rFonts w:ascii="Arial Unicode MS" w:hAnsi="Arial Unicode MS" w:eastAsia="Arial Unicode MS" w:cs="Arial Unicode MS"/>
+        </w:rPr>
+        <w:t xml:space="preserve">6.5.4 </w:t>
+      </w:r>
+      <w:r>
+        <w:rPr>
+          <w:rFonts w:hint="eastAsia" w:ascii="Arial Unicode MS" w:hAnsi="Arial Unicode MS" w:eastAsia="Arial Unicode MS" w:cs="Arial Unicode MS"/>
+        </w:rPr>
+        <w:t xml:space="preserve">VIP機制說明頁籤</w:t>
+      </w:r>
+    </w:p>
+    <w:tbl>
+      <w:tblPr>
+        <w:tblStyle w:val="Table"/>
+        <w:tblW w:type="dxa" w:w="9360"/>
+        <w:jc w:val="left"/>
+        <w:tblLayout w:type="fixed"/>
+        <w:tblLook w:firstRow="1" w:lastRow="0" w:firstColumn="0" w:lastColumn="0" w:noHBand="0" w:noVBand="0" w:val="0020"/>
+        <w:tblInd w:w="120" w:type="dxa"/>
+        <w:tblBorders>
+          <w:top w:val="single" w:sz="4" w:space="0" w:color="B9C8DB"/>
+          <w:left w:val="single" w:sz="4" w:space="0" w:color="B9C8DB"/>
+          <w:bottom w:val="single" w:sz="4" w:space="0" w:color="B9C8DB"/>
+          <w:right w:val="single" w:sz="4" w:space="0" w:color="B9C8DB"/>
+          <w:insideH w:val="single" w:sz="4" w:space="0" w:color="B9C8DB"/>
+          <w:insideV w:val="single" w:sz="4" w:space="0" w:color="B9C8DB"/>
+        </w:tblBorders>
+      </w:tblPr>
+      <w:tblGrid>
+        <w:gridCol w:w="1900"/>
+        <w:gridCol w:w="2600"/>
+        <w:gridCol w:w="4860"/>
+      </w:tblGrid>
+      <w:tr>
+        <w:trPr>
+          <w:tblHeader w:val="true"/>
+          <w:cantSplit w:val="true"/>
+        </w:trPr>
+        <w:tc>
+          <w:tcPr>
+            <w:tcW w:w="1900" w:type="dxa"/>
+            <w:tcMar>
+              <w:top w:w="80" w:type="dxa"/>
+              <w:start w:w="120" w:type="dxa"/>
+              <w:bottom w:w="80" w:type="dxa"/>
+              <w:end w:w="120" w:type="dxa"/>
+            </w:tcMar>
+            <w:vAlign w:val="center"/>
+            <w:shd w:fill="E8EEF5" w:val="clear"/>
+          </w:tcPr>
+          <w:p>
+            <w:pPr>
+              <w:pStyle w:val="Compact"/>
+              <w:spacing w:before="0" w:after="40" w:line="276" w:lineRule="auto"/>
+              <w:jc w:val="left"/>
+            </w:pPr>
+            <w:r>
+              <w:rPr>
+                <w:rFonts w:hint="eastAsia" w:ascii="Arial Unicode MS" w:hAnsi="Arial Unicode MS" w:eastAsia="Arial Unicode MS" w:cs="Arial Unicode MS"/>
+                <w:b/>
+                <w:color w:val="172033"/>
+                <w:sz w:val="19"/>
+              </w:rPr>
+              <w:t xml:space="preserve">值</w:t>
+            </w:r>
+          </w:p>
+        </w:tc>
+        <w:tc>
+          <w:tcPr>
+            <w:tcW w:w="2600" w:type="dxa"/>
+            <w:tcMar>
+              <w:top w:w="80" w:type="dxa"/>
+              <w:start w:w="120" w:type="dxa"/>
+              <w:bottom w:w="80" w:type="dxa"/>
+              <w:end w:w="120" w:type="dxa"/>
+            </w:tcMar>
+            <w:vAlign w:val="center"/>
+            <w:shd w:fill="E8EEF5" w:val="clear"/>
+          </w:tcPr>
+          <w:p>
+            <w:pPr>
+              <w:pStyle w:val="Compact"/>
+              <w:spacing w:before="0" w:after="40" w:line="276" w:lineRule="auto"/>
+              <w:jc w:val="left"/>
+            </w:pPr>
+            <w:r>
+              <w:rPr>
+                <w:rFonts w:hint="eastAsia" w:ascii="Arial Unicode MS" w:hAnsi="Arial Unicode MS" w:eastAsia="Arial Unicode MS" w:cs="Arial Unicode MS"/>
+                <w:b/>
+                <w:color w:val="172033"/>
+                <w:sz w:val="19"/>
+              </w:rPr>
+              <w:t xml:space="preserve">顯示</w:t>
+            </w:r>
+          </w:p>
+        </w:tc>
+        <w:tc>
+          <w:tcPr>
+            <w:tcW w:w="4860" w:type="dxa"/>
+            <w:tcMar>
+              <w:top w:w="80" w:type="dxa"/>
+              <w:start w:w="120" w:type="dxa"/>
+              <w:bottom w:w="80" w:type="dxa"/>
+              <w:end w:w="120" w:type="dxa"/>
+            </w:tcMar>
+            <w:vAlign w:val="center"/>
+            <w:shd w:fill="E8EEF5" w:val="clear"/>
+          </w:tcPr>
+          <w:p>
+            <w:pPr>
+              <w:pStyle w:val="Compact"/>
+              <w:spacing w:before="0" w:after="40" w:line="276" w:lineRule="auto"/>
+              <w:jc w:val="left"/>
+            </w:pPr>
+            <w:r>
+              <w:rPr>
+                <w:rFonts w:hint="eastAsia" w:ascii="Arial Unicode MS" w:hAnsi="Arial Unicode MS" w:eastAsia="Arial Unicode MS" w:cs="Arial Unicode MS"/>
+                <w:b/>
+                <w:color w:val="172033"/>
+                <w:sz w:val="19"/>
+              </w:rPr>
+              <w:t xml:space="preserve">意思</w:t>
+            </w:r>
+          </w:p>
+        </w:tc>
+      </w:tr>
+      <w:tr>
+        <w:trPr>
+          <w:cantSplit w:val="true"/>
+        </w:trPr>
+        <w:tc>
+          <w:tcPr>
+            <w:tcW w:w="1900" w:type="dxa"/>
+            <w:tcMar>
+              <w:top w:w="80" w:type="dxa"/>
+              <w:start w:w="120" w:type="dxa"/>
+              <w:bottom w:w="80" w:type="dxa"/>
+              <w:end w:w="120" w:type="dxa"/>
+            </w:tcMar>
+            <w:vAlign w:val="center"/>
+          </w:tcPr>
+          <w:p>
+            <w:pPr>
+              <w:pStyle w:val="Compact"/>
+              <w:spacing w:before="0" w:after="60" w:line="276" w:lineRule="auto"/>
+              <w:jc w:val="left"/>
+            </w:pPr>
+            <w:r>
+              <w:rPr>
+                <w:rStyle w:val="VerbatimChar"/>
+                <w:rFonts w:ascii="Arial Unicode MS" w:hAnsi="Arial Unicode MS" w:eastAsia="Arial Unicode MS" w:cs="Arial Unicode MS"/>
+                <w:color w:val="172033"/>
+                <w:sz w:val="19"/>
+              </w:rPr>
+              <w:t xml:space="preserve">overview</w:t>
+            </w:r>
+          </w:p>
+        </w:tc>
+        <w:tc>
+          <w:tcPr>
+            <w:tcW w:w="2600" w:type="dxa"/>
+            <w:tcMar>
+              <w:top w:w="80" w:type="dxa"/>
+              <w:start w:w="120" w:type="dxa"/>
+              <w:bottom w:w="80" w:type="dxa"/>
+              <w:end w:w="120" w:type="dxa"/>
+            </w:tcMar>
+            <w:vAlign w:val="center"/>
+          </w:tcPr>
+          <w:p>
+            <w:pPr>
+              <w:pStyle w:val="Compact"/>
+              <w:spacing w:before="0" w:after="60" w:line="276" w:lineRule="auto"/>
+              <w:jc w:val="left"/>
+            </w:pPr>
+            <w:r>
+              <w:rPr>
+                <w:rFonts w:hint="eastAsia" w:ascii="Arial Unicode MS" w:hAnsi="Arial Unicode MS" w:eastAsia="Arial Unicode MS" w:cs="Arial Unicode MS"/>
+                <w:color w:val="172033"/>
+                <w:sz w:val="19"/>
+              </w:rPr>
+              <w:t xml:space="preserve">等級總覽</w:t>
+            </w:r>
+          </w:p>
+        </w:tc>
+        <w:tc>
+          <w:tcPr>
+            <w:tcW w:w="4860" w:type="dxa"/>
+            <w:tcMar>
+              <w:top w:w="80" w:type="dxa"/>
+              <w:start w:w="120" w:type="dxa"/>
+              <w:bottom w:w="80" w:type="dxa"/>
+              <w:end w:w="120" w:type="dxa"/>
+            </w:tcMar>
+            <w:vAlign w:val="center"/>
+          </w:tcPr>
+          <w:p>
+            <w:pPr>
+              <w:pStyle w:val="Compact"/>
+              <w:spacing w:before="0" w:after="60" w:line="276" w:lineRule="auto"/>
+              <w:jc w:val="left"/>
+            </w:pPr>
+            <w:r>
+              <w:rPr>
+                <w:rFonts w:hint="eastAsia" w:ascii="Arial Unicode MS" w:hAnsi="Arial Unicode MS" w:eastAsia="Arial Unicode MS" w:cs="Arial Unicode MS"/>
+                <w:color w:val="172033"/>
+                <w:sz w:val="19"/>
+              </w:rPr>
+              <w:t xml:space="preserve">每次開啟的預設頁籤，定位並標示目前等級。</w:t>
+            </w:r>
+          </w:p>
+        </w:tc>
+      </w:tr>
+      <w:tr>
+        <w:trPr>
+          <w:cantSplit w:val="true"/>
+        </w:trPr>
+        <w:tc>
+          <w:tcPr>
+            <w:tcW w:w="1900" w:type="dxa"/>
+            <w:tcMar>
+              <w:top w:w="80" w:type="dxa"/>
+              <w:start w:w="120" w:type="dxa"/>
+              <w:bottom w:w="80" w:type="dxa"/>
+              <w:end w:w="120" w:type="dxa"/>
+            </w:tcMar>
+            <w:vAlign w:val="center"/>
+            <w:shd w:fill="F7F9FC" w:val="clear"/>
+          </w:tcPr>
+          <w:p>
+            <w:pPr>
+              <w:pStyle w:val="Compact"/>
+              <w:spacing w:before="0" w:after="60" w:line="276" w:lineRule="auto"/>
+              <w:jc w:val="left"/>
+            </w:pPr>
+            <w:r>
+              <w:rPr>
+                <w:rStyle w:val="VerbatimChar"/>
+                <w:rFonts w:ascii="Arial Unicode MS" w:hAnsi="Arial Unicode MS" w:eastAsia="Arial Unicode MS" w:cs="Arial Unicode MS"/>
+                <w:color w:val="172033"/>
+                <w:sz w:val="19"/>
+              </w:rPr>
+              <w:t xml:space="preserve">rules</w:t>
+            </w:r>
+          </w:p>
+        </w:tc>
+        <w:tc>
+          <w:tcPr>
+            <w:tcW w:w="2600" w:type="dxa"/>
+            <w:tcMar>
+              <w:top w:w="80" w:type="dxa"/>
+              <w:start w:w="120" w:type="dxa"/>
+              <w:bottom w:w="80" w:type="dxa"/>
+              <w:end w:w="120" w:type="dxa"/>
+            </w:tcMar>
+            <w:vAlign w:val="center"/>
+            <w:shd w:fill="F7F9FC" w:val="clear"/>
+          </w:tcPr>
+          <w:p>
+            <w:pPr>
+              <w:pStyle w:val="Compact"/>
+              <w:spacing w:before="0" w:after="60" w:line="276" w:lineRule="auto"/>
+              <w:jc w:val="left"/>
+            </w:pPr>
+            <w:r>
+              <w:rPr>
+                <w:rFonts w:hint="eastAsia" w:ascii="Arial Unicode MS" w:hAnsi="Arial Unicode MS" w:eastAsia="Arial Unicode MS" w:cs="Arial Unicode MS"/>
+                <w:color w:val="172033"/>
+                <w:sz w:val="19"/>
+              </w:rPr>
+              <w:t xml:space="preserve">規則說明</w:t>
+            </w:r>
+          </w:p>
+        </w:tc>
+        <w:tc>
+          <w:tcPr>
+            <w:tcW w:w="4860" w:type="dxa"/>
+            <w:tcMar>
+              <w:top w:w="80" w:type="dxa"/>
+              <w:start w:w="120" w:type="dxa"/>
+              <w:bottom w:w="80" w:type="dxa"/>
+              <w:end w:w="120" w:type="dxa"/>
+            </w:tcMar>
+            <w:vAlign w:val="center"/>
+            <w:shd w:fill="F7F9FC" w:val="clear"/>
+          </w:tcPr>
+          <w:p>
+            <w:pPr>
+              <w:pStyle w:val="Compact"/>
+              <w:spacing w:before="0" w:after="60" w:line="276" w:lineRule="auto"/>
+              <w:jc w:val="left"/>
+            </w:pPr>
+            <w:r>
+              <w:rPr>
+                <w:rFonts w:hint="eastAsia" w:ascii="Arial Unicode MS" w:hAnsi="Arial Unicode MS" w:eastAsia="Arial Unicode MS" w:cs="Arial Unicode MS"/>
+                <w:color w:val="172033"/>
+                <w:sz w:val="19"/>
+              </w:rPr>
+              <w:t xml:space="preserve">顯示升級、保級、降級與獎勵領取的簡要規則，不執行排程。</w:t>
+            </w:r>
+          </w:p>
+        </w:tc>
+      </w:tr>
+    </w:tbl>
+    <w:bookmarkEnd w:id="41"/>
+    <w:bookmarkEnd w:id="42"/>
+    <w:bookmarkStart w:id="43" w:name="X4e9c9f0bbc636a42cf95f5adb4d4cdcb059d051"/>
     <w:p>
       <w:pPr>
         <w:pStyle w:val="Heading2"/>
@@ -22564,8 +23694,8 @@
         </w:tc>
       </w:tr>
     </w:tbl>
-    <w:bookmarkEnd w:id="41"/>
-    <w:bookmarkStart w:id="42" w:name="X519de76e2283bdfdb3d026610de42bd7e02668d"/>
+    <w:bookmarkEnd w:id="43"/>
+    <w:bookmarkStart w:id="44" w:name="X519de76e2283bdfdb3d026610de42bd7e02668d"/>
     <w:p>
       <w:pPr>
         <w:pStyle w:val="Heading2"/>
@@ -23053,9 +24183,9 @@
         </w:tc>
       </w:tr>
     </w:tbl>
-    <w:bookmarkEnd w:id="42"/>
-    <w:bookmarkEnd w:id="43"/>
-    <w:bookmarkStart w:id="47" w:name="X367380a0a7a8dca788e862df706699650d2560c"/>
+    <w:bookmarkEnd w:id="44"/>
+    <w:bookmarkEnd w:id="45"/>
+    <w:bookmarkStart w:id="49" w:name="X367380a0a7a8dca788e862df706699650d2560c"/>
     <w:p>
       <w:pPr>
         <w:pStyle w:val="Heading1"/>
@@ -23084,7 +24214,7 @@
         <w:t xml:space="preserve">本章只適用於「遊戲紀錄」。其他頁籤沒有查詢、排序或分頁。</w:t>
       </w:r>
     </w:p>
-    <w:bookmarkStart w:id="44" w:name="Xffafc0c6c8e901955004446412ea8043f64d8bf"/>
+    <w:bookmarkStart w:id="46" w:name="Xffafc0c6c8e901955004446412ea8043f64d8bf"/>
     <w:p>
       <w:pPr>
         <w:pStyle w:val="Heading2"/>
@@ -23441,7 +24571,7 @@
         <w:pStyle w:val="Compact"/>
         <w:numPr>
           <w:ilvl w:val="0"/>
-          <w:numId w:val="1005"/>
+          <w:numId w:val="1007"/>
         </w:numPr>
       </w:pPr>
       <w:r>
@@ -23456,7 +24586,7 @@
         <w:pStyle w:val="Compact"/>
         <w:numPr>
           <w:ilvl w:val="0"/>
-          <w:numId w:val="1005"/>
+          <w:numId w:val="1007"/>
         </w:numPr>
       </w:pPr>
       <w:r>
@@ -23471,7 +24601,7 @@
         <w:pStyle w:val="Compact"/>
         <w:numPr>
           <w:ilvl w:val="0"/>
-          <w:numId w:val="1005"/>
+          <w:numId w:val="1007"/>
         </w:numPr>
       </w:pPr>
       <w:r>
@@ -23486,7 +24616,7 @@
         <w:pStyle w:val="Compact"/>
         <w:numPr>
           <w:ilvl w:val="0"/>
-          <w:numId w:val="1005"/>
+          <w:numId w:val="1007"/>
         </w:numPr>
       </w:pPr>
       <w:r>
@@ -23513,7 +24643,7 @@
         <w:pStyle w:val="Compact"/>
         <w:numPr>
           <w:ilvl w:val="0"/>
-          <w:numId w:val="1005"/>
+          <w:numId w:val="1007"/>
         </w:numPr>
       </w:pPr>
       <w:r>
@@ -23523,8 +24653,8 @@
         <w:t xml:space="preserve">本版沒有重置按鈕。</w:t>
       </w:r>
     </w:p>
-    <w:bookmarkEnd w:id="44"/>
-    <w:bookmarkStart w:id="45" w:name="X1681c53d961955b2c1bb4cbb00db46a13a39f1e"/>
+    <w:bookmarkEnd w:id="46"/>
+    <w:bookmarkStart w:id="47" w:name="X1681c53d961955b2c1bb4cbb00db46a13a39f1e"/>
     <w:p>
       <w:pPr>
         <w:pStyle w:val="Heading2"/>
@@ -23547,7 +24677,7 @@
         <w:pStyle w:val="Compact"/>
         <w:numPr>
           <w:ilvl w:val="0"/>
-          <w:numId w:val="1006"/>
+          <w:numId w:val="1008"/>
         </w:numPr>
       </w:pPr>
       <w:r>
@@ -23562,7 +24692,7 @@
         <w:pStyle w:val="Compact"/>
         <w:numPr>
           <w:ilvl w:val="0"/>
-          <w:numId w:val="1006"/>
+          <w:numId w:val="1008"/>
         </w:numPr>
       </w:pPr>
       <w:r>
@@ -23583,7 +24713,7 @@
         <w:pStyle w:val="Compact"/>
         <w:numPr>
           <w:ilvl w:val="0"/>
-          <w:numId w:val="1006"/>
+          <w:numId w:val="1008"/>
         </w:numPr>
       </w:pPr>
       <w:r>
@@ -23593,8 +24723,8 @@
         <w:t xml:space="preserve">時間只用於篩選。結果表格不顯示時間。</w:t>
       </w:r>
     </w:p>
-    <w:bookmarkEnd w:id="45"/>
-    <w:bookmarkStart w:id="46" w:name="Xffef0d15ceaeabc686cd4df97bf2d325d005117"/>
+    <w:bookmarkEnd w:id="47"/>
+    <w:bookmarkStart w:id="48" w:name="Xffef0d15ceaeabc686cd4df97bf2d325d005117"/>
     <w:p>
       <w:pPr>
         <w:pStyle w:val="Heading2"/>
@@ -23617,7 +24747,7 @@
         <w:pStyle w:val="Compact"/>
         <w:numPr>
           <w:ilvl w:val="0"/>
-          <w:numId w:val="1007"/>
+          <w:numId w:val="1009"/>
         </w:numPr>
       </w:pPr>
       <w:r>
@@ -23644,7 +24774,7 @@
         <w:pStyle w:val="Compact"/>
         <w:numPr>
           <w:ilvl w:val="0"/>
-          <w:numId w:val="1007"/>
+          <w:numId w:val="1009"/>
         </w:numPr>
       </w:pPr>
       <w:r>
@@ -23659,7 +24789,7 @@
         <w:pStyle w:val="Compact"/>
         <w:numPr>
           <w:ilvl w:val="0"/>
-          <w:numId w:val="1007"/>
+          <w:numId w:val="1009"/>
         </w:numPr>
       </w:pPr>
       <w:r>
@@ -23686,7 +24816,7 @@
         <w:pStyle w:val="Compact"/>
         <w:numPr>
           <w:ilvl w:val="0"/>
-          <w:numId w:val="1007"/>
+          <w:numId w:val="1009"/>
         </w:numPr>
       </w:pPr>
       <w:r>
@@ -23696,9 +24826,9 @@
         <w:t xml:space="preserve">最後一頁停用下一頁。</w:t>
       </w:r>
     </w:p>
-    <w:bookmarkEnd w:id="46"/>
-    <w:bookmarkEnd w:id="47"/>
-    <w:bookmarkStart w:id="48" w:name="Xb77a24fc6a29c001cda1ab9b9564d9bf6091eef"/>
+    <w:bookmarkEnd w:id="48"/>
+    <w:bookmarkEnd w:id="49"/>
+    <w:bookmarkStart w:id="50" w:name="Xb77a24fc6a29c001cda1ab9b9564d9bf6091eef"/>
     <w:p>
       <w:pPr>
         <w:pStyle w:val="Heading1"/>
@@ -24945,7 +26075,7 @@
                 <w:color w:val="172033"/>
                 <w:sz w:val="19"/>
               </w:rPr>
-              <w:t xml:space="preserve">查看全部等級</w:t>
+              <w:t xml:space="preserve">VIP機制說明</w:t>
             </w:r>
           </w:p>
         </w:tc>
@@ -24981,15 +26111,15 @@
                 <w:color w:val="172033"/>
                 <w:sz w:val="19"/>
               </w:rPr>
-              <w:t xml:space="preserve"> VIP </w:t>
-            </w:r>
-            <w:r>
-              <w:rPr>
-                <w:rFonts w:hint="eastAsia" w:ascii="Arial Unicode MS" w:hAnsi="Arial Unicode MS" w:eastAsia="Arial Unicode MS" w:cs="Arial Unicode MS"/>
-                <w:color w:val="172033"/>
-                <w:sz w:val="19"/>
-              </w:rPr>
-              <w:t xml:space="preserve">等級總覽</w:t>
+              <w:t xml:space="preserve"> </w:t>
+            </w:r>
+            <w:r>
+              <w:rPr>
+                <w:rFonts w:hint="eastAsia" w:ascii="Arial Unicode MS" w:hAnsi="Arial Unicode MS" w:eastAsia="Arial Unicode MS" w:cs="Arial Unicode MS"/>
+                <w:color w:val="172033"/>
+                <w:sz w:val="19"/>
+              </w:rPr>
+              <w:t xml:space="preserve">VIP機制說明並選中等級總覽</w:t>
             </w:r>
           </w:p>
         </w:tc>
@@ -25026,6 +26156,239 @@
                 <w:sz w:val="19"/>
               </w:rPr>
               <w:t xml:space="preserve"> VIP。</w:t>
+            </w:r>
+          </w:p>
+        </w:tc>
+      </w:tr>
+      <w:tr>
+        <w:trPr>
+          <w:cantSplit w:val="true"/>
+        </w:trPr>
+        <w:tc>
+          <w:tcPr>
+            <w:tcW w:w="2800" w:type="dxa"/>
+            <w:tcMar>
+              <w:top w:w="80" w:type="dxa"/>
+              <w:start w:w="120" w:type="dxa"/>
+              <w:bottom w:w="80" w:type="dxa"/>
+              <w:end w:w="120" w:type="dxa"/>
+            </w:tcMar>
+            <w:vAlign w:val="center"/>
+          </w:tcPr>
+          <w:p>
+            <w:pPr>
+              <w:pStyle w:val="Compact"/>
+              <w:spacing w:before="0" w:after="60" w:line="276" w:lineRule="auto"/>
+              <w:jc w:val="left"/>
+            </w:pPr>
+            <w:r>
+              <w:rPr>
+                <w:rFonts w:hint="eastAsia" w:ascii="Arial Unicode MS" w:hAnsi="Arial Unicode MS" w:eastAsia="Arial Unicode MS" w:cs="Arial Unicode MS"/>
+                <w:color w:val="172033"/>
+                <w:sz w:val="19"/>
+              </w:rPr>
+              <w:t xml:space="preserve">等級總覽／規則說明</w:t>
+            </w:r>
+          </w:p>
+        </w:tc>
+        <w:tc>
+          <w:tcPr>
+            <w:tcW w:w="2700" w:type="dxa"/>
+            <w:tcMar>
+              <w:top w:w="80" w:type="dxa"/>
+              <w:start w:w="120" w:type="dxa"/>
+              <w:bottom w:w="80" w:type="dxa"/>
+              <w:end w:w="120" w:type="dxa"/>
+            </w:tcMar>
+            <w:vAlign w:val="center"/>
+          </w:tcPr>
+          <w:p>
+            <w:pPr>
+              <w:pStyle w:val="Compact"/>
+              <w:spacing w:before="0" w:after="60" w:line="276" w:lineRule="auto"/>
+              <w:jc w:val="left"/>
+            </w:pPr>
+            <w:r>
+              <w:rPr>
+                <w:rFonts w:hint="eastAsia" w:ascii="Arial Unicode MS" w:hAnsi="Arial Unicode MS" w:eastAsia="Arial Unicode MS" w:cs="Arial Unicode MS"/>
+                <w:color w:val="172033"/>
+                <w:sz w:val="19"/>
+              </w:rPr>
+              <w:t xml:space="preserve">切換</w:t>
+            </w:r>
+            <w:r>
+              <w:rPr>
+                <w:rFonts w:ascii="Arial Unicode MS" w:hAnsi="Arial Unicode MS" w:eastAsia="Arial Unicode MS" w:cs="Arial Unicode MS"/>
+                <w:color w:val="172033"/>
+                <w:sz w:val="19"/>
+              </w:rPr>
+              <w:t xml:space="preserve"> </w:t>
+            </w:r>
+            <w:r>
+              <w:rPr>
+                <w:rFonts w:hint="eastAsia" w:ascii="Arial Unicode MS" w:hAnsi="Arial Unicode MS" w:eastAsia="Arial Unicode MS" w:cs="Arial Unicode MS"/>
+                <w:color w:val="172033"/>
+                <w:sz w:val="19"/>
+              </w:rPr>
+              <w:t xml:space="preserve">VIP機制說明內容</w:t>
+            </w:r>
+          </w:p>
+        </w:tc>
+        <w:tc>
+          <w:tcPr>
+            <w:tcW w:w="3860" w:type="dxa"/>
+            <w:tcMar>
+              <w:top w:w="80" w:type="dxa"/>
+              <w:start w:w="120" w:type="dxa"/>
+              <w:bottom w:w="80" w:type="dxa"/>
+              <w:end w:w="120" w:type="dxa"/>
+            </w:tcMar>
+            <w:vAlign w:val="center"/>
+          </w:tcPr>
+          <w:p>
+            <w:pPr>
+              <w:pStyle w:val="Compact"/>
+              <w:spacing w:before="0" w:after="60" w:line="276" w:lineRule="auto"/>
+              <w:jc w:val="left"/>
+            </w:pPr>
+            <w:r>
+              <w:rPr>
+                <w:rStyle w:val="VerbatimChar"/>
+                <w:rFonts w:ascii="Arial Unicode MS" w:hAnsi="Arial Unicode MS" w:eastAsia="Arial Unicode MS" w:cs="Arial Unicode MS"/>
+                <w:color w:val="172033"/>
+                <w:sz w:val="19"/>
+              </w:rPr>
+              <w:t xml:space="preserve">overview</w:t>
+            </w:r>
+            <w:r>
+              <w:rPr>
+                <w:rFonts w:hint="eastAsia" w:ascii="Arial Unicode MS" w:hAnsi="Arial Unicode MS" w:eastAsia="Arial Unicode MS" w:cs="Arial Unicode MS"/>
+                <w:color w:val="172033"/>
+                <w:sz w:val="19"/>
+              </w:rPr>
+              <w:t xml:space="preserve">／</w:t>
+            </w:r>
+            <w:r>
+              <w:rPr>
+                <w:rStyle w:val="VerbatimChar"/>
+                <w:rFonts w:ascii="Arial Unicode MS" w:hAnsi="Arial Unicode MS" w:eastAsia="Arial Unicode MS" w:cs="Arial Unicode MS"/>
+                <w:color w:val="172033"/>
+                <w:sz w:val="19"/>
+              </w:rPr>
+              <w:t xml:space="preserve">rules</w:t>
+            </w:r>
+            <w:r>
+              <w:rPr>
+                <w:rFonts w:ascii="Arial Unicode MS" w:hAnsi="Arial Unicode MS" w:eastAsia="Arial Unicode MS" w:cs="Arial Unicode MS"/>
+                <w:color w:val="172033"/>
+                <w:sz w:val="19"/>
+              </w:rPr>
+              <w:t xml:space="preserve">。</w:t>
+            </w:r>
+          </w:p>
+        </w:tc>
+      </w:tr>
+      <w:tr>
+        <w:trPr>
+          <w:cantSplit w:val="true"/>
+        </w:trPr>
+        <w:tc>
+          <w:tcPr>
+            <w:tcW w:w="2800" w:type="dxa"/>
+            <w:tcMar>
+              <w:top w:w="80" w:type="dxa"/>
+              <w:start w:w="120" w:type="dxa"/>
+              <w:bottom w:w="80" w:type="dxa"/>
+              <w:end w:w="120" w:type="dxa"/>
+            </w:tcMar>
+            <w:vAlign w:val="center"/>
+            <w:shd w:fill="F7F9FC" w:val="clear"/>
+          </w:tcPr>
+          <w:p>
+            <w:pPr>
+              <w:pStyle w:val="Compact"/>
+              <w:spacing w:before="0" w:after="60" w:line="276" w:lineRule="auto"/>
+              <w:jc w:val="left"/>
+            </w:pPr>
+            <w:r>
+              <w:rPr>
+                <w:rFonts w:hint="eastAsia" w:ascii="Arial Unicode MS" w:hAnsi="Arial Unicode MS" w:eastAsia="Arial Unicode MS" w:cs="Arial Unicode MS"/>
+                <w:color w:val="172033"/>
+                <w:sz w:val="19"/>
+              </w:rPr>
+              <w:t xml:space="preserve">可領取</w:t>
+            </w:r>
+          </w:p>
+        </w:tc>
+        <w:tc>
+          <w:tcPr>
+            <w:tcW w:w="2700" w:type="dxa"/>
+            <w:tcMar>
+              <w:top w:w="80" w:type="dxa"/>
+              <w:start w:w="120" w:type="dxa"/>
+              <w:bottom w:w="80" w:type="dxa"/>
+              <w:end w:w="120" w:type="dxa"/>
+            </w:tcMar>
+            <w:vAlign w:val="center"/>
+            <w:shd w:fill="F7F9FC" w:val="clear"/>
+          </w:tcPr>
+          <w:p>
+            <w:pPr>
+              <w:pStyle w:val="Compact"/>
+              <w:spacing w:before="0" w:after="60" w:line="276" w:lineRule="auto"/>
+              <w:jc w:val="left"/>
+            </w:pPr>
+            <w:r>
+              <w:rPr>
+                <w:rFonts w:hint="eastAsia" w:ascii="Arial Unicode MS" w:hAnsi="Arial Unicode MS" w:eastAsia="Arial Unicode MS" w:cs="Arial Unicode MS"/>
+                <w:color w:val="172033"/>
+                <w:sz w:val="19"/>
+              </w:rPr>
+              <w:t xml:space="preserve">領取本級獎勵並更新錢包、紀錄及按鈕</w:t>
+            </w:r>
+          </w:p>
+        </w:tc>
+        <w:tc>
+          <w:tcPr>
+            <w:tcW w:w="3860" w:type="dxa"/>
+            <w:tcMar>
+              <w:top w:w="80" w:type="dxa"/>
+              <w:start w:w="120" w:type="dxa"/>
+              <w:bottom w:w="80" w:type="dxa"/>
+              <w:end w:w="120" w:type="dxa"/>
+            </w:tcMar>
+            <w:vAlign w:val="center"/>
+            <w:shd w:fill="F7F9FC" w:val="clear"/>
+          </w:tcPr>
+          <w:p>
+            <w:pPr>
+              <w:pStyle w:val="Compact"/>
+              <w:spacing w:before="0" w:after="60" w:line="276" w:lineRule="auto"/>
+              <w:jc w:val="left"/>
+            </w:pPr>
+            <w:r>
+              <w:rPr>
+                <w:rFonts w:hint="eastAsia" w:ascii="Arial Unicode MS" w:hAnsi="Arial Unicode MS" w:eastAsia="Arial Unicode MS" w:cs="Arial Unicode MS"/>
+                <w:color w:val="172033"/>
+                <w:sz w:val="19"/>
+              </w:rPr>
+              <w:t xml:space="preserve">目前</w:t>
+            </w:r>
+            <w:r>
+              <w:rPr>
+                <w:rFonts w:ascii="Arial Unicode MS" w:hAnsi="Arial Unicode MS" w:eastAsia="Arial Unicode MS" w:cs="Arial Unicode MS"/>
+                <w:color w:val="172033"/>
+                <w:sz w:val="19"/>
+              </w:rPr>
+              <w:t xml:space="preserve"> </w:t>
+            </w:r>
+            <w:r>
+              <w:rPr>
+                <w:rFonts w:hint="eastAsia" w:ascii="Arial Unicode MS" w:hAnsi="Arial Unicode MS" w:eastAsia="Arial Unicode MS" w:cs="Arial Unicode MS"/>
+                <w:color w:val="172033"/>
+                <w:sz w:val="19"/>
+              </w:rPr>
+              <w:t xml:space="preserve">VIP、獎勵配置與已領取等級集合。</w:t>
             </w:r>
           </w:p>
         </w:tc>
@@ -25315,8 +26678,8 @@
         <w:t xml:space="preserve">Lobby。沒有跨頁路由跳轉。</w:t>
       </w:r>
     </w:p>
-    <w:bookmarkEnd w:id="48"/>
-    <w:bookmarkStart w:id="49" w:name="Xb339d318032f492ee814721fd8f5c4141f69f06"/>
+    <w:bookmarkEnd w:id="50"/>
+    <w:bookmarkStart w:id="51" w:name="Xb339d318032f492ee814721fd8f5c4141f69f06"/>
     <w:p>
       <w:pPr>
         <w:pStyle w:val="Heading1"/>
@@ -25794,8 +27157,8 @@
         <w:t xml:space="preserve">「查無資料」不可顯示為「載入失敗」。</w:t>
       </w:r>
     </w:p>
-    <w:bookmarkEnd w:id="49"/>
-    <w:bookmarkStart w:id="50" w:name="X809166b3666f6ffa2f629756d3903c8f55675d1"/>
+    <w:bookmarkEnd w:id="51"/>
+    <w:bookmarkStart w:id="52" w:name="X809166b3666f6ffa2f629756d3903c8f55675d1"/>
     <w:p>
       <w:pPr>
         <w:pStyle w:val="Heading1"/>
@@ -28337,7 +29700,7 @@
                 <w:color w:val="172033"/>
                 <w:sz w:val="19"/>
               </w:rPr>
-              <w:t xml:space="preserve">查看全部</w:t>
+              <w:t xml:space="preserve">查看</w:t>
             </w:r>
             <w:r>
               <w:rPr>
@@ -28347,7 +29710,7 @@
                 <w:color w:val="172033"/>
                 <w:sz w:val="19"/>
               </w:rPr>
-              <w:t xml:space="preserve"> VIP </w:t>
+              <w:t xml:space="preserve"> </w:t>
             </w:r>
             <w:r>
               <w:rPr>
@@ -28357,7 +29720,7 @@
                 <w:color w:val="172033"/>
                 <w:sz w:val="19"/>
               </w:rPr>
-              <w:t xml:space="preserve">等級</w:t>
+              <w:t xml:space="preserve">VIP機制說明</w:t>
             </w:r>
           </w:p>
         </w:tc>
@@ -28423,7 +29786,7 @@
                 <w:color w:val="172033"/>
                 <w:sz w:val="19"/>
               </w:rPr>
-              <w:t xml:space="preserve">的條件與獎勵。</w:t>
+              <w:t xml:space="preserve">的條件與獎勵，並快速理解規則。</w:t>
             </w:r>
           </w:p>
         </w:tc>
@@ -28535,7 +29898,7 @@
                 <w:color w:val="172033"/>
                 <w:sz w:val="19"/>
               </w:rPr>
-              <w:t xml:space="preserve">點擊「查看全部等級」。</w:t>
+              <w:t xml:space="preserve">點擊「VIP機制說明」，再切換「規則說明」。</w:t>
             </w:r>
           </w:p>
         </w:tc>
@@ -28587,7 +29950,7 @@
                 <w:color w:val="172033"/>
                 <w:sz w:val="19"/>
               </w:rPr>
-              <w:t xml:space="preserve">顯示</w:t>
+              <w:t xml:space="preserve">先顯示</w:t>
             </w:r>
             <w:r>
               <w:rPr>
@@ -28603,7 +29966,7 @@
                 <w:color w:val="172033"/>
                 <w:sz w:val="19"/>
               </w:rPr>
-              <w:t xml:space="preserve">個等級並定位到</w:t>
+              <w:t xml:space="preserve">個等級並定位、標示</w:t>
             </w:r>
             <w:r>
               <w:rPr>
@@ -28619,23 +29982,7 @@
                 <w:color w:val="172033"/>
                 <w:sz w:val="19"/>
               </w:rPr>
-              <w:t xml:space="preserve">VIP6，VIP6</w:t>
-            </w:r>
-            <w:r>
-              <w:rPr>
-                <w:rFonts w:ascii="Arial Unicode MS" w:hAnsi="Arial Unicode MS" w:eastAsia="Arial Unicode MS" w:cs="Arial Unicode MS"/>
-                <w:color w:val="172033"/>
-                <w:sz w:val="19"/>
-              </w:rPr>
-              <w:t xml:space="preserve"> </w:t>
-            </w:r>
-            <w:r>
-              <w:rPr>
-                <w:rFonts w:hint="eastAsia" w:ascii="Arial Unicode MS" w:hAnsi="Arial Unicode MS" w:eastAsia="Arial Unicode MS" w:cs="Arial Unicode MS"/>
-                <w:color w:val="172033"/>
-                <w:sz w:val="19"/>
-              </w:rPr>
-              <w:t xml:space="preserve">標示為目前等級。</w:t>
+              <w:t xml:space="preserve">VIP6；切換後顯示升級、保級、降級與獎勵領取規則。</w:t>
             </w:r>
           </w:p>
         </w:tc>
@@ -28949,8 +30296,324 @@
         </w:tc>
       </w:tr>
     </w:tbl>
-    <w:bookmarkEnd w:id="50"/>
-    <w:bookmarkStart w:id="51" w:name="X4bcc6caed4c064605e0019fa0b153dffaa46ed9"/>
+    <w:p/>
+    <w:tbl>
+      <w:tblPr>
+        <w:tblStyle w:val="Table"/>
+        <w:tblW w:type="dxa" w:w="9360"/>
+        <w:jc w:val="left"/>
+        <w:tblLayout w:type="fixed"/>
+        <w:tblLook w:firstRow="1" w:lastRow="0" w:firstColumn="0" w:lastColumn="0" w:noHBand="0" w:noVBand="0" w:val="0020"/>
+        <w:tblInd w:w="120" w:type="dxa"/>
+        <w:tblBorders>
+          <w:top w:val="single" w:sz="4" w:space="0" w:color="B9C8DB"/>
+          <w:left w:val="single" w:sz="4" w:space="0" w:color="B9C8DB"/>
+          <w:bottom w:val="single" w:sz="4" w:space="0" w:color="B9C8DB"/>
+          <w:right w:val="single" w:sz="4" w:space="0" w:color="B9C8DB"/>
+          <w:insideH w:val="single" w:sz="4" w:space="0" w:color="B9C8DB"/>
+          <w:insideV w:val="single" w:sz="4" w:space="0" w:color="B9C8DB"/>
+        </w:tblBorders>
+      </w:tblPr>
+      <w:tblGrid>
+        <w:gridCol w:w="9360"/>
+      </w:tblGrid>
+      <w:tr>
+        <w:trPr>
+          <w:tblHeader w:val="true"/>
+          <w:cantSplit w:val="true"/>
+        </w:trPr>
+        <w:tc>
+          <w:tcPr>
+            <w:tcW w:w="9360" w:type="dxa"/>
+            <w:tcMar>
+              <w:top w:w="80" w:type="dxa"/>
+              <w:start w:w="120" w:type="dxa"/>
+              <w:bottom w:w="80" w:type="dxa"/>
+              <w:end w:w="120" w:type="dxa"/>
+            </w:tcMar>
+            <w:vAlign w:val="center"/>
+            <w:shd w:fill="E8EEF5" w:val="clear"/>
+          </w:tcPr>
+          <w:p>
+            <w:pPr>
+              <w:pStyle w:val="Compact"/>
+              <w:keepNext/>
+              <w:keepLines/>
+              <w:spacing w:before="0" w:after="40" w:line="276" w:lineRule="auto"/>
+              <w:jc w:val="left"/>
+            </w:pPr>
+            <w:r>
+              <w:rPr>
+                <w:rFonts w:ascii="Arial Unicode MS" w:hAnsi="Arial Unicode MS" w:eastAsia="Arial Unicode MS" w:cs="Arial Unicode MS"/>
+                <w:b/>
+                <w:bCs/>
+                <w:color w:val="172033"/>
+                <w:sz w:val="19"/>
+              </w:rPr>
+              <w:t xml:space="preserve">US-U11 </w:t>
+            </w:r>
+            <w:r>
+              <w:rPr>
+                <w:rFonts w:hint="eastAsia" w:ascii="Arial Unicode MS" w:hAnsi="Arial Unicode MS" w:eastAsia="Arial Unicode MS" w:cs="Arial Unicode MS"/>
+                <w:b/>
+                <w:bCs/>
+                <w:color w:val="172033"/>
+                <w:sz w:val="19"/>
+              </w:rPr>
+              <w:t xml:space="preserve">領取本級升級獎勵</w:t>
+            </w:r>
+          </w:p>
+        </w:tc>
+      </w:tr>
+      <w:tr>
+        <w:trPr>
+          <w:cantSplit w:val="true"/>
+        </w:trPr>
+        <w:tc>
+          <w:tcPr>
+            <w:tcW w:w="9360" w:type="dxa"/>
+            <w:tcMar>
+              <w:top w:w="80" w:type="dxa"/>
+              <w:start w:w="120" w:type="dxa"/>
+              <w:bottom w:w="80" w:type="dxa"/>
+              <w:end w:w="120" w:type="dxa"/>
+            </w:tcMar>
+            <w:vAlign w:val="center"/>
+          </w:tcPr>
+          <w:p>
+            <w:pPr>
+              <w:pStyle w:val="Compact"/>
+              <w:keepNext/>
+              <w:keepLines/>
+              <w:spacing w:before="0" w:after="60" w:line="276" w:lineRule="auto"/>
+              <w:jc w:val="left"/>
+            </w:pPr>
+            <w:r>
+              <w:rPr>
+                <w:rFonts w:hint="eastAsia" w:ascii="Arial Unicode MS" w:hAnsi="Arial Unicode MS" w:eastAsia="Arial Unicode MS" w:cs="Arial Unicode MS"/>
+                <w:color w:val="172033"/>
+                <w:sz w:val="19"/>
+              </w:rPr>
+              <w:t xml:space="preserve">身為會員，我要領取目前等級對應的獎勵。</w:t>
+            </w:r>
+          </w:p>
+        </w:tc>
+      </w:tr>
+      <w:tr>
+        <w:trPr>
+          <w:cantSplit w:val="true"/>
+        </w:trPr>
+        <w:tc>
+          <w:tcPr>
+            <w:tcW w:w="9360" w:type="dxa"/>
+            <w:tcMar>
+              <w:top w:w="80" w:type="dxa"/>
+              <w:start w:w="120" w:type="dxa"/>
+              <w:bottom w:w="80" w:type="dxa"/>
+              <w:end w:w="120" w:type="dxa"/>
+            </w:tcMar>
+            <w:vAlign w:val="center"/>
+          </w:tcPr>
+          <w:p>
+            <w:pPr>
+              <w:pStyle w:val="Compact"/>
+              <w:keepNext/>
+              <w:keepLines/>
+              <w:spacing w:before="0" w:after="60" w:line="276" w:lineRule="auto"/>
+              <w:jc w:val="left"/>
+            </w:pPr>
+            <w:r>
+              <w:rPr>
+                <w:rFonts w:ascii="Arial Unicode MS" w:hAnsi="Arial Unicode MS" w:eastAsia="Arial Unicode MS" w:cs="Arial Unicode MS"/>
+                <w:b/>
+                <w:bCs/>
+                <w:color w:val="172033"/>
+                <w:sz w:val="19"/>
+              </w:rPr>
+              <w:t xml:space="preserve">GIVEN</w:t>
+            </w:r>
+            <w:r>
+              <w:rPr>
+                <w:rFonts w:ascii="Arial Unicode MS" w:hAnsi="Arial Unicode MS" w:eastAsia="Arial Unicode MS" w:cs="Arial Unicode MS"/>
+                <w:color w:val="172033"/>
+                <w:sz w:val="19"/>
+              </w:rPr>
+              <w:t xml:space="preserve"> </w:t>
+            </w:r>
+            <w:r>
+              <w:rPr>
+                <w:rFonts w:hint="eastAsia" w:ascii="Arial Unicode MS" w:hAnsi="Arial Unicode MS" w:eastAsia="Arial Unicode MS" w:cs="Arial Unicode MS"/>
+                <w:color w:val="172033"/>
+                <w:sz w:val="19"/>
+              </w:rPr>
+              <w:t xml:space="preserve">一般會員</w:t>
+            </w:r>
+            <w:r>
+              <w:rPr>
+                <w:rFonts w:ascii="Arial Unicode MS" w:hAnsi="Arial Unicode MS" w:eastAsia="Arial Unicode MS" w:cs="Arial Unicode MS"/>
+                <w:color w:val="172033"/>
+                <w:sz w:val="19"/>
+              </w:rPr>
+              <w:t xml:space="preserve"> Mock </w:t>
+            </w:r>
+            <w:r>
+              <w:rPr>
+                <w:rFonts w:hint="eastAsia" w:ascii="Arial Unicode MS" w:hAnsi="Arial Unicode MS" w:eastAsia="Arial Unicode MS" w:cs="Arial Unicode MS"/>
+                <w:color w:val="172033"/>
+                <w:sz w:val="19"/>
+              </w:rPr>
+              <w:t xml:space="preserve">為</w:t>
+            </w:r>
+            <w:r>
+              <w:rPr>
+                <w:rFonts w:ascii="Arial Unicode MS" w:hAnsi="Arial Unicode MS" w:eastAsia="Arial Unicode MS" w:cs="Arial Unicode MS"/>
+                <w:color w:val="172033"/>
+                <w:sz w:val="19"/>
+              </w:rPr>
+              <w:t xml:space="preserve"> </w:t>
+            </w:r>
+            <w:r>
+              <w:rPr>
+                <w:rFonts w:hint="eastAsia" w:ascii="Arial Unicode MS" w:hAnsi="Arial Unicode MS" w:eastAsia="Arial Unicode MS" w:cs="Arial Unicode MS"/>
+                <w:color w:val="172033"/>
+                <w:sz w:val="19"/>
+              </w:rPr>
+              <w:t xml:space="preserve">VIP6，尚未領取，銀幣為</w:t>
+            </w:r>
+            <w:r>
+              <w:rPr>
+                <w:rFonts w:ascii="Arial Unicode MS" w:hAnsi="Arial Unicode MS" w:eastAsia="Arial Unicode MS" w:cs="Arial Unicode MS"/>
+                <w:color w:val="172033"/>
+                <w:sz w:val="19"/>
+              </w:rPr>
+              <w:t xml:space="preserve"> 10,000,000。</w:t>
+            </w:r>
+          </w:p>
+        </w:tc>
+      </w:tr>
+      <w:tr>
+        <w:trPr>
+          <w:cantSplit w:val="true"/>
+        </w:trPr>
+        <w:tc>
+          <w:tcPr>
+            <w:tcW w:w="9360" w:type="dxa"/>
+            <w:tcMar>
+              <w:top w:w="80" w:type="dxa"/>
+              <w:start w:w="120" w:type="dxa"/>
+              <w:bottom w:w="80" w:type="dxa"/>
+              <w:end w:w="120" w:type="dxa"/>
+            </w:tcMar>
+            <w:vAlign w:val="center"/>
+          </w:tcPr>
+          <w:p>
+            <w:pPr>
+              <w:pStyle w:val="Compact"/>
+              <w:keepNext/>
+              <w:keepLines/>
+              <w:spacing w:before="0" w:after="60" w:line="276" w:lineRule="auto"/>
+              <w:jc w:val="left"/>
+            </w:pPr>
+            <w:r>
+              <w:rPr>
+                <w:rFonts w:ascii="Arial Unicode MS" w:hAnsi="Arial Unicode MS" w:eastAsia="Arial Unicode MS" w:cs="Arial Unicode MS"/>
+                <w:b/>
+                <w:bCs/>
+                <w:color w:val="172033"/>
+                <w:sz w:val="19"/>
+              </w:rPr>
+              <w:t xml:space="preserve">WHEN</w:t>
+            </w:r>
+            <w:r>
+              <w:rPr>
+                <w:rFonts w:ascii="Arial Unicode MS" w:hAnsi="Arial Unicode MS" w:eastAsia="Arial Unicode MS" w:cs="Arial Unicode MS"/>
+                <w:color w:val="172033"/>
+                <w:sz w:val="19"/>
+              </w:rPr>
+              <w:t xml:space="preserve"> </w:t>
+            </w:r>
+            <w:r>
+              <w:rPr>
+                <w:rFonts w:hint="eastAsia" w:ascii="Arial Unicode MS" w:hAnsi="Arial Unicode MS" w:eastAsia="Arial Unicode MS" w:cs="Arial Unicode MS"/>
+                <w:color w:val="172033"/>
+                <w:sz w:val="19"/>
+              </w:rPr>
+              <w:t xml:space="preserve">點擊「可領取」。</w:t>
+            </w:r>
+          </w:p>
+        </w:tc>
+      </w:tr>
+      <w:tr>
+        <w:trPr>
+          <w:cantSplit w:val="true"/>
+        </w:trPr>
+        <w:tc>
+          <w:tcPr>
+            <w:tcW w:w="9360" w:type="dxa"/>
+            <w:tcMar>
+              <w:top w:w="80" w:type="dxa"/>
+              <w:start w:w="120" w:type="dxa"/>
+              <w:bottom w:w="80" w:type="dxa"/>
+              <w:end w:w="120" w:type="dxa"/>
+            </w:tcMar>
+            <w:vAlign w:val="center"/>
+          </w:tcPr>
+          <w:p>
+            <w:pPr>
+              <w:pStyle w:val="Compact"/>
+              <w:keepNext w:val="0"/>
+              <w:keepLines/>
+              <w:spacing w:before="0" w:after="60" w:line="276" w:lineRule="auto"/>
+              <w:jc w:val="left"/>
+            </w:pPr>
+            <w:r>
+              <w:rPr>
+                <w:rFonts w:ascii="Arial Unicode MS" w:hAnsi="Arial Unicode MS" w:eastAsia="Arial Unicode MS" w:cs="Arial Unicode MS"/>
+                <w:b/>
+                <w:bCs/>
+                <w:color w:val="172033"/>
+                <w:sz w:val="19"/>
+              </w:rPr>
+              <w:t xml:space="preserve">THEN</w:t>
+            </w:r>
+            <w:r>
+              <w:rPr>
+                <w:rFonts w:ascii="Arial Unicode MS" w:hAnsi="Arial Unicode MS" w:eastAsia="Arial Unicode MS" w:cs="Arial Unicode MS"/>
+                <w:color w:val="172033"/>
+                <w:sz w:val="19"/>
+              </w:rPr>
+              <w:t xml:space="preserve"> </w:t>
+            </w:r>
+            <w:r>
+              <w:rPr>
+                <w:rFonts w:hint="eastAsia" w:ascii="Arial Unicode MS" w:hAnsi="Arial Unicode MS" w:eastAsia="Arial Unicode MS" w:cs="Arial Unicode MS"/>
+                <w:color w:val="172033"/>
+                <w:sz w:val="19"/>
+              </w:rPr>
+              <w:t xml:space="preserve">銀幣變為</w:t>
+            </w:r>
+            <w:r>
+              <w:rPr>
+                <w:rFonts w:ascii="Arial Unicode MS" w:hAnsi="Arial Unicode MS" w:eastAsia="Arial Unicode MS" w:cs="Arial Unicode MS"/>
+                <w:color w:val="172033"/>
+                <w:sz w:val="19"/>
+              </w:rPr>
+              <w:t xml:space="preserve"> </w:t>
+            </w:r>
+            <w:r>
+              <w:rPr>
+                <w:rFonts w:hint="eastAsia" w:ascii="Arial Unicode MS" w:hAnsi="Arial Unicode MS" w:eastAsia="Arial Unicode MS" w:cs="Arial Unicode MS"/>
+                <w:color w:val="172033"/>
+                <w:sz w:val="19"/>
+              </w:rPr>
+              <w:t xml:space="preserve">10,001,000，出現成功提示，按鈕改為反灰且停用的「已領取」。</w:t>
+            </w:r>
+          </w:p>
+        </w:tc>
+      </w:tr>
+    </w:tbl>
+    <w:bookmarkEnd w:id="52"/>
+    <w:bookmarkStart w:id="53" w:name="X4bcc6caed4c064605e0019fa0b153dffaa46ed9"/>
     <w:p>
       <w:pPr>
         <w:pStyle w:val="Heading1"/>
@@ -31376,15 +33039,15 @@
                 <w:color w:val="172033"/>
                 <w:sz w:val="19"/>
               </w:rPr>
-              <w:t xml:space="preserve"> VIP </w:t>
-            </w:r>
-            <w:r>
-              <w:rPr>
-                <w:rFonts w:hint="eastAsia" w:ascii="Arial Unicode MS" w:hAnsi="Arial Unicode MS" w:eastAsia="Arial Unicode MS" w:cs="Arial Unicode MS"/>
-                <w:color w:val="172033"/>
-                <w:sz w:val="19"/>
-              </w:rPr>
-              <w:t xml:space="preserve">等級總覽。</w:t>
+              <w:t xml:space="preserve"> </w:t>
+            </w:r>
+            <w:r>
+              <w:rPr>
+                <w:rFonts w:hint="eastAsia" w:ascii="Arial Unicode MS" w:hAnsi="Arial Unicode MS" w:eastAsia="Arial Unicode MS" w:cs="Arial Unicode MS"/>
+                <w:color w:val="172033"/>
+                <w:sz w:val="19"/>
+              </w:rPr>
+              <w:t xml:space="preserve">VIP機制說明或切回等級總覽。</w:t>
             </w:r>
           </w:p>
         </w:tc>
@@ -32026,8 +33689,276 @@
         </w:tc>
       </w:tr>
     </w:tbl>
-    <w:bookmarkEnd w:id="51"/>
-    <w:bookmarkStart w:id="52" w:name="X3806aa87729ee3e70eeb83857ad56f0879b34ee"/>
+    <w:p/>
+    <w:tbl>
+      <w:tblPr>
+        <w:tblStyle w:val="Table"/>
+        <w:tblW w:type="dxa" w:w="9360"/>
+        <w:jc w:val="left"/>
+        <w:tblLayout w:type="fixed"/>
+        <w:tblLook w:firstRow="1" w:lastRow="0" w:firstColumn="0" w:lastColumn="0" w:noHBand="0" w:noVBand="0" w:val="0020"/>
+        <w:tblInd w:w="120" w:type="dxa"/>
+        <w:tblBorders>
+          <w:top w:val="single" w:sz="4" w:space="0" w:color="B9C8DB"/>
+          <w:left w:val="single" w:sz="4" w:space="0" w:color="B9C8DB"/>
+          <w:bottom w:val="single" w:sz="4" w:space="0" w:color="B9C8DB"/>
+          <w:right w:val="single" w:sz="4" w:space="0" w:color="B9C8DB"/>
+          <w:insideH w:val="single" w:sz="4" w:space="0" w:color="B9C8DB"/>
+          <w:insideV w:val="single" w:sz="4" w:space="0" w:color="B9C8DB"/>
+        </w:tblBorders>
+      </w:tblPr>
+      <w:tblGrid>
+        <w:gridCol w:w="9360"/>
+      </w:tblGrid>
+      <w:tr>
+        <w:trPr>
+          <w:tblHeader w:val="true"/>
+          <w:cantSplit w:val="true"/>
+        </w:trPr>
+        <w:tc>
+          <w:tcPr>
+            <w:tcW w:w="9360" w:type="dxa"/>
+            <w:tcMar>
+              <w:top w:w="80" w:type="dxa"/>
+              <w:start w:w="120" w:type="dxa"/>
+              <w:bottom w:w="80" w:type="dxa"/>
+              <w:end w:w="120" w:type="dxa"/>
+            </w:tcMar>
+            <w:vAlign w:val="center"/>
+            <w:shd w:fill="E8EEF5" w:val="clear"/>
+          </w:tcPr>
+          <w:p>
+            <w:pPr>
+              <w:pStyle w:val="Compact"/>
+              <w:keepNext/>
+              <w:keepLines/>
+              <w:spacing w:before="0" w:after="40" w:line="276" w:lineRule="auto"/>
+              <w:jc w:val="left"/>
+            </w:pPr>
+            <w:r>
+              <w:rPr>
+                <w:rFonts w:ascii="Arial Unicode MS" w:hAnsi="Arial Unicode MS" w:eastAsia="Arial Unicode MS" w:cs="Arial Unicode MS"/>
+                <w:b/>
+                <w:bCs/>
+                <w:color w:val="172033"/>
+                <w:sz w:val="19"/>
+              </w:rPr>
+              <w:t xml:space="preserve">US-D11 </w:t>
+            </w:r>
+            <w:r>
+              <w:rPr>
+                <w:rFonts w:hint="eastAsia" w:ascii="Arial Unicode MS" w:hAnsi="Arial Unicode MS" w:eastAsia="Arial Unicode MS" w:cs="Arial Unicode MS"/>
+                <w:b/>
+                <w:bCs/>
+                <w:color w:val="172033"/>
+                <w:sz w:val="19"/>
+              </w:rPr>
+              <w:t xml:space="preserve">防止重複領取</w:t>
+            </w:r>
+          </w:p>
+        </w:tc>
+      </w:tr>
+      <w:tr>
+        <w:trPr>
+          <w:cantSplit w:val="true"/>
+        </w:trPr>
+        <w:tc>
+          <w:tcPr>
+            <w:tcW w:w="9360" w:type="dxa"/>
+            <w:tcMar>
+              <w:top w:w="80" w:type="dxa"/>
+              <w:start w:w="120" w:type="dxa"/>
+              <w:bottom w:w="80" w:type="dxa"/>
+              <w:end w:w="120" w:type="dxa"/>
+            </w:tcMar>
+            <w:vAlign w:val="center"/>
+          </w:tcPr>
+          <w:p>
+            <w:pPr>
+              <w:pStyle w:val="Compact"/>
+              <w:keepNext/>
+              <w:keepLines/>
+              <w:spacing w:before="0" w:after="60" w:line="276" w:lineRule="auto"/>
+              <w:jc w:val="left"/>
+            </w:pPr>
+            <w:r>
+              <w:rPr>
+                <w:rFonts w:hint="eastAsia" w:ascii="Arial Unicode MS" w:hAnsi="Arial Unicode MS" w:eastAsia="Arial Unicode MS" w:cs="Arial Unicode MS"/>
+                <w:color w:val="172033"/>
+                <w:sz w:val="19"/>
+              </w:rPr>
+              <w:t xml:space="preserve">身為開發人員，我要讓本級獎勵入帳與領取狀態一致。</w:t>
+            </w:r>
+          </w:p>
+        </w:tc>
+      </w:tr>
+      <w:tr>
+        <w:trPr>
+          <w:cantSplit w:val="true"/>
+        </w:trPr>
+        <w:tc>
+          <w:tcPr>
+            <w:tcW w:w="9360" w:type="dxa"/>
+            <w:tcMar>
+              <w:top w:w="80" w:type="dxa"/>
+              <w:start w:w="120" w:type="dxa"/>
+              <w:bottom w:w="80" w:type="dxa"/>
+              <w:end w:w="120" w:type="dxa"/>
+            </w:tcMar>
+            <w:vAlign w:val="center"/>
+          </w:tcPr>
+          <w:p>
+            <w:pPr>
+              <w:pStyle w:val="Compact"/>
+              <w:keepNext/>
+              <w:keepLines/>
+              <w:spacing w:before="0" w:after="60" w:line="276" w:lineRule="auto"/>
+              <w:jc w:val="left"/>
+            </w:pPr>
+            <w:r>
+              <w:rPr>
+                <w:rFonts w:ascii="Arial Unicode MS" w:hAnsi="Arial Unicode MS" w:eastAsia="Arial Unicode MS" w:cs="Arial Unicode MS"/>
+                <w:b/>
+                <w:bCs/>
+                <w:color w:val="172033"/>
+                <w:sz w:val="19"/>
+              </w:rPr>
+              <w:t xml:space="preserve">GIVEN</w:t>
+            </w:r>
+            <w:r>
+              <w:rPr>
+                <w:rFonts w:ascii="Arial Unicode MS" w:hAnsi="Arial Unicode MS" w:eastAsia="Arial Unicode MS" w:cs="Arial Unicode MS"/>
+                <w:color w:val="172033"/>
+                <w:sz w:val="19"/>
+              </w:rPr>
+              <w:t xml:space="preserve"> </w:t>
+            </w:r>
+            <w:r>
+              <w:rPr>
+                <w:rFonts w:ascii="Arial Unicode MS" w:hAnsi="Arial Unicode MS" w:eastAsia="Arial Unicode MS" w:cs="Arial Unicode MS"/>
+                <w:color w:val="172033"/>
+                <w:sz w:val="19"/>
+              </w:rPr>
+              <w:t xml:space="preserve">VIP6 </w:t>
+            </w:r>
+            <w:r>
+              <w:rPr>
+                <w:rFonts w:hint="eastAsia" w:ascii="Arial Unicode MS" w:hAnsi="Arial Unicode MS" w:eastAsia="Arial Unicode MS" w:cs="Arial Unicode MS"/>
+                <w:color w:val="172033"/>
+                <w:sz w:val="19"/>
+              </w:rPr>
+              <w:t xml:space="preserve">獎勵可領取。</w:t>
+            </w:r>
+          </w:p>
+        </w:tc>
+      </w:tr>
+      <w:tr>
+        <w:trPr>
+          <w:cantSplit w:val="true"/>
+        </w:trPr>
+        <w:tc>
+          <w:tcPr>
+            <w:tcW w:w="9360" w:type="dxa"/>
+            <w:tcMar>
+              <w:top w:w="80" w:type="dxa"/>
+              <w:start w:w="120" w:type="dxa"/>
+              <w:bottom w:w="80" w:type="dxa"/>
+              <w:end w:w="120" w:type="dxa"/>
+            </w:tcMar>
+            <w:vAlign w:val="center"/>
+          </w:tcPr>
+          <w:p>
+            <w:pPr>
+              <w:pStyle w:val="Compact"/>
+              <w:keepNext/>
+              <w:keepLines/>
+              <w:spacing w:before="0" w:after="60" w:line="276" w:lineRule="auto"/>
+              <w:jc w:val="left"/>
+            </w:pPr>
+            <w:r>
+              <w:rPr>
+                <w:rFonts w:ascii="Arial Unicode MS" w:hAnsi="Arial Unicode MS" w:eastAsia="Arial Unicode MS" w:cs="Arial Unicode MS"/>
+                <w:b/>
+                <w:bCs/>
+                <w:color w:val="172033"/>
+                <w:sz w:val="19"/>
+              </w:rPr>
+              <w:t xml:space="preserve">WHEN</w:t>
+            </w:r>
+            <w:r>
+              <w:rPr>
+                <w:rFonts w:ascii="Arial Unicode MS" w:hAnsi="Arial Unicode MS" w:eastAsia="Arial Unicode MS" w:cs="Arial Unicode MS"/>
+                <w:color w:val="172033"/>
+                <w:sz w:val="19"/>
+              </w:rPr>
+              <w:t xml:space="preserve"> </w:t>
+            </w:r>
+            <w:r>
+              <w:rPr>
+                <w:rFonts w:hint="eastAsia" w:ascii="Arial Unicode MS" w:hAnsi="Arial Unicode MS" w:eastAsia="Arial Unicode MS" w:cs="Arial Unicode MS"/>
+                <w:color w:val="172033"/>
+                <w:sz w:val="19"/>
+              </w:rPr>
+              <w:t xml:space="preserve">快速重複點擊，然後切換頁籤並重開個人資訊。</w:t>
+            </w:r>
+          </w:p>
+        </w:tc>
+      </w:tr>
+      <w:tr>
+        <w:trPr>
+          <w:cantSplit w:val="true"/>
+        </w:trPr>
+        <w:tc>
+          <w:tcPr>
+            <w:tcW w:w="9360" w:type="dxa"/>
+            <w:tcMar>
+              <w:top w:w="80" w:type="dxa"/>
+              <w:start w:w="120" w:type="dxa"/>
+              <w:bottom w:w="80" w:type="dxa"/>
+              <w:end w:w="120" w:type="dxa"/>
+            </w:tcMar>
+            <w:vAlign w:val="center"/>
+          </w:tcPr>
+          <w:p>
+            <w:pPr>
+              <w:pStyle w:val="Compact"/>
+              <w:keepNext w:val="0"/>
+              <w:keepLines/>
+              <w:spacing w:before="0" w:after="60" w:line="276" w:lineRule="auto"/>
+              <w:jc w:val="left"/>
+            </w:pPr>
+            <w:r>
+              <w:rPr>
+                <w:rFonts w:ascii="Arial Unicode MS" w:hAnsi="Arial Unicode MS" w:eastAsia="Arial Unicode MS" w:cs="Arial Unicode MS"/>
+                <w:b/>
+                <w:bCs/>
+                <w:color w:val="172033"/>
+                <w:sz w:val="19"/>
+              </w:rPr>
+              <w:t xml:space="preserve">THEN</w:t>
+            </w:r>
+            <w:r>
+              <w:rPr>
+                <w:rFonts w:ascii="Arial Unicode MS" w:hAnsi="Arial Unicode MS" w:eastAsia="Arial Unicode MS" w:cs="Arial Unicode MS"/>
+                <w:color w:val="172033"/>
+                <w:sz w:val="19"/>
+              </w:rPr>
+              <w:t xml:space="preserve"> </w:t>
+            </w:r>
+            <w:r>
+              <w:rPr>
+                <w:rFonts w:hint="eastAsia" w:ascii="Arial Unicode MS" w:hAnsi="Arial Unicode MS" w:eastAsia="Arial Unicode MS" w:cs="Arial Unicode MS"/>
+                <w:color w:val="172033"/>
+                <w:sz w:val="19"/>
+              </w:rPr>
+              <w:t xml:space="preserve">只入帳一次並新增一筆紀錄；重開後按鈕仍為停用的「已領取」。</w:t>
+            </w:r>
+          </w:p>
+        </w:tc>
+      </w:tr>
+    </w:tbl>
+    <w:bookmarkEnd w:id="53"/>
+    <w:bookmarkStart w:id="54" w:name="X3806aa87729ee3e70eeb83857ad56f0879b34ee"/>
     <w:p>
       <w:pPr>
         <w:pStyle w:val="Heading1"/>
@@ -35267,8 +37198,372 @@
         </w:tc>
       </w:tr>
     </w:tbl>
-    <w:bookmarkEnd w:id="52"/>
-    <w:bookmarkStart w:id="53" w:name="Xc779eec73e233bd769b0050c9ec59fd33822fe8"/>
+    <w:p/>
+    <w:tbl>
+      <w:tblPr>
+        <w:tblStyle w:val="Table"/>
+        <w:tblW w:type="dxa" w:w="9360"/>
+        <w:jc w:val="left"/>
+        <w:tblLayout w:type="fixed"/>
+        <w:tblLook w:firstRow="1" w:lastRow="0" w:firstColumn="0" w:lastColumn="0" w:noHBand="0" w:noVBand="0" w:val="0020"/>
+        <w:tblInd w:w="120" w:type="dxa"/>
+        <w:tblBorders>
+          <w:top w:val="single" w:sz="4" w:space="0" w:color="B9C8DB"/>
+          <w:left w:val="single" w:sz="4" w:space="0" w:color="B9C8DB"/>
+          <w:bottom w:val="single" w:sz="4" w:space="0" w:color="B9C8DB"/>
+          <w:right w:val="single" w:sz="4" w:space="0" w:color="B9C8DB"/>
+          <w:insideH w:val="single" w:sz="4" w:space="0" w:color="B9C8DB"/>
+          <w:insideV w:val="single" w:sz="4" w:space="0" w:color="B9C8DB"/>
+        </w:tblBorders>
+      </w:tblPr>
+      <w:tblGrid>
+        <w:gridCol w:w="9360"/>
+      </w:tblGrid>
+      <w:tr>
+        <w:trPr>
+          <w:tblHeader w:val="true"/>
+          <w:cantSplit w:val="true"/>
+        </w:trPr>
+        <w:tc>
+          <w:tcPr>
+            <w:tcW w:w="9360" w:type="dxa"/>
+            <w:tcMar>
+              <w:top w:w="80" w:type="dxa"/>
+              <w:start w:w="120" w:type="dxa"/>
+              <w:bottom w:w="80" w:type="dxa"/>
+              <w:end w:w="120" w:type="dxa"/>
+            </w:tcMar>
+            <w:vAlign w:val="center"/>
+            <w:shd w:fill="E8EEF5" w:val="clear"/>
+          </w:tcPr>
+          <w:p>
+            <w:pPr>
+              <w:pStyle w:val="Compact"/>
+              <w:keepNext/>
+              <w:keepLines/>
+              <w:spacing w:before="0" w:after="40" w:line="276" w:lineRule="auto"/>
+              <w:jc w:val="left"/>
+            </w:pPr>
+            <w:r>
+              <w:rPr>
+                <w:rFonts w:ascii="Arial Unicode MS" w:hAnsi="Arial Unicode MS" w:eastAsia="Arial Unicode MS" w:cs="Arial Unicode MS"/>
+                <w:b/>
+                <w:bCs/>
+                <w:color w:val="172033"/>
+                <w:sz w:val="19"/>
+              </w:rPr>
+              <w:t xml:space="preserve">US-Q11 </w:t>
+            </w:r>
+            <w:r>
+              <w:rPr>
+                <w:rFonts w:hint="eastAsia" w:ascii="Arial Unicode MS" w:hAnsi="Arial Unicode MS" w:eastAsia="Arial Unicode MS" w:cs="Arial Unicode MS"/>
+                <w:b/>
+                <w:bCs/>
+                <w:color w:val="172033"/>
+                <w:sz w:val="19"/>
+              </w:rPr>
+              <w:t xml:space="preserve">驗證活躍指數與獎勵重置</w:t>
+            </w:r>
+          </w:p>
+        </w:tc>
+      </w:tr>
+      <w:tr>
+        <w:trPr>
+          <w:cantSplit w:val="true"/>
+        </w:trPr>
+        <w:tc>
+          <w:tcPr>
+            <w:tcW w:w="9360" w:type="dxa"/>
+            <w:tcMar>
+              <w:top w:w="80" w:type="dxa"/>
+              <w:start w:w="120" w:type="dxa"/>
+              <w:bottom w:w="80" w:type="dxa"/>
+              <w:end w:w="120" w:type="dxa"/>
+            </w:tcMar>
+            <w:vAlign w:val="center"/>
+          </w:tcPr>
+          <w:p>
+            <w:pPr>
+              <w:pStyle w:val="Compact"/>
+              <w:keepNext/>
+              <w:keepLines/>
+              <w:spacing w:before="0" w:after="60" w:line="276" w:lineRule="auto"/>
+              <w:jc w:val="left"/>
+            </w:pPr>
+            <w:r>
+              <w:rPr>
+                <w:rFonts w:hint="eastAsia" w:ascii="Arial Unicode MS" w:hAnsi="Arial Unicode MS" w:eastAsia="Arial Unicode MS" w:cs="Arial Unicode MS"/>
+                <w:color w:val="172033"/>
+                <w:sz w:val="19"/>
+              </w:rPr>
+              <w:t xml:space="preserve">身為</w:t>
+            </w:r>
+            <w:r>
+              <w:rPr>
+                <w:rFonts w:ascii="Arial Unicode MS" w:hAnsi="Arial Unicode MS" w:eastAsia="Arial Unicode MS" w:cs="Arial Unicode MS"/>
+                <w:color w:val="172033"/>
+                <w:sz w:val="19"/>
+              </w:rPr>
+              <w:t xml:space="preserve"> </w:t>
+            </w:r>
+            <w:r>
+              <w:rPr>
+                <w:rFonts w:hint="eastAsia" w:ascii="Arial Unicode MS" w:hAnsi="Arial Unicode MS" w:eastAsia="Arial Unicode MS" w:cs="Arial Unicode MS"/>
+                <w:color w:val="172033"/>
+                <w:sz w:val="19"/>
+              </w:rPr>
+              <w:t xml:space="preserve">QA，我要區分新機制佔位與既有金融</w:t>
+            </w:r>
+            <w:r>
+              <w:rPr>
+                <w:rFonts w:ascii="Arial Unicode MS" w:hAnsi="Arial Unicode MS" w:eastAsia="Arial Unicode MS" w:cs="Arial Unicode MS"/>
+                <w:color w:val="172033"/>
+                <w:sz w:val="19"/>
+              </w:rPr>
+              <w:t xml:space="preserve"> Mock。</w:t>
+            </w:r>
+          </w:p>
+        </w:tc>
+      </w:tr>
+      <w:tr>
+        <w:trPr>
+          <w:cantSplit w:val="true"/>
+        </w:trPr>
+        <w:tc>
+          <w:tcPr>
+            <w:tcW w:w="9360" w:type="dxa"/>
+            <w:tcMar>
+              <w:top w:w="80" w:type="dxa"/>
+              <w:start w:w="120" w:type="dxa"/>
+              <w:bottom w:w="80" w:type="dxa"/>
+              <w:end w:w="120" w:type="dxa"/>
+            </w:tcMar>
+            <w:vAlign w:val="center"/>
+          </w:tcPr>
+          <w:p>
+            <w:pPr>
+              <w:pStyle w:val="Compact"/>
+              <w:keepNext/>
+              <w:keepLines/>
+              <w:spacing w:before="0" w:after="60" w:line="276" w:lineRule="auto"/>
+              <w:jc w:val="left"/>
+            </w:pPr>
+            <w:r>
+              <w:rPr>
+                <w:rFonts w:ascii="Arial Unicode MS" w:hAnsi="Arial Unicode MS" w:eastAsia="Arial Unicode MS" w:cs="Arial Unicode MS"/>
+                <w:b/>
+                <w:bCs/>
+                <w:color w:val="172033"/>
+                <w:sz w:val="19"/>
+              </w:rPr>
+              <w:t xml:space="preserve">GIVEN</w:t>
+            </w:r>
+            <w:r>
+              <w:rPr>
+                <w:rFonts w:ascii="Arial Unicode MS" w:hAnsi="Arial Unicode MS" w:eastAsia="Arial Unicode MS" w:cs="Arial Unicode MS"/>
+                <w:color w:val="172033"/>
+                <w:sz w:val="19"/>
+              </w:rPr>
+              <w:t xml:space="preserve"> </w:t>
+            </w:r>
+            <w:r>
+              <w:rPr>
+                <w:rFonts w:ascii="Arial Unicode MS" w:hAnsi="Arial Unicode MS" w:eastAsia="Arial Unicode MS" w:cs="Arial Unicode MS"/>
+                <w:color w:val="172033"/>
+                <w:sz w:val="19"/>
+              </w:rPr>
+              <w:t xml:space="preserve">VIP6 </w:t>
+            </w:r>
+            <w:r>
+              <w:rPr>
+                <w:rFonts w:hint="eastAsia" w:ascii="Arial Unicode MS" w:hAnsi="Arial Unicode MS" w:eastAsia="Arial Unicode MS" w:cs="Arial Unicode MS"/>
+                <w:color w:val="172033"/>
+                <w:sz w:val="19"/>
+              </w:rPr>
+              <w:t xml:space="preserve">已領取獎勵，保級活躍天數為</w:t>
+            </w:r>
+            <w:r>
+              <w:rPr>
+                <w:rFonts w:ascii="Arial Unicode MS" w:hAnsi="Arial Unicode MS" w:eastAsia="Arial Unicode MS" w:cs="Arial Unicode MS"/>
+                <w:color w:val="172033"/>
+                <w:sz w:val="19"/>
+              </w:rPr>
+              <w:t xml:space="preserve"> 18 </w:t>
+            </w:r>
+            <w:r>
+              <w:rPr>
+                <w:rFonts w:hint="eastAsia" w:ascii="Arial Unicode MS" w:hAnsi="Arial Unicode MS" w:eastAsia="Arial Unicode MS" w:cs="Arial Unicode MS"/>
+                <w:color w:val="172033"/>
+                <w:sz w:val="19"/>
+              </w:rPr>
+              <w:t xml:space="preserve">天。</w:t>
+            </w:r>
+          </w:p>
+        </w:tc>
+      </w:tr>
+      <w:tr>
+        <w:trPr>
+          <w:cantSplit w:val="true"/>
+        </w:trPr>
+        <w:tc>
+          <w:tcPr>
+            <w:tcW w:w="9360" w:type="dxa"/>
+            <w:tcMar>
+              <w:top w:w="80" w:type="dxa"/>
+              <w:start w:w="120" w:type="dxa"/>
+              <w:bottom w:w="80" w:type="dxa"/>
+              <w:end w:w="120" w:type="dxa"/>
+            </w:tcMar>
+            <w:vAlign w:val="center"/>
+          </w:tcPr>
+          <w:p>
+            <w:pPr>
+              <w:pStyle w:val="Compact"/>
+              <w:keepNext/>
+              <w:keepLines/>
+              <w:spacing w:before="0" w:after="60" w:line="276" w:lineRule="auto"/>
+              <w:jc w:val="left"/>
+            </w:pPr>
+            <w:r>
+              <w:rPr>
+                <w:rFonts w:ascii="Arial Unicode MS" w:hAnsi="Arial Unicode MS" w:eastAsia="Arial Unicode MS" w:cs="Arial Unicode MS"/>
+                <w:b/>
+                <w:bCs/>
+                <w:color w:val="172033"/>
+                <w:sz w:val="19"/>
+              </w:rPr>
+              <w:t xml:space="preserve">WHEN</w:t>
+            </w:r>
+            <w:r>
+              <w:rPr>
+                <w:rFonts w:ascii="Arial Unicode MS" w:hAnsi="Arial Unicode MS" w:eastAsia="Arial Unicode MS" w:cs="Arial Unicode MS"/>
+                <w:color w:val="172033"/>
+                <w:sz w:val="19"/>
+              </w:rPr>
+              <w:t xml:space="preserve"> </w:t>
+            </w:r>
+            <w:r>
+              <w:rPr>
+                <w:rFonts w:hint="eastAsia" w:ascii="Arial Unicode MS" w:hAnsi="Arial Unicode MS" w:eastAsia="Arial Unicode MS" w:cs="Arial Unicode MS"/>
+                <w:color w:val="172033"/>
+                <w:sz w:val="19"/>
+              </w:rPr>
+              <w:t xml:space="preserve">查看活躍指數，再重新整理並開啟</w:t>
+            </w:r>
+            <w:r>
+              <w:rPr>
+                <w:rFonts w:ascii="Arial Unicode MS" w:hAnsi="Arial Unicode MS" w:eastAsia="Arial Unicode MS" w:cs="Arial Unicode MS"/>
+                <w:color w:val="172033"/>
+                <w:sz w:val="19"/>
+              </w:rPr>
+              <w:t xml:space="preserve"> VIP。</w:t>
+            </w:r>
+          </w:p>
+        </w:tc>
+      </w:tr>
+      <w:tr>
+        <w:trPr>
+          <w:cantSplit w:val="true"/>
+        </w:trPr>
+        <w:tc>
+          <w:tcPr>
+            <w:tcW w:w="9360" w:type="dxa"/>
+            <w:tcMar>
+              <w:top w:w="80" w:type="dxa"/>
+              <w:start w:w="120" w:type="dxa"/>
+              <w:bottom w:w="80" w:type="dxa"/>
+              <w:end w:w="120" w:type="dxa"/>
+            </w:tcMar>
+            <w:vAlign w:val="center"/>
+          </w:tcPr>
+          <w:p>
+            <w:pPr>
+              <w:pStyle w:val="Compact"/>
+              <w:keepNext w:val="0"/>
+              <w:keepLines/>
+              <w:spacing w:before="0" w:after="60" w:line="276" w:lineRule="auto"/>
+              <w:jc w:val="left"/>
+            </w:pPr>
+            <w:r>
+              <w:rPr>
+                <w:rFonts w:ascii="Arial Unicode MS" w:hAnsi="Arial Unicode MS" w:eastAsia="Arial Unicode MS" w:cs="Arial Unicode MS"/>
+                <w:b/>
+                <w:bCs/>
+                <w:color w:val="172033"/>
+                <w:sz w:val="19"/>
+              </w:rPr>
+              <w:t xml:space="preserve">THEN</w:t>
+            </w:r>
+            <w:r>
+              <w:rPr>
+                <w:rFonts w:ascii="Arial Unicode MS" w:hAnsi="Arial Unicode MS" w:eastAsia="Arial Unicode MS" w:cs="Arial Unicode MS"/>
+                <w:color w:val="172033"/>
+                <w:sz w:val="19"/>
+              </w:rPr>
+              <w:t xml:space="preserve"> </w:t>
+            </w:r>
+            <w:r>
+              <w:rPr>
+                <w:rFonts w:hint="eastAsia" w:ascii="Arial Unicode MS" w:hAnsi="Arial Unicode MS" w:eastAsia="Arial Unicode MS" w:cs="Arial Unicode MS"/>
+                <w:color w:val="172033"/>
+                <w:sz w:val="19"/>
+              </w:rPr>
+              <w:t xml:space="preserve">活躍指數一直為</w:t>
+            </w:r>
+            <w:r>
+              <w:rPr>
+                <w:rFonts w:ascii="Arial Unicode MS" w:hAnsi="Arial Unicode MS" w:eastAsia="Arial Unicode MS" w:cs="Arial Unicode MS"/>
+                <w:color w:val="172033"/>
+                <w:sz w:val="19"/>
+              </w:rPr>
+              <w:t xml:space="preserve"> 0 </w:t>
+            </w:r>
+            <w:r>
+              <w:rPr>
+                <w:rFonts w:hint="eastAsia" w:ascii="Arial Unicode MS" w:hAnsi="Arial Unicode MS" w:eastAsia="Arial Unicode MS" w:cs="Arial Unicode MS"/>
+                <w:color w:val="172033"/>
+                <w:sz w:val="19"/>
+              </w:rPr>
+              <w:t xml:space="preserve">且不帶單位；保級活躍天數仍為</w:t>
+            </w:r>
+            <w:r>
+              <w:rPr>
+                <w:rFonts w:ascii="Arial Unicode MS" w:hAnsi="Arial Unicode MS" w:eastAsia="Arial Unicode MS" w:cs="Arial Unicode MS"/>
+                <w:color w:val="172033"/>
+                <w:sz w:val="19"/>
+              </w:rPr>
+              <w:t xml:space="preserve"> 18 </w:t>
+            </w:r>
+            <w:r>
+              <w:rPr>
+                <w:rFonts w:hint="eastAsia" w:ascii="Arial Unicode MS" w:hAnsi="Arial Unicode MS" w:eastAsia="Arial Unicode MS" w:cs="Arial Unicode MS"/>
+                <w:color w:val="172033"/>
+                <w:sz w:val="19"/>
+              </w:rPr>
+              <w:t xml:space="preserve">天；銀幣回到</w:t>
+            </w:r>
+            <w:r>
+              <w:rPr>
+                <w:rFonts w:ascii="Arial Unicode MS" w:hAnsi="Arial Unicode MS" w:eastAsia="Arial Unicode MS" w:cs="Arial Unicode MS"/>
+                <w:color w:val="172033"/>
+                <w:sz w:val="19"/>
+              </w:rPr>
+              <w:t xml:space="preserve"> 10,000,000 </w:t>
+            </w:r>
+            <w:r>
+              <w:rPr>
+                <w:rFonts w:hint="eastAsia" w:ascii="Arial Unicode MS" w:hAnsi="Arial Unicode MS" w:eastAsia="Arial Unicode MS" w:cs="Arial Unicode MS"/>
+                <w:color w:val="172033"/>
+                <w:sz w:val="19"/>
+              </w:rPr>
+              <w:t xml:space="preserve">且獎勵恢復可領取。</w:t>
+            </w:r>
+          </w:p>
+        </w:tc>
+      </w:tr>
+    </w:tbl>
+    <w:bookmarkEnd w:id="54"/>
+    <w:bookmarkStart w:id="55" w:name="Xc779eec73e233bd769b0050c9ec59fd33822fe8"/>
     <w:p>
       <w:pPr>
         <w:pStyle w:val="Heading1"/>
@@ -38132,7 +40427,7 @@
                 <w:color w:val="172033"/>
                 <w:sz w:val="18"/>
               </w:rPr>
-              <w:t xml:space="preserve">開啟等級總覽；Then</w:t>
+              <w:t xml:space="preserve">開啟</w:t>
             </w:r>
             <w:r>
               <w:rPr>
@@ -38148,7 +40443,23 @@
                 <w:color w:val="172033"/>
                 <w:sz w:val="18"/>
               </w:rPr>
-              <w:t xml:space="preserve">顯示</w:t>
+              <w:t xml:space="preserve">VIP機制說明；Then</w:t>
+            </w:r>
+            <w:r>
+              <w:rPr>
+                <w:rFonts w:ascii="Arial Unicode MS" w:hAnsi="Arial Unicode MS" w:eastAsia="Arial Unicode MS" w:cs="Arial Unicode MS"/>
+                <w:color w:val="172033"/>
+                <w:sz w:val="18"/>
+              </w:rPr>
+              <w:t xml:space="preserve"> </w:t>
+            </w:r>
+            <w:r>
+              <w:rPr>
+                <w:rFonts w:hint="eastAsia" w:ascii="Arial Unicode MS" w:hAnsi="Arial Unicode MS" w:eastAsia="Arial Unicode MS" w:cs="Arial Unicode MS"/>
+                <w:color w:val="172033"/>
+                <w:sz w:val="18"/>
+              </w:rPr>
+              <w:t xml:space="preserve">預設為等級總覽，顯示</w:t>
             </w:r>
             <w:r>
               <w:rPr>
@@ -38965,9 +41276,1039 @@
           </w:p>
         </w:tc>
       </w:tr>
+      <w:tr>
+        <w:trPr>
+          <w:cantSplit w:val="true"/>
+        </w:trPr>
+        <w:tc>
+          <w:tcPr>
+            <w:tcW w:w="1200" w:type="dxa"/>
+            <w:tcMar>
+              <w:top w:w="80" w:type="dxa"/>
+              <w:start w:w="120" w:type="dxa"/>
+              <w:bottom w:w="80" w:type="dxa"/>
+              <w:end w:w="120" w:type="dxa"/>
+            </w:tcMar>
+            <w:vAlign w:val="center"/>
+            <w:shd w:fill="F7F9FC" w:val="clear"/>
+          </w:tcPr>
+          <w:p>
+            <w:pPr>
+              <w:pStyle w:val="Compact"/>
+              <w:spacing w:before="0" w:after="60" w:line="276" w:lineRule="auto"/>
+              <w:jc w:val="center"/>
+            </w:pPr>
+            <w:r>
+              <w:rPr>
+                <w:rFonts w:ascii="Arial Unicode MS" w:hAnsi="Arial Unicode MS" w:eastAsia="Arial Unicode MS" w:cs="Arial Unicode MS"/>
+                <w:color w:val="172033"/>
+                <w:sz w:val="18"/>
+              </w:rPr>
+              <w:t xml:space="preserve">AC-24</w:t>
+            </w:r>
+          </w:p>
+        </w:tc>
+        <w:tc>
+          <w:tcPr>
+            <w:tcW w:w="1800" w:type="dxa"/>
+            <w:tcMar>
+              <w:top w:w="80" w:type="dxa"/>
+              <w:start w:w="120" w:type="dxa"/>
+              <w:bottom w:w="80" w:type="dxa"/>
+              <w:end w:w="120" w:type="dxa"/>
+            </w:tcMar>
+            <w:vAlign w:val="center"/>
+            <w:shd w:fill="F7F9FC" w:val="clear"/>
+          </w:tcPr>
+          <w:p>
+            <w:pPr>
+              <w:pStyle w:val="Compact"/>
+              <w:spacing w:before="0" w:after="60" w:line="276" w:lineRule="auto"/>
+              <w:jc w:val="left"/>
+            </w:pPr>
+            <w:r>
+              <w:rPr>
+                <w:rFonts w:hint="eastAsia" w:ascii="Arial Unicode MS" w:hAnsi="Arial Unicode MS" w:eastAsia="Arial Unicode MS" w:cs="Arial Unicode MS"/>
+                <w:color w:val="172033"/>
+                <w:sz w:val="18"/>
+              </w:rPr>
+              <w:t xml:space="preserve">獎勵領取</w:t>
+            </w:r>
+          </w:p>
+        </w:tc>
+        <w:tc>
+          <w:tcPr>
+            <w:tcW w:w="6360" w:type="dxa"/>
+            <w:tcMar>
+              <w:top w:w="80" w:type="dxa"/>
+              <w:start w:w="120" w:type="dxa"/>
+              <w:bottom w:w="80" w:type="dxa"/>
+              <w:end w:w="120" w:type="dxa"/>
+            </w:tcMar>
+            <w:vAlign w:val="center"/>
+            <w:shd w:fill="F7F9FC" w:val="clear"/>
+          </w:tcPr>
+          <w:p>
+            <w:pPr>
+              <w:pStyle w:val="Compact"/>
+              <w:spacing w:before="0" w:after="60" w:line="276" w:lineRule="auto"/>
+              <w:jc w:val="left"/>
+            </w:pPr>
+            <w:r>
+              <w:rPr>
+                <w:rFonts w:ascii="Arial Unicode MS" w:hAnsi="Arial Unicode MS" w:eastAsia="Arial Unicode MS" w:cs="Arial Unicode MS"/>
+                <w:color w:val="172033"/>
+                <w:sz w:val="18"/>
+              </w:rPr>
+              <w:t xml:space="preserve">Given VIP6 </w:t>
+            </w:r>
+            <w:r>
+              <w:rPr>
+                <w:rFonts w:hint="eastAsia" w:ascii="Arial Unicode MS" w:hAnsi="Arial Unicode MS" w:eastAsia="Arial Unicode MS" w:cs="Arial Unicode MS"/>
+                <w:color w:val="172033"/>
+                <w:sz w:val="18"/>
+              </w:rPr>
+              <w:t xml:space="preserve">尚未領取且銀幣為</w:t>
+            </w:r>
+            <w:r>
+              <w:rPr>
+                <w:rFonts w:ascii="Arial Unicode MS" w:hAnsi="Arial Unicode MS" w:eastAsia="Arial Unicode MS" w:cs="Arial Unicode MS"/>
+                <w:color w:val="172033"/>
+                <w:sz w:val="18"/>
+              </w:rPr>
+              <w:t xml:space="preserve"> </w:t>
+            </w:r>
+            <w:r>
+              <w:rPr>
+                <w:rFonts w:hint="eastAsia" w:ascii="Arial Unicode MS" w:hAnsi="Arial Unicode MS" w:eastAsia="Arial Unicode MS" w:cs="Arial Unicode MS"/>
+                <w:color w:val="172033"/>
+                <w:sz w:val="18"/>
+              </w:rPr>
+              <w:t xml:space="preserve">10,000,000；When</w:t>
+            </w:r>
+            <w:r>
+              <w:rPr>
+                <w:rFonts w:ascii="Arial Unicode MS" w:hAnsi="Arial Unicode MS" w:eastAsia="Arial Unicode MS" w:cs="Arial Unicode MS"/>
+                <w:color w:val="172033"/>
+                <w:sz w:val="18"/>
+              </w:rPr>
+              <w:t xml:space="preserve"> </w:t>
+            </w:r>
+            <w:r>
+              <w:rPr>
+                <w:rFonts w:hint="eastAsia" w:ascii="Arial Unicode MS" w:hAnsi="Arial Unicode MS" w:eastAsia="Arial Unicode MS" w:cs="Arial Unicode MS"/>
+                <w:color w:val="172033"/>
+                <w:sz w:val="18"/>
+              </w:rPr>
+              <w:t xml:space="preserve">點擊可領取；Then</w:t>
+            </w:r>
+            <w:r>
+              <w:rPr>
+                <w:rFonts w:ascii="Arial Unicode MS" w:hAnsi="Arial Unicode MS" w:eastAsia="Arial Unicode MS" w:cs="Arial Unicode MS"/>
+                <w:color w:val="172033"/>
+                <w:sz w:val="18"/>
+              </w:rPr>
+              <w:t xml:space="preserve"> </w:t>
+            </w:r>
+            <w:r>
+              <w:rPr>
+                <w:rFonts w:hint="eastAsia" w:ascii="Arial Unicode MS" w:hAnsi="Arial Unicode MS" w:eastAsia="Arial Unicode MS" w:cs="Arial Unicode MS"/>
+                <w:color w:val="172033"/>
+                <w:sz w:val="18"/>
+              </w:rPr>
+              <w:t xml:space="preserve">銀幣為</w:t>
+            </w:r>
+            <w:r>
+              <w:rPr>
+                <w:rFonts w:ascii="Arial Unicode MS" w:hAnsi="Arial Unicode MS" w:eastAsia="Arial Unicode MS" w:cs="Arial Unicode MS"/>
+                <w:color w:val="172033"/>
+                <w:sz w:val="18"/>
+              </w:rPr>
+              <w:t xml:space="preserve"> </w:t>
+            </w:r>
+            <w:r>
+              <w:rPr>
+                <w:rFonts w:hint="eastAsia" w:ascii="Arial Unicode MS" w:hAnsi="Arial Unicode MS" w:eastAsia="Arial Unicode MS" w:cs="Arial Unicode MS"/>
+                <w:color w:val="172033"/>
+                <w:sz w:val="18"/>
+              </w:rPr>
+              <w:t xml:space="preserve">10,001,000，金幣與銅幣不變，新增一筆</w:t>
+            </w:r>
+            <w:r>
+              <w:rPr>
+                <w:rFonts w:ascii="Arial Unicode MS" w:hAnsi="Arial Unicode MS" w:eastAsia="Arial Unicode MS" w:cs="Arial Unicode MS"/>
+                <w:color w:val="172033"/>
+                <w:sz w:val="18"/>
+              </w:rPr>
+              <w:t xml:space="preserve"> VIP6 </w:t>
+            </w:r>
+            <w:r>
+              <w:rPr>
+                <w:rFonts w:hint="eastAsia" w:ascii="Arial Unicode MS" w:hAnsi="Arial Unicode MS" w:eastAsia="Arial Unicode MS" w:cs="Arial Unicode MS"/>
+                <w:color w:val="172033"/>
+                <w:sz w:val="18"/>
+              </w:rPr>
+              <w:t xml:space="preserve">獎勵紀錄並顯示成功提示。</w:t>
+            </w:r>
+          </w:p>
+        </w:tc>
+      </w:tr>
+      <w:tr>
+        <w:trPr>
+          <w:cantSplit w:val="true"/>
+        </w:trPr>
+        <w:tc>
+          <w:tcPr>
+            <w:tcW w:w="1200" w:type="dxa"/>
+            <w:tcMar>
+              <w:top w:w="80" w:type="dxa"/>
+              <w:start w:w="120" w:type="dxa"/>
+              <w:bottom w:w="80" w:type="dxa"/>
+              <w:end w:w="120" w:type="dxa"/>
+            </w:tcMar>
+            <w:vAlign w:val="center"/>
+          </w:tcPr>
+          <w:p>
+            <w:pPr>
+              <w:pStyle w:val="Compact"/>
+              <w:spacing w:before="0" w:after="60" w:line="276" w:lineRule="auto"/>
+              <w:jc w:val="center"/>
+            </w:pPr>
+            <w:r>
+              <w:rPr>
+                <w:rFonts w:ascii="Arial Unicode MS" w:hAnsi="Arial Unicode MS" w:eastAsia="Arial Unicode MS" w:cs="Arial Unicode MS"/>
+                <w:color w:val="172033"/>
+                <w:sz w:val="18"/>
+              </w:rPr>
+              <w:t xml:space="preserve">AC-25</w:t>
+            </w:r>
+          </w:p>
+        </w:tc>
+        <w:tc>
+          <w:tcPr>
+            <w:tcW w:w="1800" w:type="dxa"/>
+            <w:tcMar>
+              <w:top w:w="80" w:type="dxa"/>
+              <w:start w:w="120" w:type="dxa"/>
+              <w:bottom w:w="80" w:type="dxa"/>
+              <w:end w:w="120" w:type="dxa"/>
+            </w:tcMar>
+            <w:vAlign w:val="center"/>
+          </w:tcPr>
+          <w:p>
+            <w:pPr>
+              <w:pStyle w:val="Compact"/>
+              <w:spacing w:before="0" w:after="60" w:line="276" w:lineRule="auto"/>
+              <w:jc w:val="left"/>
+            </w:pPr>
+            <w:r>
+              <w:rPr>
+                <w:rFonts w:hint="eastAsia" w:ascii="Arial Unicode MS" w:hAnsi="Arial Unicode MS" w:eastAsia="Arial Unicode MS" w:cs="Arial Unicode MS"/>
+                <w:color w:val="172033"/>
+                <w:sz w:val="18"/>
+              </w:rPr>
+              <w:t xml:space="preserve">領取狀態</w:t>
+            </w:r>
+          </w:p>
+        </w:tc>
+        <w:tc>
+          <w:tcPr>
+            <w:tcW w:w="6360" w:type="dxa"/>
+            <w:tcMar>
+              <w:top w:w="80" w:type="dxa"/>
+              <w:start w:w="120" w:type="dxa"/>
+              <w:bottom w:w="80" w:type="dxa"/>
+              <w:end w:w="120" w:type="dxa"/>
+            </w:tcMar>
+            <w:vAlign w:val="center"/>
+          </w:tcPr>
+          <w:p>
+            <w:pPr>
+              <w:pStyle w:val="Compact"/>
+              <w:spacing w:before="0" w:after="60" w:line="276" w:lineRule="auto"/>
+              <w:jc w:val="left"/>
+            </w:pPr>
+            <w:r>
+              <w:rPr>
+                <w:rFonts w:ascii="Arial Unicode MS" w:hAnsi="Arial Unicode MS" w:eastAsia="Arial Unicode MS" w:cs="Arial Unicode MS"/>
+                <w:color w:val="172033"/>
+                <w:sz w:val="18"/>
+              </w:rPr>
+              <w:t xml:space="preserve">Given VIP6 </w:t>
+            </w:r>
+            <w:r>
+              <w:rPr>
+                <w:rFonts w:hint="eastAsia" w:ascii="Arial Unicode MS" w:hAnsi="Arial Unicode MS" w:eastAsia="Arial Unicode MS" w:cs="Arial Unicode MS"/>
+                <w:color w:val="172033"/>
+                <w:sz w:val="18"/>
+              </w:rPr>
+              <w:t xml:space="preserve">可領取；When</w:t>
+            </w:r>
+            <w:r>
+              <w:rPr>
+                <w:rFonts w:ascii="Arial Unicode MS" w:hAnsi="Arial Unicode MS" w:eastAsia="Arial Unicode MS" w:cs="Arial Unicode MS"/>
+                <w:color w:val="172033"/>
+                <w:sz w:val="18"/>
+              </w:rPr>
+              <w:t xml:space="preserve"> </w:t>
+            </w:r>
+            <w:r>
+              <w:rPr>
+                <w:rFonts w:hint="eastAsia" w:ascii="Arial Unicode MS" w:hAnsi="Arial Unicode MS" w:eastAsia="Arial Unicode MS" w:cs="Arial Unicode MS"/>
+                <w:color w:val="172033"/>
+                <w:sz w:val="18"/>
+              </w:rPr>
+              <w:t xml:space="preserve">快速重複點擊後切換頁籤或重開彈窗；Then</w:t>
+            </w:r>
+            <w:r>
+              <w:rPr>
+                <w:rFonts w:ascii="Arial Unicode MS" w:hAnsi="Arial Unicode MS" w:eastAsia="Arial Unicode MS" w:cs="Arial Unicode MS"/>
+                <w:color w:val="172033"/>
+                <w:sz w:val="18"/>
+              </w:rPr>
+              <w:t xml:space="preserve"> </w:t>
+            </w:r>
+            <w:r>
+              <w:rPr>
+                <w:rFonts w:hint="eastAsia" w:ascii="Arial Unicode MS" w:hAnsi="Arial Unicode MS" w:eastAsia="Arial Unicode MS" w:cs="Arial Unicode MS"/>
+                <w:color w:val="172033"/>
+                <w:sz w:val="18"/>
+              </w:rPr>
+              <w:t xml:space="preserve">只入帳一次，按鈕為反灰且停用的已領取，不出現領取中狀態。</w:t>
+            </w:r>
+          </w:p>
+        </w:tc>
+      </w:tr>
+      <w:tr>
+        <w:trPr>
+          <w:cantSplit w:val="true"/>
+        </w:trPr>
+        <w:tc>
+          <w:tcPr>
+            <w:tcW w:w="1200" w:type="dxa"/>
+            <w:tcMar>
+              <w:top w:w="80" w:type="dxa"/>
+              <w:start w:w="120" w:type="dxa"/>
+              <w:bottom w:w="80" w:type="dxa"/>
+              <w:end w:w="120" w:type="dxa"/>
+            </w:tcMar>
+            <w:vAlign w:val="center"/>
+            <w:shd w:fill="F7F9FC" w:val="clear"/>
+          </w:tcPr>
+          <w:p>
+            <w:pPr>
+              <w:pStyle w:val="Compact"/>
+              <w:spacing w:before="0" w:after="60" w:line="276" w:lineRule="auto"/>
+              <w:jc w:val="center"/>
+            </w:pPr>
+            <w:r>
+              <w:rPr>
+                <w:rFonts w:ascii="Arial Unicode MS" w:hAnsi="Arial Unicode MS" w:eastAsia="Arial Unicode MS" w:cs="Arial Unicode MS"/>
+                <w:color w:val="172033"/>
+                <w:sz w:val="18"/>
+              </w:rPr>
+              <w:t xml:space="preserve">AC-26</w:t>
+            </w:r>
+          </w:p>
+        </w:tc>
+        <w:tc>
+          <w:tcPr>
+            <w:tcW w:w="1800" w:type="dxa"/>
+            <w:tcMar>
+              <w:top w:w="80" w:type="dxa"/>
+              <w:start w:w="120" w:type="dxa"/>
+              <w:bottom w:w="80" w:type="dxa"/>
+              <w:end w:w="120" w:type="dxa"/>
+            </w:tcMar>
+            <w:vAlign w:val="center"/>
+            <w:shd w:fill="F7F9FC" w:val="clear"/>
+          </w:tcPr>
+          <w:p>
+            <w:pPr>
+              <w:pStyle w:val="Compact"/>
+              <w:spacing w:before="0" w:after="60" w:line="276" w:lineRule="auto"/>
+              <w:jc w:val="left"/>
+            </w:pPr>
+            <w:r>
+              <w:rPr>
+                <w:rFonts w:ascii="Arial Unicode MS" w:hAnsi="Arial Unicode MS" w:eastAsia="Arial Unicode MS" w:cs="Arial Unicode MS"/>
+                <w:color w:val="172033"/>
+                <w:sz w:val="18"/>
+              </w:rPr>
+              <w:t xml:space="preserve">VIP0 </w:t>
+            </w:r>
+            <w:r>
+              <w:rPr>
+                <w:rFonts w:hint="eastAsia" w:ascii="Arial Unicode MS" w:hAnsi="Arial Unicode MS" w:eastAsia="Arial Unicode MS" w:cs="Arial Unicode MS"/>
+                <w:color w:val="172033"/>
+                <w:sz w:val="18"/>
+              </w:rPr>
+              <w:t xml:space="preserve">獎勵</w:t>
+            </w:r>
+          </w:p>
+        </w:tc>
+        <w:tc>
+          <w:tcPr>
+            <w:tcW w:w="6360" w:type="dxa"/>
+            <w:tcMar>
+              <w:top w:w="80" w:type="dxa"/>
+              <w:start w:w="120" w:type="dxa"/>
+              <w:bottom w:w="80" w:type="dxa"/>
+              <w:end w:w="120" w:type="dxa"/>
+            </w:tcMar>
+            <w:vAlign w:val="center"/>
+            <w:shd w:fill="F7F9FC" w:val="clear"/>
+          </w:tcPr>
+          <w:p>
+            <w:pPr>
+              <w:pStyle w:val="Compact"/>
+              <w:spacing w:before="0" w:after="60" w:line="276" w:lineRule="auto"/>
+              <w:jc w:val="left"/>
+            </w:pPr>
+            <w:r>
+              <w:rPr>
+                <w:rFonts w:ascii="Arial Unicode MS" w:hAnsi="Arial Unicode MS" w:eastAsia="Arial Unicode MS" w:cs="Arial Unicode MS"/>
+                <w:color w:val="172033"/>
+                <w:sz w:val="18"/>
+              </w:rPr>
+              <w:t xml:space="preserve">Given </w:t>
+            </w:r>
+            <w:r>
+              <w:rPr>
+                <w:rFonts w:hint="eastAsia" w:ascii="Arial Unicode MS" w:hAnsi="Arial Unicode MS" w:eastAsia="Arial Unicode MS" w:cs="Arial Unicode MS"/>
+                <w:color w:val="172033"/>
+                <w:sz w:val="18"/>
+              </w:rPr>
+              <w:t xml:space="preserve">訪客為</w:t>
+            </w:r>
+            <w:r>
+              <w:rPr>
+                <w:rFonts w:ascii="Arial Unicode MS" w:hAnsi="Arial Unicode MS" w:eastAsia="Arial Unicode MS" w:cs="Arial Unicode MS"/>
+                <w:color w:val="172033"/>
+                <w:sz w:val="18"/>
+              </w:rPr>
+              <w:t xml:space="preserve"> </w:t>
+            </w:r>
+            <w:r>
+              <w:rPr>
+                <w:rFonts w:hint="eastAsia" w:ascii="Arial Unicode MS" w:hAnsi="Arial Unicode MS" w:eastAsia="Arial Unicode MS" w:cs="Arial Unicode MS"/>
+                <w:color w:val="172033"/>
+                <w:sz w:val="18"/>
+              </w:rPr>
+              <w:t xml:space="preserve">VIP0；When</w:t>
+            </w:r>
+            <w:r>
+              <w:rPr>
+                <w:rFonts w:ascii="Arial Unicode MS" w:hAnsi="Arial Unicode MS" w:eastAsia="Arial Unicode MS" w:cs="Arial Unicode MS"/>
+                <w:color w:val="172033"/>
+                <w:sz w:val="18"/>
+              </w:rPr>
+              <w:t xml:space="preserve"> </w:t>
+            </w:r>
+            <w:r>
+              <w:rPr>
+                <w:rFonts w:hint="eastAsia" w:ascii="Arial Unicode MS" w:hAnsi="Arial Unicode MS" w:eastAsia="Arial Unicode MS" w:cs="Arial Unicode MS"/>
+                <w:color w:val="172033"/>
+                <w:sz w:val="18"/>
+              </w:rPr>
+              <w:t xml:space="preserve">查看等級權益；Then</w:t>
+            </w:r>
+            <w:r>
+              <w:rPr>
+                <w:rFonts w:ascii="Arial Unicode MS" w:hAnsi="Arial Unicode MS" w:eastAsia="Arial Unicode MS" w:cs="Arial Unicode MS"/>
+                <w:color w:val="172033"/>
+                <w:sz w:val="18"/>
+              </w:rPr>
+              <w:t xml:space="preserve"> </w:t>
+            </w:r>
+            <w:r>
+              <w:rPr>
+                <w:rFonts w:hint="eastAsia" w:ascii="Arial Unicode MS" w:hAnsi="Arial Unicode MS" w:eastAsia="Arial Unicode MS" w:cs="Arial Unicode MS"/>
+                <w:color w:val="172033"/>
+                <w:sz w:val="18"/>
+              </w:rPr>
+              <w:t xml:space="preserve">本級升級獎勵為無，按鈕顯示無可領取獎勵且停用，不新增紀錄。</w:t>
+            </w:r>
+          </w:p>
+        </w:tc>
+      </w:tr>
+      <w:tr>
+        <w:trPr>
+          <w:cantSplit w:val="true"/>
+        </w:trPr>
+        <w:tc>
+          <w:tcPr>
+            <w:tcW w:w="1200" w:type="dxa"/>
+            <w:tcMar>
+              <w:top w:w="80" w:type="dxa"/>
+              <w:start w:w="120" w:type="dxa"/>
+              <w:bottom w:w="80" w:type="dxa"/>
+              <w:end w:w="120" w:type="dxa"/>
+            </w:tcMar>
+            <w:vAlign w:val="center"/>
+          </w:tcPr>
+          <w:p>
+            <w:pPr>
+              <w:pStyle w:val="Compact"/>
+              <w:spacing w:before="0" w:after="60" w:line="276" w:lineRule="auto"/>
+              <w:jc w:val="center"/>
+            </w:pPr>
+            <w:r>
+              <w:rPr>
+                <w:rFonts w:ascii="Arial Unicode MS" w:hAnsi="Arial Unicode MS" w:eastAsia="Arial Unicode MS" w:cs="Arial Unicode MS"/>
+                <w:color w:val="172033"/>
+                <w:sz w:val="18"/>
+              </w:rPr>
+              <w:t xml:space="preserve">AC-27</w:t>
+            </w:r>
+          </w:p>
+        </w:tc>
+        <w:tc>
+          <w:tcPr>
+            <w:tcW w:w="1800" w:type="dxa"/>
+            <w:tcMar>
+              <w:top w:w="80" w:type="dxa"/>
+              <w:start w:w="120" w:type="dxa"/>
+              <w:bottom w:w="80" w:type="dxa"/>
+              <w:end w:w="120" w:type="dxa"/>
+            </w:tcMar>
+            <w:vAlign w:val="center"/>
+          </w:tcPr>
+          <w:p>
+            <w:pPr>
+              <w:pStyle w:val="Compact"/>
+              <w:spacing w:before="0" w:after="60" w:line="276" w:lineRule="auto"/>
+              <w:jc w:val="left"/>
+            </w:pPr>
+            <w:r>
+              <w:rPr>
+                <w:rFonts w:hint="eastAsia" w:ascii="Arial Unicode MS" w:hAnsi="Arial Unicode MS" w:eastAsia="Arial Unicode MS" w:cs="Arial Unicode MS"/>
+                <w:color w:val="172033"/>
+                <w:sz w:val="18"/>
+              </w:rPr>
+              <w:t xml:space="preserve">規則說明</w:t>
+            </w:r>
+          </w:p>
+        </w:tc>
+        <w:tc>
+          <w:tcPr>
+            <w:tcW w:w="6360" w:type="dxa"/>
+            <w:tcMar>
+              <w:top w:w="80" w:type="dxa"/>
+              <w:start w:w="120" w:type="dxa"/>
+              <w:bottom w:w="80" w:type="dxa"/>
+              <w:end w:w="120" w:type="dxa"/>
+            </w:tcMar>
+            <w:vAlign w:val="center"/>
+          </w:tcPr>
+          <w:p>
+            <w:pPr>
+              <w:pStyle w:val="Compact"/>
+              <w:spacing w:before="0" w:after="60" w:line="276" w:lineRule="auto"/>
+              <w:jc w:val="left"/>
+            </w:pPr>
+            <w:r>
+              <w:rPr>
+                <w:rFonts w:ascii="Arial Unicode MS" w:hAnsi="Arial Unicode MS" w:eastAsia="Arial Unicode MS" w:cs="Arial Unicode MS"/>
+                <w:color w:val="172033"/>
+                <w:sz w:val="18"/>
+              </w:rPr>
+              <w:t xml:space="preserve">Given </w:t>
+            </w:r>
+            <w:r>
+              <w:rPr>
+                <w:rFonts w:hint="eastAsia" w:ascii="Arial Unicode MS" w:hAnsi="Arial Unicode MS" w:eastAsia="Arial Unicode MS" w:cs="Arial Unicode MS"/>
+                <w:color w:val="172033"/>
+                <w:sz w:val="18"/>
+              </w:rPr>
+              <w:t xml:space="preserve">VIP機制說明已開啟；When</w:t>
+            </w:r>
+            <w:r>
+              <w:rPr>
+                <w:rFonts w:ascii="Arial Unicode MS" w:hAnsi="Arial Unicode MS" w:eastAsia="Arial Unicode MS" w:cs="Arial Unicode MS"/>
+                <w:color w:val="172033"/>
+                <w:sz w:val="18"/>
+              </w:rPr>
+              <w:t xml:space="preserve"> </w:t>
+            </w:r>
+            <w:r>
+              <w:rPr>
+                <w:rFonts w:hint="eastAsia" w:ascii="Arial Unicode MS" w:hAnsi="Arial Unicode MS" w:eastAsia="Arial Unicode MS" w:cs="Arial Unicode MS"/>
+                <w:color w:val="172033"/>
+                <w:sz w:val="18"/>
+              </w:rPr>
+              <w:t xml:space="preserve">切換規則說明；Then</w:t>
+            </w:r>
+            <w:r>
+              <w:rPr>
+                <w:rFonts w:ascii="Arial Unicode MS" w:hAnsi="Arial Unicode MS" w:eastAsia="Arial Unicode MS" w:cs="Arial Unicode MS"/>
+                <w:color w:val="172033"/>
+                <w:sz w:val="18"/>
+              </w:rPr>
+              <w:t xml:space="preserve"> </w:t>
+            </w:r>
+            <w:r>
+              <w:rPr>
+                <w:rFonts w:hint="eastAsia" w:ascii="Arial Unicode MS" w:hAnsi="Arial Unicode MS" w:eastAsia="Arial Unicode MS" w:cs="Arial Unicode MS"/>
+                <w:color w:val="172033"/>
+                <w:sz w:val="18"/>
+              </w:rPr>
+              <w:t xml:space="preserve">顯示四類簡要規則，切回總覽定位目前等級；關閉重開仍預設總覽。</w:t>
+            </w:r>
+          </w:p>
+        </w:tc>
+      </w:tr>
+      <w:tr>
+        <w:trPr>
+          <w:cantSplit w:val="true"/>
+        </w:trPr>
+        <w:tc>
+          <w:tcPr>
+            <w:tcW w:w="1200" w:type="dxa"/>
+            <w:tcMar>
+              <w:top w:w="80" w:type="dxa"/>
+              <w:start w:w="120" w:type="dxa"/>
+              <w:bottom w:w="80" w:type="dxa"/>
+              <w:end w:w="120" w:type="dxa"/>
+            </w:tcMar>
+            <w:vAlign w:val="center"/>
+            <w:shd w:fill="F7F9FC" w:val="clear"/>
+          </w:tcPr>
+          <w:p>
+            <w:pPr>
+              <w:pStyle w:val="Compact"/>
+              <w:spacing w:before="0" w:after="60" w:line="276" w:lineRule="auto"/>
+              <w:jc w:val="center"/>
+            </w:pPr>
+            <w:r>
+              <w:rPr>
+                <w:rFonts w:ascii="Arial Unicode MS" w:hAnsi="Arial Unicode MS" w:eastAsia="Arial Unicode MS" w:cs="Arial Unicode MS"/>
+                <w:color w:val="172033"/>
+                <w:sz w:val="18"/>
+              </w:rPr>
+              <w:t xml:space="preserve">AC-28</w:t>
+            </w:r>
+          </w:p>
+        </w:tc>
+        <w:tc>
+          <w:tcPr>
+            <w:tcW w:w="1800" w:type="dxa"/>
+            <w:tcMar>
+              <w:top w:w="80" w:type="dxa"/>
+              <w:start w:w="120" w:type="dxa"/>
+              <w:bottom w:w="80" w:type="dxa"/>
+              <w:end w:w="120" w:type="dxa"/>
+            </w:tcMar>
+            <w:vAlign w:val="center"/>
+            <w:shd w:fill="F7F9FC" w:val="clear"/>
+          </w:tcPr>
+          <w:p>
+            <w:pPr>
+              <w:pStyle w:val="Compact"/>
+              <w:spacing w:before="0" w:after="60" w:line="276" w:lineRule="auto"/>
+              <w:jc w:val="left"/>
+            </w:pPr>
+            <w:r>
+              <w:rPr>
+                <w:rFonts w:hint="eastAsia" w:ascii="Arial Unicode MS" w:hAnsi="Arial Unicode MS" w:eastAsia="Arial Unicode MS" w:cs="Arial Unicode MS"/>
+                <w:color w:val="172033"/>
+                <w:sz w:val="18"/>
+              </w:rPr>
+              <w:t xml:space="preserve">活躍指數</w:t>
+            </w:r>
+          </w:p>
+        </w:tc>
+        <w:tc>
+          <w:tcPr>
+            <w:tcW w:w="6360" w:type="dxa"/>
+            <w:tcMar>
+              <w:top w:w="80" w:type="dxa"/>
+              <w:start w:w="120" w:type="dxa"/>
+              <w:bottom w:w="80" w:type="dxa"/>
+              <w:end w:w="120" w:type="dxa"/>
+            </w:tcMar>
+            <w:vAlign w:val="center"/>
+            <w:shd w:fill="F7F9FC" w:val="clear"/>
+          </w:tcPr>
+          <w:p>
+            <w:pPr>
+              <w:pStyle w:val="Compact"/>
+              <w:spacing w:before="0" w:after="60" w:line="276" w:lineRule="auto"/>
+              <w:jc w:val="left"/>
+            </w:pPr>
+            <w:r>
+              <w:rPr>
+                <w:rFonts w:ascii="Arial Unicode MS" w:hAnsi="Arial Unicode MS" w:eastAsia="Arial Unicode MS" w:cs="Arial Unicode MS"/>
+                <w:color w:val="172033"/>
+                <w:sz w:val="18"/>
+              </w:rPr>
+              <w:t xml:space="preserve">Given </w:t>
+            </w:r>
+            <w:r>
+              <w:rPr>
+                <w:rFonts w:hint="eastAsia" w:ascii="Arial Unicode MS" w:hAnsi="Arial Unicode MS" w:eastAsia="Arial Unicode MS" w:cs="Arial Unicode MS"/>
+                <w:color w:val="172033"/>
+                <w:sz w:val="18"/>
+              </w:rPr>
+              <w:t xml:space="preserve">一般會員或訪客；When</w:t>
+            </w:r>
+            <w:r>
+              <w:rPr>
+                <w:rFonts w:ascii="Arial Unicode MS" w:hAnsi="Arial Unicode MS" w:eastAsia="Arial Unicode MS" w:cs="Arial Unicode MS"/>
+                <w:color w:val="172033"/>
+                <w:sz w:val="18"/>
+              </w:rPr>
+              <w:t xml:space="preserve"> </w:t>
+            </w:r>
+            <w:r>
+              <w:rPr>
+                <w:rFonts w:hint="eastAsia" w:ascii="Arial Unicode MS" w:hAnsi="Arial Unicode MS" w:eastAsia="Arial Unicode MS" w:cs="Arial Unicode MS"/>
+                <w:color w:val="172033"/>
+                <w:sz w:val="18"/>
+              </w:rPr>
+              <w:t xml:space="preserve">查看目前等級摘要；Then</w:t>
+            </w:r>
+            <w:r>
+              <w:rPr>
+                <w:rFonts w:ascii="Arial Unicode MS" w:hAnsi="Arial Unicode MS" w:eastAsia="Arial Unicode MS" w:cs="Arial Unicode MS"/>
+                <w:color w:val="172033"/>
+                <w:sz w:val="18"/>
+              </w:rPr>
+              <w:t xml:space="preserve"> </w:t>
+            </w:r>
+            <w:r>
+              <w:rPr>
+                <w:rFonts w:hint="eastAsia" w:ascii="Arial Unicode MS" w:hAnsi="Arial Unicode MS" w:eastAsia="Arial Unicode MS" w:cs="Arial Unicode MS"/>
+                <w:color w:val="172033"/>
+                <w:sz w:val="18"/>
+              </w:rPr>
+              <w:t xml:space="preserve">顯示活躍指數與數字</w:t>
+            </w:r>
+            <w:r>
+              <w:rPr>
+                <w:rFonts w:ascii="Arial Unicode MS" w:hAnsi="Arial Unicode MS" w:eastAsia="Arial Unicode MS" w:cs="Arial Unicode MS"/>
+                <w:color w:val="172033"/>
+                <w:sz w:val="18"/>
+              </w:rPr>
+              <w:t xml:space="preserve"> </w:t>
+            </w:r>
+            <w:r>
+              <w:rPr>
+                <w:rFonts w:hint="eastAsia" w:ascii="Arial Unicode MS" w:hAnsi="Arial Unicode MS" w:eastAsia="Arial Unicode MS" w:cs="Arial Unicode MS"/>
+                <w:color w:val="172033"/>
+                <w:sz w:val="18"/>
+              </w:rPr>
+              <w:t xml:space="preserve">0，無單位、不計算且不改變既有保級活躍天數。</w:t>
+            </w:r>
+          </w:p>
+        </w:tc>
+      </w:tr>
+      <w:tr>
+        <w:trPr>
+          <w:cantSplit w:val="true"/>
+        </w:trPr>
+        <w:tc>
+          <w:tcPr>
+            <w:tcW w:w="1200" w:type="dxa"/>
+            <w:tcMar>
+              <w:top w:w="80" w:type="dxa"/>
+              <w:start w:w="120" w:type="dxa"/>
+              <w:bottom w:w="80" w:type="dxa"/>
+              <w:end w:w="120" w:type="dxa"/>
+            </w:tcMar>
+            <w:vAlign w:val="center"/>
+          </w:tcPr>
+          <w:p>
+            <w:pPr>
+              <w:pStyle w:val="Compact"/>
+              <w:spacing w:before="0" w:after="60" w:line="276" w:lineRule="auto"/>
+              <w:jc w:val="center"/>
+            </w:pPr>
+            <w:r>
+              <w:rPr>
+                <w:rFonts w:ascii="Arial Unicode MS" w:hAnsi="Arial Unicode MS" w:eastAsia="Arial Unicode MS" w:cs="Arial Unicode MS"/>
+                <w:color w:val="172033"/>
+                <w:sz w:val="18"/>
+              </w:rPr>
+              <w:t xml:space="preserve">AC-29</w:t>
+            </w:r>
+          </w:p>
+        </w:tc>
+        <w:tc>
+          <w:tcPr>
+            <w:tcW w:w="1800" w:type="dxa"/>
+            <w:tcMar>
+              <w:top w:w="80" w:type="dxa"/>
+              <w:start w:w="120" w:type="dxa"/>
+              <w:bottom w:w="80" w:type="dxa"/>
+              <w:end w:w="120" w:type="dxa"/>
+            </w:tcMar>
+            <w:vAlign w:val="center"/>
+          </w:tcPr>
+          <w:p>
+            <w:pPr>
+              <w:pStyle w:val="Compact"/>
+              <w:spacing w:before="0" w:after="60" w:line="276" w:lineRule="auto"/>
+              <w:jc w:val="left"/>
+            </w:pPr>
+            <w:r>
+              <w:rPr>
+                <w:rFonts w:hint="eastAsia" w:ascii="Arial Unicode MS" w:hAnsi="Arial Unicode MS" w:eastAsia="Arial Unicode MS" w:cs="Arial Unicode MS"/>
+                <w:color w:val="172033"/>
+                <w:sz w:val="18"/>
+              </w:rPr>
+              <w:t xml:space="preserve">提示移除</w:t>
+            </w:r>
+          </w:p>
+        </w:tc>
+        <w:tc>
+          <w:tcPr>
+            <w:tcW w:w="6360" w:type="dxa"/>
+            <w:tcMar>
+              <w:top w:w="80" w:type="dxa"/>
+              <w:start w:w="120" w:type="dxa"/>
+              <w:bottom w:w="80" w:type="dxa"/>
+              <w:end w:w="120" w:type="dxa"/>
+            </w:tcMar>
+            <w:vAlign w:val="center"/>
+          </w:tcPr>
+          <w:p>
+            <w:pPr>
+              <w:pStyle w:val="Compact"/>
+              <w:spacing w:before="0" w:after="60" w:line="276" w:lineRule="auto"/>
+              <w:jc w:val="left"/>
+            </w:pPr>
+            <w:r>
+              <w:rPr>
+                <w:rFonts w:ascii="Arial Unicode MS" w:hAnsi="Arial Unicode MS" w:eastAsia="Arial Unicode MS" w:cs="Arial Unicode MS"/>
+                <w:color w:val="172033"/>
+                <w:sz w:val="18"/>
+              </w:rPr>
+              <w:t xml:space="preserve">Given </w:t>
+            </w:r>
+            <w:r>
+              <w:rPr>
+                <w:rFonts w:hint="eastAsia" w:ascii="Arial Unicode MS" w:hAnsi="Arial Unicode MS" w:eastAsia="Arial Unicode MS" w:cs="Arial Unicode MS"/>
+                <w:color w:val="172033"/>
+                <w:sz w:val="18"/>
+              </w:rPr>
+              <w:t xml:space="preserve">開啟</w:t>
+            </w:r>
+            <w:r>
+              <w:rPr>
+                <w:rFonts w:ascii="Arial Unicode MS" w:hAnsi="Arial Unicode MS" w:eastAsia="Arial Unicode MS" w:cs="Arial Unicode MS"/>
+                <w:color w:val="172033"/>
+                <w:sz w:val="18"/>
+              </w:rPr>
+              <w:t xml:space="preserve"> VIP </w:t>
+            </w:r>
+            <w:r>
+              <w:rPr>
+                <w:rFonts w:hint="eastAsia" w:ascii="Arial Unicode MS" w:hAnsi="Arial Unicode MS" w:eastAsia="Arial Unicode MS" w:cs="Arial Unicode MS"/>
+                <w:color w:val="172033"/>
+                <w:sz w:val="18"/>
+              </w:rPr>
+              <w:t xml:space="preserve">等級與等級總覽；When</w:t>
+            </w:r>
+            <w:r>
+              <w:rPr>
+                <w:rFonts w:ascii="Arial Unicode MS" w:hAnsi="Arial Unicode MS" w:eastAsia="Arial Unicode MS" w:cs="Arial Unicode MS"/>
+                <w:color w:val="172033"/>
+                <w:sz w:val="18"/>
+              </w:rPr>
+              <w:t xml:space="preserve"> </w:t>
+            </w:r>
+            <w:r>
+              <w:rPr>
+                <w:rFonts w:hint="eastAsia" w:ascii="Arial Unicode MS" w:hAnsi="Arial Unicode MS" w:eastAsia="Arial Unicode MS" w:cs="Arial Unicode MS"/>
+                <w:color w:val="172033"/>
+                <w:sz w:val="18"/>
+              </w:rPr>
+              <w:t xml:space="preserve">查看內容；Then</w:t>
+            </w:r>
+            <w:r>
+              <w:rPr>
+                <w:rFonts w:ascii="Arial Unicode MS" w:hAnsi="Arial Unicode MS" w:eastAsia="Arial Unicode MS" w:cs="Arial Unicode MS"/>
+                <w:color w:val="172033"/>
+                <w:sz w:val="18"/>
+              </w:rPr>
+              <w:t xml:space="preserve"> </w:t>
+            </w:r>
+            <w:r>
+              <w:rPr>
+                <w:rFonts w:hint="eastAsia" w:ascii="Arial Unicode MS" w:hAnsi="Arial Unicode MS" w:eastAsia="Arial Unicode MS" w:cs="Arial Unicode MS"/>
+                <w:color w:val="172033"/>
+                <w:sz w:val="18"/>
+              </w:rPr>
+              <w:t xml:space="preserve">等級權益不再顯示舊有重複發放提示，總覽不再顯示上方</w:t>
+            </w:r>
+            <w:r>
+              <w:rPr>
+                <w:rFonts w:ascii="Arial Unicode MS" w:hAnsi="Arial Unicode MS" w:eastAsia="Arial Unicode MS" w:cs="Arial Unicode MS"/>
+                <w:color w:val="172033"/>
+                <w:sz w:val="18"/>
+              </w:rPr>
+              <w:t xml:space="preserve"> AND </w:t>
+            </w:r>
+            <w:r>
+              <w:rPr>
+                <w:rFonts w:hint="eastAsia" w:ascii="Arial Unicode MS" w:hAnsi="Arial Unicode MS" w:eastAsia="Arial Unicode MS" w:cs="Arial Unicode MS"/>
+                <w:color w:val="172033"/>
+                <w:sz w:val="18"/>
+              </w:rPr>
+              <w:t xml:space="preserve">提示與現行費率徽章。</w:t>
+            </w:r>
+          </w:p>
+        </w:tc>
+      </w:tr>
+      <w:tr>
+        <w:trPr>
+          <w:cantSplit w:val="true"/>
+        </w:trPr>
+        <w:tc>
+          <w:tcPr>
+            <w:tcW w:w="1200" w:type="dxa"/>
+            <w:tcMar>
+              <w:top w:w="80" w:type="dxa"/>
+              <w:start w:w="120" w:type="dxa"/>
+              <w:bottom w:w="80" w:type="dxa"/>
+              <w:end w:w="120" w:type="dxa"/>
+            </w:tcMar>
+            <w:vAlign w:val="center"/>
+            <w:shd w:fill="F7F9FC" w:val="clear"/>
+          </w:tcPr>
+          <w:p>
+            <w:pPr>
+              <w:pStyle w:val="Compact"/>
+              <w:spacing w:before="0" w:after="60" w:line="276" w:lineRule="auto"/>
+              <w:jc w:val="center"/>
+            </w:pPr>
+            <w:r>
+              <w:rPr>
+                <w:rFonts w:ascii="Arial Unicode MS" w:hAnsi="Arial Unicode MS" w:eastAsia="Arial Unicode MS" w:cs="Arial Unicode MS"/>
+                <w:color w:val="172033"/>
+                <w:sz w:val="18"/>
+              </w:rPr>
+              <w:t xml:space="preserve">AC-30</w:t>
+            </w:r>
+          </w:p>
+        </w:tc>
+        <w:tc>
+          <w:tcPr>
+            <w:tcW w:w="1800" w:type="dxa"/>
+            <w:tcMar>
+              <w:top w:w="80" w:type="dxa"/>
+              <w:start w:w="120" w:type="dxa"/>
+              <w:bottom w:w="80" w:type="dxa"/>
+              <w:end w:w="120" w:type="dxa"/>
+            </w:tcMar>
+            <w:vAlign w:val="center"/>
+            <w:shd w:fill="F7F9FC" w:val="clear"/>
+          </w:tcPr>
+          <w:p>
+            <w:pPr>
+              <w:pStyle w:val="Compact"/>
+              <w:spacing w:before="0" w:after="60" w:line="276" w:lineRule="auto"/>
+              <w:jc w:val="left"/>
+            </w:pPr>
+            <w:r>
+              <w:rPr>
+                <w:rFonts w:hint="eastAsia" w:ascii="Arial Unicode MS" w:hAnsi="Arial Unicode MS" w:eastAsia="Arial Unicode MS" w:cs="Arial Unicode MS"/>
+                <w:color w:val="172033"/>
+                <w:sz w:val="18"/>
+              </w:rPr>
+              <w:t xml:space="preserve">領取重置</w:t>
+            </w:r>
+          </w:p>
+        </w:tc>
+        <w:tc>
+          <w:tcPr>
+            <w:tcW w:w="6360" w:type="dxa"/>
+            <w:tcMar>
+              <w:top w:w="80" w:type="dxa"/>
+              <w:start w:w="120" w:type="dxa"/>
+              <w:bottom w:w="80" w:type="dxa"/>
+              <w:end w:w="120" w:type="dxa"/>
+            </w:tcMar>
+            <w:vAlign w:val="center"/>
+            <w:shd w:fill="F7F9FC" w:val="clear"/>
+          </w:tcPr>
+          <w:p>
+            <w:pPr>
+              <w:pStyle w:val="Compact"/>
+              <w:spacing w:before="0" w:after="60" w:line="276" w:lineRule="auto"/>
+              <w:jc w:val="left"/>
+            </w:pPr>
+            <w:r>
+              <w:rPr>
+                <w:rFonts w:ascii="Arial Unicode MS" w:hAnsi="Arial Unicode MS" w:eastAsia="Arial Unicode MS" w:cs="Arial Unicode MS"/>
+                <w:color w:val="172033"/>
+                <w:sz w:val="18"/>
+              </w:rPr>
+              <w:t xml:space="preserve">Given VIP6 </w:t>
+            </w:r>
+            <w:r>
+              <w:rPr>
+                <w:rFonts w:hint="eastAsia" w:ascii="Arial Unicode MS" w:hAnsi="Arial Unicode MS" w:eastAsia="Arial Unicode MS" w:cs="Arial Unicode MS"/>
+                <w:color w:val="172033"/>
+                <w:sz w:val="18"/>
+              </w:rPr>
+              <w:t xml:space="preserve">已領取；When</w:t>
+            </w:r>
+            <w:r>
+              <w:rPr>
+                <w:rFonts w:ascii="Arial Unicode MS" w:hAnsi="Arial Unicode MS" w:eastAsia="Arial Unicode MS" w:cs="Arial Unicode MS"/>
+                <w:color w:val="172033"/>
+                <w:sz w:val="18"/>
+              </w:rPr>
+              <w:t xml:space="preserve"> </w:t>
+            </w:r>
+            <w:r>
+              <w:rPr>
+                <w:rFonts w:hint="eastAsia" w:ascii="Arial Unicode MS" w:hAnsi="Arial Unicode MS" w:eastAsia="Arial Unicode MS" w:cs="Arial Unicode MS"/>
+                <w:color w:val="172033"/>
+                <w:sz w:val="18"/>
+              </w:rPr>
+              <w:t xml:space="preserve">重新整理；Then</w:t>
+            </w:r>
+            <w:r>
+              <w:rPr>
+                <w:rFonts w:ascii="Arial Unicode MS" w:hAnsi="Arial Unicode MS" w:eastAsia="Arial Unicode MS" w:cs="Arial Unicode MS"/>
+                <w:color w:val="172033"/>
+                <w:sz w:val="18"/>
+              </w:rPr>
+              <w:t xml:space="preserve"> </w:t>
+            </w:r>
+            <w:r>
+              <w:rPr>
+                <w:rFonts w:hint="eastAsia" w:ascii="Arial Unicode MS" w:hAnsi="Arial Unicode MS" w:eastAsia="Arial Unicode MS" w:cs="Arial Unicode MS"/>
+                <w:color w:val="172033"/>
+                <w:sz w:val="18"/>
+              </w:rPr>
+              <w:t xml:space="preserve">登入身份保留，銀幣回到</w:t>
+            </w:r>
+            <w:r>
+              <w:rPr>
+                <w:rFonts w:ascii="Arial Unicode MS" w:hAnsi="Arial Unicode MS" w:eastAsia="Arial Unicode MS" w:cs="Arial Unicode MS"/>
+                <w:color w:val="172033"/>
+                <w:sz w:val="18"/>
+              </w:rPr>
+              <w:t xml:space="preserve"> </w:t>
+            </w:r>
+            <w:r>
+              <w:rPr>
+                <w:rFonts w:hint="eastAsia" w:ascii="Arial Unicode MS" w:hAnsi="Arial Unicode MS" w:eastAsia="Arial Unicode MS" w:cs="Arial Unicode MS"/>
+                <w:color w:val="172033"/>
+                <w:sz w:val="18"/>
+              </w:rPr>
+              <w:t xml:space="preserve">10,000,000，本級恢復可領取，領取產生的金融紀錄不保留。</w:t>
+            </w:r>
+          </w:p>
+        </w:tc>
+      </w:tr>
     </w:tbl>
-    <w:bookmarkEnd w:id="53"/>
-    <w:bookmarkStart w:id="62" w:name="X1d05f3750e450fd3ee3c95b9dd3f638dbb929fe"/>
+    <w:bookmarkEnd w:id="55"/>
+    <w:bookmarkStart w:id="65" w:name="X1d05f3750e450fd3ee3c95b9dd3f638dbb929fe"/>
     <w:p>
       <w:pPr>
         <w:pStyle w:val="Heading1"/>
@@ -38997,7 +42338,7 @@
         <w:t xml:space="preserve">正式資料名稱與格式由後端規格定義。本章只描述功能需要的能力。</w:t>
       </w:r>
     </w:p>
-    <w:bookmarkStart w:id="54" w:name="X9933333273166ff813938879f991156e1eca316"/>
+    <w:bookmarkStart w:id="56" w:name="X9933333273166ff813938879f991156e1eca316"/>
     <w:p>
       <w:pPr>
         <w:pStyle w:val="Heading2"/>
@@ -39312,8 +42653,8 @@
         </w:tc>
       </w:tr>
     </w:tbl>
-    <w:bookmarkEnd w:id="54"/>
-    <w:bookmarkStart w:id="55" w:name="Xac6d5480225d93685a8a587264a55a8320fbcda"/>
+    <w:bookmarkEnd w:id="56"/>
+    <w:bookmarkStart w:id="57" w:name="Xac6d5480225d93685a8a587264a55a8320fbcda"/>
     <w:p>
       <w:pPr>
         <w:pStyle w:val="Heading2"/>
@@ -39596,8 +42937,8 @@
         </w:tc>
       </w:tr>
     </w:tbl>
-    <w:bookmarkEnd w:id="55"/>
-    <w:bookmarkStart w:id="56" w:name="X5cefcac33ef09c7092fefebb522816af5dd6f0a"/>
+    <w:bookmarkEnd w:id="57"/>
+    <w:bookmarkStart w:id="58" w:name="X5cefcac33ef09c7092fefebb522816af5dd6f0a"/>
     <w:p>
       <w:pPr>
         <w:pStyle w:val="Heading2"/>
@@ -39912,8 +43253,8 @@
         </w:tc>
       </w:tr>
     </w:tbl>
-    <w:bookmarkEnd w:id="56"/>
-    <w:bookmarkStart w:id="57" w:name="X356e156af7d962f53ff5d3efed513486769215c"/>
+    <w:bookmarkEnd w:id="58"/>
+    <w:bookmarkStart w:id="59" w:name="X356e156af7d962f53ff5d3efed513486769215c"/>
     <w:p>
       <w:pPr>
         <w:pStyle w:val="Heading2"/>
@@ -40252,8 +43593,8 @@
         </w:tc>
       </w:tr>
     </w:tbl>
-    <w:bookmarkEnd w:id="57"/>
-    <w:bookmarkStart w:id="58" w:name="X6d401fc0fce1f7351616fda6178a1e834207980"/>
+    <w:bookmarkEnd w:id="59"/>
+    <w:bookmarkStart w:id="60" w:name="X6d401fc0fce1f7351616fda6178a1e834207980"/>
     <w:p>
       <w:pPr>
         <w:pStyle w:val="Heading2"/>
@@ -40471,7 +43812,7 @@
                 <w:color w:val="172033"/>
                 <w:sz w:val="19"/>
               </w:rPr>
-              <w:t xml:space="preserve">目前等級、歷史最高、歷史儲值、歷史投注、本月儲值、本月投注、本月活躍天數、本月升級保護、等級規則、獎勵狀態。</w:t>
+              <w:t xml:space="preserve">目前等級、歷史最高、歷史儲值、歷史投注、本月儲值、本月投注、保級活躍天數、本月升級保護、等級規則與已領取等級集合。</w:t>
             </w:r>
           </w:p>
         </w:tc>
@@ -40562,14 +43903,30 @@
                 <w:color w:val="172033"/>
                 <w:sz w:val="19"/>
               </w:rPr>
-              <w:t xml:space="preserve">節。歷史最高只供顯示。</w:t>
+              <w:t xml:space="preserve">節。歷史最高只供顯示。活躍指數固定為</w:t>
+            </w:r>
+            <w:r>
+              <w:rPr>
+                <w:rFonts w:ascii="Arial Unicode MS" w:hAnsi="Arial Unicode MS" w:eastAsia="Arial Unicode MS" w:cs="Arial Unicode MS"/>
+                <w:color w:val="172033"/>
+                <w:sz w:val="19"/>
+              </w:rPr>
+              <w:t xml:space="preserve"> </w:t>
+            </w:r>
+            <w:r>
+              <w:rPr>
+                <w:rFonts w:hint="eastAsia" w:ascii="Arial Unicode MS" w:hAnsi="Arial Unicode MS" w:eastAsia="Arial Unicode MS" w:cs="Arial Unicode MS"/>
+                <w:color w:val="172033"/>
+                <w:sz w:val="19"/>
+              </w:rPr>
+              <w:t xml:space="preserve">0，不要求資料來源、不映射保級活躍天數。</w:t>
             </w:r>
           </w:p>
         </w:tc>
       </w:tr>
     </w:tbl>
-    <w:bookmarkEnd w:id="58"/>
-    <w:bookmarkStart w:id="59" w:name="X11536bd3b6ba142becc3c26822475e3bbd5edc7"/>
+    <w:bookmarkEnd w:id="60"/>
+    <w:bookmarkStart w:id="61" w:name="X11536bd3b6ba142becc3c26822475e3bbd5edc7"/>
     <w:p>
       <w:pPr>
         <w:pStyle w:val="Heading2"/>
@@ -40884,8 +44241,8 @@
         </w:tc>
       </w:tr>
     </w:tbl>
-    <w:bookmarkEnd w:id="59"/>
-    <w:bookmarkStart w:id="60" w:name="Xf58c492843ff40477b62b3378e4411e6a35b49d"/>
+    <w:bookmarkEnd w:id="61"/>
+    <w:bookmarkStart w:id="62" w:name="Xf58c492843ff40477b62b3378e4411e6a35b49d"/>
     <w:p>
       <w:pPr>
         <w:pStyle w:val="Heading2"/>
@@ -41216,8 +44573,8 @@
         </w:tc>
       </w:tr>
     </w:tbl>
-    <w:bookmarkEnd w:id="60"/>
-    <w:bookmarkStart w:id="61" w:name="X0fe2c62088e869acd276f52786a2e2b3a637816"/>
+    <w:bookmarkEnd w:id="62"/>
+    <w:bookmarkStart w:id="63" w:name="X0fe2c62088e869acd276f52786a2e2b3a637816"/>
     <w:p>
       <w:pPr>
         <w:pStyle w:val="Heading2"/>
@@ -41240,8 +44597,9 @@
         <w:pStyle w:val="Compact"/>
         <w:numPr>
           <w:ilvl w:val="0"/>
-          <w:numId w:val="1008"/>
+          <w:numId w:val="1010"/>
         </w:numPr>
+        <w:spacing w:after="40" w:line="288" w:lineRule="auto"/>
       </w:pPr>
       <w:r>
         <w:rPr>
@@ -41267,8 +44625,9 @@
         <w:pStyle w:val="Compact"/>
         <w:numPr>
           <w:ilvl w:val="0"/>
-          <w:numId w:val="1008"/>
+          <w:numId w:val="1010"/>
         </w:numPr>
+        <w:spacing w:after="40" w:line="288" w:lineRule="auto"/>
       </w:pPr>
       <w:r>
         <w:rPr>
@@ -41282,8 +44641,9 @@
         <w:pStyle w:val="Compact"/>
         <w:numPr>
           <w:ilvl w:val="0"/>
-          <w:numId w:val="1008"/>
+          <w:numId w:val="1010"/>
         </w:numPr>
+        <w:spacing w:after="40" w:line="288" w:lineRule="auto"/>
       </w:pPr>
       <w:r>
         <w:rPr>
@@ -41309,8 +44669,9 @@
         <w:pStyle w:val="Compact"/>
         <w:numPr>
           <w:ilvl w:val="0"/>
-          <w:numId w:val="1008"/>
+          <w:numId w:val="1010"/>
         </w:numPr>
+        <w:spacing w:after="40" w:line="288" w:lineRule="auto"/>
       </w:pPr>
       <w:r>
         <w:rPr>
@@ -41328,7 +44689,19 @@
         <w:rPr>
           <w:rFonts w:hint="eastAsia" w:ascii="Arial Unicode MS" w:hAnsi="Arial Unicode MS" w:eastAsia="Arial Unicode MS" w:cs="Arial Unicode MS"/>
         </w:rPr>
-        <w:t xml:space="preserve">指標與遊戲紀錄不寫入身份保存資料。</w:t>
+        <w:t xml:space="preserve">指標、VIP</w:t>
+      </w:r>
+      <w:r>
+        <w:rPr>
+          <w:rFonts w:ascii="Arial Unicode MS" w:hAnsi="Arial Unicode MS" w:eastAsia="Arial Unicode MS" w:cs="Arial Unicode MS"/>
+        </w:rPr>
+        <w:t xml:space="preserve"> </w:t>
+      </w:r>
+      <w:r>
+        <w:rPr>
+          <w:rFonts w:hint="eastAsia" w:ascii="Arial Unicode MS" w:hAnsi="Arial Unicode MS" w:eastAsia="Arial Unicode MS" w:cs="Arial Unicode MS"/>
+        </w:rPr>
+        <w:t xml:space="preserve">已領取等級集合與遊戲紀錄不寫入身份保存資料。</w:t>
       </w:r>
     </w:p>
     <w:p>
@@ -41336,8 +44709,55 @@
         <w:pStyle w:val="Compact"/>
         <w:numPr>
           <w:ilvl w:val="0"/>
-          <w:numId w:val="1008"/>
+          <w:numId w:val="1010"/>
         </w:numPr>
+        <w:spacing w:after="40" w:line="288" w:lineRule="auto"/>
+      </w:pPr>
+      <w:r>
+        <w:rPr>
+          <w:rFonts w:ascii="Arial Unicode MS" w:hAnsi="Arial Unicode MS" w:eastAsia="Arial Unicode MS" w:cs="Arial Unicode MS"/>
+        </w:rPr>
+        <w:t xml:space="preserve">VIP </w:t>
+      </w:r>
+      <w:r>
+        <w:rPr>
+          <w:rFonts w:hint="eastAsia" w:ascii="Arial Unicode MS" w:hAnsi="Arial Unicode MS" w:eastAsia="Arial Unicode MS" w:cs="Arial Unicode MS"/>
+        </w:rPr>
+        <w:t xml:space="preserve">領取後在同一</w:t>
+      </w:r>
+      <w:r>
+        <w:rPr>
+          <w:rFonts w:ascii="Arial Unicode MS" w:hAnsi="Arial Unicode MS" w:eastAsia="Arial Unicode MS" w:cs="Arial Unicode MS"/>
+        </w:rPr>
+        <w:t xml:space="preserve"> Mock </w:t>
+      </w:r>
+      <w:r>
+        <w:rPr>
+          <w:rFonts w:hint="eastAsia" w:ascii="Arial Unicode MS" w:hAnsi="Arial Unicode MS" w:eastAsia="Arial Unicode MS" w:cs="Arial Unicode MS"/>
+        </w:rPr>
+        <w:t xml:space="preserve">登入期間保持已領取；重新整理後，領取集合與領取紀錄清除，錢包重置。重新登入建立新的</w:t>
+      </w:r>
+      <w:r>
+        <w:rPr>
+          <w:rFonts w:ascii="Arial Unicode MS" w:hAnsi="Arial Unicode MS" w:eastAsia="Arial Unicode MS" w:cs="Arial Unicode MS"/>
+        </w:rPr>
+        <w:t xml:space="preserve"> Mock </w:t>
+      </w:r>
+      <w:r>
+        <w:rPr>
+          <w:rFonts w:hint="eastAsia" w:ascii="Arial Unicode MS" w:hAnsi="Arial Unicode MS" w:eastAsia="Arial Unicode MS" w:cs="Arial Unicode MS"/>
+        </w:rPr>
+        <w:t xml:space="preserve">使用者。</w:t>
+      </w:r>
+    </w:p>
+    <w:p>
+      <w:pPr>
+        <w:pStyle w:val="Compact"/>
+        <w:numPr>
+          <w:ilvl w:val="0"/>
+          <w:numId w:val="1010"/>
+        </w:numPr>
+        <w:spacing w:after="40" w:line="288" w:lineRule="auto"/>
       </w:pPr>
       <w:r>
         <w:rPr>
@@ -41393,8 +44813,9 @@
         <w:pStyle w:val="Compact"/>
         <w:numPr>
           <w:ilvl w:val="0"/>
-          <w:numId w:val="1008"/>
+          <w:numId w:val="1010"/>
         </w:numPr>
+        <w:spacing w:after="40" w:line="288" w:lineRule="auto"/>
       </w:pPr>
       <w:r>
         <w:rPr>
@@ -41492,8 +44913,9 @@
         <w:pStyle w:val="Compact"/>
         <w:numPr>
           <w:ilvl w:val="0"/>
-          <w:numId w:val="1008"/>
+          <w:numId w:val="1010"/>
         </w:numPr>
+        <w:spacing w:after="40" w:line="288" w:lineRule="auto"/>
       </w:pPr>
       <w:r>
         <w:rPr>
@@ -41526,9 +44948,421 @@
         <w:t xml:space="preserve">0，且不啟用本月升級保護。</w:t>
       </w:r>
     </w:p>
-    <w:bookmarkEnd w:id="61"/>
-    <w:bookmarkEnd w:id="62"/>
-    <w:bookmarkStart w:id="65" w:name="X0af64066a8deec39ea1c20d11f59a02765c5c54"/>
+    <w:p>
+      <w:pPr>
+        <w:pStyle w:val="Compact"/>
+        <w:numPr>
+          <w:ilvl w:val="0"/>
+          <w:numId w:val="1010"/>
+        </w:numPr>
+        <w:spacing w:after="40" w:line="288" w:lineRule="auto"/>
+      </w:pPr>
+      <w:r>
+        <w:rPr>
+          <w:rFonts w:hint="eastAsia" w:ascii="Arial Unicode MS" w:hAnsi="Arial Unicode MS" w:eastAsia="Arial Unicode MS" w:cs="Arial Unicode MS"/>
+        </w:rPr>
+        <w:t xml:space="preserve">摘要活躍指數在兩種登入類型皆固定顯示</w:t>
+      </w:r>
+      <w:r>
+        <w:rPr>
+          <w:rFonts w:ascii="Arial Unicode MS" w:hAnsi="Arial Unicode MS" w:eastAsia="Arial Unicode MS" w:cs="Arial Unicode MS"/>
+        </w:rPr>
+        <w:t xml:space="preserve"> </w:t>
+      </w:r>
+      <w:r>
+        <w:rPr>
+          <w:rFonts w:hint="eastAsia" w:ascii="Arial Unicode MS" w:hAnsi="Arial Unicode MS" w:eastAsia="Arial Unicode MS" w:cs="Arial Unicode MS"/>
+        </w:rPr>
+        <w:t xml:space="preserve">0；上述活躍</w:t>
+      </w:r>
+      <w:r>
+        <w:rPr>
+          <w:rFonts w:ascii="Arial Unicode MS" w:hAnsi="Arial Unicode MS" w:eastAsia="Arial Unicode MS" w:cs="Arial Unicode MS"/>
+        </w:rPr>
+        <w:t xml:space="preserve"> 18 </w:t>
+      </w:r>
+      <w:r>
+        <w:rPr>
+          <w:rFonts w:hint="eastAsia" w:ascii="Arial Unicode MS" w:hAnsi="Arial Unicode MS" w:eastAsia="Arial Unicode MS" w:cs="Arial Unicode MS"/>
+        </w:rPr>
+        <w:t xml:space="preserve">天只供既有保級進度使用。</w:t>
+      </w:r>
+    </w:p>
+    <w:p>
+      <w:pPr>
+        <w:pStyle w:val="Compact"/>
+        <w:numPr>
+          <w:ilvl w:val="0"/>
+          <w:numId w:val="1010"/>
+        </w:numPr>
+        <w:spacing w:after="40" w:line="288" w:lineRule="auto"/>
+      </w:pPr>
+      <w:r>
+        <w:rPr>
+          <w:rFonts w:hint="eastAsia" w:ascii="Arial Unicode MS" w:hAnsi="Arial Unicode MS" w:eastAsia="Arial Unicode MS" w:cs="Arial Unicode MS"/>
+        </w:rPr>
+        <w:t xml:space="preserve">一般會員</w:t>
+      </w:r>
+      <w:r>
+        <w:rPr>
+          <w:rFonts w:ascii="Arial Unicode MS" w:hAnsi="Arial Unicode MS" w:eastAsia="Arial Unicode MS" w:cs="Arial Unicode MS"/>
+        </w:rPr>
+        <w:t xml:space="preserve"> VIP6 </w:t>
+      </w:r>
+      <w:r>
+        <w:rPr>
+          <w:rFonts w:hint="eastAsia" w:ascii="Arial Unicode MS" w:hAnsi="Arial Unicode MS" w:eastAsia="Arial Unicode MS" w:cs="Arial Unicode MS"/>
+        </w:rPr>
+        <w:t xml:space="preserve">的本級獎勵初始可領取；訪客</w:t>
+      </w:r>
+      <w:r>
+        <w:rPr>
+          <w:rFonts w:ascii="Arial Unicode MS" w:hAnsi="Arial Unicode MS" w:eastAsia="Arial Unicode MS" w:cs="Arial Unicode MS"/>
+        </w:rPr>
+        <w:t xml:space="preserve"> VIP0 </w:t>
+      </w:r>
+      <w:r>
+        <w:rPr>
+          <w:rFonts w:hint="eastAsia" w:ascii="Arial Unicode MS" w:hAnsi="Arial Unicode MS" w:eastAsia="Arial Unicode MS" w:cs="Arial Unicode MS"/>
+        </w:rPr>
+        <w:t xml:space="preserve">無獎勵。</w:t>
+      </w:r>
+    </w:p>
+    <w:bookmarkEnd w:id="63"/>
+    <w:bookmarkStart w:id="64" w:name="Xc2dda02051c04ea9ffd553c148ed28595487542"/>
+    <w:p>
+      <w:pPr>
+        <w:pStyle w:val="Heading2"/>
+      </w:pPr>
+      <w:r>
+        <w:rPr>
+          <w:rFonts w:ascii="Arial Unicode MS" w:hAnsi="Arial Unicode MS" w:eastAsia="Arial Unicode MS" w:cs="Arial Unicode MS"/>
+        </w:rPr>
+        <w:t xml:space="preserve">14.9 VIP </w:t>
+      </w:r>
+      <w:r>
+        <w:rPr>
+          <w:rFonts w:hint="eastAsia" w:ascii="Arial Unicode MS" w:hAnsi="Arial Unicode MS" w:eastAsia="Arial Unicode MS" w:cs="Arial Unicode MS"/>
+        </w:rPr>
+        <w:t xml:space="preserve">獎勵領取</w:t>
+      </w:r>
+    </w:p>
+    <w:tbl>
+      <w:tblPr>
+        <w:tblStyle w:val="Table"/>
+        <w:tblW w:type="dxa" w:w="9360"/>
+        <w:jc w:val="left"/>
+        <w:tblLayout w:type="fixed"/>
+        <w:tblLook w:firstRow="1" w:lastRow="0" w:firstColumn="0" w:lastColumn="0" w:noHBand="0" w:noVBand="0" w:val="0020"/>
+        <w:tblInd w:w="120" w:type="dxa"/>
+        <w:tblBorders>
+          <w:top w:val="single" w:sz="4" w:space="0" w:color="B9C8DB"/>
+          <w:left w:val="single" w:sz="4" w:space="0" w:color="B9C8DB"/>
+          <w:bottom w:val="single" w:sz="4" w:space="0" w:color="B9C8DB"/>
+          <w:right w:val="single" w:sz="4" w:space="0" w:color="B9C8DB"/>
+          <w:insideH w:val="single" w:sz="4" w:space="0" w:color="B9C8DB"/>
+          <w:insideV w:val="single" w:sz="4" w:space="0" w:color="B9C8DB"/>
+        </w:tblBorders>
+      </w:tblPr>
+      <w:tblGrid>
+        <w:gridCol w:w="1600"/>
+        <w:gridCol w:w="7760"/>
+      </w:tblGrid>
+      <w:tr>
+        <w:trPr>
+          <w:tblHeader w:val="true"/>
+          <w:cantSplit w:val="true"/>
+        </w:trPr>
+        <w:tc>
+          <w:tcPr>
+            <w:tcW w:w="1600" w:type="dxa"/>
+            <w:tcMar>
+              <w:top w:w="80" w:type="dxa"/>
+              <w:start w:w="120" w:type="dxa"/>
+              <w:bottom w:w="80" w:type="dxa"/>
+              <w:end w:w="120" w:type="dxa"/>
+            </w:tcMar>
+            <w:vAlign w:val="center"/>
+            <w:shd w:fill="E8EEF5" w:val="clear"/>
+          </w:tcPr>
+          <w:p>
+            <w:pPr>
+              <w:pStyle w:val="Compact"/>
+              <w:spacing w:before="0" w:after="40" w:line="276" w:lineRule="auto"/>
+              <w:jc w:val="left"/>
+            </w:pPr>
+            <w:r>
+              <w:rPr>
+                <w:rFonts w:hint="eastAsia" w:ascii="Arial Unicode MS" w:hAnsi="Arial Unicode MS" w:eastAsia="Arial Unicode MS" w:cs="Arial Unicode MS"/>
+                <w:b/>
+                <w:color w:val="172033"/>
+                <w:sz w:val="19"/>
+              </w:rPr>
+              <w:t xml:space="preserve">需求</w:t>
+            </w:r>
+          </w:p>
+        </w:tc>
+        <w:tc>
+          <w:tcPr>
+            <w:tcW w:w="7760" w:type="dxa"/>
+            <w:tcMar>
+              <w:top w:w="80" w:type="dxa"/>
+              <w:start w:w="120" w:type="dxa"/>
+              <w:bottom w:w="80" w:type="dxa"/>
+              <w:end w:w="120" w:type="dxa"/>
+            </w:tcMar>
+            <w:vAlign w:val="center"/>
+            <w:shd w:fill="E8EEF5" w:val="clear"/>
+          </w:tcPr>
+          <w:p>
+            <w:pPr>
+              <w:pStyle w:val="Compact"/>
+              <w:spacing w:before="0" w:after="40" w:line="276" w:lineRule="auto"/>
+              <w:jc w:val="left"/>
+            </w:pPr>
+            <w:r>
+              <w:rPr>
+                <w:rFonts w:hint="eastAsia" w:ascii="Arial Unicode MS" w:hAnsi="Arial Unicode MS" w:eastAsia="Arial Unicode MS" w:cs="Arial Unicode MS"/>
+                <w:b/>
+                <w:color w:val="172033"/>
+                <w:sz w:val="19"/>
+              </w:rPr>
+              <w:t xml:space="preserve">內容</w:t>
+            </w:r>
+          </w:p>
+        </w:tc>
+      </w:tr>
+      <w:tr>
+        <w:trPr>
+          <w:cantSplit w:val="true"/>
+        </w:trPr>
+        <w:tc>
+          <w:tcPr>
+            <w:tcW w:w="1600" w:type="dxa"/>
+            <w:tcMar>
+              <w:top w:w="80" w:type="dxa"/>
+              <w:start w:w="120" w:type="dxa"/>
+              <w:bottom w:w="80" w:type="dxa"/>
+              <w:end w:w="120" w:type="dxa"/>
+            </w:tcMar>
+            <w:vAlign w:val="center"/>
+          </w:tcPr>
+          <w:p>
+            <w:pPr>
+              <w:pStyle w:val="Compact"/>
+              <w:spacing w:before="0" w:after="60" w:line="276" w:lineRule="auto"/>
+              <w:jc w:val="left"/>
+            </w:pPr>
+            <w:r>
+              <w:rPr>
+                <w:rFonts w:hint="eastAsia" w:ascii="Arial Unicode MS" w:hAnsi="Arial Unicode MS" w:eastAsia="Arial Unicode MS" w:cs="Arial Unicode MS"/>
+                <w:color w:val="172033"/>
+                <w:sz w:val="19"/>
+              </w:rPr>
+              <w:t xml:space="preserve">輸入</w:t>
+            </w:r>
+          </w:p>
+        </w:tc>
+        <w:tc>
+          <w:tcPr>
+            <w:tcW w:w="7760" w:type="dxa"/>
+            <w:tcMar>
+              <w:top w:w="80" w:type="dxa"/>
+              <w:start w:w="120" w:type="dxa"/>
+              <w:bottom w:w="80" w:type="dxa"/>
+              <w:end w:w="120" w:type="dxa"/>
+            </w:tcMar>
+            <w:vAlign w:val="center"/>
+          </w:tcPr>
+          <w:p>
+            <w:pPr>
+              <w:pStyle w:val="Compact"/>
+              <w:spacing w:before="0" w:after="60" w:line="276" w:lineRule="auto"/>
+              <w:jc w:val="left"/>
+            </w:pPr>
+            <w:r>
+              <w:rPr>
+                <w:rFonts w:hint="eastAsia" w:ascii="Arial Unicode MS" w:hAnsi="Arial Unicode MS" w:eastAsia="Arial Unicode MS" w:cs="Arial Unicode MS"/>
+                <w:color w:val="172033"/>
+                <w:sz w:val="19"/>
+              </w:rPr>
+              <w:t xml:space="preserve">目前登入會員、生效</w:t>
+            </w:r>
+            <w:r>
+              <w:rPr>
+                <w:rFonts w:ascii="Arial Unicode MS" w:hAnsi="Arial Unicode MS" w:eastAsia="Arial Unicode MS" w:cs="Arial Unicode MS"/>
+                <w:color w:val="172033"/>
+                <w:sz w:val="19"/>
+              </w:rPr>
+              <w:t xml:space="preserve"> VIP </w:t>
+            </w:r>
+            <w:r>
+              <w:rPr>
+                <w:rFonts w:hint="eastAsia" w:ascii="Arial Unicode MS" w:hAnsi="Arial Unicode MS" w:eastAsia="Arial Unicode MS" w:cs="Arial Unicode MS"/>
+                <w:color w:val="172033"/>
+                <w:sz w:val="19"/>
+              </w:rPr>
+              <w:t xml:space="preserve">等級、該級獎勵配置、已領取等級集合。</w:t>
+            </w:r>
+          </w:p>
+        </w:tc>
+      </w:tr>
+      <w:tr>
+        <w:trPr>
+          <w:cantSplit w:val="true"/>
+        </w:trPr>
+        <w:tc>
+          <w:tcPr>
+            <w:tcW w:w="1600" w:type="dxa"/>
+            <w:tcMar>
+              <w:top w:w="80" w:type="dxa"/>
+              <w:start w:w="120" w:type="dxa"/>
+              <w:bottom w:w="80" w:type="dxa"/>
+              <w:end w:w="120" w:type="dxa"/>
+            </w:tcMar>
+            <w:vAlign w:val="center"/>
+            <w:shd w:fill="F7F9FC" w:val="clear"/>
+          </w:tcPr>
+          <w:p>
+            <w:pPr>
+              <w:pStyle w:val="Compact"/>
+              <w:spacing w:before="0" w:after="60" w:line="276" w:lineRule="auto"/>
+              <w:jc w:val="left"/>
+            </w:pPr>
+            <w:r>
+              <w:rPr>
+                <w:rFonts w:hint="eastAsia" w:ascii="Arial Unicode MS" w:hAnsi="Arial Unicode MS" w:eastAsia="Arial Unicode MS" w:cs="Arial Unicode MS"/>
+                <w:color w:val="172033"/>
+                <w:sz w:val="19"/>
+              </w:rPr>
+              <w:t xml:space="preserve">輸出</w:t>
+            </w:r>
+          </w:p>
+        </w:tc>
+        <w:tc>
+          <w:tcPr>
+            <w:tcW w:w="7760" w:type="dxa"/>
+            <w:tcMar>
+              <w:top w:w="80" w:type="dxa"/>
+              <w:start w:w="120" w:type="dxa"/>
+              <w:bottom w:w="80" w:type="dxa"/>
+              <w:end w:w="120" w:type="dxa"/>
+            </w:tcMar>
+            <w:vAlign w:val="center"/>
+            <w:shd w:fill="F7F9FC" w:val="clear"/>
+          </w:tcPr>
+          <w:p>
+            <w:pPr>
+              <w:pStyle w:val="Compact"/>
+              <w:spacing w:before="0" w:after="60" w:line="276" w:lineRule="auto"/>
+              <w:jc w:val="left"/>
+            </w:pPr>
+            <w:r>
+              <w:rPr>
+                <w:rFonts w:hint="eastAsia" w:ascii="Arial Unicode MS" w:hAnsi="Arial Unicode MS" w:eastAsia="Arial Unicode MS" w:cs="Arial Unicode MS"/>
+                <w:color w:val="172033"/>
+                <w:sz w:val="19"/>
+              </w:rPr>
+              <w:t xml:space="preserve">領取結果、更新後的對應幣別餘額、已領取等級集合與單筆金融紀錄。</w:t>
+            </w:r>
+          </w:p>
+        </w:tc>
+      </w:tr>
+      <w:tr>
+        <w:trPr>
+          <w:cantSplit w:val="true"/>
+        </w:trPr>
+        <w:tc>
+          <w:tcPr>
+            <w:tcW w:w="1600" w:type="dxa"/>
+            <w:tcMar>
+              <w:top w:w="80" w:type="dxa"/>
+              <w:start w:w="120" w:type="dxa"/>
+              <w:bottom w:w="80" w:type="dxa"/>
+              <w:end w:w="120" w:type="dxa"/>
+            </w:tcMar>
+            <w:vAlign w:val="center"/>
+          </w:tcPr>
+          <w:p>
+            <w:pPr>
+              <w:pStyle w:val="Compact"/>
+              <w:spacing w:before="0" w:after="60" w:line="276" w:lineRule="auto"/>
+              <w:jc w:val="left"/>
+            </w:pPr>
+            <w:r>
+              <w:rPr>
+                <w:rFonts w:hint="eastAsia" w:ascii="Arial Unicode MS" w:hAnsi="Arial Unicode MS" w:eastAsia="Arial Unicode MS" w:cs="Arial Unicode MS"/>
+                <w:color w:val="172033"/>
+                <w:sz w:val="19"/>
+              </w:rPr>
+              <w:t xml:space="preserve">規則</w:t>
+            </w:r>
+          </w:p>
+        </w:tc>
+        <w:tc>
+          <w:tcPr>
+            <w:tcW w:w="7760" w:type="dxa"/>
+            <w:tcMar>
+              <w:top w:w="80" w:type="dxa"/>
+              <w:start w:w="120" w:type="dxa"/>
+              <w:bottom w:w="80" w:type="dxa"/>
+              <w:end w:w="120" w:type="dxa"/>
+            </w:tcMar>
+            <w:vAlign w:val="center"/>
+          </w:tcPr>
+          <w:p>
+            <w:pPr>
+              <w:pStyle w:val="Compact"/>
+              <w:spacing w:before="0" w:after="60" w:line="276" w:lineRule="auto"/>
+              <w:jc w:val="left"/>
+            </w:pPr>
+            <w:r>
+              <w:rPr>
+                <w:rFonts w:hint="eastAsia" w:ascii="Arial Unicode MS" w:hAnsi="Arial Unicode MS" w:eastAsia="Arial Unicode MS" w:cs="Arial Unicode MS"/>
+                <w:color w:val="172033"/>
+                <w:sz w:val="19"/>
+              </w:rPr>
+              <w:t xml:space="preserve">只領目前等級、每級一次；狀態與入帳需一致，重複操作不重複入帳。原型僅執行同步</w:t>
+            </w:r>
+            <w:r>
+              <w:rPr>
+                <w:rFonts w:ascii="Arial Unicode MS" w:hAnsi="Arial Unicode MS" w:eastAsia="Arial Unicode MS" w:cs="Arial Unicode MS"/>
+                <w:color w:val="172033"/>
+                <w:sz w:val="19"/>
+              </w:rPr>
+              <w:t xml:space="preserve"> </w:t>
+            </w:r>
+            <w:r>
+              <w:rPr>
+                <w:rFonts w:hint="eastAsia" w:ascii="Arial Unicode MS" w:hAnsi="Arial Unicode MS" w:eastAsia="Arial Unicode MS" w:cs="Arial Unicode MS"/>
+                <w:color w:val="172033"/>
+                <w:sz w:val="19"/>
+              </w:rPr>
+              <w:t xml:space="preserve">Mock，不定義</w:t>
+            </w:r>
+            <w:r>
+              <w:rPr>
+                <w:rFonts w:ascii="Arial Unicode MS" w:hAnsi="Arial Unicode MS" w:eastAsia="Arial Unicode MS" w:cs="Arial Unicode MS"/>
+                <w:color w:val="172033"/>
+                <w:sz w:val="19"/>
+              </w:rPr>
+              <w:t xml:space="preserve"> API </w:t>
+            </w:r>
+            <w:r>
+              <w:rPr>
+                <w:rFonts w:hint="eastAsia" w:ascii="Arial Unicode MS" w:hAnsi="Arial Unicode MS" w:eastAsia="Arial Unicode MS" w:cs="Arial Unicode MS"/>
+                <w:color w:val="172033"/>
+                <w:sz w:val="19"/>
+              </w:rPr>
+              <w:t xml:space="preserve">或後端持久化。</w:t>
+            </w:r>
+          </w:p>
+        </w:tc>
+      </w:tr>
+    </w:tbl>
+    <w:bookmarkEnd w:id="64"/>
+    <w:bookmarkEnd w:id="65"/>
+    <w:bookmarkStart w:id="68" w:name="X0af64066a8deec39ea1c20d11f59a02765c5c54"/>
     <w:p>
       <w:pPr>
         <w:pStyle w:val="Heading1"/>
@@ -41547,7 +45381,7 @@
         <w:t xml:space="preserve">待確認事項</w:t>
       </w:r>
     </w:p>
-    <w:bookmarkStart w:id="63" w:name="Xb1c267e0123cdef07f508354fc44634671a57e4"/>
+    <w:bookmarkStart w:id="66" w:name="Xb1c267e0123cdef07f508354fc44634671a57e4"/>
     <w:p>
       <w:pPr>
         <w:pStyle w:val="Heading2"/>
@@ -41608,6 +45442,7 @@
             <w:pPr>
               <w:pStyle w:val="Compact"/>
               <w:spacing w:before="0" w:after="40" w:line="276" w:lineRule="auto"/>
+              <w:ind w:left="0" w:right="0" w:firstLine="0"/>
               <w:jc w:val="center"/>
             </w:pPr>
             <w:r>
@@ -41699,6 +45534,7 @@
             <w:pPr>
               <w:pStyle w:val="Compact"/>
               <w:spacing w:before="0" w:after="60" w:line="276" w:lineRule="auto"/>
+              <w:ind w:left="0" w:right="0" w:firstLine="0"/>
               <w:jc w:val="center"/>
             </w:pPr>
             <w:r>
@@ -41794,6 +45630,7 @@
             <w:pPr>
               <w:pStyle w:val="Compact"/>
               <w:spacing w:before="0" w:after="60" w:line="276" w:lineRule="auto"/>
+              <w:ind w:left="0" w:right="0" w:firstLine="0"/>
               <w:jc w:val="center"/>
             </w:pPr>
             <w:r>
@@ -41914,6 +45751,7 @@
             <w:pPr>
               <w:pStyle w:val="Compact"/>
               <w:spacing w:before="0" w:after="60" w:line="276" w:lineRule="auto"/>
+              <w:ind w:left="0" w:right="0" w:firstLine="0"/>
               <w:jc w:val="center"/>
             </w:pPr>
             <w:r>
@@ -41945,19 +45783,59 @@
             </w:pPr>
             <w:r>
               <w:rPr>
-                <w:rFonts w:ascii="Arial Unicode MS" w:hAnsi="Arial Unicode MS" w:eastAsia="Arial Unicode MS" w:cs="Arial Unicode MS"/>
-                <w:color w:val="172033"/>
-                <w:sz w:val="19"/>
-              </w:rPr>
-              <w:t xml:space="preserve">VIP1+ </w:t>
-            </w:r>
-            <w:r>
-              <w:rPr>
-                <w:rFonts w:hint="eastAsia" w:ascii="Arial Unicode MS" w:hAnsi="Arial Unicode MS" w:eastAsia="Arial Unicode MS" w:cs="Arial Unicode MS"/>
-                <w:color w:val="172033"/>
-                <w:sz w:val="19"/>
-              </w:rPr>
-              <w:t xml:space="preserve">的升級獎勵狀態是否由會員帳本決定，以及可否出現待領取或發放失敗</w:t>
+                <w:rFonts w:hint="eastAsia" w:ascii="Arial Unicode MS" w:hAnsi="Arial Unicode MS" w:eastAsia="Arial Unicode MS" w:cs="Arial Unicode MS"/>
+                <w:color w:val="172033"/>
+                <w:sz w:val="19"/>
+              </w:rPr>
+              <w:t xml:space="preserve">已確認：本級獎勵只顯示可領取／已領取；VIP0</w:t>
+            </w:r>
+            <w:r>
+              <w:rPr>
+                <w:rFonts w:ascii="Arial Unicode MS" w:hAnsi="Arial Unicode MS" w:eastAsia="Arial Unicode MS" w:cs="Arial Unicode MS"/>
+                <w:color w:val="172033"/>
+                <w:sz w:val="19"/>
+              </w:rPr>
+              <w:t xml:space="preserve"> </w:t>
+            </w:r>
+            <w:r>
+              <w:rPr>
+                <w:rFonts w:hint="eastAsia" w:ascii="Arial Unicode MS" w:hAnsi="Arial Unicode MS" w:eastAsia="Arial Unicode MS" w:cs="Arial Unicode MS"/>
+                <w:color w:val="172033"/>
+                <w:sz w:val="19"/>
+              </w:rPr>
+              <w:t xml:space="preserve">無可領取獎勵。原型採第</w:t>
+            </w:r>
+            <w:r>
+              <w:rPr>
+                <w:rFonts w:ascii="Arial Unicode MS" w:hAnsi="Arial Unicode MS" w:eastAsia="Arial Unicode MS" w:cs="Arial Unicode MS"/>
+                <w:color w:val="172033"/>
+                <w:sz w:val="19"/>
+              </w:rPr>
+              <w:t xml:space="preserve"> 5.4.4 </w:t>
+            </w:r>
+            <w:r>
+              <w:rPr>
+                <w:rFonts w:hint="eastAsia" w:ascii="Arial Unicode MS" w:hAnsi="Arial Unicode MS" w:eastAsia="Arial Unicode MS" w:cs="Arial Unicode MS"/>
+                <w:color w:val="172033"/>
+                <w:sz w:val="19"/>
+              </w:rPr>
+              <w:t xml:space="preserve">節的</w:t>
+            </w:r>
+            <w:r>
+              <w:rPr>
+                <w:rFonts w:ascii="Arial Unicode MS" w:hAnsi="Arial Unicode MS" w:eastAsia="Arial Unicode MS" w:cs="Arial Unicode MS"/>
+                <w:color w:val="172033"/>
+                <w:sz w:val="19"/>
+              </w:rPr>
+              <w:t xml:space="preserve"> Mock </w:t>
+            </w:r>
+            <w:r>
+              <w:rPr>
+                <w:rFonts w:hint="eastAsia" w:ascii="Arial Unicode MS" w:hAnsi="Arial Unicode MS" w:eastAsia="Arial Unicode MS" w:cs="Arial Unicode MS"/>
+                <w:color w:val="172033"/>
+                <w:sz w:val="19"/>
+              </w:rPr>
+              <w:t xml:space="preserve">領取。</w:t>
             </w:r>
           </w:p>
         </w:tc>
@@ -41984,7 +45862,7 @@
                 <w:color w:val="172033"/>
                 <w:sz w:val="19"/>
               </w:rPr>
-              <w:t xml:space="preserve">等級權益、頁面狀態、驗收</w:t>
+              <w:t xml:space="preserve">已結案，本版不另增按鈕狀態。</w:t>
             </w:r>
           </w:p>
         </w:tc>
@@ -42009,6 +45887,7 @@
             <w:pPr>
               <w:pStyle w:val="Compact"/>
               <w:spacing w:before="0" w:after="60" w:line="276" w:lineRule="auto"/>
+              <w:ind w:left="0" w:right="0" w:firstLine="0"/>
               <w:jc w:val="center"/>
             </w:pPr>
             <w:r>
@@ -42138,13 +46017,132 @@
                 <w:sz w:val="19"/>
               </w:rPr>
               <w:t xml:space="preserve">關聯、驗收</w:t>
+            </w:r>
+          </w:p>
+        </w:tc>
+      </w:tr>
+      <w:tr>
+        <w:trPr>
+          <w:cantSplit w:val="true"/>
+        </w:trPr>
+        <w:tc>
+          <w:tcPr>
+            <w:tcW w:w="1400" w:type="dxa"/>
+            <w:tcMar>
+              <w:top w:w="80" w:type="dxa"/>
+              <w:start w:w="120" w:type="dxa"/>
+              <w:bottom w:w="80" w:type="dxa"/>
+              <w:end w:w="120" w:type="dxa"/>
+            </w:tcMar>
+            <w:vAlign w:val="center"/>
+          </w:tcPr>
+          <w:p>
+            <w:pPr>
+              <w:pStyle w:val="Compact"/>
+              <w:spacing w:before="0" w:after="60" w:line="276" w:lineRule="auto"/>
+              <w:ind w:left="0" w:right="0" w:firstLine="0"/>
+              <w:jc w:val="center"/>
+            </w:pPr>
+            <w:r>
+              <w:rPr>
+                <w:rFonts w:ascii="Arial Unicode MS" w:hAnsi="Arial Unicode MS" w:eastAsia="Arial Unicode MS" w:cs="Arial Unicode MS"/>
+                <w:color w:val="172033"/>
+                <w:sz w:val="19"/>
+              </w:rPr>
+              <w:t xml:space="preserve">Q-09</w:t>
+            </w:r>
+          </w:p>
+        </w:tc>
+        <w:tc>
+          <w:tcPr>
+            <w:tcW w:w="5150" w:type="dxa"/>
+            <w:tcMar>
+              <w:top w:w="80" w:type="dxa"/>
+              <w:start w:w="120" w:type="dxa"/>
+              <w:bottom w:w="80" w:type="dxa"/>
+              <w:end w:w="120" w:type="dxa"/>
+            </w:tcMar>
+            <w:vAlign w:val="center"/>
+          </w:tcPr>
+          <w:p>
+            <w:pPr>
+              <w:pStyle w:val="Compact"/>
+              <w:spacing w:before="0" w:after="60" w:line="276" w:lineRule="auto"/>
+              <w:jc w:val="left"/>
+            </w:pPr>
+            <w:r>
+              <w:rPr>
+                <w:rFonts w:hint="eastAsia" w:ascii="Arial Unicode MS" w:hAnsi="Arial Unicode MS" w:eastAsia="Arial Unicode MS" w:cs="Arial Unicode MS"/>
+                <w:color w:val="172033"/>
+                <w:sz w:val="19"/>
+              </w:rPr>
+              <w:t xml:space="preserve">活躍指數的定義、來源、計算與</w:t>
+            </w:r>
+            <w:r>
+              <w:rPr>
+                <w:rFonts w:ascii="Arial Unicode MS" w:hAnsi="Arial Unicode MS" w:eastAsia="Arial Unicode MS" w:cs="Arial Unicode MS"/>
+                <w:color w:val="172033"/>
+                <w:sz w:val="19"/>
+              </w:rPr>
+              <w:t xml:space="preserve"> VIP </w:t>
+            </w:r>
+            <w:r>
+              <w:rPr>
+                <w:rFonts w:hint="eastAsia" w:ascii="Arial Unicode MS" w:hAnsi="Arial Unicode MS" w:eastAsia="Arial Unicode MS" w:cs="Arial Unicode MS"/>
+                <w:color w:val="172033"/>
+                <w:sz w:val="19"/>
+              </w:rPr>
+              <w:t xml:space="preserve">關聯</w:t>
+            </w:r>
+          </w:p>
+        </w:tc>
+        <w:tc>
+          <w:tcPr>
+            <w:tcW w:w="2810" w:type="dxa"/>
+            <w:tcMar>
+              <w:top w:w="80" w:type="dxa"/>
+              <w:start w:w="120" w:type="dxa"/>
+              <w:bottom w:w="80" w:type="dxa"/>
+              <w:end w:w="120" w:type="dxa"/>
+            </w:tcMar>
+            <w:vAlign w:val="center"/>
+          </w:tcPr>
+          <w:p>
+            <w:pPr>
+              <w:pStyle w:val="Compact"/>
+              <w:spacing w:before="0" w:after="60" w:line="276" w:lineRule="auto"/>
+              <w:jc w:val="left"/>
+            </w:pPr>
+            <w:r>
+              <w:rPr>
+                <w:rFonts w:hint="eastAsia" w:ascii="Arial Unicode MS" w:hAnsi="Arial Unicode MS" w:eastAsia="Arial Unicode MS" w:cs="Arial Unicode MS"/>
+                <w:color w:val="172033"/>
+                <w:sz w:val="19"/>
+              </w:rPr>
+              <w:t xml:space="preserve">本版只預留</w:t>
+            </w:r>
+            <w:r>
+              <w:rPr>
+                <w:rFonts w:ascii="Arial Unicode MS" w:hAnsi="Arial Unicode MS" w:eastAsia="Arial Unicode MS" w:cs="Arial Unicode MS"/>
+                <w:color w:val="172033"/>
+                <w:sz w:val="19"/>
+              </w:rPr>
+              <w:t xml:space="preserve"> </w:t>
+            </w:r>
+            <w:r>
+              <w:rPr>
+                <w:rFonts w:hint="eastAsia" w:ascii="Arial Unicode MS" w:hAnsi="Arial Unicode MS" w:eastAsia="Arial Unicode MS" w:cs="Arial Unicode MS"/>
+                <w:color w:val="172033"/>
+                <w:sz w:val="19"/>
+              </w:rPr>
+              <w:t xml:space="preserve">0，待規格定案後另行調整。</w:t>
             </w:r>
           </w:p>
         </w:tc>
       </w:tr>
     </w:tbl>
-    <w:bookmarkEnd w:id="63"/>
-    <w:bookmarkStart w:id="64" w:name="X76d2b3ef601af79a96ec140554dddf658f6aaab"/>
+    <w:bookmarkEnd w:id="66"/>
+    <w:bookmarkStart w:id="67" w:name="X76d2b3ef601af79a96ec140554dddf658f6aaab"/>
     <w:p>
       <w:pPr>
         <w:pStyle w:val="Heading2"/>
@@ -42205,6 +46203,7 @@
             <w:pPr>
               <w:pStyle w:val="Compact"/>
               <w:spacing w:before="0" w:after="40" w:line="276" w:lineRule="auto"/>
+              <w:ind w:left="0" w:right="0" w:firstLine="0"/>
               <w:jc w:val="center"/>
             </w:pPr>
             <w:r>
@@ -42296,6 +46295,7 @@
             <w:pPr>
               <w:pStyle w:val="Compact"/>
               <w:spacing w:before="0" w:after="60" w:line="276" w:lineRule="auto"/>
+              <w:ind w:left="0" w:right="0" w:firstLine="0"/>
               <w:jc w:val="center"/>
             </w:pPr>
             <w:r>
@@ -42399,6 +46399,7 @@
             <w:pPr>
               <w:pStyle w:val="Compact"/>
               <w:spacing w:before="0" w:after="60" w:line="276" w:lineRule="auto"/>
+              <w:ind w:left="0" w:right="0" w:firstLine="0"/>
               <w:jc w:val="center"/>
             </w:pPr>
             <w:r>
@@ -42503,6 +46504,7 @@
             <w:pPr>
               <w:pStyle w:val="Compact"/>
               <w:spacing w:before="0" w:after="60" w:line="276" w:lineRule="auto"/>
+              <w:ind w:left="0" w:right="0" w:firstLine="0"/>
               <w:jc w:val="center"/>
             </w:pPr>
             <w:r>
@@ -42598,6 +46600,7 @@
             <w:pPr>
               <w:pStyle w:val="Compact"/>
               <w:spacing w:before="0" w:after="60" w:line="276" w:lineRule="auto"/>
+              <w:ind w:left="0" w:right="0" w:firstLine="0"/>
               <w:jc w:val="center"/>
             </w:pPr>
             <w:r>
@@ -42679,9 +46682,9 @@
         <w:t xml:space="preserve">未確認項目不填入推測答案。取得決策後更新本章，並記錄於版本沿革。</w:t>
       </w:r>
     </w:p>
-    <w:bookmarkEnd w:id="64"/>
-    <w:bookmarkEnd w:id="65"/>
-    <w:bookmarkStart w:id="66" w:name="X947ffde346e4f7b5f4f3e333e6af00775c6a04a"/>
+    <w:bookmarkEnd w:id="67"/>
+    <w:bookmarkEnd w:id="68"/>
+    <w:bookmarkStart w:id="69" w:name="X947ffde346e4f7b5f4f3e333e6af00775c6a04a"/>
     <w:p>
       <w:pPr>
         <w:pStyle w:val="Heading1"/>
@@ -43087,6 +47090,124 @@
           </w:p>
         </w:tc>
       </w:tr>
+      <w:tr>
+        <w:trPr>
+          <w:cantSplit w:val="true"/>
+        </w:trPr>
+        <w:tc>
+          <w:tcPr>
+            <w:tcW w:w="900" w:type="dxa"/>
+            <w:tcMar>
+              <w:top w:w="80" w:type="dxa"/>
+              <w:start w:w="120" w:type="dxa"/>
+              <w:bottom w:w="80" w:type="dxa"/>
+              <w:end w:w="120" w:type="dxa"/>
+            </w:tcMar>
+            <w:vAlign w:val="center"/>
+          </w:tcPr>
+          <w:p>
+            <w:pPr>
+              <w:pStyle w:val="Compact"/>
+              <w:spacing w:before="0" w:after="60" w:line="276" w:lineRule="auto"/>
+              <w:jc w:val="center"/>
+            </w:pPr>
+            <w:r>
+              <w:rPr>
+                <w:rFonts w:ascii="Arial Unicode MS" w:hAnsi="Arial Unicode MS" w:eastAsia="Arial Unicode MS" w:cs="Arial Unicode MS"/>
+                <w:color w:val="172033"/>
+                <w:sz w:val="19"/>
+              </w:rPr>
+              <w:t xml:space="preserve">v1.2</w:t>
+            </w:r>
+          </w:p>
+        </w:tc>
+        <w:tc>
+          <w:tcPr>
+            <w:tcW w:w="1350" w:type="dxa"/>
+            <w:tcMar>
+              <w:top w:w="80" w:type="dxa"/>
+              <w:start w:w="120" w:type="dxa"/>
+              <w:bottom w:w="80" w:type="dxa"/>
+              <w:end w:w="120" w:type="dxa"/>
+            </w:tcMar>
+            <w:vAlign w:val="center"/>
+          </w:tcPr>
+          <w:p>
+            <w:pPr>
+              <w:pStyle w:val="Compact"/>
+              <w:spacing w:before="0" w:after="60" w:line="276" w:lineRule="auto"/>
+              <w:jc w:val="left"/>
+            </w:pPr>
+            <w:r>
+              <w:rPr>
+                <w:rFonts w:ascii="Arial Unicode MS" w:hAnsi="Arial Unicode MS" w:eastAsia="Arial Unicode MS" w:cs="Arial Unicode MS"/>
+                <w:color w:val="172033"/>
+                <w:sz w:val="19"/>
+              </w:rPr>
+              <w:t xml:space="preserve">2026-09-02</w:t>
+            </w:r>
+          </w:p>
+        </w:tc>
+        <w:tc>
+          <w:tcPr>
+            <w:tcW w:w="7110" w:type="dxa"/>
+            <w:tcMar>
+              <w:top w:w="80" w:type="dxa"/>
+              <w:start w:w="120" w:type="dxa"/>
+              <w:bottom w:w="80" w:type="dxa"/>
+              <w:end w:w="120" w:type="dxa"/>
+            </w:tcMar>
+            <w:vAlign w:val="center"/>
+          </w:tcPr>
+          <w:p>
+            <w:pPr>
+              <w:pStyle w:val="Compact"/>
+              <w:spacing w:before="0" w:after="60" w:line="276" w:lineRule="auto"/>
+              <w:jc w:val="left"/>
+            </w:pPr>
+            <w:r>
+              <w:rPr>
+                <w:rFonts w:hint="eastAsia" w:ascii="Arial Unicode MS" w:hAnsi="Arial Unicode MS" w:eastAsia="Arial Unicode MS" w:cs="Arial Unicode MS"/>
+                <w:color w:val="172033"/>
+                <w:sz w:val="19"/>
+              </w:rPr>
+              <w:t xml:space="preserve">同步贈禮手續費名稱、本級獎勵可領取／已領取與金融</w:t>
+            </w:r>
+            <w:r>
+              <w:rPr>
+                <w:rFonts w:ascii="Arial Unicode MS" w:hAnsi="Arial Unicode MS" w:eastAsia="Arial Unicode MS" w:cs="Arial Unicode MS"/>
+                <w:color w:val="172033"/>
+                <w:sz w:val="19"/>
+              </w:rPr>
+              <w:t xml:space="preserve"> </w:t>
+            </w:r>
+            <w:r>
+              <w:rPr>
+                <w:rFonts w:hint="eastAsia" w:ascii="Arial Unicode MS" w:hAnsi="Arial Unicode MS" w:eastAsia="Arial Unicode MS" w:cs="Arial Unicode MS"/>
+                <w:color w:val="172033"/>
+                <w:sz w:val="19"/>
+              </w:rPr>
+              <w:t xml:space="preserve">Mock、VIP機制說明雙頁籤、指定提示移除，以及活躍指數</w:t>
+            </w:r>
+            <w:r>
+              <w:rPr>
+                <w:rFonts w:ascii="Arial Unicode MS" w:hAnsi="Arial Unicode MS" w:eastAsia="Arial Unicode MS" w:cs="Arial Unicode MS"/>
+                <w:color w:val="172033"/>
+                <w:sz w:val="19"/>
+              </w:rPr>
+              <w:t xml:space="preserve"> 0 </w:t>
+            </w:r>
+            <w:r>
+              <w:rPr>
+                <w:rFonts w:hint="eastAsia" w:ascii="Arial Unicode MS" w:hAnsi="Arial Unicode MS" w:eastAsia="Arial Unicode MS" w:cs="Arial Unicode MS"/>
+                <w:color w:val="172033"/>
+                <w:sz w:val="19"/>
+              </w:rPr>
+              <w:t xml:space="preserve">的佔位邊界。</w:t>
+            </w:r>
+          </w:p>
+        </w:tc>
+      </w:tr>
     </w:tbl>
     <w:p>
       <w:pPr>
@@ -43111,8 +47232,8 @@
         <w:t xml:space="preserve">v1.x。所有沿革保留，不覆蓋舊紀錄。</w:t>
       </w:r>
     </w:p>
-    <w:bookmarkEnd w:id="66"/>
-    <w:bookmarkStart w:id="67" w:name="X674b608e9c1f3d590a5f5a101e8cd7700a08622"/>
+    <w:bookmarkEnd w:id="69"/>
+    <w:bookmarkStart w:id="70" w:name="X674b608e9c1f3d590a5f5a101e8cd7700a08622"/>
     <w:p>
       <w:pPr>
         <w:pStyle w:val="Heading1"/>
@@ -44144,7 +48265,7 @@
                 <w:color w:val="172033"/>
                 <w:sz w:val="19"/>
               </w:rPr>
-              <w:t xml:space="preserve"> 10 </w:t>
+              <w:t xml:space="preserve"> 11 </w:t>
             </w:r>
             <w:r>
               <w:rPr>
@@ -44271,7 +48392,7 @@
                 <w:color w:val="172033"/>
                 <w:sz w:val="19"/>
               </w:rPr>
-              <w:t xml:space="preserve">23 </w:t>
+              <w:t xml:space="preserve">30 </w:t>
             </w:r>
             <w:r>
               <w:rPr>
@@ -44554,27 +48675,19 @@
             </w:pPr>
             <w:r>
               <w:rPr>
-                <w:rFonts w:ascii="Arial Unicode MS" w:hAnsi="Arial Unicode MS" w:eastAsia="Arial Unicode MS" w:cs="Arial Unicode MS"/>
-                <w:color w:val="172033"/>
-                <w:sz w:val="19"/>
-              </w:rPr>
-              <w:t xml:space="preserve">v1.0 </w:t>
-            </w:r>
-            <w:r>
-              <w:rPr>
-                <w:rFonts w:hint="eastAsia" w:ascii="Arial Unicode MS" w:hAnsi="Arial Unicode MS" w:eastAsia="Arial Unicode MS" w:cs="Arial Unicode MS"/>
-                <w:color w:val="172033"/>
-                <w:sz w:val="19"/>
-              </w:rPr>
-              <w:t xml:space="preserve">與</w:t>
-            </w:r>
-            <w:r>
-              <w:rPr>
-                <w:rFonts w:ascii="Arial Unicode MS" w:hAnsi="Arial Unicode MS" w:eastAsia="Arial Unicode MS" w:cs="Arial Unicode MS"/>
-                <w:color w:val="172033"/>
-                <w:sz w:val="19"/>
-              </w:rPr>
-              <w:t xml:space="preserve"> v1.1 </w:t>
+                <w:rFonts w:hint="eastAsia" w:ascii="Arial Unicode MS" w:hAnsi="Arial Unicode MS" w:eastAsia="Arial Unicode MS" w:cs="Arial Unicode MS"/>
+                <w:color w:val="172033"/>
+                <w:sz w:val="19"/>
+              </w:rPr>
+              <w:t xml:space="preserve">v1.0～v1.2</w:t>
+            </w:r>
+            <w:r>
+              <w:rPr>
+                <w:rFonts w:ascii="Arial Unicode MS" w:hAnsi="Arial Unicode MS" w:eastAsia="Arial Unicode MS" w:cs="Arial Unicode MS"/>
+                <w:color w:val="172033"/>
+                <w:sz w:val="19"/>
+              </w:rPr>
+              <w:t xml:space="preserve"> </w:t>
             </w:r>
             <w:r>
               <w:rPr>
@@ -44711,7 +48824,7 @@
                 <w:color w:val="172033"/>
                 <w:sz w:val="19"/>
               </w:rPr>
-              <w:t xml:space="preserve">241a36e</w:t>
+              <w:t xml:space="preserve">e280b87</w:t>
             </w:r>
             <w:r>
               <w:rPr>
@@ -44727,7 +48840,7 @@
                 <w:color w:val="172033"/>
                 <w:sz w:val="19"/>
               </w:rPr>
-              <w:t xml:space="preserve">與</w:t>
+              <w:t xml:space="preserve">基準、本次修正與</w:t>
             </w:r>
             <w:r>
               <w:rPr>
@@ -44776,7 +48889,7 @@
         </w:tc>
       </w:tr>
     </w:tbl>
-    <w:bookmarkEnd w:id="67"/>
+    <w:bookmarkEnd w:id="70"/>
     <w:sectPr>
       <w:headerReference w:type="default" r:id="rId9"/>
       <w:footerReference w:type="default" r:id="rId10"/>
@@ -45190,6 +49303,12 @@
     <w:abstractNumId w:val="991"/>
   </w:num>
   <w:num w:numId="1008">
+    <w:abstractNumId w:val="991"/>
+  </w:num>
+  <w:num w:numId="1009">
+    <w:abstractNumId w:val="991"/>
+  </w:num>
+  <w:num w:numId="1010">
     <w:abstractNumId w:val="991"/>
   </w:num>
 </w:numbering>

--- a/docs/PLAYER_PROFILE_SPEC_v1.docx
+++ b/docs/PLAYER_PROFILE_SPEC_v1.docx
@@ -57,32 +57,23 @@
     <w:p>
       <w:pPr>
         <w:pStyle w:val="BodyText"/>
-        <w:keepNext/>
+        <w:keepNext w:val="0"/>
         <w:spacing w:before="0" w:after="240"/>
       </w:pPr>
       <w:r>
         <w:rPr>
-          <w:rFonts w:hint="eastAsia" w:ascii="Arial Unicode MS" w:hAnsi="Arial Unicode MS" w:eastAsia="Arial Unicode MS" w:cs="Arial Unicode MS"/>
-          <w:color w:val="667085"/>
-          <w:sz w:val="20"/>
+          <w:rFonts w:hint="eastAsia"/>
         </w:rPr>
         <w:t xml:space="preserve">巨亨ONLINE｜Lobby</w:t>
       </w:r>
       <w:r>
-        <w:rPr>
-          <w:rFonts w:ascii="Arial Unicode MS" w:hAnsi="Arial Unicode MS" w:eastAsia="Arial Unicode MS" w:cs="Arial Unicode MS"/>
-          <w:color w:val="667085"/>
-          <w:sz w:val="20"/>
-        </w:rPr>
         <w:t xml:space="preserve"> </w:t>
       </w:r>
       <w:r>
         <w:rPr>
-          <w:rFonts w:hint="eastAsia" w:ascii="Arial Unicode MS" w:hAnsi="Arial Unicode MS" w:eastAsia="Arial Unicode MS" w:cs="Arial Unicode MS"/>
-          <w:color w:val="667085"/>
-          <w:sz w:val="20"/>
+          <w:rFonts w:hint="eastAsia"/>
         </w:rPr>
-        <w:t xml:space="preserve">個人資訊｜v1.2｜2026-09-02</w:t>
+        <w:t xml:space="preserve">個人資訊｜v1.3｜2026-09-07</w:t>
       </w:r>
     </w:p>
     <w:tbl>
@@ -561,7 +552,7 @@
       </w:tr>
       <w:tr>
         <w:trPr>
-          <w:cantSplit w:val="true"/>
+          <w:cantSplit/>
         </w:trPr>
         <w:tc>
           <w:tcPr>
@@ -578,14 +569,14 @@
           <w:p>
             <w:pPr>
               <w:pStyle w:val="Compact"/>
-              <w:spacing w:before="0" w:after="60" w:line="276" w:lineRule="auto"/>
-              <w:jc w:val="left"/>
-            </w:pPr>
-            <w:r>
-              <w:rPr>
-                <w:rFonts w:hint="eastAsia" w:ascii="Arial Unicode MS" w:hAnsi="Arial Unicode MS" w:eastAsia="Arial Unicode MS" w:cs="Arial Unicode MS"/>
-                <w:color w:val="172033"/>
-                <w:sz w:val="19"/>
+              <w:keepNext w:val="0"/>
+              <w:spacing w:after="80" w:before="80" w:line="276" w:lineRule="auto"/>
+              <w:ind w:left="0" w:right="0" w:firstLine="0"/>
+            </w:pPr>
+            <w:r>
+              <w:rPr>
+                <w:rFonts w:hint="eastAsia" w:ascii="Arial Unicode MS" w:hAnsi="Arial Unicode MS" w:eastAsia="Arial Unicode MS"/>
+                <w:sz w:val="21"/>
               </w:rPr>
               <w:t xml:space="preserve">適用範圍</w:t>
             </w:r>
@@ -606,54 +597,49 @@
           <w:p>
             <w:pPr>
               <w:pStyle w:val="Compact"/>
-              <w:spacing w:before="0" w:after="60" w:line="276" w:lineRule="auto"/>
-              <w:jc w:val="left"/>
-            </w:pPr>
-            <w:r>
-              <w:rPr>
-                <w:rFonts w:ascii="Arial Unicode MS" w:hAnsi="Arial Unicode MS" w:eastAsia="Arial Unicode MS" w:cs="Arial Unicode MS"/>
-                <w:color w:val="172033"/>
-                <w:sz w:val="19"/>
+              <w:keepNext w:val="0"/>
+              <w:spacing w:after="80" w:before="80" w:line="276" w:lineRule="auto"/>
+              <w:ind w:left="0" w:right="0" w:firstLine="0"/>
+            </w:pPr>
+            <w:r>
+              <w:rPr>
+                <w:rFonts w:ascii="Arial Unicode MS" w:hAnsi="Arial Unicode MS" w:eastAsia="Arial Unicode MS"/>
+                <w:sz w:val="21"/>
               </w:rPr>
               <w:t xml:space="preserve">APP </w:t>
             </w:r>
             <w:r>
               <w:rPr>
-                <w:rFonts w:hint="eastAsia" w:ascii="Arial Unicode MS" w:hAnsi="Arial Unicode MS" w:eastAsia="Arial Unicode MS" w:cs="Arial Unicode MS"/>
-                <w:color w:val="172033"/>
-                <w:sz w:val="19"/>
+                <w:rFonts w:hint="eastAsia" w:ascii="Arial Unicode MS" w:hAnsi="Arial Unicode MS" w:eastAsia="Arial Unicode MS"/>
+                <w:sz w:val="21"/>
               </w:rPr>
               <w:t xml:space="preserve">Lobby「個人資訊」彈窗、基本資料、帳號綁定、VIP</w:t>
             </w:r>
             <w:r>
               <w:rPr>
-                <w:rFonts w:ascii="Arial Unicode MS" w:hAnsi="Arial Unicode MS" w:eastAsia="Arial Unicode MS" w:cs="Arial Unicode MS"/>
-                <w:color w:val="172033"/>
-                <w:sz w:val="19"/>
+                <w:rFonts w:ascii="Arial Unicode MS" w:hAnsi="Arial Unicode MS" w:eastAsia="Arial Unicode MS"/>
+                <w:sz w:val="21"/>
               </w:rPr>
               <w:t xml:space="preserve"> </w:t>
             </w:r>
             <w:r>
               <w:rPr>
-                <w:rFonts w:hint="eastAsia" w:ascii="Arial Unicode MS" w:hAnsi="Arial Unicode MS" w:eastAsia="Arial Unicode MS" w:cs="Arial Unicode MS"/>
-                <w:color w:val="172033"/>
-                <w:sz w:val="19"/>
-              </w:rPr>
-              <w:t xml:space="preserve">等級與獎勵領取、遊戲紀錄、頭像選擇與</w:t>
-            </w:r>
-            <w:r>
-              <w:rPr>
-                <w:rFonts w:ascii="Arial Unicode MS" w:hAnsi="Arial Unicode MS" w:eastAsia="Arial Unicode MS" w:cs="Arial Unicode MS"/>
-                <w:color w:val="172033"/>
-                <w:sz w:val="19"/>
+                <w:rFonts w:hint="eastAsia" w:ascii="Arial Unicode MS" w:hAnsi="Arial Unicode MS" w:eastAsia="Arial Unicode MS"/>
+                <w:sz w:val="21"/>
+              </w:rPr>
+              <w:t xml:space="preserve">等級與獎勵領取、獎勵卡領取與合併、遊戲紀錄、頭像選擇與</w:t>
+            </w:r>
+            <w:r>
+              <w:rPr>
+                <w:rFonts w:ascii="Arial Unicode MS" w:hAnsi="Arial Unicode MS" w:eastAsia="Arial Unicode MS"/>
+                <w:sz w:val="21"/>
               </w:rPr>
               <w:t xml:space="preserve"> </w:t>
             </w:r>
             <w:r>
               <w:rPr>
-                <w:rFonts w:hint="eastAsia" w:ascii="Arial Unicode MS" w:hAnsi="Arial Unicode MS" w:eastAsia="Arial Unicode MS" w:cs="Arial Unicode MS"/>
-                <w:color w:val="172033"/>
-                <w:sz w:val="19"/>
+                <w:rFonts w:hint="eastAsia" w:ascii="Arial Unicode MS" w:hAnsi="Arial Unicode MS" w:eastAsia="Arial Unicode MS"/>
+                <w:sz w:val="21"/>
               </w:rPr>
               <w:t xml:space="preserve">VIP機制說明。</w:t>
             </w:r>
@@ -769,7 +755,7 @@
       </w:tr>
       <w:tr>
         <w:trPr>
-          <w:cantSplit w:val="true"/>
+          <w:cantSplit/>
         </w:trPr>
         <w:tc>
           <w:tcPr>
@@ -786,14 +772,14 @@
           <w:p>
             <w:pPr>
               <w:pStyle w:val="Compact"/>
-              <w:spacing w:before="0" w:after="60" w:line="276" w:lineRule="auto"/>
-              <w:jc w:val="left"/>
-            </w:pPr>
-            <w:r>
-              <w:rPr>
-                <w:rFonts w:hint="eastAsia" w:ascii="Arial Unicode MS" w:hAnsi="Arial Unicode MS" w:eastAsia="Arial Unicode MS" w:cs="Arial Unicode MS"/>
-                <w:color w:val="172033"/>
-                <w:sz w:val="19"/>
+              <w:keepNext w:val="0"/>
+              <w:spacing w:after="80" w:before="80" w:line="276" w:lineRule="auto"/>
+              <w:ind w:left="0" w:right="0" w:firstLine="0"/>
+            </w:pPr>
+            <w:r>
+              <w:rPr>
+                <w:rFonts w:hint="eastAsia" w:ascii="Arial Unicode MS" w:hAnsi="Arial Unicode MS" w:eastAsia="Arial Unicode MS"/>
+                <w:sz w:val="21"/>
               </w:rPr>
               <w:t xml:space="preserve">上游依據</w:t>
             </w:r>
@@ -814,129 +800,101 @@
           <w:p>
             <w:pPr>
               <w:pStyle w:val="Compact"/>
-              <w:spacing w:before="0" w:after="60" w:line="276" w:lineRule="auto"/>
-              <w:jc w:val="left"/>
-            </w:pPr>
-            <w:r>
-              <w:rPr>
-                <w:rFonts w:ascii="Arial Unicode MS" w:hAnsi="Arial Unicode MS" w:eastAsia="Arial Unicode MS" w:cs="Arial Unicode MS"/>
-                <w:color w:val="172033"/>
-                <w:sz w:val="19"/>
+              <w:keepNext w:val="0"/>
+              <w:spacing w:after="80" w:before="80" w:line="276" w:lineRule="auto"/>
+              <w:ind w:left="0" w:right="0" w:firstLine="0"/>
+            </w:pPr>
+            <w:r>
+              <w:rPr>
+                <w:rFonts w:ascii="Arial Unicode MS" w:hAnsi="Arial Unicode MS" w:eastAsia="Arial Unicode MS"/>
+                <w:sz w:val="21"/>
               </w:rPr>
               <w:t xml:space="preserve">APP</w:t>
             </w:r>
             <w:r>
               <w:rPr>
-                <w:rFonts w:ascii="Arial Unicode MS" w:hAnsi="Arial Unicode MS" w:eastAsia="Arial Unicode MS" w:cs="Arial Unicode MS"/>
-                <w:color w:val="172033"/>
-                <w:sz w:val="19"/>
+                <w:rFonts w:ascii="Arial Unicode MS" w:hAnsi="Arial Unicode MS" w:eastAsia="Arial Unicode MS"/>
+                <w:sz w:val="21"/>
               </w:rPr>
               <w:t xml:space="preserve"> </w:t>
             </w:r>
             <w:r>
               <w:rPr>
                 <w:rStyle w:val="VerbatimChar"/>
-                <w:rFonts w:ascii="Arial Unicode MS" w:hAnsi="Arial Unicode MS" w:eastAsia="Arial Unicode MS" w:cs="Arial Unicode MS"/>
-                <w:color w:val="172033"/>
-                <w:sz w:val="19"/>
+                <w:rFonts w:ascii="Arial Unicode MS" w:hAnsi="Arial Unicode MS" w:eastAsia="Arial Unicode MS"/>
+                <w:sz w:val="21"/>
               </w:rPr>
               <w:t xml:space="preserve">phase-1-mvp</w:t>
             </w:r>
             <w:r>
               <w:rPr>
-                <w:rFonts w:hint="eastAsia" w:ascii="Arial Unicode MS" w:hAnsi="Arial Unicode MS" w:eastAsia="Arial Unicode MS" w:cs="Arial Unicode MS"/>
-                <w:color w:val="172033"/>
-                <w:sz w:val="19"/>
+                <w:rFonts w:hint="eastAsia" w:ascii="Arial Unicode MS" w:hAnsi="Arial Unicode MS" w:eastAsia="Arial Unicode MS"/>
+                <w:sz w:val="21"/>
               </w:rPr>
               <w:t xml:space="preserve">／commit</w:t>
             </w:r>
             <w:r>
               <w:rPr>
-                <w:rFonts w:ascii="Arial Unicode MS" w:hAnsi="Arial Unicode MS" w:eastAsia="Arial Unicode MS" w:cs="Arial Unicode MS"/>
-                <w:color w:val="172033"/>
-                <w:sz w:val="19"/>
+                <w:rFonts w:ascii="Arial Unicode MS" w:hAnsi="Arial Unicode MS" w:eastAsia="Arial Unicode MS"/>
+                <w:sz w:val="21"/>
               </w:rPr>
               <w:t xml:space="preserve"> </w:t>
             </w:r>
             <w:r>
               <w:rPr>
                 <w:rStyle w:val="VerbatimChar"/>
-                <w:rFonts w:ascii="Arial Unicode MS" w:hAnsi="Arial Unicode MS" w:eastAsia="Arial Unicode MS" w:cs="Arial Unicode MS"/>
-                <w:color w:val="172033"/>
-                <w:sz w:val="19"/>
-              </w:rPr>
-              <w:t xml:space="preserve">e280b87</w:t>
-            </w:r>
-            <w:r>
-              <w:rPr>
-                <w:rFonts w:ascii="Arial Unicode MS" w:hAnsi="Arial Unicode MS" w:eastAsia="Arial Unicode MS" w:cs="Arial Unicode MS"/>
-                <w:color w:val="172033"/>
-                <w:sz w:val="19"/>
+                <w:rFonts w:ascii="Arial Unicode MS" w:hAnsi="Arial Unicode MS" w:eastAsia="Arial Unicode MS"/>
+                <w:sz w:val="21"/>
+              </w:rPr>
+              <w:t xml:space="preserve">c17be1a</w:t>
+            </w:r>
+            <w:r>
+              <w:rPr>
+                <w:rFonts w:ascii="Arial Unicode MS" w:hAnsi="Arial Unicode MS" w:eastAsia="Arial Unicode MS"/>
+                <w:sz w:val="21"/>
               </w:rPr>
               <w:t xml:space="preserve"> </w:t>
             </w:r>
             <w:r>
               <w:rPr>
-                <w:rFonts w:hint="eastAsia" w:ascii="Arial Unicode MS" w:hAnsi="Arial Unicode MS" w:eastAsia="Arial Unicode MS" w:cs="Arial Unicode MS"/>
-                <w:color w:val="172033"/>
-                <w:sz w:val="19"/>
+                <w:rFonts w:hint="eastAsia" w:ascii="Arial Unicode MS" w:hAnsi="Arial Unicode MS" w:eastAsia="Arial Unicode MS"/>
+                <w:sz w:val="21"/>
               </w:rPr>
               <w:t xml:space="preserve">為基準，加上</w:t>
             </w:r>
             <w:r>
               <w:rPr>
-                <w:rFonts w:ascii="Arial Unicode MS" w:hAnsi="Arial Unicode MS" w:eastAsia="Arial Unicode MS" w:cs="Arial Unicode MS"/>
-                <w:color w:val="172033"/>
-                <w:sz w:val="19"/>
-              </w:rPr>
-              <w:t xml:space="preserve"> 2026-09-02 </w:t>
-            </w:r>
-            <w:r>
-              <w:rPr>
-                <w:rFonts w:hint="eastAsia" w:ascii="Arial Unicode MS" w:hAnsi="Arial Unicode MS" w:eastAsia="Arial Unicode MS" w:cs="Arial Unicode MS"/>
-                <w:color w:val="172033"/>
-                <w:sz w:val="19"/>
-              </w:rPr>
-              <w:t xml:space="preserve">本次已確認的</w:t>
-            </w:r>
-            <w:r>
-              <w:rPr>
-                <w:rFonts w:ascii="Arial Unicode MS" w:hAnsi="Arial Unicode MS" w:eastAsia="Arial Unicode MS" w:cs="Arial Unicode MS"/>
-                <w:color w:val="172033"/>
-                <w:sz w:val="19"/>
-              </w:rPr>
-              <w:t xml:space="preserve"> VIP </w:t>
-            </w:r>
-            <w:r>
-              <w:rPr>
-                <w:rFonts w:hint="eastAsia" w:ascii="Arial Unicode MS" w:hAnsi="Arial Unicode MS" w:eastAsia="Arial Unicode MS" w:cs="Arial Unicode MS"/>
-                <w:color w:val="172033"/>
-                <w:sz w:val="19"/>
-              </w:rPr>
-              <w:t xml:space="preserve">前台修正；</w:t>
+                <w:rFonts w:ascii="Arial Unicode MS" w:hAnsi="Arial Unicode MS" w:eastAsia="Arial Unicode MS"/>
+                <w:sz w:val="21"/>
+              </w:rPr>
+              <w:t xml:space="preserve"> 2026-09-07 </w:t>
+            </w:r>
+            <w:r>
+              <w:rPr>
+                <w:rFonts w:hint="eastAsia" w:ascii="Arial Unicode MS" w:hAnsi="Arial Unicode MS" w:eastAsia="Arial Unicode MS"/>
+                <w:sz w:val="21"/>
+              </w:rPr>
+              <w:t xml:space="preserve">已確認的獎勵卡整合與合併需求；</w:t>
             </w:r>
             <w:r>
               <w:rPr>
                 <w:rStyle w:val="VerbatimChar"/>
-                <w:rFonts w:ascii="Arial Unicode MS" w:hAnsi="Arial Unicode MS" w:eastAsia="Arial Unicode MS" w:cs="Arial Unicode MS"/>
-                <w:color w:val="172033"/>
-                <w:sz w:val="19"/>
+                <w:rFonts w:ascii="Arial Unicode MS" w:hAnsi="Arial Unicode MS" w:eastAsia="Arial Unicode MS"/>
+                <w:sz w:val="21"/>
               </w:rPr>
               <w:t xml:space="preserve">docs/VIP_PRD_Word_v3.docx</w:t>
             </w:r>
             <w:r>
               <w:rPr>
-                <w:rFonts w:ascii="Arial Unicode MS" w:hAnsi="Arial Unicode MS" w:eastAsia="Arial Unicode MS" w:cs="Arial Unicode MS"/>
-                <w:color w:val="172033"/>
-                <w:sz w:val="19"/>
+                <w:rFonts w:ascii="Arial Unicode MS" w:hAnsi="Arial Unicode MS" w:eastAsia="Arial Unicode MS"/>
+                <w:sz w:val="21"/>
               </w:rPr>
               <w:t xml:space="preserve"> </w:t>
             </w:r>
             <w:r>
               <w:rPr>
-                <w:rFonts w:hint="eastAsia" w:ascii="Arial Unicode MS" w:hAnsi="Arial Unicode MS" w:eastAsia="Arial Unicode MS" w:cs="Arial Unicode MS"/>
-                <w:color w:val="172033"/>
-                <w:sz w:val="19"/>
+                <w:rFonts w:hint="eastAsia" w:ascii="Arial Unicode MS" w:hAnsi="Arial Unicode MS" w:eastAsia="Arial Unicode MS"/>
+                <w:sz w:val="21"/>
               </w:rPr>
               <w:t xml:space="preserve">與已確認的產品決議。</w:t>
             </w:r>
@@ -2663,47 +2621,36 @@
     <w:p>
       <w:pPr>
         <w:pStyle w:val="FirstParagraph"/>
+        <w:keepNext w:val="0"/>
+        <w:spacing w:before="0" w:after="60"/>
       </w:pPr>
       <w:r>
         <w:rPr>
-          <w:rFonts w:hint="eastAsia" w:ascii="Arial Unicode MS" w:hAnsi="Arial Unicode MS" w:eastAsia="Arial Unicode MS" w:cs="Arial Unicode MS"/>
+          <w:rFonts w:hint="eastAsia"/>
         </w:rPr>
         <w:t xml:space="preserve">「個人資訊」是登入會員在</w:t>
       </w:r>
       <w:r>
-        <w:rPr>
-          <w:rFonts w:ascii="Arial Unicode MS" w:hAnsi="Arial Unicode MS" w:eastAsia="Arial Unicode MS" w:cs="Arial Unicode MS"/>
-        </w:rPr>
         <w:t xml:space="preserve"> Lobby </w:t>
       </w:r>
       <w:r>
         <w:rPr>
-          <w:rFonts w:hint="eastAsia" w:ascii="Arial Unicode MS" w:hAnsi="Arial Unicode MS" w:eastAsia="Arial Unicode MS" w:cs="Arial Unicode MS"/>
+          <w:rFonts w:hint="eastAsia"/>
         </w:rPr>
-        <w:t xml:space="preserve">查看身份、帳號安全、VIP</w:t>
-      </w:r>
-      <w:r>
-        <w:rPr>
-          <w:rFonts w:ascii="Arial Unicode MS" w:hAnsi="Arial Unicode MS" w:eastAsia="Arial Unicode MS" w:cs="Arial Unicode MS"/>
-        </w:rPr>
-        <w:t xml:space="preserve"> </w:t>
-      </w:r>
-      <w:r>
-        <w:rPr>
-          <w:rFonts w:hint="eastAsia" w:ascii="Arial Unicode MS" w:hAnsi="Arial Unicode MS" w:eastAsia="Arial Unicode MS" w:cs="Arial Unicode MS"/>
-        </w:rPr>
-        <w:t xml:space="preserve">與遊戲紀錄的入口。</w:t>
+        <w:t xml:space="preserve">查看身份、帳號安全、VIP、獎勵卡與遊戲紀錄的入口。</w:t>
       </w:r>
     </w:p>
     <w:p>
       <w:pPr>
         <w:pStyle w:val="BodyText"/>
+        <w:keepNext w:val="0"/>
+        <w:spacing w:before="0" w:after="240"/>
       </w:pPr>
       <w:r>
         <w:rPr>
-          <w:rFonts w:hint="eastAsia" w:ascii="Arial Unicode MS" w:hAnsi="Arial Unicode MS" w:eastAsia="Arial Unicode MS" w:cs="Arial Unicode MS"/>
+          <w:rFonts w:hint="eastAsia"/>
         </w:rPr>
-        <w:t xml:space="preserve">使用者在這裡做六件事：</w:t>
+        <w:t xml:space="preserve">使用者在這裡做七件事：</w:t>
       </w:r>
     </w:p>
     <w:p>
@@ -2864,37 +2811,49 @@
     </w:p>
     <w:p>
       <w:pPr>
+        <w:pStyle w:val="Compact"/>
+        <w:keepNext w:val="0"/>
+        <w:numPr>
+          <w:ilvl w:val="0"/>
+          <w:numId w:val="1001"/>
+        </w:numPr>
+      </w:pPr>
+      <w:r>
+        <w:rPr>
+          <w:rFonts w:hint="eastAsia"/>
+        </w:rPr>
+        <w:t xml:space="preserve">查看、啟用、停用、刪除及合併活動銀幣獎勵卡。</w:t>
+      </w:r>
+    </w:p>
+    <w:p>
+      <w:pPr>
         <w:pStyle w:val="FirstParagraph"/>
       </w:pPr>
       <w:r>
         <w:rPr>
           <w:rFonts w:hint="eastAsia" w:ascii="Arial Unicode MS" w:hAnsi="Arial Unicode MS" w:eastAsia="Arial Unicode MS" w:cs="Arial Unicode MS"/>
         </w:rPr>
-        <w:t xml:space="preserve">這個功能同時包含唯讀與可操作內容。基本資料、帳號綁定、頭像與</w:t>
+        <w:t>這個功能同時包含唯讀與可操作內容。基本資料、帳號綁定、頭像、VIP 本級獎勵領取與獎勵卡管理可以操作。VIP 等級仍由排程決定；遊戲紀錄只提供查詢。</w:t>
       </w:r>
       <w:r>
         <w:rPr>
           <w:rFonts w:ascii="Arial Unicode MS" w:hAnsi="Arial Unicode MS" w:eastAsia="Arial Unicode MS" w:cs="Arial Unicode MS"/>
         </w:rPr>
-        <w:t xml:space="preserve"> VIP </w:t>
       </w:r>
       <w:r>
         <w:rPr>
           <w:rFonts w:hint="eastAsia" w:ascii="Arial Unicode MS" w:hAnsi="Arial Unicode MS" w:eastAsia="Arial Unicode MS" w:cs="Arial Unicode MS"/>
         </w:rPr>
-        <w:t xml:space="preserve">本級獎勵領取可以操作。VIP</w:t>
       </w:r>
       <w:r>
         <w:rPr>
           <w:rFonts w:ascii="Arial Unicode MS" w:hAnsi="Arial Unicode MS" w:eastAsia="Arial Unicode MS" w:cs="Arial Unicode MS"/>
         </w:rPr>
-        <w:t xml:space="preserve"> </w:t>
       </w:r>
       <w:r>
         <w:rPr>
           <w:rFonts w:hint="eastAsia" w:ascii="Arial Unicode MS" w:hAnsi="Arial Unicode MS" w:eastAsia="Arial Unicode MS" w:cs="Arial Unicode MS"/>
         </w:rPr>
-        <w:t xml:space="preserve">等級仍由排程決定；遊戲紀錄只提供查詢。</w:t>
       </w:r>
     </w:p>
     <w:bookmarkEnd w:id="11"/>
@@ -3964,7 +3923,7 @@
       </w:tr>
       <w:tr>
         <w:trPr>
-          <w:cantSplit w:val="true"/>
+          <w:cantSplit/>
         </w:trPr>
         <w:tc>
           <w:tcPr>
@@ -3980,14 +3939,14 @@
           <w:p>
             <w:pPr>
               <w:pStyle w:val="Compact"/>
-              <w:spacing w:before="0" w:after="60" w:line="276" w:lineRule="auto"/>
-              <w:jc w:val="left"/>
-            </w:pPr>
-            <w:r>
-              <w:rPr>
-                <w:rFonts w:hint="eastAsia" w:ascii="Arial Unicode MS" w:hAnsi="Arial Unicode MS" w:eastAsia="Arial Unicode MS" w:cs="Arial Unicode MS"/>
-                <w:color w:val="172033"/>
-                <w:sz w:val="19"/>
+              <w:keepNext w:val="0"/>
+              <w:spacing w:after="80" w:before="80" w:line="276" w:lineRule="auto"/>
+              <w:ind w:left="0" w:right="0" w:firstLine="0"/>
+            </w:pPr>
+            <w:r>
+              <w:rPr>
+                <w:rFonts w:hint="eastAsia" w:ascii="Arial Unicode MS" w:hAnsi="Arial Unicode MS" w:eastAsia="Arial Unicode MS"/>
+                <w:sz w:val="21"/>
               </w:rPr>
               <w:t xml:space="preserve">個人資訊</w:t>
             </w:r>
@@ -4007,24 +3966,23 @@
           <w:p>
             <w:pPr>
               <w:pStyle w:val="Compact"/>
-              <w:spacing w:before="0" w:after="60" w:line="276" w:lineRule="auto"/>
-              <w:jc w:val="left"/>
-            </w:pPr>
-            <w:r>
-              <w:rPr>
-                <w:rFonts w:ascii="Arial Unicode MS" w:hAnsi="Arial Unicode MS" w:eastAsia="Arial Unicode MS" w:cs="Arial Unicode MS"/>
-                <w:color w:val="172033"/>
-                <w:sz w:val="19"/>
+              <w:keepNext w:val="0"/>
+              <w:spacing w:after="80" w:before="80" w:line="276" w:lineRule="auto"/>
+              <w:ind w:left="0" w:right="0" w:firstLine="0"/>
+            </w:pPr>
+            <w:r>
+              <w:rPr>
+                <w:rFonts w:ascii="Arial Unicode MS" w:hAnsi="Arial Unicode MS" w:eastAsia="Arial Unicode MS"/>
+                <w:sz w:val="21"/>
               </w:rPr>
               <w:t xml:space="preserve">Lobby </w:t>
             </w:r>
             <w:r>
               <w:rPr>
-                <w:rFonts w:hint="eastAsia" w:ascii="Arial Unicode MS" w:hAnsi="Arial Unicode MS" w:eastAsia="Arial Unicode MS" w:cs="Arial Unicode MS"/>
-                <w:color w:val="172033"/>
-                <w:sz w:val="19"/>
-              </w:rPr>
-              <w:t xml:space="preserve">中的會員資料主彈窗。包含四個頁籤與共用玩家摘要。</w:t>
+                <w:rFonts w:hint="eastAsia" w:ascii="Arial Unicode MS" w:hAnsi="Arial Unicode MS" w:eastAsia="Arial Unicode MS"/>
+                <w:sz w:val="21"/>
+              </w:rPr>
+              <w:t xml:space="preserve">中的會員資料主彈窗。包含五個頁籤與共用玩家摘要。</w:t>
             </w:r>
           </w:p>
         </w:tc>
@@ -4092,7 +4050,7 @@
       </w:tr>
       <w:tr>
         <w:trPr>
-          <w:cantSplit w:val="true"/>
+          <w:cantSplit/>
         </w:trPr>
         <w:tc>
           <w:tcPr>
@@ -4108,14 +4066,14 @@
           <w:p>
             <w:pPr>
               <w:pStyle w:val="Compact"/>
-              <w:spacing w:before="0" w:after="60" w:line="276" w:lineRule="auto"/>
-              <w:jc w:val="left"/>
-            </w:pPr>
-            <w:r>
-              <w:rPr>
-                <w:rFonts w:hint="eastAsia" w:ascii="Arial Unicode MS" w:hAnsi="Arial Unicode MS" w:eastAsia="Arial Unicode MS" w:cs="Arial Unicode MS"/>
-                <w:color w:val="172033"/>
-                <w:sz w:val="19"/>
+              <w:keepNext w:val="0"/>
+              <w:spacing w:after="80" w:before="80" w:line="276" w:lineRule="auto"/>
+              <w:ind w:left="0" w:right="0" w:firstLine="0"/>
+            </w:pPr>
+            <w:r>
+              <w:rPr>
+                <w:rFonts w:hint="eastAsia" w:ascii="Arial Unicode MS" w:hAnsi="Arial Unicode MS" w:eastAsia="Arial Unicode MS"/>
+                <w:sz w:val="21"/>
               </w:rPr>
               <w:t xml:space="preserve">共用玩家摘要</w:t>
             </w:r>
@@ -4135,16 +4093,16 @@
           <w:p>
             <w:pPr>
               <w:pStyle w:val="Compact"/>
-              <w:spacing w:before="0" w:after="60" w:line="276" w:lineRule="auto"/>
-              <w:jc w:val="left"/>
-            </w:pPr>
-            <w:r>
-              <w:rPr>
-                <w:rFonts w:hint="eastAsia" w:ascii="Arial Unicode MS" w:hAnsi="Arial Unicode MS" w:eastAsia="Arial Unicode MS" w:cs="Arial Unicode MS"/>
-                <w:color w:val="172033"/>
-                <w:sz w:val="19"/>
-              </w:rPr>
-              <w:t xml:space="preserve">四個頁籤左側持續顯示的身份與錢包資訊。</w:t>
+              <w:keepNext w:val="0"/>
+              <w:spacing w:after="80" w:before="80" w:line="276" w:lineRule="auto"/>
+              <w:ind w:left="0" w:right="0" w:firstLine="0"/>
+            </w:pPr>
+            <w:r>
+              <w:rPr>
+                <w:rFonts w:hint="eastAsia" w:ascii="Arial Unicode MS" w:hAnsi="Arial Unicode MS" w:eastAsia="Arial Unicode MS"/>
+                <w:sz w:val="21"/>
+              </w:rPr>
+              <w:t xml:space="preserve">五個頁籤左側持續顯示的身份與錢包資訊。</w:t>
             </w:r>
           </w:p>
         </w:tc>
@@ -5545,7 +5503,7 @@
       </w:tr>
       <w:tr>
         <w:trPr>
-          <w:cantSplit w:val="true"/>
+          <w:cantSplit/>
         </w:trPr>
         <w:tc>
           <w:tcPr>
@@ -5561,22 +5519,21 @@
           <w:p>
             <w:pPr>
               <w:pStyle w:val="Compact"/>
-              <w:spacing w:before="0" w:after="60" w:line="276" w:lineRule="auto"/>
-              <w:jc w:val="left"/>
-            </w:pPr>
-            <w:r>
-              <w:rPr>
-                <w:rFonts w:ascii="Arial Unicode MS" w:hAnsi="Arial Unicode MS" w:eastAsia="Arial Unicode MS" w:cs="Arial Unicode MS"/>
-                <w:color w:val="172033"/>
-                <w:sz w:val="19"/>
+              <w:keepNext w:val="0"/>
+              <w:spacing w:after="80" w:before="80" w:line="276" w:lineRule="auto"/>
+              <w:ind w:left="0" w:right="0" w:firstLine="0"/>
+            </w:pPr>
+            <w:r>
+              <w:rPr>
+                <w:rFonts w:ascii="Arial Unicode MS" w:hAnsi="Arial Unicode MS" w:eastAsia="Arial Unicode MS"/>
+                <w:sz w:val="21"/>
               </w:rPr>
               <w:t xml:space="preserve">3. </w:t>
             </w:r>
             <w:r>
               <w:rPr>
-                <w:rFonts w:hint="eastAsia" w:ascii="Arial Unicode MS" w:hAnsi="Arial Unicode MS" w:eastAsia="Arial Unicode MS" w:cs="Arial Unicode MS"/>
-                <w:color w:val="172033"/>
-                <w:sz w:val="19"/>
+                <w:rFonts w:hint="eastAsia" w:ascii="Arial Unicode MS" w:hAnsi="Arial Unicode MS" w:eastAsia="Arial Unicode MS"/>
+                <w:sz w:val="21"/>
               </w:rPr>
               <w:t xml:space="preserve">頁籤導覽</w:t>
             </w:r>
@@ -5596,32 +5553,30 @@
           <w:p>
             <w:pPr>
               <w:pStyle w:val="Compact"/>
-              <w:spacing w:before="0" w:after="60" w:line="276" w:lineRule="auto"/>
-              <w:jc w:val="left"/>
-            </w:pPr>
-            <w:r>
-              <w:rPr>
-                <w:rFonts w:hint="eastAsia" w:ascii="Arial Unicode MS" w:hAnsi="Arial Unicode MS" w:eastAsia="Arial Unicode MS" w:cs="Arial Unicode MS"/>
-                <w:color w:val="172033"/>
-                <w:sz w:val="19"/>
+              <w:keepNext w:val="0"/>
+              <w:spacing w:after="80" w:before="80" w:line="276" w:lineRule="auto"/>
+              <w:ind w:left="0" w:right="0" w:firstLine="0"/>
+            </w:pPr>
+            <w:r>
+              <w:rPr>
+                <w:rFonts w:hint="eastAsia" w:ascii="Arial Unicode MS" w:hAnsi="Arial Unicode MS" w:eastAsia="Arial Unicode MS"/>
+                <w:sz w:val="21"/>
               </w:rPr>
               <w:t xml:space="preserve">依序為「基本資料」「帳號綁定」「VIP</w:t>
             </w:r>
             <w:r>
               <w:rPr>
-                <w:rFonts w:ascii="Arial Unicode MS" w:hAnsi="Arial Unicode MS" w:eastAsia="Arial Unicode MS" w:cs="Arial Unicode MS"/>
-                <w:color w:val="172033"/>
-                <w:sz w:val="19"/>
+                <w:rFonts w:ascii="Arial Unicode MS" w:hAnsi="Arial Unicode MS" w:eastAsia="Arial Unicode MS"/>
+                <w:sz w:val="21"/>
               </w:rPr>
               <w:t xml:space="preserve"> </w:t>
             </w:r>
             <w:r>
               <w:rPr>
-                <w:rFonts w:hint="eastAsia" w:ascii="Arial Unicode MS" w:hAnsi="Arial Unicode MS" w:eastAsia="Arial Unicode MS" w:cs="Arial Unicode MS"/>
-                <w:color w:val="172033"/>
-                <w:sz w:val="19"/>
-              </w:rPr>
-              <w:t xml:space="preserve">等級」「遊戲紀錄」。頁籤只顯示文字。</w:t>
+                <w:rFonts w:hint="eastAsia" w:ascii="Arial Unicode MS" w:hAnsi="Arial Unicode MS" w:eastAsia="Arial Unicode MS"/>
+                <w:sz w:val="21"/>
+              </w:rPr>
+              <w:t xml:space="preserve">等級」「獎勵卡」「遊戲紀錄」。頁籤只顯示文字。</w:t>
             </w:r>
           </w:p>
         </w:tc>
@@ -5690,23 +5645,21 @@
                 <w:color w:val="172033"/>
                 <w:sz w:val="19"/>
               </w:rPr>
-              <w:t xml:space="preserve">依目前頁籤顯示表單、狀態、VIP</w:t>
-            </w:r>
-            <w:r>
-              <w:rPr>
-                <w:rFonts w:ascii="Arial Unicode MS" w:hAnsi="Arial Unicode MS" w:eastAsia="Arial Unicode MS" w:cs="Arial Unicode MS"/>
-                <w:color w:val="172033"/>
-                <w:sz w:val="19"/>
-              </w:rPr>
-              <w:t xml:space="preserve"> </w:t>
-            </w:r>
-            <w:r>
-              <w:rPr>
-                <w:rFonts w:hint="eastAsia" w:ascii="Arial Unicode MS" w:hAnsi="Arial Unicode MS" w:eastAsia="Arial Unicode MS" w:cs="Arial Unicode MS"/>
-                <w:color w:val="172033"/>
-                <w:sz w:val="19"/>
-              </w:rPr>
-              <w:t xml:space="preserve">資訊或遊戲紀錄。</w:t>
+              <w:t>依目前頁籤顯示表單、狀態、VIP 資訊、獎勵卡或遊戲紀錄。</w:t>
+            </w:r>
+            <w:r>
+              <w:rPr>
+                <w:rFonts w:ascii="Arial Unicode MS" w:hAnsi="Arial Unicode MS" w:eastAsia="Arial Unicode MS" w:cs="Arial Unicode MS"/>
+                <w:color w:val="172033"/>
+                <w:sz w:val="19"/>
+              </w:rPr>
+            </w:r>
+            <w:r>
+              <w:rPr>
+                <w:rFonts w:hint="eastAsia" w:ascii="Arial Unicode MS" w:hAnsi="Arial Unicode MS" w:eastAsia="Arial Unicode MS" w:cs="Arial Unicode MS"/>
+                <w:color w:val="172033"/>
+                <w:sz w:val="19"/>
+              </w:rPr>
             </w:r>
           </w:p>
         </w:tc>
@@ -5773,7 +5726,7 @@
                 <w:color w:val="172033"/>
                 <w:sz w:val="19"/>
               </w:rPr>
-              <w:t xml:space="preserve">頭像選擇、一次性資料確認、VIP機制說明。</w:t>
+              <w:t>頭像選擇、一次性資料確認、VIP機制說明、獎勵卡規則與刪除確認。</w:t>
             </w:r>
           </w:p>
         </w:tc>
@@ -5851,6 +5804,7 @@
     <w:p>
       <w:pPr>
         <w:pStyle w:val="Compact"/>
+        <w:keepNext w:val="0"/>
         <w:numPr>
           <w:ilvl w:val="0"/>
           <w:numId w:val="1002"/>
@@ -5858,9 +5812,43 @@
       </w:pPr>
       <w:r>
         <w:rPr>
-          <w:rFonts w:hint="eastAsia" w:ascii="Arial Unicode MS" w:hAnsi="Arial Unicode MS" w:eastAsia="Arial Unicode MS" w:cs="Arial Unicode MS"/>
+          <w:rFonts w:hint="eastAsia"/>
         </w:rPr>
-        <w:t xml:space="preserve">開啟時固定顯示「基本資料」。</w:t>
+        <w:t xml:space="preserve">從</w:t>
+      </w:r>
+      <w:r>
+        <w:t xml:space="preserve"> Header </w:t>
+      </w:r>
+      <w:r>
+        <w:rPr>
+          <w:rFonts w:hint="eastAsia"/>
+        </w:rPr>
+        <w:t xml:space="preserve">開啟或重開時顯示「基本資料」。</w:t>
+      </w:r>
+    </w:p>
+    <w:p>
+      <w:pPr>
+        <w:pStyle w:val="Compact"/>
+        <w:keepNext w:val="0"/>
+        <w:numPr>
+          <w:ilvl w:val="0"/>
+          <w:numId w:val="1002"/>
+        </w:numPr>
+      </w:pPr>
+      <w:r>
+        <w:rPr>
+          <w:rFonts w:hint="eastAsia"/>
+        </w:rPr>
+        <w:t xml:space="preserve">從</w:t>
+      </w:r>
+      <w:r>
+        <w:t xml:space="preserve"> Footer </w:t>
+      </w:r>
+      <w:r>
+        <w:rPr>
+          <w:rFonts w:hint="eastAsia"/>
+        </w:rPr>
+        <w:t xml:space="preserve">獎勵卡圖示開啟時直接顯示「獎勵卡」，共用同一個個人資訊彈窗。</w:t>
       </w:r>
     </w:p>
     <w:p>
@@ -5875,22 +5863,7 @@
         <w:rPr>
           <w:rFonts w:hint="eastAsia" w:ascii="Arial Unicode MS" w:hAnsi="Arial Unicode MS" w:eastAsia="Arial Unicode MS" w:cs="Arial Unicode MS"/>
         </w:rPr>
-        <w:t xml:space="preserve">關閉後再次開啟，仍固定回到「基本資料」。</w:t>
-      </w:r>
-    </w:p>
-    <w:p>
-      <w:pPr>
-        <w:pStyle w:val="Compact"/>
-        <w:numPr>
-          <w:ilvl w:val="0"/>
-          <w:numId w:val="1002"/>
-        </w:numPr>
-      </w:pPr>
-      <w:r>
-        <w:rPr>
-          <w:rFonts w:hint="eastAsia" w:ascii="Arial Unicode MS" w:hAnsi="Arial Unicode MS" w:eastAsia="Arial Unicode MS" w:cs="Arial Unicode MS"/>
-        </w:rPr>
-        <w:t xml:space="preserve">主彈窗與巢狀彈窗都使用右上角關閉按鈕。</w:t>
+        <w:t>主彈窗使用右上角關閉按鈕；獎勵卡規則使用「我知道了」，刪除確認使用「取消」或「確認刪除」。其餘巢狀彈窗沿用原關閉操作。</w:t>
       </w:r>
     </w:p>
     <w:p>
@@ -5945,12 +5918,14 @@
     <w:p>
       <w:pPr>
         <w:pStyle w:val="FirstParagraph"/>
+        <w:keepNext w:val="0"/>
+        <w:spacing w:before="0" w:after="60"/>
       </w:pPr>
       <w:r>
         <w:rPr>
-          <w:rFonts w:hint="eastAsia" w:ascii="Arial Unicode MS" w:hAnsi="Arial Unicode MS" w:eastAsia="Arial Unicode MS" w:cs="Arial Unicode MS"/>
+          <w:rFonts w:hint="eastAsia"/>
         </w:rPr>
-        <w:t xml:space="preserve">共用玩家摘要在四個頁籤中持續顯示。更換頭像或修改暱稱後，摘要會同步更新。</w:t>
+        <w:t xml:space="preserve">共用玩家摘要在五個頁籤中持續顯示。更換頭像或修改暱稱後，摘要會同步更新。</w:t>
       </w:r>
     </w:p>
     <w:bookmarkEnd w:id="15"/>
@@ -6533,6 +6508,1567 @@
         <w:t xml:space="preserve">遊戲紀錄包含日期查詢、查詢前提示、查無資料提示、結果表格與分頁控制。</w:t>
       </w:r>
     </w:p>
+    <w:bookmarkEnd w:id="29"/>
+    <w:bookmarkStart w:id="34" w:name="獎勵卡"/>
+    <w:p>
+      <w:pPr>
+        <w:pStyle w:val="Heading2"/>
+        <w:keepNext/>
+      </w:pPr>
+      <w:r>
+        <w:t xml:space="preserve">4.7 </w:t>
+      </w:r>
+      <w:r>
+        <w:rPr>
+          <w:rFonts w:hint="eastAsia"/>
+        </w:rPr>
+        <w:t xml:space="preserve">獎勵卡</w:t>
+      </w:r>
+    </w:p>
+    <w:p>
+      <w:pPr>
+        <w:pStyle w:val="FirstParagraph"/>
+        <w:keepNext w:val="0"/>
+        <w:spacing w:before="0" w:after="60"/>
+      </w:pPr>
+      <w:r>
+        <w:rPr>
+          <w:rFonts w:hint="eastAsia"/>
+        </w:rPr>
+        <w:t xml:space="preserve">獎勵卡位於</w:t>
+      </w:r>
+      <w:r>
+        <w:t xml:space="preserve"> VIP </w:t>
+      </w:r>
+      <w:r>
+        <w:rPr>
+          <w:rFonts w:hint="eastAsia"/>
+        </w:rPr>
+        <w:t xml:space="preserve">等級之後、遊戲紀錄之前，採單欄卡片清單。上方為卡片餘額、目前可用額度、規則說明與合併入口。清單在頁籤內捲動；進入合併模式後，選取數量、結果摘要、取消與確認合併固定於下方。原獨立獎勵卡介面由此頁籤取代。</w:t>
+      </w:r>
+    </w:p>
+    <w:p>
+      <w:pPr>
+        <w:pStyle w:val="BodyText"/>
+        <w:keepNext w:val="0"/>
+        <w:spacing w:before="0" w:after="240"/>
+      </w:pPr>
+      <w:r>
+        <w:rPr>
+          <w:rFonts w:hint="eastAsia"/>
+        </w:rPr>
+        <w:t xml:space="preserve">沒有卡片時顯示「目前沒有獎勵卡」及「前往每日任務」。前往任務會關閉個人資訊並開啟活動中心的每日任務分頁。</w:t>
+      </w:r>
+    </w:p>
+    <w:bookmarkStart w:id="30" w:name="領取來源與展示預設"/>
+    <w:p>
+      <w:pPr>
+        <w:pStyle w:val="Heading3"/>
+        <w:keepNext/>
+      </w:pPr>
+      <w:r>
+        <w:t xml:space="preserve">4.7.1 </w:t>
+      </w:r>
+      <w:r>
+        <w:rPr>
+          <w:rFonts w:hint="eastAsia"/>
+        </w:rPr>
+        <w:t xml:space="preserve">領取來源與展示預設</w:t>
+      </w:r>
+    </w:p>
+    <w:p>
+      <w:pPr>
+        <w:pStyle w:val="FirstParagraph"/>
+        <w:keepNext w:val="0"/>
+        <w:spacing w:before="0" w:after="60"/>
+      </w:pPr>
+      <w:r>
+        <w:rPr>
+          <w:rFonts w:hint="eastAsia"/>
+        </w:rPr>
+        <w:t xml:space="preserve">每日任務所有有實際獎勵的節點統一發放活動銀幣獎勵卡，不直接增加一般錢包餘額。第</w:t>
+      </w:r>
+      <w:r>
+        <w:t xml:space="preserve"> 5、7、25、30 </w:t>
+      </w:r>
+      <w:r>
+        <w:rPr>
+          <w:rFonts w:hint="eastAsia"/>
+        </w:rPr>
+        <w:t xml:space="preserve">天仍為無額度的里程碑。活動金幣從獎勵卡、每日任務、遊戲幣別選擇、大廳幣別篩選及流水轉換流程移除；一般金幣不受影響。</w:t>
+      </w:r>
+    </w:p>
+    <w:tbl>
+      <w:tblPr>
+        <w:tblStyle w:val="Table"/>
+        <w:jc w:val="center"/>
+        <w:tblLayout w:type="fixed"/>
+        <w:tblLook w:firstRow="1" w:lastRow="0" w:firstColumn="0" w:lastColumn="0" w:noHBand="0" w:noVBand="0" w:val="0020"/>
+        <w:tblW w:w="9360" w:type="dxa"/>
+        <w:tblBorders>
+          <w:top w:val="single" w:sz="4" w:color="B8C9E0"/>
+          <w:left w:val="single" w:sz="4" w:color="B8C9E0"/>
+          <w:bottom w:val="single" w:sz="4" w:color="B8C9E0"/>
+          <w:right w:val="single" w:sz="4" w:color="B8C9E0"/>
+          <w:insideH w:val="single" w:sz="4" w:color="B8C9E0"/>
+          <w:insideV w:val="single" w:sz="4" w:color="B8C9E0"/>
+        </w:tblBorders>
+      </w:tblPr>
+      <w:tblGrid>
+        <w:gridCol w:w="1300"/>
+        <w:gridCol w:w="2200"/>
+        <w:gridCol w:w="2200"/>
+        <w:gridCol w:w="1700"/>
+        <w:gridCol w:w="1960"/>
+      </w:tblGrid>
+      <w:tr>
+        <w:trPr>
+          <w:tblHeader w:val="on"/>
+          <w:cantSplit/>
+          <w:tblHeader/>
+        </w:trPr>
+        <w:tc>
+          <w:tcPr>
+            <w:vAlign w:val="center"/>
+            <w:tcW w:w="1300" w:type="dxa"/>
+            <w:tcMar>
+              <w:top w:w="100" w:type="dxa"/>
+              <w:left w:w="100" w:type="dxa"/>
+              <w:bottom w:w="100" w:type="dxa"/>
+              <w:right w:w="100" w:type="dxa"/>
+            </w:tcMar>
+            <w:shd w:fill="E7EEF6"/>
+          </w:tcPr>
+          <w:p>
+            <w:pPr>
+              <w:pStyle w:val="Compact"/>
+              <w:spacing w:line="276" w:lineRule="auto"/>
+              <w:ind w:left="0" w:right="0" w:firstLine="0"/>
+            </w:pPr>
+            <w:r>
+              <w:rPr>
+                <w:rFonts w:hint="eastAsia" w:ascii="Arial Unicode MS" w:hAnsi="Arial Unicode MS"/>
+                <w:b/>
+                <w:sz w:val="21"/>
+              </w:rPr>
+              <w:t xml:space="preserve">任務節點</w:t>
+            </w:r>
+          </w:p>
+        </w:tc>
+        <w:tc>
+          <w:tcPr>
+            <w:vAlign w:val="center"/>
+            <w:tcW w:w="2200" w:type="dxa"/>
+            <w:tcMar>
+              <w:top w:w="100" w:type="dxa"/>
+              <w:left w:w="100" w:type="dxa"/>
+              <w:bottom w:w="100" w:type="dxa"/>
+              <w:right w:w="100" w:type="dxa"/>
+            </w:tcMar>
+            <w:shd w:fill="E7EEF6"/>
+          </w:tcPr>
+          <w:p>
+            <w:pPr>
+              <w:pStyle w:val="Compact"/>
+              <w:spacing w:line="276" w:lineRule="auto"/>
+              <w:ind w:left="0" w:right="0" w:firstLine="0"/>
+            </w:pPr>
+            <w:r>
+              <w:rPr>
+                <w:rFonts w:hint="eastAsia" w:ascii="Arial Unicode MS" w:hAnsi="Arial Unicode MS"/>
+                <w:b/>
+                <w:sz w:val="21"/>
+              </w:rPr>
+              <w:t xml:space="preserve">卡片金額</w:t>
+            </w:r>
+          </w:p>
+        </w:tc>
+        <w:tc>
+          <w:tcPr>
+            <w:vAlign w:val="center"/>
+            <w:tcW w:w="2200" w:type="dxa"/>
+            <w:tcMar>
+              <w:top w:w="100" w:type="dxa"/>
+              <w:left w:w="100" w:type="dxa"/>
+              <w:bottom w:w="100" w:type="dxa"/>
+              <w:right w:w="100" w:type="dxa"/>
+            </w:tcMar>
+            <w:shd w:fill="E7EEF6"/>
+          </w:tcPr>
+          <w:p>
+            <w:pPr>
+              <w:pStyle w:val="Compact"/>
+              <w:spacing w:line="276" w:lineRule="auto"/>
+              <w:ind w:left="0" w:right="0" w:firstLine="0"/>
+            </w:pPr>
+            <w:r>
+              <w:rPr>
+                <w:rFonts w:hint="eastAsia" w:ascii="Arial Unicode MS" w:hAnsi="Arial Unicode MS"/>
+                <w:b/>
+                <w:sz w:val="21"/>
+              </w:rPr>
+              <w:t xml:space="preserve">初始流水／目標</w:t>
+            </w:r>
+          </w:p>
+        </w:tc>
+        <w:tc>
+          <w:tcPr>
+            <w:vAlign w:val="center"/>
+            <w:tcW w:w="1700" w:type="dxa"/>
+            <w:tcMar>
+              <w:top w:w="100" w:type="dxa"/>
+              <w:left w:w="100" w:type="dxa"/>
+              <w:bottom w:w="100" w:type="dxa"/>
+              <w:right w:w="100" w:type="dxa"/>
+            </w:tcMar>
+            <w:shd w:fill="E7EEF6"/>
+          </w:tcPr>
+          <w:p>
+            <w:pPr>
+              <w:pStyle w:val="Compact"/>
+              <w:spacing w:line="276" w:lineRule="auto"/>
+              <w:ind w:left="0" w:right="0" w:firstLine="0"/>
+            </w:pPr>
+            <w:r>
+              <w:rPr>
+                <w:rFonts w:hint="eastAsia" w:ascii="Arial Unicode MS" w:hAnsi="Arial Unicode MS"/>
+                <w:b/>
+                <w:sz w:val="21"/>
+              </w:rPr>
+              <w:t xml:space="preserve">轉換上限</w:t>
+            </w:r>
+          </w:p>
+        </w:tc>
+        <w:tc>
+          <w:tcPr>
+            <w:vAlign w:val="center"/>
+            <w:tcW w:w="1960" w:type="dxa"/>
+            <w:tcMar>
+              <w:top w:w="100" w:type="dxa"/>
+              <w:left w:w="100" w:type="dxa"/>
+              <w:bottom w:w="100" w:type="dxa"/>
+              <w:right w:w="100" w:type="dxa"/>
+            </w:tcMar>
+            <w:shd w:fill="E7EEF6"/>
+          </w:tcPr>
+          <w:p>
+            <w:pPr>
+              <w:pStyle w:val="Compact"/>
+              <w:spacing w:line="276" w:lineRule="auto"/>
+              <w:ind w:left="0" w:right="0" w:firstLine="0"/>
+            </w:pPr>
+            <w:r>
+              <w:rPr>
+                <w:rFonts w:hint="eastAsia" w:ascii="Arial Unicode MS" w:hAnsi="Arial Unicode MS"/>
+                <w:b/>
+                <w:sz w:val="21"/>
+              </w:rPr>
+              <w:t xml:space="preserve">有效期限</w:t>
+            </w:r>
+          </w:p>
+        </w:tc>
+      </w:tr>
+      <w:tr>
+        <w:trPr>
+          <w:cantSplit/>
+        </w:trPr>
+        <w:tc>
+          <w:tcPr>
+            <w:vAlign w:val="center"/>
+            <w:tcW w:w="1300" w:type="dxa"/>
+            <w:tcMar>
+              <w:top w:w="100" w:type="dxa"/>
+              <w:left w:w="100" w:type="dxa"/>
+              <w:bottom w:w="100" w:type="dxa"/>
+              <w:right w:w="100" w:type="dxa"/>
+            </w:tcMar>
+            <w:shd w:fill="FFFFFF"/>
+          </w:tcPr>
+          <w:p>
+            <w:pPr>
+              <w:pStyle w:val="Compact"/>
+              <w:spacing w:line="276" w:lineRule="auto"/>
+              <w:ind w:left="0" w:right="0" w:firstLine="0"/>
+            </w:pPr>
+            <w:r>
+              <w:rPr>
+                <w:rFonts w:hint="eastAsia" w:ascii="Arial Unicode MS" w:hAnsi="Arial Unicode MS"/>
+                <w:b w:val="0"/>
+                <w:sz w:val="21"/>
+              </w:rPr>
+              <w:t xml:space="preserve">第</w:t>
+            </w:r>
+            <w:r>
+              <w:rPr>
+                <w:rFonts w:ascii="Arial Unicode MS" w:hAnsi="Arial Unicode MS"/>
+                <w:b w:val="0"/>
+                <w:sz w:val="21"/>
+              </w:rPr>
+              <w:t xml:space="preserve"> 10 </w:t>
+            </w:r>
+            <w:r>
+              <w:rPr>
+                <w:rFonts w:hint="eastAsia" w:ascii="Arial Unicode MS" w:hAnsi="Arial Unicode MS"/>
+                <w:b w:val="0"/>
+                <w:sz w:val="21"/>
+              </w:rPr>
+              <w:t xml:space="preserve">天</w:t>
+            </w:r>
+          </w:p>
+        </w:tc>
+        <w:tc>
+          <w:tcPr>
+            <w:vAlign w:val="center"/>
+            <w:tcW w:w="2200" w:type="dxa"/>
+            <w:tcMar>
+              <w:top w:w="100" w:type="dxa"/>
+              <w:left w:w="100" w:type="dxa"/>
+              <w:bottom w:w="100" w:type="dxa"/>
+              <w:right w:w="100" w:type="dxa"/>
+            </w:tcMar>
+            <w:shd w:fill="FFFFFF"/>
+          </w:tcPr>
+          <w:p>
+            <w:pPr>
+              <w:pStyle w:val="Compact"/>
+              <w:spacing w:line="276" w:lineRule="auto"/>
+              <w:ind w:left="0" w:right="0" w:firstLine="0"/>
+            </w:pPr>
+            <w:r>
+              <w:rPr>
+                <w:rFonts w:ascii="Arial Unicode MS" w:hAnsi="Arial Unicode MS"/>
+                <w:b w:val="0"/>
+                <w:sz w:val="21"/>
+              </w:rPr>
+              <w:t xml:space="preserve">10,000 </w:t>
+            </w:r>
+            <w:r>
+              <w:rPr>
+                <w:rFonts w:hint="eastAsia" w:ascii="Arial Unicode MS" w:hAnsi="Arial Unicode MS"/>
+                <w:b w:val="0"/>
+                <w:sz w:val="21"/>
+              </w:rPr>
+              <w:t xml:space="preserve">活動銀幣</w:t>
+            </w:r>
+          </w:p>
+        </w:tc>
+        <w:tc>
+          <w:tcPr>
+            <w:vAlign w:val="center"/>
+            <w:tcW w:w="2200" w:type="dxa"/>
+            <w:tcMar>
+              <w:top w:w="100" w:type="dxa"/>
+              <w:left w:w="100" w:type="dxa"/>
+              <w:bottom w:w="100" w:type="dxa"/>
+              <w:right w:w="100" w:type="dxa"/>
+            </w:tcMar>
+            <w:shd w:fill="FFFFFF"/>
+          </w:tcPr>
+          <w:p>
+            <w:pPr>
+              <w:pStyle w:val="Compact"/>
+              <w:spacing w:line="276" w:lineRule="auto"/>
+              <w:ind w:left="0" w:right="0" w:firstLine="0"/>
+            </w:pPr>
+            <w:r>
+              <w:rPr>
+                <w:rFonts w:hint="eastAsia" w:ascii="Arial Unicode MS" w:hAnsi="Arial Unicode MS"/>
+                <w:b w:val="0"/>
+                <w:sz w:val="21"/>
+              </w:rPr>
+              <w:t xml:space="preserve">0／100,000</w:t>
+            </w:r>
+          </w:p>
+        </w:tc>
+        <w:tc>
+          <w:tcPr>
+            <w:vAlign w:val="center"/>
+            <w:tcW w:w="1700" w:type="dxa"/>
+            <w:tcMar>
+              <w:top w:w="100" w:type="dxa"/>
+              <w:left w:w="100" w:type="dxa"/>
+              <w:bottom w:w="100" w:type="dxa"/>
+              <w:right w:w="100" w:type="dxa"/>
+            </w:tcMar>
+            <w:shd w:fill="FFFFFF"/>
+          </w:tcPr>
+          <w:p>
+            <w:pPr>
+              <w:pStyle w:val="Compact"/>
+              <w:spacing w:line="276" w:lineRule="auto"/>
+              <w:ind w:left="0" w:right="0" w:firstLine="0"/>
+            </w:pPr>
+            <w:r>
+              <w:rPr>
+                <w:rFonts w:ascii="Arial Unicode MS" w:hAnsi="Arial Unicode MS"/>
+                <w:b w:val="0"/>
+                <w:sz w:val="21"/>
+              </w:rPr>
+              <w:t xml:space="preserve">10,000</w:t>
+            </w:r>
+          </w:p>
+        </w:tc>
+        <w:tc>
+          <w:tcPr>
+            <w:vAlign w:val="center"/>
+            <w:tcW w:w="1960" w:type="dxa"/>
+            <w:tcMar>
+              <w:top w:w="100" w:type="dxa"/>
+              <w:left w:w="100" w:type="dxa"/>
+              <w:bottom w:w="100" w:type="dxa"/>
+              <w:right w:w="100" w:type="dxa"/>
+            </w:tcMar>
+            <w:shd w:fill="FFFFFF"/>
+          </w:tcPr>
+          <w:p>
+            <w:pPr>
+              <w:pStyle w:val="Compact"/>
+              <w:spacing w:line="276" w:lineRule="auto"/>
+              <w:ind w:left="0" w:right="0" w:firstLine="0"/>
+            </w:pPr>
+            <w:r>
+              <w:rPr>
+                <w:rFonts w:ascii="Arial Unicode MS" w:hAnsi="Arial Unicode MS"/>
+                <w:b w:val="0"/>
+                <w:sz w:val="21"/>
+              </w:rPr>
+              <w:t xml:space="preserve">2026/12/31</w:t>
+            </w:r>
+          </w:p>
+        </w:tc>
+      </w:tr>
+      <w:tr>
+        <w:trPr>
+          <w:cantSplit/>
+        </w:trPr>
+        <w:tc>
+          <w:tcPr>
+            <w:vAlign w:val="center"/>
+            <w:tcW w:w="1300" w:type="dxa"/>
+            <w:tcMar>
+              <w:top w:w="100" w:type="dxa"/>
+              <w:left w:w="100" w:type="dxa"/>
+              <w:bottom w:w="100" w:type="dxa"/>
+              <w:right w:w="100" w:type="dxa"/>
+            </w:tcMar>
+            <w:shd w:fill="F6F8FB"/>
+          </w:tcPr>
+          <w:p>
+            <w:pPr>
+              <w:pStyle w:val="Compact"/>
+              <w:spacing w:line="276" w:lineRule="auto"/>
+              <w:ind w:left="0" w:right="0" w:firstLine="0"/>
+            </w:pPr>
+            <w:r>
+              <w:rPr>
+                <w:rFonts w:hint="eastAsia" w:ascii="Arial Unicode MS" w:hAnsi="Arial Unicode MS"/>
+                <w:b w:val="0"/>
+                <w:sz w:val="21"/>
+              </w:rPr>
+              <w:t xml:space="preserve">第</w:t>
+            </w:r>
+            <w:r>
+              <w:rPr>
+                <w:rFonts w:ascii="Arial Unicode MS" w:hAnsi="Arial Unicode MS"/>
+                <w:b w:val="0"/>
+                <w:sz w:val="21"/>
+              </w:rPr>
+              <w:t xml:space="preserve"> 15 </w:t>
+            </w:r>
+            <w:r>
+              <w:rPr>
+                <w:rFonts w:hint="eastAsia" w:ascii="Arial Unicode MS" w:hAnsi="Arial Unicode MS"/>
+                <w:b w:val="0"/>
+                <w:sz w:val="21"/>
+              </w:rPr>
+              <w:t xml:space="preserve">天</w:t>
+            </w:r>
+          </w:p>
+        </w:tc>
+        <w:tc>
+          <w:tcPr>
+            <w:vAlign w:val="center"/>
+            <w:tcW w:w="2200" w:type="dxa"/>
+            <w:tcMar>
+              <w:top w:w="100" w:type="dxa"/>
+              <w:left w:w="100" w:type="dxa"/>
+              <w:bottom w:w="100" w:type="dxa"/>
+              <w:right w:w="100" w:type="dxa"/>
+            </w:tcMar>
+            <w:shd w:fill="F6F8FB"/>
+          </w:tcPr>
+          <w:p>
+            <w:pPr>
+              <w:pStyle w:val="Compact"/>
+              <w:spacing w:line="276" w:lineRule="auto"/>
+              <w:ind w:left="0" w:right="0" w:firstLine="0"/>
+            </w:pPr>
+            <w:r>
+              <w:rPr>
+                <w:rFonts w:ascii="Arial Unicode MS" w:hAnsi="Arial Unicode MS"/>
+                <w:b w:val="0"/>
+                <w:sz w:val="21"/>
+              </w:rPr>
+              <w:t xml:space="preserve">10,000 </w:t>
+            </w:r>
+            <w:r>
+              <w:rPr>
+                <w:rFonts w:hint="eastAsia" w:ascii="Arial Unicode MS" w:hAnsi="Arial Unicode MS"/>
+                <w:b w:val="0"/>
+                <w:sz w:val="21"/>
+              </w:rPr>
+              <w:t xml:space="preserve">活動銀幣</w:t>
+            </w:r>
+          </w:p>
+        </w:tc>
+        <w:tc>
+          <w:tcPr>
+            <w:vAlign w:val="center"/>
+            <w:tcW w:w="2200" w:type="dxa"/>
+            <w:tcMar>
+              <w:top w:w="100" w:type="dxa"/>
+              <w:left w:w="100" w:type="dxa"/>
+              <w:bottom w:w="100" w:type="dxa"/>
+              <w:right w:w="100" w:type="dxa"/>
+            </w:tcMar>
+            <w:shd w:fill="F6F8FB"/>
+          </w:tcPr>
+          <w:p>
+            <w:pPr>
+              <w:pStyle w:val="Compact"/>
+              <w:spacing w:line="276" w:lineRule="auto"/>
+              <w:ind w:left="0" w:right="0" w:firstLine="0"/>
+            </w:pPr>
+            <w:r>
+              <w:rPr>
+                <w:rFonts w:hint="eastAsia" w:ascii="Arial Unicode MS" w:hAnsi="Arial Unicode MS"/>
+                <w:b w:val="0"/>
+                <w:sz w:val="21"/>
+              </w:rPr>
+              <w:t xml:space="preserve">0／100,000</w:t>
+            </w:r>
+          </w:p>
+        </w:tc>
+        <w:tc>
+          <w:tcPr>
+            <w:vAlign w:val="center"/>
+            <w:tcW w:w="1700" w:type="dxa"/>
+            <w:tcMar>
+              <w:top w:w="100" w:type="dxa"/>
+              <w:left w:w="100" w:type="dxa"/>
+              <w:bottom w:w="100" w:type="dxa"/>
+              <w:right w:w="100" w:type="dxa"/>
+            </w:tcMar>
+            <w:shd w:fill="F6F8FB"/>
+          </w:tcPr>
+          <w:p>
+            <w:pPr>
+              <w:pStyle w:val="Compact"/>
+              <w:spacing w:line="276" w:lineRule="auto"/>
+              <w:ind w:left="0" w:right="0" w:firstLine="0"/>
+            </w:pPr>
+            <w:r>
+              <w:rPr>
+                <w:rFonts w:ascii="Arial Unicode MS" w:hAnsi="Arial Unicode MS"/>
+                <w:b w:val="0"/>
+                <w:sz w:val="21"/>
+              </w:rPr>
+              <w:t xml:space="preserve">10,000</w:t>
+            </w:r>
+          </w:p>
+        </w:tc>
+        <w:tc>
+          <w:tcPr>
+            <w:vAlign w:val="center"/>
+            <w:tcW w:w="1960" w:type="dxa"/>
+            <w:tcMar>
+              <w:top w:w="100" w:type="dxa"/>
+              <w:left w:w="100" w:type="dxa"/>
+              <w:bottom w:w="100" w:type="dxa"/>
+              <w:right w:w="100" w:type="dxa"/>
+            </w:tcMar>
+            <w:shd w:fill="F6F8FB"/>
+          </w:tcPr>
+          <w:p>
+            <w:pPr>
+              <w:pStyle w:val="Compact"/>
+              <w:spacing w:line="276" w:lineRule="auto"/>
+              <w:ind w:left="0" w:right="0" w:firstLine="0"/>
+            </w:pPr>
+            <w:r>
+              <w:rPr>
+                <w:rFonts w:ascii="Arial Unicode MS" w:hAnsi="Arial Unicode MS"/>
+                <w:b w:val="0"/>
+                <w:sz w:val="21"/>
+              </w:rPr>
+              <w:t xml:space="preserve">2026/12/31</w:t>
+            </w:r>
+          </w:p>
+        </w:tc>
+      </w:tr>
+      <w:tr>
+        <w:trPr>
+          <w:cantSplit/>
+        </w:trPr>
+        <w:tc>
+          <w:tcPr>
+            <w:vAlign w:val="center"/>
+            <w:tcW w:w="1300" w:type="dxa"/>
+            <w:tcMar>
+              <w:top w:w="100" w:type="dxa"/>
+              <w:left w:w="100" w:type="dxa"/>
+              <w:bottom w:w="100" w:type="dxa"/>
+              <w:right w:w="100" w:type="dxa"/>
+            </w:tcMar>
+            <w:shd w:fill="FFFFFF"/>
+          </w:tcPr>
+          <w:p>
+            <w:pPr>
+              <w:pStyle w:val="Compact"/>
+              <w:spacing w:line="276" w:lineRule="auto"/>
+              <w:ind w:left="0" w:right="0" w:firstLine="0"/>
+            </w:pPr>
+            <w:r>
+              <w:rPr>
+                <w:rFonts w:hint="eastAsia" w:ascii="Arial Unicode MS" w:hAnsi="Arial Unicode MS"/>
+                <w:b w:val="0"/>
+                <w:sz w:val="21"/>
+              </w:rPr>
+              <w:t xml:space="preserve">第</w:t>
+            </w:r>
+            <w:r>
+              <w:rPr>
+                <w:rFonts w:ascii="Arial Unicode MS" w:hAnsi="Arial Unicode MS"/>
+                <w:b w:val="0"/>
+                <w:sz w:val="21"/>
+              </w:rPr>
+              <w:t xml:space="preserve"> 20 </w:t>
+            </w:r>
+            <w:r>
+              <w:rPr>
+                <w:rFonts w:hint="eastAsia" w:ascii="Arial Unicode MS" w:hAnsi="Arial Unicode MS"/>
+                <w:b w:val="0"/>
+                <w:sz w:val="21"/>
+              </w:rPr>
+              <w:t xml:space="preserve">天</w:t>
+            </w:r>
+          </w:p>
+        </w:tc>
+        <w:tc>
+          <w:tcPr>
+            <w:vAlign w:val="center"/>
+            <w:tcW w:w="2200" w:type="dxa"/>
+            <w:tcMar>
+              <w:top w:w="100" w:type="dxa"/>
+              <w:left w:w="100" w:type="dxa"/>
+              <w:bottom w:w="100" w:type="dxa"/>
+              <w:right w:w="100" w:type="dxa"/>
+            </w:tcMar>
+            <w:shd w:fill="FFFFFF"/>
+          </w:tcPr>
+          <w:p>
+            <w:pPr>
+              <w:pStyle w:val="Compact"/>
+              <w:spacing w:line="276" w:lineRule="auto"/>
+              <w:ind w:left="0" w:right="0" w:firstLine="0"/>
+            </w:pPr>
+            <w:r>
+              <w:rPr>
+                <w:rFonts w:ascii="Arial Unicode MS" w:hAnsi="Arial Unicode MS"/>
+                <w:b w:val="0"/>
+                <w:sz w:val="21"/>
+              </w:rPr>
+              <w:t xml:space="preserve">5,000 </w:t>
+            </w:r>
+            <w:r>
+              <w:rPr>
+                <w:rFonts w:hint="eastAsia" w:ascii="Arial Unicode MS" w:hAnsi="Arial Unicode MS"/>
+                <w:b w:val="0"/>
+                <w:sz w:val="21"/>
+              </w:rPr>
+              <w:t xml:space="preserve">活動銀幣</w:t>
+            </w:r>
+          </w:p>
+        </w:tc>
+        <w:tc>
+          <w:tcPr>
+            <w:vAlign w:val="center"/>
+            <w:tcW w:w="2200" w:type="dxa"/>
+            <w:tcMar>
+              <w:top w:w="100" w:type="dxa"/>
+              <w:left w:w="100" w:type="dxa"/>
+              <w:bottom w:w="100" w:type="dxa"/>
+              <w:right w:w="100" w:type="dxa"/>
+            </w:tcMar>
+            <w:shd w:fill="FFFFFF"/>
+          </w:tcPr>
+          <w:p>
+            <w:pPr>
+              <w:pStyle w:val="Compact"/>
+              <w:spacing w:line="276" w:lineRule="auto"/>
+              <w:ind w:left="0" w:right="0" w:firstLine="0"/>
+            </w:pPr>
+            <w:r>
+              <w:rPr>
+                <w:rFonts w:hint="eastAsia" w:ascii="Arial Unicode MS" w:hAnsi="Arial Unicode MS"/>
+                <w:b w:val="0"/>
+                <w:sz w:val="21"/>
+              </w:rPr>
+              <w:t xml:space="preserve">0／100,000</w:t>
+            </w:r>
+          </w:p>
+        </w:tc>
+        <w:tc>
+          <w:tcPr>
+            <w:vAlign w:val="center"/>
+            <w:tcW w:w="1700" w:type="dxa"/>
+            <w:tcMar>
+              <w:top w:w="100" w:type="dxa"/>
+              <w:left w:w="100" w:type="dxa"/>
+              <w:bottom w:w="100" w:type="dxa"/>
+              <w:right w:w="100" w:type="dxa"/>
+            </w:tcMar>
+            <w:shd w:fill="FFFFFF"/>
+          </w:tcPr>
+          <w:p>
+            <w:pPr>
+              <w:pStyle w:val="Compact"/>
+              <w:spacing w:line="276" w:lineRule="auto"/>
+              <w:ind w:left="0" w:right="0" w:firstLine="0"/>
+            </w:pPr>
+            <w:r>
+              <w:rPr>
+                <w:rFonts w:ascii="Arial Unicode MS" w:hAnsi="Arial Unicode MS"/>
+                <w:b w:val="0"/>
+                <w:sz w:val="21"/>
+              </w:rPr>
+              <w:t xml:space="preserve">10,000</w:t>
+            </w:r>
+          </w:p>
+        </w:tc>
+        <w:tc>
+          <w:tcPr>
+            <w:vAlign w:val="center"/>
+            <w:tcW w:w="1960" w:type="dxa"/>
+            <w:tcMar>
+              <w:top w:w="100" w:type="dxa"/>
+              <w:left w:w="100" w:type="dxa"/>
+              <w:bottom w:w="100" w:type="dxa"/>
+              <w:right w:w="100" w:type="dxa"/>
+            </w:tcMar>
+            <w:shd w:fill="FFFFFF"/>
+          </w:tcPr>
+          <w:p>
+            <w:pPr>
+              <w:pStyle w:val="Compact"/>
+              <w:spacing w:line="276" w:lineRule="auto"/>
+              <w:ind w:left="0" w:right="0" w:firstLine="0"/>
+            </w:pPr>
+            <w:r>
+              <w:rPr>
+                <w:rFonts w:ascii="Arial Unicode MS" w:hAnsi="Arial Unicode MS"/>
+                <w:b w:val="0"/>
+                <w:sz w:val="21"/>
+              </w:rPr>
+              <w:t xml:space="preserve">2026/12/31</w:t>
+            </w:r>
+          </w:p>
+        </w:tc>
+      </w:tr>
+    </w:tbl>
+    <w:p>
+      <w:pPr>
+        <w:pStyle w:val="BodyText"/>
+        <w:keepNext w:val="0"/>
+        <w:spacing w:before="0" w:after="240"/>
+      </w:pPr>
+      <w:r>
+        <w:rPr>
+          <w:rFonts w:hint="eastAsia"/>
+        </w:rPr>
+        <w:t xml:space="preserve">以上為</w:t>
+      </w:r>
+      <w:r>
+        <w:t xml:space="preserve"> Mock </w:t>
+      </w:r>
+      <w:r>
+        <w:rPr>
+          <w:rFonts w:hint="eastAsia"/>
+        </w:rPr>
+        <w:t xml:space="preserve">參數。第</w:t>
+      </w:r>
+      <w:r>
+        <w:t xml:space="preserve"> 10 </w:t>
+      </w:r>
+      <w:r>
+        <w:rPr>
+          <w:rFonts w:hint="eastAsia"/>
+        </w:rPr>
+        <w:t xml:space="preserve">天暫借第</w:t>
+      </w:r>
+      <w:r>
+        <w:t xml:space="preserve"> 15 </w:t>
+      </w:r>
+      <w:r>
+        <w:rPr>
+          <w:rFonts w:hint="eastAsia"/>
+        </w:rPr>
+        <w:t xml:space="preserve">天數值，正式金額、流水與上限待產品定案。原型累積進度預設</w:t>
+      </w:r>
+      <w:r>
+        <w:t xml:space="preserve"> 20 </w:t>
+      </w:r>
+      <w:r>
+        <w:rPr>
+          <w:rFonts w:hint="eastAsia"/>
+        </w:rPr>
+        <w:t xml:space="preserve">天，三個領獎節點皆未領取；此進度獨立於實際日期的簽到日曆，新增簽到或補簽仍增加累積進度。重新整理恢復展示預設。</w:t>
+      </w:r>
+    </w:p>
+    <w:bookmarkEnd w:id="30"/>
+    <w:bookmarkStart w:id="31" w:name="卡片欄位與狀態"/>
+    <w:p>
+      <w:pPr>
+        <w:pStyle w:val="Heading3"/>
+        <w:keepNext/>
+      </w:pPr>
+      <w:r>
+        <w:t xml:space="preserve">4.7.2 </w:t>
+      </w:r>
+      <w:r>
+        <w:rPr>
+          <w:rFonts w:hint="eastAsia"/>
+        </w:rPr>
+        <w:t xml:space="preserve">卡片欄位與狀態</w:t>
+      </w:r>
+    </w:p>
+    <w:p>
+      <w:pPr>
+        <w:pStyle w:val="FirstParagraph"/>
+        <w:keepNext w:val="0"/>
+        <w:spacing w:before="0" w:after="60"/>
+      </w:pPr>
+      <w:r>
+        <w:rPr>
+          <w:rFonts w:hint="eastAsia"/>
+        </w:rPr>
+        <w:t xml:space="preserve">卡片顯示名稱、來源、狀態、目前餘額、卡片總金額、已累積／目標流水、轉換上限及有效期限。轉換後另顯示已轉換額度、系統回收額度與時間。合併卡來源顯示其涵蓋的原始卡片張數。</w:t>
+      </w:r>
+    </w:p>
+    <w:p>
+      <w:pPr>
+        <w:pStyle w:val="BodyText"/>
+        <w:keepNext w:val="0"/>
+        <w:spacing w:before="0" w:after="240"/>
+      </w:pPr>
+      <w:r>
+        <w:rPr>
+          <w:rFonts w:hint="eastAsia"/>
+        </w:rPr>
+        <w:t xml:space="preserve">「活動銀幣卡片餘額」加總有效的未啟用、使用中與已停用卡片；「目前可用」只加總有效的使用中卡片。已轉換及已合併來源卡都不計入。到期日當天有效，當地時間翌日</w:t>
+      </w:r>
+      <w:r>
+        <w:t xml:space="preserve"> 00:00 </w:t>
+      </w:r>
+      <w:r>
+        <w:rPr>
+          <w:rFonts w:hint="eastAsia"/>
+        </w:rPr>
+        <w:t xml:space="preserve">起不可啟用、合併或轉換。</w:t>
+      </w:r>
+    </w:p>
+    <w:tbl>
+      <w:tblPr>
+        <w:tblStyle w:val="Table"/>
+        <w:tblW w:type="dxa" w:w="9360"/>
+        <w:jc w:val="left"/>
+        <w:tblLayout w:type="fixed"/>
+        <w:tblLook w:firstRow="1" w:lastRow="0" w:firstColumn="0" w:lastColumn="0" w:noHBand="0" w:noVBand="0" w:val="0020"/>
+        <w:tblInd w:w="120" w:type="dxa"/>
+        <w:tblBorders>
+          <w:top w:val="single" w:sz="4" w:space="0" w:color="B9C8DB"/>
+          <w:left w:val="single" w:sz="4" w:space="0" w:color="B9C8DB"/>
+          <w:bottom w:val="single" w:sz="4" w:space="0" w:color="B9C8DB"/>
+          <w:right w:val="single" w:sz="4" w:space="0" w:color="B9C8DB"/>
+          <w:insideH w:val="single" w:sz="4" w:space="0" w:color="B9C8DB"/>
+          <w:insideV w:val="single" w:sz="4" w:space="0" w:color="B9C8DB"/>
+        </w:tblBorders>
+      </w:tblPr>
+      <w:tblGrid>
+        <w:gridCol w:w="1900"/>
+        <w:gridCol w:w="7460"/>
+      </w:tblGrid>
+      <w:tr>
+        <w:trPr>
+          <w:tblHeader w:val="on"/>
+          <w:cantSplit/>
+        </w:trPr>
+        <w:tc>
+          <w:tcPr>
+            <w:tcW w:w="1900" w:type="dxa"/>
+            <w:tcMar>
+              <w:top w:w="80" w:type="dxa"/>
+              <w:start w:w="120" w:type="dxa"/>
+              <w:bottom w:w="80" w:type="dxa"/>
+              <w:end w:w="120" w:type="dxa"/>
+            </w:tcMar>
+            <w:vAlign w:val="center"/>
+            <w:shd w:fill="E8EEF5" w:val="clear"/>
+          </w:tcPr>
+          <w:p>
+            <w:pPr>
+              <w:pStyle w:val="Compact"/>
+              <w:keepNext w:val="0"/>
+              <w:spacing w:after="80" w:before="80" w:line="276" w:lineRule="auto"/>
+              <w:ind w:left="0" w:right="0" w:firstLine="0"/>
+            </w:pPr>
+            <w:r>
+              <w:rPr>
+                <w:rFonts w:hint="eastAsia" w:ascii="Arial Unicode MS" w:hAnsi="Arial Unicode MS" w:eastAsia="Arial Unicode MS"/>
+                <w:sz w:val="21"/>
+              </w:rPr>
+              <w:t xml:space="preserve">狀態</w:t>
+            </w:r>
+          </w:p>
+        </w:tc>
+        <w:tc>
+          <w:tcPr>
+            <w:tcW w:w="7460" w:type="dxa"/>
+            <w:tcMar>
+              <w:top w:w="80" w:type="dxa"/>
+              <w:start w:w="120" w:type="dxa"/>
+              <w:bottom w:w="80" w:type="dxa"/>
+              <w:end w:w="120" w:type="dxa"/>
+            </w:tcMar>
+            <w:vAlign w:val="center"/>
+            <w:shd w:fill="E8EEF5" w:val="clear"/>
+          </w:tcPr>
+          <w:p>
+            <w:pPr>
+              <w:pStyle w:val="Compact"/>
+              <w:keepNext w:val="0"/>
+              <w:spacing w:after="80" w:before="80" w:line="276" w:lineRule="auto"/>
+              <w:ind w:left="0" w:right="0" w:firstLine="0"/>
+            </w:pPr>
+            <w:r>
+              <w:rPr>
+                <w:rFonts w:hint="eastAsia" w:ascii="Arial Unicode MS" w:hAnsi="Arial Unicode MS" w:eastAsia="Arial Unicode MS"/>
+                <w:sz w:val="21"/>
+              </w:rPr>
+              <w:t xml:space="preserve">可執行操作</w:t>
+            </w:r>
+          </w:p>
+        </w:tc>
+      </w:tr>
+      <w:tr>
+        <w:trPr>
+          <w:cantSplit/>
+        </w:trPr>
+        <w:tc>
+          <w:tcPr>
+            <w:tcW w:w="1900" w:type="dxa"/>
+            <w:tcMar>
+              <w:top w:w="80" w:type="dxa"/>
+              <w:start w:w="120" w:type="dxa"/>
+              <w:bottom w:w="80" w:type="dxa"/>
+              <w:end w:w="120" w:type="dxa"/>
+            </w:tcMar>
+            <w:vAlign w:val="center"/>
+          </w:tcPr>
+          <w:p>
+            <w:pPr>
+              <w:pStyle w:val="Compact"/>
+              <w:keepNext w:val="0"/>
+              <w:spacing w:after="80" w:before="80" w:line="276" w:lineRule="auto"/>
+              <w:ind w:left="0" w:right="0" w:firstLine="0"/>
+            </w:pPr>
+            <w:r>
+              <w:rPr>
+                <w:rFonts w:hint="eastAsia" w:ascii="Arial Unicode MS" w:hAnsi="Arial Unicode MS" w:eastAsia="Arial Unicode MS"/>
+                <w:sz w:val="21"/>
+              </w:rPr>
+              <w:t xml:space="preserve">未啟用</w:t>
+            </w:r>
+          </w:p>
+        </w:tc>
+        <w:tc>
+          <w:tcPr>
+            <w:tcW w:w="7460" w:type="dxa"/>
+            <w:tcMar>
+              <w:top w:w="80" w:type="dxa"/>
+              <w:start w:w="120" w:type="dxa"/>
+              <w:bottom w:w="80" w:type="dxa"/>
+              <w:end w:w="120" w:type="dxa"/>
+            </w:tcMar>
+            <w:vAlign w:val="center"/>
+          </w:tcPr>
+          <w:p>
+            <w:pPr>
+              <w:pStyle w:val="Compact"/>
+              <w:keepNext w:val="0"/>
+              <w:spacing w:after="80" w:before="80" w:line="276" w:lineRule="auto"/>
+              <w:ind w:left="0" w:right="0" w:firstLine="0"/>
+            </w:pPr>
+            <w:r>
+              <w:rPr>
+                <w:rFonts w:hint="eastAsia" w:ascii="Arial Unicode MS" w:hAnsi="Arial Unicode MS" w:eastAsia="Arial Unicode MS"/>
+                <w:sz w:val="21"/>
+              </w:rPr>
+              <w:t xml:space="preserve">未過期時可啟用或合併；可刪除。</w:t>
+            </w:r>
+          </w:p>
+        </w:tc>
+      </w:tr>
+      <w:tr>
+        <w:trPr>
+          <w:cantSplit/>
+        </w:trPr>
+        <w:tc>
+          <w:tcPr>
+            <w:tcW w:w="1900" w:type="dxa"/>
+            <w:tcMar>
+              <w:top w:w="80" w:type="dxa"/>
+              <w:start w:w="120" w:type="dxa"/>
+              <w:bottom w:w="80" w:type="dxa"/>
+              <w:end w:w="120" w:type="dxa"/>
+            </w:tcMar>
+            <w:vAlign w:val="center"/>
+            <w:shd w:fill="F7F9FC" w:val="clear"/>
+          </w:tcPr>
+          <w:p>
+            <w:pPr>
+              <w:pStyle w:val="Compact"/>
+              <w:keepNext w:val="0"/>
+              <w:spacing w:after="80" w:before="80" w:line="276" w:lineRule="auto"/>
+              <w:ind w:left="0" w:right="0" w:firstLine="0"/>
+            </w:pPr>
+            <w:r>
+              <w:rPr>
+                <w:rFonts w:hint="eastAsia" w:ascii="Arial Unicode MS" w:hAnsi="Arial Unicode MS" w:eastAsia="Arial Unicode MS"/>
+                <w:sz w:val="21"/>
+              </w:rPr>
+              <w:t xml:space="preserve">使用中</w:t>
+            </w:r>
+          </w:p>
+        </w:tc>
+        <w:tc>
+          <w:tcPr>
+            <w:tcW w:w="7460" w:type="dxa"/>
+            <w:tcMar>
+              <w:top w:w="80" w:type="dxa"/>
+              <w:start w:w="120" w:type="dxa"/>
+              <w:bottom w:w="80" w:type="dxa"/>
+              <w:end w:w="120" w:type="dxa"/>
+            </w:tcMar>
+            <w:vAlign w:val="center"/>
+            <w:shd w:fill="F7F9FC" w:val="clear"/>
+          </w:tcPr>
+          <w:p>
+            <w:pPr>
+              <w:pStyle w:val="Compact"/>
+              <w:keepNext w:val="0"/>
+              <w:spacing w:after="80" w:before="80" w:line="276" w:lineRule="auto"/>
+              <w:ind w:left="0" w:right="0" w:firstLine="0"/>
+            </w:pPr>
+            <w:r>
+              <w:rPr>
+                <w:rFonts w:hint="eastAsia" w:ascii="Arial Unicode MS" w:hAnsi="Arial Unicode MS" w:eastAsia="Arial Unicode MS"/>
+                <w:sz w:val="21"/>
+              </w:rPr>
+              <w:t xml:space="preserve">可停用；不可刪除或合併。有效時開放遊戲使用及流水轉換。</w:t>
+            </w:r>
+          </w:p>
+        </w:tc>
+      </w:tr>
+      <w:tr>
+        <w:trPr>
+          <w:cantSplit/>
+        </w:trPr>
+        <w:tc>
+          <w:tcPr>
+            <w:tcW w:w="1900" w:type="dxa"/>
+            <w:tcMar>
+              <w:top w:w="80" w:type="dxa"/>
+              <w:start w:w="120" w:type="dxa"/>
+              <w:bottom w:w="80" w:type="dxa"/>
+              <w:end w:w="120" w:type="dxa"/>
+            </w:tcMar>
+            <w:vAlign w:val="center"/>
+          </w:tcPr>
+          <w:p>
+            <w:pPr>
+              <w:pStyle w:val="Compact"/>
+              <w:keepNext w:val="0"/>
+              <w:spacing w:after="80" w:before="80" w:line="276" w:lineRule="auto"/>
+              <w:ind w:left="0" w:right="0" w:firstLine="0"/>
+            </w:pPr>
+            <w:r>
+              <w:rPr>
+                <w:rFonts w:hint="eastAsia" w:ascii="Arial Unicode MS" w:hAnsi="Arial Unicode MS" w:eastAsia="Arial Unicode MS"/>
+                <w:sz w:val="21"/>
+              </w:rPr>
+              <w:t xml:space="preserve">已停用</w:t>
+            </w:r>
+          </w:p>
+        </w:tc>
+        <w:tc>
+          <w:tcPr>
+            <w:tcW w:w="7460" w:type="dxa"/>
+            <w:tcMar>
+              <w:top w:w="80" w:type="dxa"/>
+              <w:start w:w="120" w:type="dxa"/>
+              <w:bottom w:w="80" w:type="dxa"/>
+              <w:end w:w="120" w:type="dxa"/>
+            </w:tcMar>
+            <w:vAlign w:val="center"/>
+          </w:tcPr>
+          <w:p>
+            <w:pPr>
+              <w:pStyle w:val="Compact"/>
+              <w:keepNext w:val="0"/>
+              <w:spacing w:after="80" w:before="80" w:line="276" w:lineRule="auto"/>
+              <w:ind w:left="0" w:right="0" w:firstLine="0"/>
+            </w:pPr>
+            <w:r>
+              <w:rPr>
+                <w:rFonts w:hint="eastAsia" w:ascii="Arial Unicode MS" w:hAnsi="Arial Unicode MS" w:eastAsia="Arial Unicode MS"/>
+                <w:sz w:val="21"/>
+              </w:rPr>
+              <w:t xml:space="preserve">未過期時可重新啟用或合併；可刪除。</w:t>
+            </w:r>
+          </w:p>
+        </w:tc>
+      </w:tr>
+      <w:tr>
+        <w:trPr>
+          <w:cantSplit/>
+        </w:trPr>
+        <w:tc>
+          <w:tcPr>
+            <w:tcW w:w="1900" w:type="dxa"/>
+            <w:tcMar>
+              <w:top w:w="80" w:type="dxa"/>
+              <w:start w:w="120" w:type="dxa"/>
+              <w:bottom w:w="80" w:type="dxa"/>
+              <w:end w:w="120" w:type="dxa"/>
+            </w:tcMar>
+            <w:vAlign w:val="center"/>
+            <w:shd w:fill="F7F9FC" w:val="clear"/>
+          </w:tcPr>
+          <w:p>
+            <w:pPr>
+              <w:pStyle w:val="Compact"/>
+              <w:keepNext w:val="0"/>
+              <w:spacing w:after="80" w:before="80" w:line="276" w:lineRule="auto"/>
+              <w:ind w:left="0" w:right="0" w:firstLine="0"/>
+            </w:pPr>
+            <w:r>
+              <w:rPr>
+                <w:rFonts w:hint="eastAsia" w:ascii="Arial Unicode MS" w:hAnsi="Arial Unicode MS" w:eastAsia="Arial Unicode MS"/>
+                <w:sz w:val="21"/>
+              </w:rPr>
+              <w:t xml:space="preserve">已轉換</w:t>
+            </w:r>
+          </w:p>
+        </w:tc>
+        <w:tc>
+          <w:tcPr>
+            <w:tcW w:w="7460" w:type="dxa"/>
+            <w:tcMar>
+              <w:top w:w="80" w:type="dxa"/>
+              <w:start w:w="120" w:type="dxa"/>
+              <w:bottom w:w="80" w:type="dxa"/>
+              <w:end w:w="120" w:type="dxa"/>
+            </w:tcMar>
+            <w:vAlign w:val="center"/>
+            <w:shd w:fill="F7F9FC" w:val="clear"/>
+          </w:tcPr>
+          <w:p>
+            <w:pPr>
+              <w:pStyle w:val="Compact"/>
+              <w:keepNext w:val="0"/>
+              <w:spacing w:after="80" w:before="80" w:line="276" w:lineRule="auto"/>
+              <w:ind w:left="0" w:right="0" w:firstLine="0"/>
+            </w:pPr>
+            <w:r>
+              <w:rPr>
+                <w:rFonts w:hint="eastAsia" w:ascii="Arial Unicode MS" w:hAnsi="Arial Unicode MS" w:eastAsia="Arial Unicode MS"/>
+                <w:sz w:val="21"/>
+              </w:rPr>
+              <w:t xml:space="preserve">保留結果；不可啟用、刪除、合併或重複入帳。</w:t>
+            </w:r>
+          </w:p>
+        </w:tc>
+      </w:tr>
+      <w:tr>
+        <w:trPr>
+          <w:cantSplit/>
+        </w:trPr>
+        <w:tc>
+          <w:tcPr>
+            <w:tcW w:w="1900" w:type="dxa"/>
+            <w:tcMar>
+              <w:top w:w="80" w:type="dxa"/>
+              <w:start w:w="120" w:type="dxa"/>
+              <w:bottom w:w="80" w:type="dxa"/>
+              <w:end w:w="120" w:type="dxa"/>
+            </w:tcMar>
+            <w:vAlign w:val="center"/>
+          </w:tcPr>
+          <w:p>
+            <w:pPr>
+              <w:pStyle w:val="Compact"/>
+              <w:keepNext w:val="0"/>
+              <w:spacing w:after="80" w:before="80" w:line="276" w:lineRule="auto"/>
+              <w:ind w:left="0" w:right="0" w:firstLine="0"/>
+            </w:pPr>
+            <w:r>
+              <w:rPr>
+                <w:rFonts w:hint="eastAsia" w:ascii="Arial Unicode MS" w:hAnsi="Arial Unicode MS" w:eastAsia="Arial Unicode MS"/>
+                <w:sz w:val="21"/>
+              </w:rPr>
+              <w:t xml:space="preserve">已合併</w:t>
+            </w:r>
+          </w:p>
+        </w:tc>
+        <w:tc>
+          <w:tcPr>
+            <w:tcW w:w="7460" w:type="dxa"/>
+            <w:tcMar>
+              <w:top w:w="80" w:type="dxa"/>
+              <w:start w:w="120" w:type="dxa"/>
+              <w:bottom w:w="80" w:type="dxa"/>
+              <w:end w:w="120" w:type="dxa"/>
+            </w:tcMar>
+            <w:vAlign w:val="center"/>
+          </w:tcPr>
+          <w:p>
+            <w:pPr>
+              <w:pStyle w:val="Compact"/>
+              <w:keepNext w:val="0"/>
+              <w:spacing w:after="80" w:before="80" w:line="276" w:lineRule="auto"/>
+              <w:ind w:left="0" w:right="0" w:firstLine="0"/>
+            </w:pPr>
+            <w:r>
+              <w:rPr>
+                <w:rFonts w:hint="eastAsia" w:ascii="Arial Unicode MS" w:hAnsi="Arial Unicode MS" w:eastAsia="Arial Unicode MS"/>
+                <w:sz w:val="21"/>
+              </w:rPr>
+              <w:t xml:space="preserve">來源卡退出清單、保留來源關係，不可再次操作或計入額度。</w:t>
+            </w:r>
+          </w:p>
+        </w:tc>
+      </w:tr>
+      <w:tr>
+        <w:trPr>
+          <w:cantSplit/>
+        </w:trPr>
+        <w:tc>
+          <w:tcPr>
+            <w:tcW w:w="1900" w:type="dxa"/>
+            <w:tcMar>
+              <w:top w:w="80" w:type="dxa"/>
+              <w:start w:w="120" w:type="dxa"/>
+              <w:bottom w:w="80" w:type="dxa"/>
+              <w:end w:w="120" w:type="dxa"/>
+            </w:tcMar>
+            <w:vAlign w:val="center"/>
+            <w:shd w:fill="F7F9FC" w:val="clear"/>
+          </w:tcPr>
+          <w:p>
+            <w:pPr>
+              <w:pStyle w:val="Compact"/>
+              <w:keepNext w:val="0"/>
+              <w:spacing w:after="80" w:before="80" w:line="276" w:lineRule="auto"/>
+              <w:ind w:left="0" w:right="0" w:firstLine="0"/>
+            </w:pPr>
+            <w:r>
+              <w:rPr>
+                <w:rFonts w:hint="eastAsia" w:ascii="Arial Unicode MS" w:hAnsi="Arial Unicode MS" w:eastAsia="Arial Unicode MS"/>
+                <w:sz w:val="21"/>
+              </w:rPr>
+              <w:t xml:space="preserve">已過期</w:t>
+            </w:r>
+          </w:p>
+        </w:tc>
+        <w:tc>
+          <w:tcPr>
+            <w:tcW w:w="7460" w:type="dxa"/>
+            <w:tcMar>
+              <w:top w:w="80" w:type="dxa"/>
+              <w:start w:w="120" w:type="dxa"/>
+              <w:bottom w:w="80" w:type="dxa"/>
+              <w:end w:w="120" w:type="dxa"/>
+            </w:tcMar>
+            <w:vAlign w:val="center"/>
+            <w:shd w:fill="F7F9FC" w:val="clear"/>
+          </w:tcPr>
+          <w:p>
+            <w:pPr>
+              <w:pStyle w:val="Compact"/>
+              <w:keepNext w:val="0"/>
+              <w:spacing w:after="80" w:before="80" w:line="276" w:lineRule="auto"/>
+              <w:ind w:left="0" w:right="0" w:firstLine="0"/>
+            </w:pPr>
+            <w:r>
+              <w:rPr>
+                <w:rFonts w:hint="eastAsia" w:ascii="Arial Unicode MS" w:hAnsi="Arial Unicode MS" w:eastAsia="Arial Unicode MS"/>
+                <w:sz w:val="21"/>
+              </w:rPr>
+              <w:t xml:space="preserve">由到期日推導顯示。不可啟用、合併或轉換；使用中可停用後刪除。</w:t>
+            </w:r>
+          </w:p>
+        </w:tc>
+      </w:tr>
+    </w:tbl>
+    <w:p>
+      <w:pPr>
+        <w:pStyle w:val="BodyText"/>
+        <w:keepNext w:val="0"/>
+        <w:spacing w:before="0" w:after="240"/>
+      </w:pPr>
+      <w:r>
+        <w:rPr>
+          <w:rFonts w:hint="eastAsia"/>
+        </w:rPr>
+        <w:t xml:space="preserve">同時只能啟用一張活動銀幣卡；啟用另一張時原使用中卡自動停用。刪除須確認，且不恢復原任務領取資格。卡片規則說明及刪除確認只作用於當前頁籤。</w:t>
+      </w:r>
+    </w:p>
+    <w:bookmarkEnd w:id="31"/>
+    <w:bookmarkStart w:id="32" w:name="合併流程與計算"/>
+    <w:p>
+      <w:pPr>
+        <w:pStyle w:val="Heading3"/>
+        <w:keepNext/>
+      </w:pPr>
+      <w:r>
+        <w:t xml:space="preserve">4.7.3 </w:t>
+      </w:r>
+      <w:r>
+        <w:rPr>
+          <w:rFonts w:hint="eastAsia"/>
+        </w:rPr>
+        <w:t xml:space="preserve">合併流程與計算</w:t>
+      </w:r>
+    </w:p>
+    <w:p>
+      <w:pPr>
+        <w:pStyle w:val="Compact"/>
+        <w:keepNext w:val="0"/>
+        <w:numPr>
+          <w:ilvl w:val="0"/>
+          <w:numId w:val="1011"/>
+        </w:numPr>
+      </w:pPr>
+      <w:r>
+        <w:rPr>
+          <w:rFonts w:hint="eastAsia"/>
+        </w:rPr>
+        <w:t xml:space="preserve">至少有兩張符合資格的卡片時可進入合併模式。可選取任意兩張以上的未啟用或已停用有效卡片，使用中的卡片須先停用。</w:t>
+      </w:r>
+    </w:p>
+    <w:p>
+      <w:pPr>
+        <w:pStyle w:val="Compact"/>
+        <w:keepNext w:val="0"/>
+        <w:numPr>
+          <w:ilvl w:val="0"/>
+          <w:numId w:val="1011"/>
+        </w:numPr>
+      </w:pPr>
+      <w:r>
+        <w:rPr>
+          <w:rFonts w:hint="eastAsia"/>
+        </w:rPr>
+        <w:t xml:space="preserve">進入模式後卡片顯示勾選框。未滿兩張時確認停用；取消或切換頁籤會清除選取，不改動卡片。</w:t>
+      </w:r>
+    </w:p>
+    <w:p>
+      <w:pPr>
+        <w:pStyle w:val="Compact"/>
+        <w:keepNext w:val="0"/>
+        <w:numPr>
+          <w:ilvl w:val="0"/>
+          <w:numId w:val="1011"/>
+        </w:numPr>
+      </w:pPr>
+      <w:r>
+        <w:rPr>
+          <w:rFonts w:hint="eastAsia"/>
+        </w:rPr>
+        <w:t xml:space="preserve">預覽顯示選取張數、合併後目前餘額、總金額、流水、轉換上限與期限。各項金額、已累積流水及目標流水分別加總，進度按加總後流水比值重新計算。有效期限採最晚到期日，短期限卡片因此延長。</w:t>
+      </w:r>
+    </w:p>
+    <w:p>
+      <w:pPr>
+        <w:pStyle w:val="Compact"/>
+        <w:keepNext w:val="0"/>
+        <w:numPr>
+          <w:ilvl w:val="0"/>
+          <w:numId w:val="1011"/>
+        </w:numPr>
+      </w:pPr>
+      <w:r>
+        <w:rPr>
+          <w:rFonts w:hint="eastAsia"/>
+        </w:rPr>
+        <w:t xml:space="preserve">確認時再次驗證資格，一次將所選來源卡標記已合併並產生新識別碼的「活動銀幣合併卡」。新卡為未啟用，置於清單最上方並回到頂部。一般金銀銅錢包不變，不新增銀幣入帳紀錄。</w:t>
+      </w:r>
+    </w:p>
+    <w:p>
+      <w:pPr>
+        <w:pStyle w:val="Compact"/>
+        <w:keepNext w:val="0"/>
+        <w:numPr>
+          <w:ilvl w:val="0"/>
+          <w:numId w:val="1011"/>
+        </w:numPr>
+      </w:pPr>
+      <w:r>
+        <w:rPr>
+          <w:rFonts w:hint="eastAsia"/>
+        </w:rPr>
+        <w:t xml:space="preserve">合併卡可再次與其他符合資格的卡片合併。原任務領取記錄獨立保留，來源卡合併或刪除不會恢復領取資格。重複點擊不得重複建立卡片。</w:t>
+      </w:r>
+    </w:p>
+    <w:p>
+      <w:pPr>
+        <w:pStyle w:val="FirstParagraph"/>
+        <w:keepNext w:val="0"/>
+        <w:spacing w:before="0" w:after="60"/>
+      </w:pPr>
+      <w:r>
+        <w:rPr>
+          <w:rFonts w:hint="eastAsia"/>
+        </w:rPr>
+        <w:t xml:space="preserve">例：已累積／目標流水</w:t>
+      </w:r>
+      <w:r>
+        <w:t xml:space="preserve"> </w:t>
+      </w:r>
+      <w:r>
+        <w:rPr>
+          <w:rFonts w:hint="eastAsia"/>
+        </w:rPr>
+        <w:t xml:space="preserve">20,000／100,000</w:t>
+      </w:r>
+      <w:r>
+        <w:t xml:space="preserve"> </w:t>
+      </w:r>
+      <w:r>
+        <w:rPr>
+          <w:rFonts w:hint="eastAsia"/>
+        </w:rPr>
+        <w:t xml:space="preserve">與</w:t>
+      </w:r>
+      <w:r>
+        <w:t xml:space="preserve"> </w:t>
+      </w:r>
+      <w:r>
+        <w:rPr>
+          <w:rFonts w:hint="eastAsia"/>
+        </w:rPr>
+        <w:t xml:space="preserve">30,000／200,000</w:t>
+      </w:r>
+      <w:r>
+        <w:t xml:space="preserve"> </w:t>
+      </w:r>
+      <w:r>
+        <w:rPr>
+          <w:rFonts w:hint="eastAsia"/>
+        </w:rPr>
+        <w:t xml:space="preserve">合併為</w:t>
+      </w:r>
+      <w:r>
+        <w:t xml:space="preserve"> </w:t>
+      </w:r>
+      <w:r>
+        <w:rPr>
+          <w:rFonts w:hint="eastAsia"/>
+        </w:rPr>
+        <w:t xml:space="preserve">50,000／300,000，進度約</w:t>
+      </w:r>
+      <w:r>
+        <w:t xml:space="preserve"> </w:t>
+      </w:r>
+      <w:r>
+        <w:rPr>
+          <w:rFonts w:hint="eastAsia"/>
+        </w:rPr>
+        <w:t xml:space="preserve">16.7%，不直接加總百分比。</w:t>
+      </w:r>
+    </w:p>
+    <w:bookmarkEnd w:id="32"/>
+    <w:bookmarkStart w:id="33" w:name="遊戲轉換與保存邊界"/>
+    <w:p>
+      <w:pPr>
+        <w:pStyle w:val="Heading3"/>
+        <w:keepNext/>
+      </w:pPr>
+      <w:r>
+        <w:t xml:space="preserve">4.7.4 </w:t>
+      </w:r>
+      <w:r>
+        <w:rPr>
+          <w:rFonts w:hint="eastAsia"/>
+        </w:rPr>
+        <w:t xml:space="preserve">遊戲轉換與保存邊界</w:t>
+      </w:r>
+    </w:p>
+    <w:p>
+      <w:pPr>
+        <w:pStyle w:val="FirstParagraph"/>
+        <w:keepNext w:val="0"/>
+        <w:spacing w:before="0" w:after="60"/>
+      </w:pPr>
+      <w:r>
+        <w:rPr>
+          <w:rFonts w:hint="eastAsia"/>
+        </w:rPr>
+        <w:t xml:space="preserve">有效的使用中活動銀幣卡可從支援此幣別的遊戲入口使用。原型透過遊戲內</w:t>
+      </w:r>
+      <w:r>
+        <w:t xml:space="preserve"> Mock </w:t>
+      </w:r>
+      <w:r>
+        <w:rPr>
+          <w:rFonts w:hint="eastAsia"/>
+        </w:rPr>
+        <w:t xml:space="preserve">完成流水按鈕將流水設為目標，將目前餘額與轉換上限中的較小值轉入銀幣錢包，超過上限部分回收；卡片餘額歸零並標為已轉換，同時新增一筆銀行紀錄及轉換結果提示。合併卡的轉換上限由所有來源卡共同使用。</w:t>
+      </w:r>
+    </w:p>
+    <w:p>
+      <w:pPr>
+        <w:pStyle w:val="BodyText"/>
+        <w:keepNext w:val="0"/>
+        <w:spacing w:before="0" w:after="240"/>
+      </w:pPr>
+      <w:r>
+        <w:rPr>
+          <w:rFonts w:hint="eastAsia"/>
+        </w:rPr>
+        <w:t xml:space="preserve">卡片、領取記錄、合併來源與轉換結果由共用</w:t>
+      </w:r>
+      <w:r>
+        <w:t xml:space="preserve"> Mock </w:t>
+      </w:r>
+      <w:r>
+        <w:rPr>
+          <w:rFonts w:hint="eastAsia"/>
+        </w:rPr>
+        <w:t xml:space="preserve">狀態保存，切換頁籤、重開彈窗及進出遊戲不重置；重新整理則與金融</w:t>
+      </w:r>
+      <w:r>
+        <w:t xml:space="preserve"> Mock </w:t>
+      </w:r>
+      <w:r>
+        <w:rPr>
+          <w:rFonts w:hint="eastAsia"/>
+        </w:rPr>
+        <w:t xml:space="preserve">一起重置。此版本未新增後端保存、真實遊戲結算或正式帳務保證。</w:t>
+      </w:r>
+    </w:p>
+    <w:bookmarkEnd w:id="33"/>
     <w:bookmarkEnd w:id="19"/>
     <w:bookmarkEnd w:id="20"/>
     <w:bookmarkStart w:id="33" w:name="X53b35f5c3f972b4da5326797a6d2ad3964e7c21"/>
@@ -19247,6 +20783,110 @@
           </w:p>
         </w:tc>
       </w:tr>
+      <w:tr>
+        <w:trPr>
+          <w:cantSplit/>
+        </w:trPr>
+        <w:tc>
+          <w:tcPr>
+            <w:tcW w:w="1900" w:type="dxa"/>
+            <w:tcMar>
+              <w:top w:w="80" w:type="dxa"/>
+              <w:start w:w="120" w:type="dxa"/>
+              <w:bottom w:w="80" w:type="dxa"/>
+              <w:end w:w="120" w:type="dxa"/>
+            </w:tcMar>
+            <w:vAlign w:val="center"/>
+            <w:shd w:fill="F7F9FC" w:val="clear"/>
+          </w:tcPr>
+          <w:p>
+            <w:pPr>
+              <w:pStyle w:val="Compact"/>
+              <w:keepNext w:val="0"/>
+              <w:spacing w:after="80" w:before="80" w:line="276" w:lineRule="auto"/>
+              <w:ind w:left="0" w:right="0" w:firstLine="0"/>
+            </w:pPr>
+            <w:r>
+              <w:rPr>
+                <w:rStyle w:val="VerbatimChar"/>
+                <w:rFonts w:ascii="Arial Unicode MS" w:hAnsi="Arial Unicode MS" w:eastAsia="Arial Unicode MS"/>
+                <w:sz w:val="21"/>
+              </w:rPr>
+              <w:t xml:space="preserve">rewards</w:t>
+            </w:r>
+          </w:p>
+        </w:tc>
+        <w:tc>
+          <w:tcPr>
+            <w:tcW w:w="2600" w:type="dxa"/>
+            <w:tcMar>
+              <w:top w:w="80" w:type="dxa"/>
+              <w:start w:w="120" w:type="dxa"/>
+              <w:bottom w:w="80" w:type="dxa"/>
+              <w:end w:w="120" w:type="dxa"/>
+            </w:tcMar>
+            <w:vAlign w:val="center"/>
+            <w:shd w:fill="F7F9FC" w:val="clear"/>
+          </w:tcPr>
+          <w:p>
+            <w:pPr>
+              <w:pStyle w:val="Compact"/>
+              <w:keepNext w:val="0"/>
+              <w:spacing w:after="80" w:before="80" w:line="276" w:lineRule="auto"/>
+              <w:ind w:left="0" w:right="0" w:firstLine="0"/>
+            </w:pPr>
+            <w:r>
+              <w:rPr>
+                <w:rFonts w:hint="eastAsia" w:ascii="Arial Unicode MS" w:hAnsi="Arial Unicode MS" w:eastAsia="Arial Unicode MS"/>
+                <w:sz w:val="21"/>
+              </w:rPr>
+              <w:t xml:space="preserve">獎勵卡</w:t>
+            </w:r>
+          </w:p>
+        </w:tc>
+        <w:tc>
+          <w:tcPr>
+            <w:tcW w:w="4860" w:type="dxa"/>
+            <w:tcMar>
+              <w:top w:w="80" w:type="dxa"/>
+              <w:start w:w="120" w:type="dxa"/>
+              <w:bottom w:w="80" w:type="dxa"/>
+              <w:end w:w="120" w:type="dxa"/>
+            </w:tcMar>
+            <w:vAlign w:val="center"/>
+            <w:shd w:fill="F7F9FC" w:val="clear"/>
+          </w:tcPr>
+          <w:p>
+            <w:pPr>
+              <w:pStyle w:val="Compact"/>
+              <w:keepNext w:val="0"/>
+              <w:spacing w:after="80" w:before="80" w:line="276" w:lineRule="auto"/>
+              <w:ind w:left="0" w:right="0" w:firstLine="0"/>
+            </w:pPr>
+            <w:r>
+              <w:rPr>
+                <w:rFonts w:hint="eastAsia" w:ascii="Arial Unicode MS" w:hAnsi="Arial Unicode MS" w:eastAsia="Arial Unicode MS"/>
+                <w:sz w:val="21"/>
+              </w:rPr>
+              <w:t xml:space="preserve">顯示活動銀幣卡片及合併操作，位於</w:t>
+            </w:r>
+            <w:r>
+              <w:rPr>
+                <w:rFonts w:ascii="Arial Unicode MS" w:hAnsi="Arial Unicode MS" w:eastAsia="Arial Unicode MS"/>
+                <w:sz w:val="21"/>
+              </w:rPr>
+              <w:t xml:space="preserve"> VIP </w:t>
+            </w:r>
+            <w:r>
+              <w:rPr>
+                <w:rFonts w:hint="eastAsia" w:ascii="Arial Unicode MS" w:hAnsi="Arial Unicode MS" w:eastAsia="Arial Unicode MS"/>
+                <w:sz w:val="21"/>
+              </w:rPr>
+              <w:t xml:space="preserve">與遊戲紀錄之間。</w:t>
+            </w:r>
+          </w:p>
+        </w:tc>
+      </w:tr>
     </w:tbl>
     <w:p>
       <w:pPr>
@@ -19256,26 +20896,23 @@
         <w:rPr>
           <w:rFonts w:hint="eastAsia" w:ascii="Arial Unicode MS" w:hAnsi="Arial Unicode MS" w:eastAsia="Arial Unicode MS" w:cs="Arial Unicode MS"/>
         </w:rPr>
-        <w:t xml:space="preserve">頁籤狀態不保存。關閉後再次開啟固定回到</w:t>
+        <w:t>頁籤狀態不保存。從 Header 再次開啟預設為 profile；從 Footer 獎勵卡入口開啟則直接顯示 rewards。</w:t>
       </w:r>
       <w:r>
         <w:rPr>
           <w:rFonts w:ascii="Arial Unicode MS" w:hAnsi="Arial Unicode MS" w:eastAsia="Arial Unicode MS" w:cs="Arial Unicode MS"/>
         </w:rPr>
-        <w:t xml:space="preserve"> </w:t>
       </w:r>
       <w:r>
         <w:rPr>
           <w:rStyle w:val="VerbatimChar"/>
           <w:rFonts w:ascii="Arial Unicode MS" w:hAnsi="Arial Unicode MS" w:eastAsia="Arial Unicode MS" w:cs="Arial Unicode MS"/>
         </w:rPr>
-        <w:t xml:space="preserve">profile</w:t>
       </w:r>
       <w:r>
         <w:rPr>
           <w:rFonts w:ascii="Arial Unicode MS" w:hAnsi="Arial Unicode MS" w:eastAsia="Arial Unicode MS" w:cs="Arial Unicode MS"/>
         </w:rPr>
-        <w:t xml:space="preserve">。</w:t>
       </w:r>
     </w:p>
     <w:bookmarkEnd w:id="34"/>
@@ -25451,6 +27088,124 @@
       </w:tr>
       <w:tr>
         <w:trPr>
+          <w:cantSplit/>
+        </w:trPr>
+        <w:tc>
+          <w:tcPr>
+            <w:tcW w:w="2800" w:type="dxa"/>
+            <w:tcMar>
+              <w:top w:w="80" w:type="dxa"/>
+              <w:start w:w="120" w:type="dxa"/>
+              <w:bottom w:w="80" w:type="dxa"/>
+              <w:end w:w="120" w:type="dxa"/>
+            </w:tcMar>
+            <w:vAlign w:val="center"/>
+            <w:shd w:fill="F7F9FC" w:val="clear"/>
+          </w:tcPr>
+          <w:p>
+            <w:pPr>
+              <w:pStyle w:val="Compact"/>
+              <w:keepNext w:val="0"/>
+              <w:spacing w:after="80" w:before="80" w:line="276" w:lineRule="auto"/>
+              <w:ind w:left="0" w:right="0" w:firstLine="0"/>
+            </w:pPr>
+            <w:r>
+              <w:rPr>
+                <w:rFonts w:ascii="Arial Unicode MS" w:hAnsi="Arial Unicode MS" w:eastAsia="Arial Unicode MS"/>
+                <w:sz w:val="21"/>
+              </w:rPr>
+              <w:t xml:space="preserve">Footer </w:t>
+            </w:r>
+            <w:r>
+              <w:rPr>
+                <w:rFonts w:hint="eastAsia" w:ascii="Arial Unicode MS" w:hAnsi="Arial Unicode MS" w:eastAsia="Arial Unicode MS"/>
+                <w:sz w:val="21"/>
+              </w:rPr>
+              <w:t xml:space="preserve">獎勵卡／獎勵卡頁籤</w:t>
+            </w:r>
+          </w:p>
+        </w:tc>
+        <w:tc>
+          <w:tcPr>
+            <w:tcW w:w="2700" w:type="dxa"/>
+            <w:tcMar>
+              <w:top w:w="80" w:type="dxa"/>
+              <w:start w:w="120" w:type="dxa"/>
+              <w:bottom w:w="80" w:type="dxa"/>
+              <w:end w:w="120" w:type="dxa"/>
+            </w:tcMar>
+            <w:vAlign w:val="center"/>
+            <w:shd w:fill="F7F9FC" w:val="clear"/>
+          </w:tcPr>
+          <w:p>
+            <w:pPr>
+              <w:pStyle w:val="Compact"/>
+              <w:keepNext w:val="0"/>
+              <w:spacing w:after="80" w:before="80" w:line="276" w:lineRule="auto"/>
+              <w:ind w:left="0" w:right="0" w:firstLine="0"/>
+            </w:pPr>
+            <w:r>
+              <w:rPr>
+                <w:rFonts w:hint="eastAsia" w:ascii="Arial Unicode MS" w:hAnsi="Arial Unicode MS" w:eastAsia="Arial Unicode MS"/>
+                <w:sz w:val="21"/>
+              </w:rPr>
+              <w:t xml:space="preserve">開啟或切換個人資訊內容</w:t>
+            </w:r>
+          </w:p>
+        </w:tc>
+        <w:tc>
+          <w:tcPr>
+            <w:tcW w:w="3860" w:type="dxa"/>
+            <w:tcMar>
+              <w:top w:w="80" w:type="dxa"/>
+              <w:start w:w="120" w:type="dxa"/>
+              <w:bottom w:w="80" w:type="dxa"/>
+              <w:end w:w="120" w:type="dxa"/>
+            </w:tcMar>
+            <w:vAlign w:val="center"/>
+            <w:shd w:fill="F7F9FC" w:val="clear"/>
+          </w:tcPr>
+          <w:p>
+            <w:pPr>
+              <w:pStyle w:val="Compact"/>
+              <w:keepNext w:val="0"/>
+              <w:spacing w:after="80" w:before="80" w:line="276" w:lineRule="auto"/>
+              <w:ind w:left="0" w:right="0" w:firstLine="0"/>
+            </w:pPr>
+            <w:r>
+              <w:rPr>
+                <w:rStyle w:val="VerbatimChar"/>
+                <w:rFonts w:ascii="Arial Unicode MS" w:hAnsi="Arial Unicode MS" w:eastAsia="Arial Unicode MS"/>
+                <w:sz w:val="21"/>
+              </w:rPr>
+              <w:t xml:space="preserve">rewards</w:t>
+            </w:r>
+            <w:r>
+              <w:rPr>
+                <w:rFonts w:hint="eastAsia" w:ascii="Arial Unicode MS" w:hAnsi="Arial Unicode MS" w:eastAsia="Arial Unicode MS"/>
+                <w:sz w:val="21"/>
+              </w:rPr>
+              <w:t xml:space="preserve">；卡片操作與合併依第</w:t>
+            </w:r>
+            <w:r>
+              <w:rPr>
+                <w:rFonts w:ascii="Arial Unicode MS" w:hAnsi="Arial Unicode MS" w:eastAsia="Arial Unicode MS"/>
+                <w:sz w:val="21"/>
+              </w:rPr>
+              <w:t xml:space="preserve"> 4.7 </w:t>
+            </w:r>
+            <w:r>
+              <w:rPr>
+                <w:rFonts w:hint="eastAsia" w:ascii="Arial Unicode MS" w:hAnsi="Arial Unicode MS" w:eastAsia="Arial Unicode MS"/>
+                <w:sz w:val="21"/>
+              </w:rPr>
+              <w:t xml:space="preserve">節。</w:t>
+            </w:r>
+          </w:p>
+        </w:tc>
+      </w:tr>
+      <w:tr>
+        <w:trPr>
           <w:cantSplit w:val="true"/>
         </w:trPr>
         <w:tc>
@@ -27499,8 +29254,8 @@
       </w:tblGrid>
       <w:tr>
         <w:trPr>
-          <w:tblHeader w:val="true"/>
-          <w:cantSplit w:val="true"/>
+          <w:tblHeader w:val="on"/>
+          <w:cantSplit/>
         </w:trPr>
         <w:tc>
           <w:tcPr>
@@ -27518,36 +29273,34 @@
             <w:pPr>
               <w:pStyle w:val="Compact"/>
               <w:keepNext/>
-              <w:keepLines/>
-              <w:spacing w:before="0" w:after="40" w:line="276" w:lineRule="auto"/>
-              <w:jc w:val="left"/>
-            </w:pPr>
-            <w:r>
-              <w:rPr>
-                <w:rFonts w:ascii="Arial Unicode MS" w:hAnsi="Arial Unicode MS" w:eastAsia="Arial Unicode MS" w:cs="Arial Unicode MS"/>
+              <w:spacing w:after="80" w:before="80" w:line="276" w:lineRule="auto"/>
+              <w:ind w:left="0" w:right="0" w:firstLine="0"/>
+              <w:jc w:val="left"/>
+            </w:pPr>
+            <w:r>
+              <w:rPr>
+                <w:rFonts w:ascii="Arial Unicode MS" w:hAnsi="Arial Unicode MS" w:eastAsia="Arial Unicode MS"/>
                 <w:b/>
                 <w:bCs/>
-                <w:color w:val="172033"/>
-                <w:sz w:val="19"/>
+                <w:sz w:val="21"/>
               </w:rPr>
               <w:t xml:space="preserve">US-U02 </w:t>
             </w:r>
             <w:r>
               <w:rPr>
-                <w:rFonts w:hint="eastAsia" w:ascii="Arial Unicode MS" w:hAnsi="Arial Unicode MS" w:eastAsia="Arial Unicode MS" w:cs="Arial Unicode MS"/>
+                <w:rFonts w:hint="eastAsia" w:ascii="Arial Unicode MS" w:hAnsi="Arial Unicode MS" w:eastAsia="Arial Unicode MS"/>
                 <w:b/>
                 <w:bCs/>
-                <w:color w:val="172033"/>
-                <w:sz w:val="19"/>
-              </w:rPr>
-              <w:t xml:space="preserve">切換四個頁籤</w:t>
+                <w:sz w:val="21"/>
+              </w:rPr>
+              <w:t xml:space="preserve">切換五個頁籤</w:t>
             </w:r>
           </w:p>
         </w:tc>
       </w:tr>
       <w:tr>
         <w:trPr>
-          <w:cantSplit w:val="true"/>
+          <w:cantSplit/>
         </w:trPr>
         <w:tc>
           <w:tcPr>
@@ -27564,24 +29317,23 @@
             <w:pPr>
               <w:pStyle w:val="Compact"/>
               <w:keepNext/>
-              <w:keepLines/>
-              <w:spacing w:before="0" w:after="60" w:line="276" w:lineRule="auto"/>
-              <w:jc w:val="left"/>
-            </w:pPr>
-            <w:r>
-              <w:rPr>
-                <w:rFonts w:hint="eastAsia" w:ascii="Arial Unicode MS" w:hAnsi="Arial Unicode MS" w:eastAsia="Arial Unicode MS" w:cs="Arial Unicode MS"/>
-                <w:color w:val="172033"/>
-                <w:sz w:val="19"/>
-              </w:rPr>
-              <w:t xml:space="preserve">身為會員，我要在同一個彈窗查看四類資訊。</w:t>
+              <w:spacing w:after="80" w:before="80" w:line="276" w:lineRule="auto"/>
+              <w:ind w:left="0" w:right="0" w:firstLine="0"/>
+              <w:jc w:val="left"/>
+            </w:pPr>
+            <w:r>
+              <w:rPr>
+                <w:rFonts w:hint="eastAsia" w:ascii="Arial Unicode MS" w:hAnsi="Arial Unicode MS" w:eastAsia="Arial Unicode MS"/>
+                <w:sz w:val="21"/>
+              </w:rPr>
+              <w:t>身為會員，我要在同一個彈窗查看五類資訊。</w:t>
             </w:r>
           </w:p>
         </w:tc>
       </w:tr>
       <w:tr>
         <w:trPr>
-          <w:cantSplit w:val="true"/>
+          <w:cantSplit/>
         </w:trPr>
         <w:tc>
           <w:tcPr>
@@ -27598,33 +29350,30 @@
             <w:pPr>
               <w:pStyle w:val="Compact"/>
               <w:keepNext/>
-              <w:keepLines/>
-              <w:spacing w:before="0" w:after="60" w:line="276" w:lineRule="auto"/>
-              <w:jc w:val="left"/>
-            </w:pPr>
-            <w:r>
-              <w:rPr>
-                <w:rFonts w:ascii="Arial Unicode MS" w:hAnsi="Arial Unicode MS" w:eastAsia="Arial Unicode MS" w:cs="Arial Unicode MS"/>
+              <w:spacing w:after="80" w:before="80" w:line="276" w:lineRule="auto"/>
+              <w:ind w:left="0" w:right="0" w:firstLine="0"/>
+              <w:jc w:val="left"/>
+            </w:pPr>
+            <w:r>
+              <w:rPr>
+                <w:rFonts w:ascii="Arial Unicode MS" w:hAnsi="Arial Unicode MS" w:eastAsia="Arial Unicode MS"/>
                 <w:b/>
                 <w:bCs/>
-                <w:color w:val="172033"/>
-                <w:sz w:val="19"/>
+                <w:sz w:val="21"/>
               </w:rPr>
               <w:t xml:space="preserve">GIVEN</w:t>
             </w:r>
             <w:r>
               <w:rPr>
-                <w:rFonts w:ascii="Arial Unicode MS" w:hAnsi="Arial Unicode MS" w:eastAsia="Arial Unicode MS" w:cs="Arial Unicode MS"/>
-                <w:color w:val="172033"/>
-                <w:sz w:val="19"/>
+                <w:rFonts w:ascii="Arial Unicode MS" w:hAnsi="Arial Unicode MS" w:eastAsia="Arial Unicode MS"/>
+                <w:sz w:val="21"/>
               </w:rPr>
               <w:t xml:space="preserve"> </w:t>
             </w:r>
             <w:r>
               <w:rPr>
-                <w:rFonts w:hint="eastAsia" w:ascii="Arial Unicode MS" w:hAnsi="Arial Unicode MS" w:eastAsia="Arial Unicode MS" w:cs="Arial Unicode MS"/>
-                <w:color w:val="172033"/>
-                <w:sz w:val="19"/>
+                <w:rFonts w:hint="eastAsia" w:ascii="Arial Unicode MS" w:hAnsi="Arial Unicode MS" w:eastAsia="Arial Unicode MS"/>
+                <w:sz w:val="21"/>
               </w:rPr>
               <w:t xml:space="preserve">個人資訊已開啟。</w:t>
             </w:r>
@@ -27633,7 +29382,7 @@
       </w:tr>
       <w:tr>
         <w:trPr>
-          <w:cantSplit w:val="true"/>
+          <w:cantSplit/>
         </w:trPr>
         <w:tc>
           <w:tcPr>
@@ -27650,58 +29399,53 @@
             <w:pPr>
               <w:pStyle w:val="Compact"/>
               <w:keepNext/>
-              <w:keepLines/>
-              <w:spacing w:before="0" w:after="60" w:line="276" w:lineRule="auto"/>
-              <w:jc w:val="left"/>
-            </w:pPr>
-            <w:r>
-              <w:rPr>
-                <w:rFonts w:ascii="Arial Unicode MS" w:hAnsi="Arial Unicode MS" w:eastAsia="Arial Unicode MS" w:cs="Arial Unicode MS"/>
+              <w:spacing w:after="80" w:before="80" w:line="276" w:lineRule="auto"/>
+              <w:ind w:left="0" w:right="0" w:firstLine="0"/>
+              <w:jc w:val="left"/>
+            </w:pPr>
+            <w:r>
+              <w:rPr>
+                <w:rFonts w:ascii="Arial Unicode MS" w:hAnsi="Arial Unicode MS" w:eastAsia="Arial Unicode MS"/>
                 <w:b/>
                 <w:bCs/>
-                <w:color w:val="172033"/>
-                <w:sz w:val="19"/>
+                <w:sz w:val="21"/>
               </w:rPr>
               <w:t xml:space="preserve">WHEN</w:t>
             </w:r>
             <w:r>
               <w:rPr>
-                <w:rFonts w:ascii="Arial Unicode MS" w:hAnsi="Arial Unicode MS" w:eastAsia="Arial Unicode MS" w:cs="Arial Unicode MS"/>
-                <w:color w:val="172033"/>
-                <w:sz w:val="19"/>
+                <w:rFonts w:ascii="Arial Unicode MS" w:hAnsi="Arial Unicode MS" w:eastAsia="Arial Unicode MS"/>
+                <w:sz w:val="21"/>
               </w:rPr>
               <w:t xml:space="preserve"> </w:t>
             </w:r>
             <w:r>
               <w:rPr>
-                <w:rFonts w:hint="eastAsia" w:ascii="Arial Unicode MS" w:hAnsi="Arial Unicode MS" w:eastAsia="Arial Unicode MS" w:cs="Arial Unicode MS"/>
-                <w:color w:val="172033"/>
-                <w:sz w:val="19"/>
+                <w:rFonts w:hint="eastAsia" w:ascii="Arial Unicode MS" w:hAnsi="Arial Unicode MS" w:eastAsia="Arial Unicode MS"/>
+                <w:sz w:val="21"/>
               </w:rPr>
               <w:t xml:space="preserve">依序點擊基本資料、帳號綁定、VIP</w:t>
             </w:r>
             <w:r>
               <w:rPr>
-                <w:rFonts w:ascii="Arial Unicode MS" w:hAnsi="Arial Unicode MS" w:eastAsia="Arial Unicode MS" w:cs="Arial Unicode MS"/>
-                <w:color w:val="172033"/>
-                <w:sz w:val="19"/>
+                <w:rFonts w:ascii="Arial Unicode MS" w:hAnsi="Arial Unicode MS" w:eastAsia="Arial Unicode MS"/>
+                <w:sz w:val="21"/>
               </w:rPr>
               <w:t xml:space="preserve"> </w:t>
             </w:r>
             <w:r>
               <w:rPr>
-                <w:rFonts w:hint="eastAsia" w:ascii="Arial Unicode MS" w:hAnsi="Arial Unicode MS" w:eastAsia="Arial Unicode MS" w:cs="Arial Unicode MS"/>
-                <w:color w:val="172033"/>
-                <w:sz w:val="19"/>
-              </w:rPr>
-              <w:t xml:space="preserve">等級與遊戲紀錄。</w:t>
+                <w:rFonts w:hint="eastAsia" w:ascii="Arial Unicode MS" w:hAnsi="Arial Unicode MS" w:eastAsia="Arial Unicode MS"/>
+                <w:sz w:val="21"/>
+              </w:rPr>
+              <w:t xml:space="preserve">等級、獎勵卡與遊戲紀錄。</w:t>
             </w:r>
           </w:p>
         </w:tc>
       </w:tr>
       <w:tr>
         <w:trPr>
-          <w:cantSplit w:val="true"/>
+          <w:cantSplit/>
         </w:trPr>
         <w:tc>
           <w:tcPr>
@@ -27718,33 +29462,30 @@
             <w:pPr>
               <w:pStyle w:val="Compact"/>
               <w:keepNext w:val="0"/>
-              <w:keepLines/>
-              <w:spacing w:before="0" w:after="60" w:line="276" w:lineRule="auto"/>
-              <w:jc w:val="left"/>
-            </w:pPr>
-            <w:r>
-              <w:rPr>
-                <w:rFonts w:ascii="Arial Unicode MS" w:hAnsi="Arial Unicode MS" w:eastAsia="Arial Unicode MS" w:cs="Arial Unicode MS"/>
+              <w:spacing w:after="80" w:before="80" w:line="276" w:lineRule="auto"/>
+              <w:ind w:left="0" w:right="0" w:firstLine="0"/>
+              <w:jc w:val="left"/>
+            </w:pPr>
+            <w:r>
+              <w:rPr>
+                <w:rFonts w:ascii="Arial Unicode MS" w:hAnsi="Arial Unicode MS" w:eastAsia="Arial Unicode MS"/>
                 <w:b/>
                 <w:bCs/>
-                <w:color w:val="172033"/>
-                <w:sz w:val="19"/>
+                <w:sz w:val="21"/>
               </w:rPr>
               <w:t xml:space="preserve">THEN</w:t>
             </w:r>
             <w:r>
               <w:rPr>
-                <w:rFonts w:ascii="Arial Unicode MS" w:hAnsi="Arial Unicode MS" w:eastAsia="Arial Unicode MS" w:cs="Arial Unicode MS"/>
-                <w:color w:val="172033"/>
-                <w:sz w:val="19"/>
+                <w:rFonts w:ascii="Arial Unicode MS" w:hAnsi="Arial Unicode MS" w:eastAsia="Arial Unicode MS"/>
+                <w:sz w:val="21"/>
               </w:rPr>
               <w:t xml:space="preserve"> </w:t>
             </w:r>
             <w:r>
               <w:rPr>
-                <w:rFonts w:hint="eastAsia" w:ascii="Arial Unicode MS" w:hAnsi="Arial Unicode MS" w:eastAsia="Arial Unicode MS" w:cs="Arial Unicode MS"/>
-                <w:color w:val="172033"/>
-                <w:sz w:val="19"/>
+                <w:rFonts w:hint="eastAsia" w:ascii="Arial Unicode MS" w:hAnsi="Arial Unicode MS" w:eastAsia="Arial Unicode MS"/>
+                <w:sz w:val="21"/>
               </w:rPr>
               <w:t xml:space="preserve">內容依頁籤切換，共用玩家摘要持續顯示。</w:t>
             </w:r>
@@ -30607,6 +32348,281 @@
                 <w:sz w:val="19"/>
               </w:rPr>
               <w:t xml:space="preserve">10,001,000，出現成功提示，按鈕改為反灰且停用的「已領取」。</w:t>
+            </w:r>
+          </w:p>
+        </w:tc>
+      </w:tr>
+    </w:tbl>
+    <w:p>
+      <w:pPr>
+        <w:keepNext w:val="0"/>
+      </w:pPr>
+    </w:p>
+    <w:tbl>
+      <w:tblPr>
+        <w:tblStyle w:val="Table"/>
+        <w:tblW w:type="dxa" w:w="9360"/>
+        <w:jc w:val="left"/>
+        <w:tblLayout w:type="fixed"/>
+        <w:tblLook w:firstRow="1" w:lastRow="0" w:firstColumn="0" w:lastColumn="0" w:noHBand="0" w:noVBand="0" w:val="0020"/>
+        <w:tblInd w:w="120" w:type="dxa"/>
+        <w:tblBorders>
+          <w:top w:val="single" w:sz="4" w:space="0" w:color="B9C8DB"/>
+          <w:left w:val="single" w:sz="4" w:space="0" w:color="B9C8DB"/>
+          <w:bottom w:val="single" w:sz="4" w:space="0" w:color="B9C8DB"/>
+          <w:right w:val="single" w:sz="4" w:space="0" w:color="B9C8DB"/>
+          <w:insideH w:val="single" w:sz="4" w:space="0" w:color="B9C8DB"/>
+          <w:insideV w:val="single" w:sz="4" w:space="0" w:color="B9C8DB"/>
+        </w:tblBorders>
+      </w:tblPr>
+      <w:tblGrid>
+        <w:gridCol w:w="9360"/>
+      </w:tblGrid>
+      <w:tr>
+        <w:trPr>
+          <w:tblHeader w:val="on"/>
+          <w:cantSplit/>
+        </w:trPr>
+        <w:tc>
+          <w:tcPr>
+            <w:tcW w:w="9360" w:type="dxa"/>
+            <w:tcMar>
+              <w:top w:w="80" w:type="dxa"/>
+              <w:start w:w="120" w:type="dxa"/>
+              <w:bottom w:w="80" w:type="dxa"/>
+              <w:end w:w="120" w:type="dxa"/>
+            </w:tcMar>
+            <w:vAlign w:val="center"/>
+            <w:shd w:fill="E8EEF5" w:val="clear"/>
+          </w:tcPr>
+          <w:p>
+            <w:pPr>
+              <w:pStyle w:val="Compact"/>
+              <w:keepNext/>
+              <w:spacing w:after="80" w:before="80" w:line="276" w:lineRule="auto"/>
+              <w:ind w:left="0" w:right="0" w:firstLine="0"/>
+            </w:pPr>
+            <w:r>
+              <w:rPr>
+                <w:rFonts w:ascii="Arial Unicode MS" w:hAnsi="Arial Unicode MS" w:eastAsia="Arial Unicode MS"/>
+                <w:b/>
+                <w:bCs/>
+                <w:sz w:val="21"/>
+              </w:rPr>
+              <w:t xml:space="preserve">US-U12 </w:t>
+            </w:r>
+            <w:r>
+              <w:rPr>
+                <w:rFonts w:hint="eastAsia" w:ascii="Arial Unicode MS" w:hAnsi="Arial Unicode MS" w:eastAsia="Arial Unicode MS"/>
+                <w:b/>
+                <w:bCs/>
+                <w:sz w:val="21"/>
+              </w:rPr>
+              <w:t xml:space="preserve">領取與合併獎勵卡</w:t>
+            </w:r>
+          </w:p>
+        </w:tc>
+      </w:tr>
+      <w:tr>
+        <w:trPr>
+          <w:cantSplit/>
+        </w:trPr>
+        <w:tc>
+          <w:tcPr>
+            <w:tcW w:w="9360" w:type="dxa"/>
+            <w:tcMar>
+              <w:top w:w="80" w:type="dxa"/>
+              <w:start w:w="120" w:type="dxa"/>
+              <w:bottom w:w="80" w:type="dxa"/>
+              <w:end w:w="120" w:type="dxa"/>
+            </w:tcMar>
+            <w:vAlign w:val="center"/>
+          </w:tcPr>
+          <w:p>
+            <w:pPr>
+              <w:pStyle w:val="Compact"/>
+              <w:keepNext/>
+              <w:spacing w:after="80" w:before="80" w:line="276" w:lineRule="auto"/>
+              <w:ind w:left="0" w:right="0" w:firstLine="0"/>
+            </w:pPr>
+            <w:r>
+              <w:rPr>
+                <w:rFonts w:hint="eastAsia" w:ascii="Arial Unicode MS" w:hAnsi="Arial Unicode MS" w:eastAsia="Arial Unicode MS"/>
+                <w:sz w:val="21"/>
+              </w:rPr>
+              <w:t xml:space="preserve">身為會員，我要在個人資訊集中管理活動銀幣卡，並於合併前確認新的額度與期限。</w:t>
+            </w:r>
+          </w:p>
+        </w:tc>
+      </w:tr>
+      <w:tr>
+        <w:trPr>
+          <w:cantSplit/>
+        </w:trPr>
+        <w:tc>
+          <w:tcPr>
+            <w:tcW w:w="9360" w:type="dxa"/>
+            <w:tcMar>
+              <w:top w:w="80" w:type="dxa"/>
+              <w:start w:w="120" w:type="dxa"/>
+              <w:bottom w:w="80" w:type="dxa"/>
+              <w:end w:w="120" w:type="dxa"/>
+            </w:tcMar>
+            <w:vAlign w:val="center"/>
+          </w:tcPr>
+          <w:p>
+            <w:pPr>
+              <w:pStyle w:val="Compact"/>
+              <w:keepNext/>
+              <w:spacing w:after="80" w:before="80" w:line="276" w:lineRule="auto"/>
+              <w:ind w:left="0" w:right="0" w:firstLine="0"/>
+            </w:pPr>
+            <w:r>
+              <w:rPr>
+                <w:rFonts w:ascii="Arial Unicode MS" w:hAnsi="Arial Unicode MS" w:eastAsia="Arial Unicode MS"/>
+                <w:b/>
+                <w:bCs/>
+                <w:sz w:val="21"/>
+              </w:rPr>
+              <w:t xml:space="preserve">GIVEN</w:t>
+            </w:r>
+            <w:r>
+              <w:rPr>
+                <w:rFonts w:ascii="Arial Unicode MS" w:hAnsi="Arial Unicode MS" w:eastAsia="Arial Unicode MS"/>
+                <w:sz w:val="21"/>
+              </w:rPr>
+              <w:t xml:space="preserve"> </w:t>
+            </w:r>
+            <w:r>
+              <w:rPr>
+                <w:rFonts w:hint="eastAsia" w:ascii="Arial Unicode MS" w:hAnsi="Arial Unicode MS" w:eastAsia="Arial Unicode MS"/>
+                <w:sz w:val="21"/>
+              </w:rPr>
+              <w:t xml:space="preserve">已取得第</w:t>
+            </w:r>
+            <w:r>
+              <w:rPr>
+                <w:rFonts w:ascii="Arial Unicode MS" w:hAnsi="Arial Unicode MS" w:eastAsia="Arial Unicode MS"/>
+                <w:sz w:val="21"/>
+              </w:rPr>
+              <w:t xml:space="preserve"> 10、15、20 </w:t>
+            </w:r>
+            <w:r>
+              <w:rPr>
+                <w:rFonts w:hint="eastAsia" w:ascii="Arial Unicode MS" w:hAnsi="Arial Unicode MS" w:eastAsia="Arial Unicode MS"/>
+                <w:sz w:val="21"/>
+              </w:rPr>
+              <w:t xml:space="preserve">天獎勵卡。</w:t>
+            </w:r>
+          </w:p>
+        </w:tc>
+      </w:tr>
+      <w:tr>
+        <w:trPr>
+          <w:cantSplit/>
+        </w:trPr>
+        <w:tc>
+          <w:tcPr>
+            <w:tcW w:w="9360" w:type="dxa"/>
+            <w:tcMar>
+              <w:top w:w="80" w:type="dxa"/>
+              <w:start w:w="120" w:type="dxa"/>
+              <w:bottom w:w="80" w:type="dxa"/>
+              <w:end w:w="120" w:type="dxa"/>
+            </w:tcMar>
+            <w:vAlign w:val="center"/>
+          </w:tcPr>
+          <w:p>
+            <w:pPr>
+              <w:pStyle w:val="Compact"/>
+              <w:keepNext/>
+              <w:spacing w:after="80" w:before="80" w:line="276" w:lineRule="auto"/>
+              <w:ind w:left="0" w:right="0" w:firstLine="0"/>
+            </w:pPr>
+            <w:r>
+              <w:rPr>
+                <w:rFonts w:ascii="Arial Unicode MS" w:hAnsi="Arial Unicode MS" w:eastAsia="Arial Unicode MS"/>
+                <w:b/>
+                <w:bCs/>
+                <w:sz w:val="21"/>
+              </w:rPr>
+              <w:t xml:space="preserve">WHEN</w:t>
+            </w:r>
+            <w:r>
+              <w:rPr>
+                <w:rFonts w:ascii="Arial Unicode MS" w:hAnsi="Arial Unicode MS" w:eastAsia="Arial Unicode MS"/>
+                <w:sz w:val="21"/>
+              </w:rPr>
+              <w:t xml:space="preserve"> </w:t>
+            </w:r>
+            <w:r>
+              <w:rPr>
+                <w:rFonts w:hint="eastAsia" w:ascii="Arial Unicode MS" w:hAnsi="Arial Unicode MS" w:eastAsia="Arial Unicode MS"/>
+                <w:sz w:val="21"/>
+              </w:rPr>
+              <w:t xml:space="preserve">從</w:t>
+            </w:r>
+            <w:r>
+              <w:rPr>
+                <w:rFonts w:ascii="Arial Unicode MS" w:hAnsi="Arial Unicode MS" w:eastAsia="Arial Unicode MS"/>
+                <w:sz w:val="21"/>
+              </w:rPr>
+              <w:t xml:space="preserve"> Footer </w:t>
+            </w:r>
+            <w:r>
+              <w:rPr>
+                <w:rFonts w:hint="eastAsia" w:ascii="Arial Unicode MS" w:hAnsi="Arial Unicode MS" w:eastAsia="Arial Unicode MS"/>
+                <w:sz w:val="21"/>
+              </w:rPr>
+              <w:t xml:space="preserve">開啟獎勵卡並選取合格卡片確認合併。</w:t>
+            </w:r>
+          </w:p>
+        </w:tc>
+      </w:tr>
+      <w:tr>
+        <w:trPr>
+          <w:cantSplit/>
+        </w:trPr>
+        <w:tc>
+          <w:tcPr>
+            <w:tcW w:w="9360" w:type="dxa"/>
+            <w:tcMar>
+              <w:top w:w="80" w:type="dxa"/>
+              <w:start w:w="120" w:type="dxa"/>
+              <w:bottom w:w="80" w:type="dxa"/>
+              <w:end w:w="120" w:type="dxa"/>
+            </w:tcMar>
+            <w:vAlign w:val="center"/>
+          </w:tcPr>
+          <w:p>
+            <w:pPr>
+              <w:pStyle w:val="Compact"/>
+              <w:keepNext w:val="0"/>
+              <w:spacing w:after="80" w:before="80" w:line="276" w:lineRule="auto"/>
+              <w:ind w:left="0" w:right="0" w:firstLine="0"/>
+            </w:pPr>
+            <w:r>
+              <w:rPr>
+                <w:rFonts w:ascii="Arial Unicode MS" w:hAnsi="Arial Unicode MS" w:eastAsia="Arial Unicode MS"/>
+                <w:b/>
+                <w:bCs/>
+                <w:sz w:val="21"/>
+              </w:rPr>
+              <w:t xml:space="preserve">THEN</w:t>
+            </w:r>
+            <w:r>
+              <w:rPr>
+                <w:rFonts w:ascii="Arial Unicode MS" w:hAnsi="Arial Unicode MS" w:eastAsia="Arial Unicode MS"/>
+                <w:sz w:val="21"/>
+              </w:rPr>
+              <w:t xml:space="preserve"> </w:t>
+            </w:r>
+            <w:r>
+              <w:rPr>
+                <w:rFonts w:hint="eastAsia" w:ascii="Arial Unicode MS" w:hAnsi="Arial Unicode MS" w:eastAsia="Arial Unicode MS"/>
+                <w:sz w:val="21"/>
+              </w:rPr>
+              <w:t xml:space="preserve">顯示未啟用的新卡與加總額度，原卡退出清單，任務維持已領取。</w:t>
             </w:r>
           </w:p>
         </w:tc>
@@ -30702,7 +32718,7 @@
       </w:tr>
       <w:tr>
         <w:trPr>
-          <w:cantSplit w:val="true"/>
+          <w:cantSplit/>
         </w:trPr>
         <w:tc>
           <w:tcPr>
@@ -30719,17 +32735,16 @@
             <w:pPr>
               <w:pStyle w:val="Compact"/>
               <w:keepNext/>
-              <w:keepLines/>
-              <w:spacing w:before="0" w:after="60" w:line="276" w:lineRule="auto"/>
-              <w:jc w:val="left"/>
-            </w:pPr>
-            <w:r>
-              <w:rPr>
-                <w:rFonts w:hint="eastAsia" w:ascii="Arial Unicode MS" w:hAnsi="Arial Unicode MS" w:eastAsia="Arial Unicode MS" w:cs="Arial Unicode MS"/>
-                <w:color w:val="172033"/>
-                <w:sz w:val="19"/>
-              </w:rPr>
-              <w:t xml:space="preserve">身為開發人員，我要讓四個頁籤共用同一份會員摘要。</w:t>
+              <w:spacing w:after="80" w:before="80" w:line="276" w:lineRule="auto"/>
+              <w:ind w:left="0" w:right="0" w:firstLine="0"/>
+              <w:jc w:val="left"/>
+            </w:pPr>
+            <w:r>
+              <w:rPr>
+                <w:rFonts w:hint="eastAsia" w:ascii="Arial Unicode MS" w:hAnsi="Arial Unicode MS" w:eastAsia="Arial Unicode MS"/>
+                <w:sz w:val="21"/>
+              </w:rPr>
+              <w:t xml:space="preserve">身為開發人員，我要讓五個頁籤共用同一份會員摘要。</w:t>
             </w:r>
           </w:p>
         </w:tc>
@@ -30788,7 +32803,7 @@
       </w:tr>
       <w:tr>
         <w:trPr>
-          <w:cantSplit w:val="true"/>
+          <w:cantSplit/>
         </w:trPr>
         <w:tc>
           <w:tcPr>
@@ -30805,35 +32820,32 @@
             <w:pPr>
               <w:pStyle w:val="Compact"/>
               <w:keepNext/>
-              <w:keepLines/>
-              <w:spacing w:before="0" w:after="60" w:line="276" w:lineRule="auto"/>
-              <w:jc w:val="left"/>
-            </w:pPr>
-            <w:r>
-              <w:rPr>
-                <w:rFonts w:ascii="Arial Unicode MS" w:hAnsi="Arial Unicode MS" w:eastAsia="Arial Unicode MS" w:cs="Arial Unicode MS"/>
+              <w:spacing w:after="80" w:before="80" w:line="276" w:lineRule="auto"/>
+              <w:ind w:left="0" w:right="0" w:firstLine="0"/>
+              <w:jc w:val="left"/>
+            </w:pPr>
+            <w:r>
+              <w:rPr>
+                <w:rFonts w:ascii="Arial Unicode MS" w:hAnsi="Arial Unicode MS" w:eastAsia="Arial Unicode MS"/>
                 <w:b/>
                 <w:bCs/>
-                <w:color w:val="172033"/>
-                <w:sz w:val="19"/>
+                <w:sz w:val="21"/>
               </w:rPr>
               <w:t xml:space="preserve">WHEN</w:t>
             </w:r>
             <w:r>
               <w:rPr>
-                <w:rFonts w:ascii="Arial Unicode MS" w:hAnsi="Arial Unicode MS" w:eastAsia="Arial Unicode MS" w:cs="Arial Unicode MS"/>
-                <w:color w:val="172033"/>
-                <w:sz w:val="19"/>
+                <w:rFonts w:ascii="Arial Unicode MS" w:hAnsi="Arial Unicode MS" w:eastAsia="Arial Unicode MS"/>
+                <w:sz w:val="21"/>
               </w:rPr>
               <w:t xml:space="preserve"> </w:t>
             </w:r>
             <w:r>
               <w:rPr>
-                <w:rFonts w:hint="eastAsia" w:ascii="Arial Unicode MS" w:hAnsi="Arial Unicode MS" w:eastAsia="Arial Unicode MS" w:cs="Arial Unicode MS"/>
-                <w:color w:val="172033"/>
-                <w:sz w:val="19"/>
-              </w:rPr>
-              <w:t xml:space="preserve">在四個頁籤間切換。</w:t>
+                <w:rFonts w:hint="eastAsia" w:ascii="Arial Unicode MS" w:hAnsi="Arial Unicode MS" w:eastAsia="Arial Unicode MS"/>
+                <w:sz w:val="21"/>
+              </w:rPr>
+              <w:t xml:space="preserve">在五個頁籤間切換。</w:t>
             </w:r>
           </w:p>
         </w:tc>
@@ -33952,6 +35964,253 @@
                 <w:sz w:val="19"/>
               </w:rPr>
               <w:t xml:space="preserve">只入帳一次並新增一筆紀錄；重開後按鈕仍為停用的「已領取」。</w:t>
+            </w:r>
+          </w:p>
+        </w:tc>
+      </w:tr>
+    </w:tbl>
+    <w:p>
+      <w:pPr>
+        <w:keepNext w:val="0"/>
+      </w:pPr>
+    </w:p>
+    <w:tbl>
+      <w:tblPr>
+        <w:tblStyle w:val="Table"/>
+        <w:tblW w:type="dxa" w:w="9360"/>
+        <w:jc w:val="left"/>
+        <w:tblLayout w:type="fixed"/>
+        <w:tblLook w:firstRow="1" w:lastRow="0" w:firstColumn="0" w:lastColumn="0" w:noHBand="0" w:noVBand="0" w:val="0020"/>
+        <w:tblInd w:w="120" w:type="dxa"/>
+        <w:tblBorders>
+          <w:top w:val="single" w:sz="4" w:space="0" w:color="B9C8DB"/>
+          <w:left w:val="single" w:sz="4" w:space="0" w:color="B9C8DB"/>
+          <w:bottom w:val="single" w:sz="4" w:space="0" w:color="B9C8DB"/>
+          <w:right w:val="single" w:sz="4" w:space="0" w:color="B9C8DB"/>
+          <w:insideH w:val="single" w:sz="4" w:space="0" w:color="B9C8DB"/>
+          <w:insideV w:val="single" w:sz="4" w:space="0" w:color="B9C8DB"/>
+        </w:tblBorders>
+      </w:tblPr>
+      <w:tblGrid>
+        <w:gridCol w:w="9360"/>
+      </w:tblGrid>
+      <w:tr>
+        <w:trPr>
+          <w:tblHeader w:val="on"/>
+          <w:cantSplit/>
+        </w:trPr>
+        <w:tc>
+          <w:tcPr>
+            <w:tcW w:w="9360" w:type="dxa"/>
+            <w:tcMar>
+              <w:top w:w="80" w:type="dxa"/>
+              <w:start w:w="120" w:type="dxa"/>
+              <w:bottom w:w="80" w:type="dxa"/>
+              <w:end w:w="120" w:type="dxa"/>
+            </w:tcMar>
+            <w:vAlign w:val="center"/>
+            <w:shd w:fill="E8EEF5" w:val="clear"/>
+          </w:tcPr>
+          <w:p>
+            <w:pPr>
+              <w:pStyle w:val="Compact"/>
+              <w:keepNext/>
+              <w:spacing w:after="80" w:before="80" w:line="276" w:lineRule="auto"/>
+              <w:ind w:left="0" w:right="0" w:firstLine="0"/>
+            </w:pPr>
+            <w:r>
+              <w:rPr>
+                <w:rFonts w:ascii="Arial Unicode MS" w:hAnsi="Arial Unicode MS" w:eastAsia="Arial Unicode MS"/>
+                <w:b/>
+                <w:bCs/>
+                <w:sz w:val="21"/>
+              </w:rPr>
+              <w:t xml:space="preserve">US-D12 </w:t>
+            </w:r>
+            <w:r>
+              <w:rPr>
+                <w:rFonts w:hint="eastAsia" w:ascii="Arial Unicode MS" w:hAnsi="Arial Unicode MS" w:eastAsia="Arial Unicode MS"/>
+                <w:b/>
+                <w:bCs/>
+                <w:sz w:val="21"/>
+              </w:rPr>
+              <w:t xml:space="preserve">維持卡片合併的一致性</w:t>
+            </w:r>
+          </w:p>
+        </w:tc>
+      </w:tr>
+      <w:tr>
+        <w:trPr>
+          <w:cantSplit/>
+        </w:trPr>
+        <w:tc>
+          <w:tcPr>
+            <w:tcW w:w="9360" w:type="dxa"/>
+            <w:tcMar>
+              <w:top w:w="80" w:type="dxa"/>
+              <w:start w:w="120" w:type="dxa"/>
+              <w:bottom w:w="80" w:type="dxa"/>
+              <w:end w:w="120" w:type="dxa"/>
+            </w:tcMar>
+            <w:vAlign w:val="center"/>
+          </w:tcPr>
+          <w:p>
+            <w:pPr>
+              <w:pStyle w:val="Compact"/>
+              <w:keepNext/>
+              <w:spacing w:after="80" w:before="80" w:line="276" w:lineRule="auto"/>
+              <w:ind w:left="0" w:right="0" w:firstLine="0"/>
+            </w:pPr>
+            <w:r>
+              <w:rPr>
+                <w:rFonts w:hint="eastAsia" w:ascii="Arial Unicode MS" w:hAnsi="Arial Unicode MS" w:eastAsia="Arial Unicode MS"/>
+                <w:sz w:val="21"/>
+              </w:rPr>
+              <w:t xml:space="preserve">身為開發人員，我要一次完成來源卡失效與新卡建立，避免重複使用同一份活動銀幣。</w:t>
+            </w:r>
+          </w:p>
+        </w:tc>
+      </w:tr>
+      <w:tr>
+        <w:trPr>
+          <w:cantSplit/>
+        </w:trPr>
+        <w:tc>
+          <w:tcPr>
+            <w:tcW w:w="9360" w:type="dxa"/>
+            <w:tcMar>
+              <w:top w:w="80" w:type="dxa"/>
+              <w:start w:w="120" w:type="dxa"/>
+              <w:bottom w:w="80" w:type="dxa"/>
+              <w:end w:w="120" w:type="dxa"/>
+            </w:tcMar>
+            <w:vAlign w:val="center"/>
+          </w:tcPr>
+          <w:p>
+            <w:pPr>
+              <w:pStyle w:val="Compact"/>
+              <w:keepNext/>
+              <w:spacing w:after="80" w:before="80" w:line="276" w:lineRule="auto"/>
+              <w:ind w:left="0" w:right="0" w:firstLine="0"/>
+            </w:pPr>
+            <w:r>
+              <w:rPr>
+                <w:rFonts w:ascii="Arial Unicode MS" w:hAnsi="Arial Unicode MS" w:eastAsia="Arial Unicode MS"/>
+                <w:b/>
+                <w:bCs/>
+                <w:sz w:val="21"/>
+              </w:rPr>
+              <w:t xml:space="preserve">GIVEN</w:t>
+            </w:r>
+            <w:r>
+              <w:rPr>
+                <w:rFonts w:ascii="Arial Unicode MS" w:hAnsi="Arial Unicode MS" w:eastAsia="Arial Unicode MS"/>
+                <w:sz w:val="21"/>
+              </w:rPr>
+              <w:t xml:space="preserve"> </w:t>
+            </w:r>
+            <w:r>
+              <w:rPr>
+                <w:rFonts w:hint="eastAsia" w:ascii="Arial Unicode MS" w:hAnsi="Arial Unicode MS" w:eastAsia="Arial Unicode MS"/>
+                <w:sz w:val="21"/>
+              </w:rPr>
+              <w:t xml:space="preserve">來源卡資格與領取紀錄可供檢查。</w:t>
+            </w:r>
+          </w:p>
+        </w:tc>
+      </w:tr>
+      <w:tr>
+        <w:trPr>
+          <w:cantSplit/>
+        </w:trPr>
+        <w:tc>
+          <w:tcPr>
+            <w:tcW w:w="9360" w:type="dxa"/>
+            <w:tcMar>
+              <w:top w:w="80" w:type="dxa"/>
+              <w:start w:w="120" w:type="dxa"/>
+              <w:bottom w:w="80" w:type="dxa"/>
+              <w:end w:w="120" w:type="dxa"/>
+            </w:tcMar>
+            <w:vAlign w:val="center"/>
+          </w:tcPr>
+          <w:p>
+            <w:pPr>
+              <w:pStyle w:val="Compact"/>
+              <w:keepNext/>
+              <w:spacing w:after="80" w:before="80" w:line="276" w:lineRule="auto"/>
+              <w:ind w:left="0" w:right="0" w:firstLine="0"/>
+            </w:pPr>
+            <w:r>
+              <w:rPr>
+                <w:rFonts w:ascii="Arial Unicode MS" w:hAnsi="Arial Unicode MS" w:eastAsia="Arial Unicode MS"/>
+                <w:b/>
+                <w:bCs/>
+                <w:sz w:val="21"/>
+              </w:rPr>
+              <w:t xml:space="preserve">WHEN</w:t>
+            </w:r>
+            <w:r>
+              <w:rPr>
+                <w:rFonts w:ascii="Arial Unicode MS" w:hAnsi="Arial Unicode MS" w:eastAsia="Arial Unicode MS"/>
+                <w:sz w:val="21"/>
+              </w:rPr>
+              <w:t xml:space="preserve"> </w:t>
+            </w:r>
+            <w:r>
+              <w:rPr>
+                <w:rFonts w:hint="eastAsia" w:ascii="Arial Unicode MS" w:hAnsi="Arial Unicode MS" w:eastAsia="Arial Unicode MS"/>
+                <w:sz w:val="21"/>
+              </w:rPr>
+              <w:t xml:space="preserve">執行合併或快速重複操作。</w:t>
+            </w:r>
+          </w:p>
+        </w:tc>
+      </w:tr>
+      <w:tr>
+        <w:trPr>
+          <w:cantSplit/>
+        </w:trPr>
+        <w:tc>
+          <w:tcPr>
+            <w:tcW w:w="9360" w:type="dxa"/>
+            <w:tcMar>
+              <w:top w:w="80" w:type="dxa"/>
+              <w:start w:w="120" w:type="dxa"/>
+              <w:bottom w:w="80" w:type="dxa"/>
+              <w:end w:w="120" w:type="dxa"/>
+            </w:tcMar>
+            <w:vAlign w:val="center"/>
+          </w:tcPr>
+          <w:p>
+            <w:pPr>
+              <w:pStyle w:val="Compact"/>
+              <w:keepNext w:val="0"/>
+              <w:spacing w:after="80" w:before="80" w:line="276" w:lineRule="auto"/>
+              <w:ind w:left="0" w:right="0" w:firstLine="0"/>
+            </w:pPr>
+            <w:r>
+              <w:rPr>
+                <w:rFonts w:ascii="Arial Unicode MS" w:hAnsi="Arial Unicode MS" w:eastAsia="Arial Unicode MS"/>
+                <w:b/>
+                <w:bCs/>
+                <w:sz w:val="21"/>
+              </w:rPr>
+              <w:t xml:space="preserve">THEN</w:t>
+            </w:r>
+            <w:r>
+              <w:rPr>
+                <w:rFonts w:ascii="Arial Unicode MS" w:hAnsi="Arial Unicode MS" w:eastAsia="Arial Unicode MS"/>
+                <w:sz w:val="21"/>
+              </w:rPr>
+              <w:t xml:space="preserve"> </w:t>
+            </w:r>
+            <w:r>
+              <w:rPr>
+                <w:rFonts w:hint="eastAsia" w:ascii="Arial Unicode MS" w:hAnsi="Arial Unicode MS" w:eastAsia="Arial Unicode MS"/>
+                <w:sz w:val="21"/>
+              </w:rPr>
+              <w:t xml:space="preserve">只新增一張新卡、保留來源關係，且共用狀態同步更新；既有來源不能再合併或轉換。</w:t>
             </w:r>
           </w:p>
         </w:tc>
@@ -37557,6 +39816,316 @@
                 <w:sz w:val="19"/>
               </w:rPr>
               <w:t xml:space="preserve">且獎勵恢復可領取。</w:t>
+            </w:r>
+          </w:p>
+        </w:tc>
+      </w:tr>
+    </w:tbl>
+    <w:p>
+      <w:pPr>
+        <w:keepNext w:val="0"/>
+      </w:pPr>
+    </w:p>
+    <w:tbl>
+      <w:tblPr>
+        <w:tblStyle w:val="Table"/>
+        <w:tblW w:type="dxa" w:w="9360"/>
+        <w:jc w:val="left"/>
+        <w:tblLayout w:type="fixed"/>
+        <w:tblLook w:firstRow="1" w:lastRow="0" w:firstColumn="0" w:lastColumn="0" w:noHBand="0" w:noVBand="0" w:val="0020"/>
+        <w:tblInd w:w="120" w:type="dxa"/>
+        <w:tblBorders>
+          <w:top w:val="single" w:sz="4" w:space="0" w:color="B9C8DB"/>
+          <w:left w:val="single" w:sz="4" w:space="0" w:color="B9C8DB"/>
+          <w:bottom w:val="single" w:sz="4" w:space="0" w:color="B9C8DB"/>
+          <w:right w:val="single" w:sz="4" w:space="0" w:color="B9C8DB"/>
+          <w:insideH w:val="single" w:sz="4" w:space="0" w:color="B9C8DB"/>
+          <w:insideV w:val="single" w:sz="4" w:space="0" w:color="B9C8DB"/>
+        </w:tblBorders>
+      </w:tblPr>
+      <w:tblGrid>
+        <w:gridCol w:w="9360"/>
+      </w:tblGrid>
+      <w:tr>
+        <w:trPr>
+          <w:tblHeader w:val="on"/>
+          <w:cantSplit/>
+        </w:trPr>
+        <w:tc>
+          <w:tcPr>
+            <w:tcW w:w="9360" w:type="dxa"/>
+            <w:tcMar>
+              <w:top w:w="80" w:type="dxa"/>
+              <w:start w:w="120" w:type="dxa"/>
+              <w:bottom w:w="80" w:type="dxa"/>
+              <w:end w:w="120" w:type="dxa"/>
+            </w:tcMar>
+            <w:vAlign w:val="center"/>
+            <w:shd w:fill="E8EEF5" w:val="clear"/>
+          </w:tcPr>
+          <w:p>
+            <w:pPr>
+              <w:pStyle w:val="Compact"/>
+              <w:keepNext/>
+              <w:spacing w:after="80" w:before="80" w:line="276" w:lineRule="auto"/>
+              <w:ind w:left="0" w:right="0" w:firstLine="0"/>
+            </w:pPr>
+            <w:r>
+              <w:rPr>
+                <w:rFonts w:ascii="Arial Unicode MS" w:hAnsi="Arial Unicode MS" w:eastAsia="Arial Unicode MS"/>
+                <w:b/>
+                <w:bCs/>
+                <w:sz w:val="21"/>
+              </w:rPr>
+              <w:t xml:space="preserve">US-Q12 </w:t>
+            </w:r>
+            <w:r>
+              <w:rPr>
+                <w:rFonts w:hint="eastAsia" w:ascii="Arial Unicode MS" w:hAnsi="Arial Unicode MS" w:eastAsia="Arial Unicode MS"/>
+                <w:b/>
+                <w:bCs/>
+                <w:sz w:val="21"/>
+              </w:rPr>
+              <w:t xml:space="preserve">驗證獎勵卡完整流程</w:t>
+            </w:r>
+          </w:p>
+        </w:tc>
+      </w:tr>
+      <w:tr>
+        <w:trPr>
+          <w:cantSplit/>
+        </w:trPr>
+        <w:tc>
+          <w:tcPr>
+            <w:tcW w:w="9360" w:type="dxa"/>
+            <w:tcMar>
+              <w:top w:w="80" w:type="dxa"/>
+              <w:start w:w="120" w:type="dxa"/>
+              <w:bottom w:w="80" w:type="dxa"/>
+              <w:end w:w="120" w:type="dxa"/>
+            </w:tcMar>
+            <w:vAlign w:val="center"/>
+          </w:tcPr>
+          <w:p>
+            <w:pPr>
+              <w:pStyle w:val="Compact"/>
+              <w:keepNext/>
+              <w:spacing w:after="80" w:before="80" w:line="276" w:lineRule="auto"/>
+              <w:ind w:left="0" w:right="0" w:firstLine="0"/>
+            </w:pPr>
+            <w:r>
+              <w:rPr>
+                <w:rFonts w:hint="eastAsia" w:ascii="Arial Unicode MS" w:hAnsi="Arial Unicode MS" w:eastAsia="Arial Unicode MS"/>
+                <w:sz w:val="21"/>
+              </w:rPr>
+              <w:t xml:space="preserve">身為</w:t>
+            </w:r>
+            <w:r>
+              <w:rPr>
+                <w:rFonts w:ascii="Arial Unicode MS" w:hAnsi="Arial Unicode MS" w:eastAsia="Arial Unicode MS"/>
+                <w:sz w:val="21"/>
+              </w:rPr>
+              <w:t xml:space="preserve"> </w:t>
+            </w:r>
+            <w:r>
+              <w:rPr>
+                <w:rFonts w:hint="eastAsia" w:ascii="Arial Unicode MS" w:hAnsi="Arial Unicode MS" w:eastAsia="Arial Unicode MS"/>
+                <w:sz w:val="21"/>
+              </w:rPr>
+              <w:t xml:space="preserve">QA，我要驗證領卡、資格、取消、合併、再次合併、轉換與重置。</w:t>
+            </w:r>
+          </w:p>
+        </w:tc>
+      </w:tr>
+      <w:tr>
+        <w:trPr>
+          <w:cantSplit/>
+        </w:trPr>
+        <w:tc>
+          <w:tcPr>
+            <w:tcW w:w="9360" w:type="dxa"/>
+            <w:tcMar>
+              <w:top w:w="80" w:type="dxa"/>
+              <w:start w:w="120" w:type="dxa"/>
+              <w:bottom w:w="80" w:type="dxa"/>
+              <w:end w:w="120" w:type="dxa"/>
+            </w:tcMar>
+            <w:vAlign w:val="center"/>
+          </w:tcPr>
+          <w:p>
+            <w:pPr>
+              <w:pStyle w:val="Compact"/>
+              <w:keepNext/>
+              <w:spacing w:after="80" w:before="80" w:line="276" w:lineRule="auto"/>
+              <w:ind w:left="0" w:right="0" w:firstLine="0"/>
+            </w:pPr>
+            <w:r>
+              <w:rPr>
+                <w:rFonts w:ascii="Arial Unicode MS" w:hAnsi="Arial Unicode MS" w:eastAsia="Arial Unicode MS"/>
+                <w:b/>
+                <w:bCs/>
+                <w:sz w:val="21"/>
+              </w:rPr>
+              <w:t xml:space="preserve">GIVEN</w:t>
+            </w:r>
+            <w:r>
+              <w:rPr>
+                <w:rFonts w:ascii="Arial Unicode MS" w:hAnsi="Arial Unicode MS" w:eastAsia="Arial Unicode MS"/>
+                <w:sz w:val="21"/>
+              </w:rPr>
+              <w:t xml:space="preserve"> </w:t>
+            </w:r>
+            <w:r>
+              <w:rPr>
+                <w:rFonts w:ascii="Arial Unicode MS" w:hAnsi="Arial Unicode MS" w:eastAsia="Arial Unicode MS"/>
+                <w:sz w:val="21"/>
+              </w:rPr>
+              <w:t xml:space="preserve">Mock </w:t>
+            </w:r>
+            <w:r>
+              <w:rPr>
+                <w:rFonts w:hint="eastAsia" w:ascii="Arial Unicode MS" w:hAnsi="Arial Unicode MS" w:eastAsia="Arial Unicode MS"/>
+                <w:sz w:val="21"/>
+              </w:rPr>
+              <w:t xml:space="preserve">初始累積</w:t>
+            </w:r>
+            <w:r>
+              <w:rPr>
+                <w:rFonts w:ascii="Arial Unicode MS" w:hAnsi="Arial Unicode MS" w:eastAsia="Arial Unicode MS"/>
+                <w:sz w:val="21"/>
+              </w:rPr>
+              <w:t xml:space="preserve"> 20 </w:t>
+            </w:r>
+            <w:r>
+              <w:rPr>
+                <w:rFonts w:hint="eastAsia" w:ascii="Arial Unicode MS" w:hAnsi="Arial Unicode MS" w:eastAsia="Arial Unicode MS"/>
+                <w:sz w:val="21"/>
+              </w:rPr>
+              <w:t xml:space="preserve">天且三筆未領取。</w:t>
+            </w:r>
+          </w:p>
+        </w:tc>
+      </w:tr>
+      <w:tr>
+        <w:trPr>
+          <w:cantSplit/>
+        </w:trPr>
+        <w:tc>
+          <w:tcPr>
+            <w:tcW w:w="9360" w:type="dxa"/>
+            <w:tcMar>
+              <w:top w:w="80" w:type="dxa"/>
+              <w:start w:w="120" w:type="dxa"/>
+              <w:bottom w:w="80" w:type="dxa"/>
+              <w:end w:w="120" w:type="dxa"/>
+            </w:tcMar>
+            <w:vAlign w:val="center"/>
+          </w:tcPr>
+          <w:p>
+            <w:pPr>
+              <w:pStyle w:val="Compact"/>
+              <w:keepNext/>
+              <w:spacing w:after="80" w:before="80" w:line="276" w:lineRule="auto"/>
+              <w:ind w:left="0" w:right="0" w:firstLine="0"/>
+            </w:pPr>
+            <w:r>
+              <w:rPr>
+                <w:rFonts w:ascii="Arial Unicode MS" w:hAnsi="Arial Unicode MS" w:eastAsia="Arial Unicode MS"/>
+                <w:b/>
+                <w:bCs/>
+                <w:sz w:val="21"/>
+              </w:rPr>
+              <w:t xml:space="preserve">WHEN</w:t>
+            </w:r>
+            <w:r>
+              <w:rPr>
+                <w:rFonts w:ascii="Arial Unicode MS" w:hAnsi="Arial Unicode MS" w:eastAsia="Arial Unicode MS"/>
+                <w:sz w:val="21"/>
+              </w:rPr>
+              <w:t xml:space="preserve"> </w:t>
+            </w:r>
+            <w:r>
+              <w:rPr>
+                <w:rFonts w:hint="eastAsia" w:ascii="Arial Unicode MS" w:hAnsi="Arial Unicode MS" w:eastAsia="Arial Unicode MS"/>
+                <w:sz w:val="21"/>
+              </w:rPr>
+              <w:t xml:space="preserve">依第</w:t>
+            </w:r>
+            <w:r>
+              <w:rPr>
+                <w:rFonts w:ascii="Arial Unicode MS" w:hAnsi="Arial Unicode MS" w:eastAsia="Arial Unicode MS"/>
+                <w:sz w:val="21"/>
+              </w:rPr>
+              <w:t xml:space="preserve"> 4.7 </w:t>
+            </w:r>
+            <w:r>
+              <w:rPr>
+                <w:rFonts w:hint="eastAsia" w:ascii="Arial Unicode MS" w:hAnsi="Arial Unicode MS" w:eastAsia="Arial Unicode MS"/>
+                <w:sz w:val="21"/>
+              </w:rPr>
+              <w:t xml:space="preserve">節完成操作並驗證無效選取及重複點擊。</w:t>
+            </w:r>
+          </w:p>
+        </w:tc>
+      </w:tr>
+      <w:tr>
+        <w:trPr>
+          <w:cantSplit/>
+        </w:trPr>
+        <w:tc>
+          <w:tcPr>
+            <w:tcW w:w="9360" w:type="dxa"/>
+            <w:tcMar>
+              <w:top w:w="80" w:type="dxa"/>
+              <w:start w:w="120" w:type="dxa"/>
+              <w:bottom w:w="80" w:type="dxa"/>
+              <w:end w:w="120" w:type="dxa"/>
+            </w:tcMar>
+            <w:vAlign w:val="center"/>
+          </w:tcPr>
+          <w:p>
+            <w:pPr>
+              <w:pStyle w:val="Compact"/>
+              <w:keepNext w:val="0"/>
+              <w:spacing w:after="80" w:before="80" w:line="276" w:lineRule="auto"/>
+              <w:ind w:left="0" w:right="0" w:firstLine="0"/>
+            </w:pPr>
+            <w:r>
+              <w:rPr>
+                <w:rFonts w:ascii="Arial Unicode MS" w:hAnsi="Arial Unicode MS" w:eastAsia="Arial Unicode MS"/>
+                <w:b/>
+                <w:bCs/>
+                <w:sz w:val="21"/>
+              </w:rPr>
+              <w:t xml:space="preserve">THEN</w:t>
+            </w:r>
+            <w:r>
+              <w:rPr>
+                <w:rFonts w:ascii="Arial Unicode MS" w:hAnsi="Arial Unicode MS" w:eastAsia="Arial Unicode MS"/>
+                <w:sz w:val="21"/>
+              </w:rPr>
+              <w:t xml:space="preserve"> </w:t>
+            </w:r>
+            <w:r>
+              <w:rPr>
+                <w:rFonts w:hint="eastAsia" w:ascii="Arial Unicode MS" w:hAnsi="Arial Unicode MS" w:eastAsia="Arial Unicode MS"/>
+                <w:sz w:val="21"/>
+              </w:rPr>
+              <w:t xml:space="preserve">符合</w:t>
+            </w:r>
+            <w:r>
+              <w:rPr>
+                <w:rFonts w:ascii="Arial Unicode MS" w:hAnsi="Arial Unicode MS" w:eastAsia="Arial Unicode MS"/>
+                <w:sz w:val="21"/>
+              </w:rPr>
+              <w:t xml:space="preserve"> </w:t>
+            </w:r>
+            <w:r>
+              <w:rPr>
+                <w:rFonts w:hint="eastAsia" w:ascii="Arial Unicode MS" w:hAnsi="Arial Unicode MS" w:eastAsia="Arial Unicode MS"/>
+                <w:sz w:val="21"/>
+              </w:rPr>
+              <w:t xml:space="preserve">AC-31～AC-38，金額守恆、期限採最晚，轉換只入帳一次。</w:t>
             </w:r>
           </w:p>
         </w:tc>
@@ -37857,7 +40426,7 @@
       </w:tr>
       <w:tr>
         <w:trPr>
-          <w:cantSplit w:val="true"/>
+          <w:cantSplit/>
         </w:trPr>
         <w:tc>
           <w:tcPr>
@@ -37874,14 +40443,14 @@
           <w:p>
             <w:pPr>
               <w:pStyle w:val="Compact"/>
-              <w:spacing w:before="0" w:after="60" w:line="276" w:lineRule="auto"/>
-              <w:jc w:val="center"/>
-            </w:pPr>
-            <w:r>
-              <w:rPr>
-                <w:rFonts w:ascii="Arial Unicode MS" w:hAnsi="Arial Unicode MS" w:eastAsia="Arial Unicode MS" w:cs="Arial Unicode MS"/>
-                <w:color w:val="172033"/>
-                <w:sz w:val="18"/>
+              <w:keepNext w:val="0"/>
+              <w:spacing w:after="80" w:before="80" w:line="276" w:lineRule="auto"/>
+              <w:ind w:left="0" w:right="0" w:firstLine="0"/>
+            </w:pPr>
+            <w:r>
+              <w:rPr>
+                <w:rFonts w:ascii="Arial Unicode MS" w:hAnsi="Arial Unicode MS" w:eastAsia="Arial Unicode MS"/>
+                <w:sz w:val="21"/>
               </w:rPr>
               <w:t xml:space="preserve">AC-02</w:t>
             </w:r>
@@ -37902,14 +40471,14 @@
           <w:p>
             <w:pPr>
               <w:pStyle w:val="Compact"/>
-              <w:spacing w:before="0" w:after="60" w:line="276" w:lineRule="auto"/>
-              <w:jc w:val="left"/>
-            </w:pPr>
-            <w:r>
-              <w:rPr>
-                <w:rFonts w:hint="eastAsia" w:ascii="Arial Unicode MS" w:hAnsi="Arial Unicode MS" w:eastAsia="Arial Unicode MS" w:cs="Arial Unicode MS"/>
-                <w:color w:val="172033"/>
-                <w:sz w:val="18"/>
+              <w:keepNext w:val="0"/>
+              <w:spacing w:after="80" w:before="80" w:line="276" w:lineRule="auto"/>
+              <w:ind w:left="0" w:right="0" w:firstLine="0"/>
+            </w:pPr>
+            <w:r>
+              <w:rPr>
+                <w:rFonts w:hint="eastAsia" w:ascii="Arial Unicode MS" w:hAnsi="Arial Unicode MS" w:eastAsia="Arial Unicode MS"/>
+                <w:sz w:val="21"/>
               </w:rPr>
               <w:t xml:space="preserve">頁籤</w:t>
             </w:r>
@@ -37930,72 +40499,65 @@
           <w:p>
             <w:pPr>
               <w:pStyle w:val="Compact"/>
-              <w:spacing w:before="0" w:after="60" w:line="276" w:lineRule="auto"/>
-              <w:jc w:val="left"/>
-            </w:pPr>
-            <w:r>
-              <w:rPr>
-                <w:rFonts w:ascii="Arial Unicode MS" w:hAnsi="Arial Unicode MS" w:eastAsia="Arial Unicode MS" w:cs="Arial Unicode MS"/>
-                <w:color w:val="172033"/>
-                <w:sz w:val="18"/>
+              <w:keepNext w:val="0"/>
+              <w:spacing w:after="80" w:before="80" w:line="276" w:lineRule="auto"/>
+              <w:ind w:left="0" w:right="0" w:firstLine="0"/>
+            </w:pPr>
+            <w:r>
+              <w:rPr>
+                <w:rFonts w:ascii="Arial Unicode MS" w:hAnsi="Arial Unicode MS" w:eastAsia="Arial Unicode MS"/>
+                <w:sz w:val="21"/>
               </w:rPr>
               <w:t xml:space="preserve">Given </w:t>
             </w:r>
             <w:r>
               <w:rPr>
-                <w:rFonts w:hint="eastAsia" w:ascii="Arial Unicode MS" w:hAnsi="Arial Unicode MS" w:eastAsia="Arial Unicode MS" w:cs="Arial Unicode MS"/>
-                <w:color w:val="172033"/>
-                <w:sz w:val="18"/>
+                <w:rFonts w:hint="eastAsia" w:ascii="Arial Unicode MS" w:hAnsi="Arial Unicode MS" w:eastAsia="Arial Unicode MS"/>
+                <w:sz w:val="21"/>
               </w:rPr>
               <w:t xml:space="preserve">個人資訊已開啟；When</w:t>
             </w:r>
             <w:r>
               <w:rPr>
-                <w:rFonts w:ascii="Arial Unicode MS" w:hAnsi="Arial Unicode MS" w:eastAsia="Arial Unicode MS" w:cs="Arial Unicode MS"/>
-                <w:color w:val="172033"/>
-                <w:sz w:val="18"/>
+                <w:rFonts w:ascii="Arial Unicode MS" w:hAnsi="Arial Unicode MS" w:eastAsia="Arial Unicode MS"/>
+                <w:sz w:val="21"/>
               </w:rPr>
               <w:t xml:space="preserve"> </w:t>
             </w:r>
             <w:r>
               <w:rPr>
-                <w:rFonts w:hint="eastAsia" w:ascii="Arial Unicode MS" w:hAnsi="Arial Unicode MS" w:eastAsia="Arial Unicode MS" w:cs="Arial Unicode MS"/>
-                <w:color w:val="172033"/>
-                <w:sz w:val="18"/>
+                <w:rFonts w:hint="eastAsia" w:ascii="Arial Unicode MS" w:hAnsi="Arial Unicode MS" w:eastAsia="Arial Unicode MS"/>
+                <w:sz w:val="21"/>
               </w:rPr>
               <w:t xml:space="preserve">查看導覽；Then</w:t>
             </w:r>
             <w:r>
               <w:rPr>
-                <w:rFonts w:ascii="Arial Unicode MS" w:hAnsi="Arial Unicode MS" w:eastAsia="Arial Unicode MS" w:cs="Arial Unicode MS"/>
-                <w:color w:val="172033"/>
-                <w:sz w:val="18"/>
+                <w:rFonts w:ascii="Arial Unicode MS" w:hAnsi="Arial Unicode MS" w:eastAsia="Arial Unicode MS"/>
+                <w:sz w:val="21"/>
               </w:rPr>
               <w:t xml:space="preserve"> </w:t>
             </w:r>
             <w:r>
               <w:rPr>
-                <w:rFonts w:hint="eastAsia" w:ascii="Arial Unicode MS" w:hAnsi="Arial Unicode MS" w:eastAsia="Arial Unicode MS" w:cs="Arial Unicode MS"/>
-                <w:color w:val="172033"/>
-                <w:sz w:val="18"/>
+                <w:rFonts w:hint="eastAsia" w:ascii="Arial Unicode MS" w:hAnsi="Arial Unicode MS" w:eastAsia="Arial Unicode MS"/>
+                <w:sz w:val="21"/>
               </w:rPr>
               <w:t xml:space="preserve">依序顯示基本資料、帳號綁定、VIP</w:t>
             </w:r>
             <w:r>
               <w:rPr>
-                <w:rFonts w:ascii="Arial Unicode MS" w:hAnsi="Arial Unicode MS" w:eastAsia="Arial Unicode MS" w:cs="Arial Unicode MS"/>
-                <w:color w:val="172033"/>
-                <w:sz w:val="18"/>
+                <w:rFonts w:ascii="Arial Unicode MS" w:hAnsi="Arial Unicode MS" w:eastAsia="Arial Unicode MS"/>
+                <w:sz w:val="21"/>
               </w:rPr>
               <w:t xml:space="preserve"> </w:t>
             </w:r>
             <w:r>
               <w:rPr>
-                <w:rFonts w:hint="eastAsia" w:ascii="Arial Unicode MS" w:hAnsi="Arial Unicode MS" w:eastAsia="Arial Unicode MS" w:cs="Arial Unicode MS"/>
-                <w:color w:val="172033"/>
-                <w:sz w:val="18"/>
-              </w:rPr>
-              <w:t xml:space="preserve">等級、遊戲紀錄，且不顯示頁籤圖示。</w:t>
+                <w:rFonts w:hint="eastAsia" w:ascii="Arial Unicode MS" w:hAnsi="Arial Unicode MS" w:eastAsia="Arial Unicode MS"/>
+                <w:sz w:val="21"/>
+              </w:rPr>
+              <w:t xml:space="preserve">等級、獎勵卡、遊戲紀錄，且不顯示頁籤圖示。</w:t>
             </w:r>
           </w:p>
         </w:tc>
@@ -42302,6 +44864,1180 @@
                 <w:sz w:val="18"/>
               </w:rPr>
               <w:t xml:space="preserve">10,000,000，本級恢復可領取，領取產生的金融紀錄不保留。</w:t>
+            </w:r>
+          </w:p>
+        </w:tc>
+      </w:tr>
+      <w:tr>
+        <w:trPr>
+          <w:cantSplit/>
+        </w:trPr>
+        <w:tc>
+          <w:tcPr>
+            <w:tcW w:w="1200" w:type="dxa"/>
+            <w:tcMar>
+              <w:top w:w="80" w:type="dxa"/>
+              <w:start w:w="120" w:type="dxa"/>
+              <w:bottom w:w="80" w:type="dxa"/>
+              <w:end w:w="120" w:type="dxa"/>
+            </w:tcMar>
+            <w:vAlign w:val="center"/>
+            <w:shd w:fill="F7F9FC" w:val="clear"/>
+          </w:tcPr>
+          <w:p>
+            <w:pPr>
+              <w:pStyle w:val="Compact"/>
+              <w:keepNext w:val="0"/>
+              <w:spacing w:after="80" w:before="80" w:line="276" w:lineRule="auto"/>
+              <w:ind w:left="0" w:right="0" w:firstLine="0"/>
+            </w:pPr>
+            <w:r>
+              <w:rPr>
+                <w:rFonts w:ascii="Arial Unicode MS" w:hAnsi="Arial Unicode MS" w:eastAsia="Arial Unicode MS"/>
+                <w:sz w:val="21"/>
+              </w:rPr>
+              <w:t xml:space="preserve">AC-31</w:t>
+            </w:r>
+          </w:p>
+        </w:tc>
+        <w:tc>
+          <w:tcPr>
+            <w:tcW w:w="1800" w:type="dxa"/>
+            <w:tcMar>
+              <w:top w:w="80" w:type="dxa"/>
+              <w:start w:w="120" w:type="dxa"/>
+              <w:bottom w:w="80" w:type="dxa"/>
+              <w:end w:w="120" w:type="dxa"/>
+            </w:tcMar>
+            <w:vAlign w:val="center"/>
+            <w:shd w:fill="F7F9FC" w:val="clear"/>
+          </w:tcPr>
+          <w:p>
+            <w:pPr>
+              <w:pStyle w:val="Compact"/>
+              <w:keepNext w:val="0"/>
+              <w:spacing w:after="80" w:before="80" w:line="276" w:lineRule="auto"/>
+              <w:ind w:left="0" w:right="0" w:firstLine="0"/>
+            </w:pPr>
+            <w:r>
+              <w:rPr>
+                <w:rFonts w:hint="eastAsia" w:ascii="Arial Unicode MS" w:hAnsi="Arial Unicode MS" w:eastAsia="Arial Unicode MS"/>
+                <w:sz w:val="21"/>
+              </w:rPr>
+              <w:t xml:space="preserve">獎勵卡入口</w:t>
+            </w:r>
+          </w:p>
+        </w:tc>
+        <w:tc>
+          <w:tcPr>
+            <w:tcW w:w="6360" w:type="dxa"/>
+            <w:tcMar>
+              <w:top w:w="80" w:type="dxa"/>
+              <w:start w:w="120" w:type="dxa"/>
+              <w:bottom w:w="80" w:type="dxa"/>
+              <w:end w:w="120" w:type="dxa"/>
+            </w:tcMar>
+            <w:vAlign w:val="center"/>
+            <w:shd w:fill="F7F9FC" w:val="clear"/>
+          </w:tcPr>
+          <w:p>
+            <w:pPr>
+              <w:pStyle w:val="Compact"/>
+              <w:keepNext w:val="0"/>
+              <w:spacing w:after="80" w:before="80" w:line="276" w:lineRule="auto"/>
+              <w:ind w:left="0" w:right="0" w:firstLine="0"/>
+            </w:pPr>
+            <w:r>
+              <w:rPr>
+                <w:rFonts w:ascii="Arial Unicode MS" w:hAnsi="Arial Unicode MS" w:eastAsia="Arial Unicode MS"/>
+                <w:sz w:val="21"/>
+              </w:rPr>
+              <w:t xml:space="preserve">Given </w:t>
+            </w:r>
+            <w:r>
+              <w:rPr>
+                <w:rFonts w:hint="eastAsia" w:ascii="Arial Unicode MS" w:hAnsi="Arial Unicode MS" w:eastAsia="Arial Unicode MS"/>
+                <w:sz w:val="21"/>
+              </w:rPr>
+              <w:t xml:space="preserve">在</w:t>
+            </w:r>
+            <w:r>
+              <w:rPr>
+                <w:rFonts w:ascii="Arial Unicode MS" w:hAnsi="Arial Unicode MS" w:eastAsia="Arial Unicode MS"/>
+                <w:sz w:val="21"/>
+              </w:rPr>
+              <w:t xml:space="preserve"> </w:t>
+            </w:r>
+            <w:r>
+              <w:rPr>
+                <w:rFonts w:hint="eastAsia" w:ascii="Arial Unicode MS" w:hAnsi="Arial Unicode MS" w:eastAsia="Arial Unicode MS"/>
+                <w:sz w:val="21"/>
+              </w:rPr>
+              <w:t xml:space="preserve">Lobby；When</w:t>
+            </w:r>
+            <w:r>
+              <w:rPr>
+                <w:rFonts w:ascii="Arial Unicode MS" w:hAnsi="Arial Unicode MS" w:eastAsia="Arial Unicode MS"/>
+                <w:sz w:val="21"/>
+              </w:rPr>
+              <w:t xml:space="preserve"> </w:t>
+            </w:r>
+            <w:r>
+              <w:rPr>
+                <w:rFonts w:hint="eastAsia" w:ascii="Arial Unicode MS" w:hAnsi="Arial Unicode MS" w:eastAsia="Arial Unicode MS"/>
+                <w:sz w:val="21"/>
+              </w:rPr>
+              <w:t xml:space="preserve">點擊</w:t>
+            </w:r>
+            <w:r>
+              <w:rPr>
+                <w:rFonts w:ascii="Arial Unicode MS" w:hAnsi="Arial Unicode MS" w:eastAsia="Arial Unicode MS"/>
+                <w:sz w:val="21"/>
+              </w:rPr>
+              <w:t xml:space="preserve"> Footer </w:t>
+            </w:r>
+            <w:r>
+              <w:rPr>
+                <w:rFonts w:hint="eastAsia" w:ascii="Arial Unicode MS" w:hAnsi="Arial Unicode MS" w:eastAsia="Arial Unicode MS"/>
+                <w:sz w:val="21"/>
+              </w:rPr>
+              <w:t xml:space="preserve">獎勵卡；Then</w:t>
+            </w:r>
+            <w:r>
+              <w:rPr>
+                <w:rFonts w:ascii="Arial Unicode MS" w:hAnsi="Arial Unicode MS" w:eastAsia="Arial Unicode MS"/>
+                <w:sz w:val="21"/>
+              </w:rPr>
+              <w:t xml:space="preserve"> </w:t>
+            </w:r>
+            <w:r>
+              <w:rPr>
+                <w:rFonts w:hint="eastAsia" w:ascii="Arial Unicode MS" w:hAnsi="Arial Unicode MS" w:eastAsia="Arial Unicode MS"/>
+                <w:sz w:val="21"/>
+              </w:rPr>
+              <w:t xml:space="preserve">開啟個人資訊的獎勵卡頁籤；關閉後從</w:t>
+            </w:r>
+            <w:r>
+              <w:rPr>
+                <w:rFonts w:ascii="Arial Unicode MS" w:hAnsi="Arial Unicode MS" w:eastAsia="Arial Unicode MS"/>
+                <w:sz w:val="21"/>
+              </w:rPr>
+              <w:t xml:space="preserve"> Header </w:t>
+            </w:r>
+            <w:r>
+              <w:rPr>
+                <w:rFonts w:hint="eastAsia" w:ascii="Arial Unicode MS" w:hAnsi="Arial Unicode MS" w:eastAsia="Arial Unicode MS"/>
+                <w:sz w:val="21"/>
+              </w:rPr>
+              <w:t xml:space="preserve">開啟則回基本資料。</w:t>
+            </w:r>
+          </w:p>
+        </w:tc>
+      </w:tr>
+      <w:tr>
+        <w:trPr>
+          <w:cantSplit/>
+        </w:trPr>
+        <w:tc>
+          <w:tcPr>
+            <w:tcW w:w="1200" w:type="dxa"/>
+            <w:tcMar>
+              <w:top w:w="80" w:type="dxa"/>
+              <w:start w:w="120" w:type="dxa"/>
+              <w:bottom w:w="80" w:type="dxa"/>
+              <w:end w:w="120" w:type="dxa"/>
+            </w:tcMar>
+            <w:vAlign w:val="center"/>
+            <w:shd w:fill="F7F9FC" w:val="clear"/>
+          </w:tcPr>
+          <w:p>
+            <w:pPr>
+              <w:pStyle w:val="Compact"/>
+              <w:keepNext w:val="0"/>
+              <w:spacing w:after="80" w:before="80" w:line="276" w:lineRule="auto"/>
+              <w:ind w:left="0" w:right="0" w:firstLine="0"/>
+            </w:pPr>
+            <w:r>
+              <w:rPr>
+                <w:rFonts w:ascii="Arial Unicode MS" w:hAnsi="Arial Unicode MS" w:eastAsia="Arial Unicode MS"/>
+                <w:sz w:val="21"/>
+              </w:rPr>
+              <w:t xml:space="preserve">AC-32</w:t>
+            </w:r>
+          </w:p>
+        </w:tc>
+        <w:tc>
+          <w:tcPr>
+            <w:tcW w:w="1800" w:type="dxa"/>
+            <w:tcMar>
+              <w:top w:w="80" w:type="dxa"/>
+              <w:start w:w="120" w:type="dxa"/>
+              <w:bottom w:w="80" w:type="dxa"/>
+              <w:end w:w="120" w:type="dxa"/>
+            </w:tcMar>
+            <w:vAlign w:val="center"/>
+            <w:shd w:fill="F7F9FC" w:val="clear"/>
+          </w:tcPr>
+          <w:p>
+            <w:pPr>
+              <w:pStyle w:val="Compact"/>
+              <w:keepNext w:val="0"/>
+              <w:spacing w:after="80" w:before="80" w:line="276" w:lineRule="auto"/>
+              <w:ind w:left="0" w:right="0" w:firstLine="0"/>
+            </w:pPr>
+            <w:r>
+              <w:rPr>
+                <w:rFonts w:hint="eastAsia" w:ascii="Arial Unicode MS" w:hAnsi="Arial Unicode MS" w:eastAsia="Arial Unicode MS"/>
+                <w:sz w:val="21"/>
+              </w:rPr>
+              <w:t xml:space="preserve">每日領卡</w:t>
+            </w:r>
+          </w:p>
+        </w:tc>
+        <w:tc>
+          <w:tcPr>
+            <w:tcW w:w="6360" w:type="dxa"/>
+            <w:tcMar>
+              <w:top w:w="80" w:type="dxa"/>
+              <w:start w:w="120" w:type="dxa"/>
+              <w:bottom w:w="80" w:type="dxa"/>
+              <w:end w:w="120" w:type="dxa"/>
+            </w:tcMar>
+            <w:vAlign w:val="center"/>
+            <w:shd w:fill="F7F9FC" w:val="clear"/>
+          </w:tcPr>
+          <w:p>
+            <w:pPr>
+              <w:pStyle w:val="Compact"/>
+              <w:keepNext w:val="0"/>
+              <w:spacing w:after="80" w:before="80" w:line="276" w:lineRule="auto"/>
+              <w:ind w:left="0" w:right="0" w:firstLine="0"/>
+            </w:pPr>
+            <w:r>
+              <w:rPr>
+                <w:rFonts w:ascii="Arial Unicode MS" w:hAnsi="Arial Unicode MS" w:eastAsia="Arial Unicode MS"/>
+                <w:sz w:val="21"/>
+              </w:rPr>
+              <w:t xml:space="preserve">Given Mock </w:t>
+            </w:r>
+            <w:r>
+              <w:rPr>
+                <w:rFonts w:hint="eastAsia" w:ascii="Arial Unicode MS" w:hAnsi="Arial Unicode MS" w:eastAsia="Arial Unicode MS"/>
+                <w:sz w:val="21"/>
+              </w:rPr>
+              <w:t xml:space="preserve">累積進度</w:t>
+            </w:r>
+            <w:r>
+              <w:rPr>
+                <w:rFonts w:ascii="Arial Unicode MS" w:hAnsi="Arial Unicode MS" w:eastAsia="Arial Unicode MS"/>
+                <w:sz w:val="21"/>
+              </w:rPr>
+              <w:t xml:space="preserve"> 20 </w:t>
+            </w:r>
+            <w:r>
+              <w:rPr>
+                <w:rFonts w:hint="eastAsia" w:ascii="Arial Unicode MS" w:hAnsi="Arial Unicode MS" w:eastAsia="Arial Unicode MS"/>
+                <w:sz w:val="21"/>
+              </w:rPr>
+              <w:t xml:space="preserve">天；When</w:t>
+            </w:r>
+            <w:r>
+              <w:rPr>
+                <w:rFonts w:ascii="Arial Unicode MS" w:hAnsi="Arial Unicode MS" w:eastAsia="Arial Unicode MS"/>
+                <w:sz w:val="21"/>
+              </w:rPr>
+              <w:t xml:space="preserve"> </w:t>
+            </w:r>
+            <w:r>
+              <w:rPr>
+                <w:rFonts w:hint="eastAsia" w:ascii="Arial Unicode MS" w:hAnsi="Arial Unicode MS" w:eastAsia="Arial Unicode MS"/>
+                <w:sz w:val="21"/>
+              </w:rPr>
+              <w:t xml:space="preserve">領取第</w:t>
+            </w:r>
+            <w:r>
+              <w:rPr>
+                <w:rFonts w:ascii="Arial Unicode MS" w:hAnsi="Arial Unicode MS" w:eastAsia="Arial Unicode MS"/>
+                <w:sz w:val="21"/>
+              </w:rPr>
+              <w:t xml:space="preserve"> 10、15、20 </w:t>
+            </w:r>
+            <w:r>
+              <w:rPr>
+                <w:rFonts w:hint="eastAsia" w:ascii="Arial Unicode MS" w:hAnsi="Arial Unicode MS" w:eastAsia="Arial Unicode MS"/>
+                <w:sz w:val="21"/>
+              </w:rPr>
+              <w:t xml:space="preserve">天；Then</w:t>
+            </w:r>
+            <w:r>
+              <w:rPr>
+                <w:rFonts w:ascii="Arial Unicode MS" w:hAnsi="Arial Unicode MS" w:eastAsia="Arial Unicode MS"/>
+                <w:sz w:val="21"/>
+              </w:rPr>
+              <w:t xml:space="preserve"> </w:t>
+            </w:r>
+            <w:r>
+              <w:rPr>
+                <w:rFonts w:hint="eastAsia" w:ascii="Arial Unicode MS" w:hAnsi="Arial Unicode MS" w:eastAsia="Arial Unicode MS"/>
+                <w:sz w:val="21"/>
+              </w:rPr>
+              <w:t xml:space="preserve">取得三張銀幣卡共</w:t>
+            </w:r>
+            <w:r>
+              <w:rPr>
+                <w:rFonts w:ascii="Arial Unicode MS" w:hAnsi="Arial Unicode MS" w:eastAsia="Arial Unicode MS"/>
+                <w:sz w:val="21"/>
+              </w:rPr>
+              <w:t xml:space="preserve"> </w:t>
+            </w:r>
+            <w:r>
+              <w:rPr>
+                <w:rFonts w:hint="eastAsia" w:ascii="Arial Unicode MS" w:hAnsi="Arial Unicode MS" w:eastAsia="Arial Unicode MS"/>
+                <w:sz w:val="21"/>
+              </w:rPr>
+              <w:t xml:space="preserve">25,000，一般錢包不變，三個節點停用；快速點擊不重複發卡。</w:t>
+            </w:r>
+          </w:p>
+        </w:tc>
+      </w:tr>
+      <w:tr>
+        <w:trPr>
+          <w:cantSplit/>
+        </w:trPr>
+        <w:tc>
+          <w:tcPr>
+            <w:tcW w:w="1200" w:type="dxa"/>
+            <w:tcMar>
+              <w:top w:w="80" w:type="dxa"/>
+              <w:start w:w="120" w:type="dxa"/>
+              <w:bottom w:w="80" w:type="dxa"/>
+              <w:end w:w="120" w:type="dxa"/>
+            </w:tcMar>
+            <w:vAlign w:val="center"/>
+            <w:shd w:fill="F7F9FC" w:val="clear"/>
+          </w:tcPr>
+          <w:p>
+            <w:pPr>
+              <w:pStyle w:val="Compact"/>
+              <w:keepNext w:val="0"/>
+              <w:spacing w:after="80" w:before="80" w:line="276" w:lineRule="auto"/>
+              <w:ind w:left="0" w:right="0" w:firstLine="0"/>
+            </w:pPr>
+            <w:r>
+              <w:rPr>
+                <w:rFonts w:ascii="Arial Unicode MS" w:hAnsi="Arial Unicode MS" w:eastAsia="Arial Unicode MS"/>
+                <w:sz w:val="21"/>
+              </w:rPr>
+              <w:t xml:space="preserve">AC-33</w:t>
+            </w:r>
+          </w:p>
+        </w:tc>
+        <w:tc>
+          <w:tcPr>
+            <w:tcW w:w="1800" w:type="dxa"/>
+            <w:tcMar>
+              <w:top w:w="80" w:type="dxa"/>
+              <w:start w:w="120" w:type="dxa"/>
+              <w:bottom w:w="80" w:type="dxa"/>
+              <w:end w:w="120" w:type="dxa"/>
+            </w:tcMar>
+            <w:vAlign w:val="center"/>
+            <w:shd w:fill="F7F9FC" w:val="clear"/>
+          </w:tcPr>
+          <w:p>
+            <w:pPr>
+              <w:pStyle w:val="Compact"/>
+              <w:keepNext w:val="0"/>
+              <w:spacing w:after="80" w:before="80" w:line="276" w:lineRule="auto"/>
+              <w:ind w:left="0" w:right="0" w:firstLine="0"/>
+            </w:pPr>
+            <w:r>
+              <w:rPr>
+                <w:rFonts w:hint="eastAsia" w:ascii="Arial Unicode MS" w:hAnsi="Arial Unicode MS" w:eastAsia="Arial Unicode MS"/>
+                <w:sz w:val="21"/>
+              </w:rPr>
+              <w:t xml:space="preserve">合併資格</w:t>
+            </w:r>
+          </w:p>
+        </w:tc>
+        <w:tc>
+          <w:tcPr>
+            <w:tcW w:w="6360" w:type="dxa"/>
+            <w:tcMar>
+              <w:top w:w="80" w:type="dxa"/>
+              <w:start w:w="120" w:type="dxa"/>
+              <w:bottom w:w="80" w:type="dxa"/>
+              <w:end w:w="120" w:type="dxa"/>
+            </w:tcMar>
+            <w:vAlign w:val="center"/>
+            <w:shd w:fill="F7F9FC" w:val="clear"/>
+          </w:tcPr>
+          <w:p>
+            <w:pPr>
+              <w:pStyle w:val="Compact"/>
+              <w:keepNext w:val="0"/>
+              <w:spacing w:after="80" w:before="80" w:line="276" w:lineRule="auto"/>
+              <w:ind w:left="0" w:right="0" w:firstLine="0"/>
+            </w:pPr>
+            <w:r>
+              <w:rPr>
+                <w:rFonts w:ascii="Arial Unicode MS" w:hAnsi="Arial Unicode MS" w:eastAsia="Arial Unicode MS"/>
+                <w:sz w:val="21"/>
+              </w:rPr>
+              <w:t xml:space="preserve">Given </w:t>
+            </w:r>
+            <w:r>
+              <w:rPr>
+                <w:rFonts w:hint="eastAsia" w:ascii="Arial Unicode MS" w:hAnsi="Arial Unicode MS" w:eastAsia="Arial Unicode MS"/>
+                <w:sz w:val="21"/>
+              </w:rPr>
+              <w:t xml:space="preserve">有使用中、未啟用、已停用、已轉換及過期卡；When</w:t>
+            </w:r>
+            <w:r>
+              <w:rPr>
+                <w:rFonts w:ascii="Arial Unicode MS" w:hAnsi="Arial Unicode MS" w:eastAsia="Arial Unicode MS"/>
+                <w:sz w:val="21"/>
+              </w:rPr>
+              <w:t xml:space="preserve"> </w:t>
+            </w:r>
+            <w:r>
+              <w:rPr>
+                <w:rFonts w:hint="eastAsia" w:ascii="Arial Unicode MS" w:hAnsi="Arial Unicode MS" w:eastAsia="Arial Unicode MS"/>
+                <w:sz w:val="21"/>
+              </w:rPr>
+              <w:t xml:space="preserve">進入合併模式；Then</w:t>
+            </w:r>
+            <w:r>
+              <w:rPr>
+                <w:rFonts w:ascii="Arial Unicode MS" w:hAnsi="Arial Unicode MS" w:eastAsia="Arial Unicode MS"/>
+                <w:sz w:val="21"/>
+              </w:rPr>
+              <w:t xml:space="preserve"> </w:t>
+            </w:r>
+            <w:r>
+              <w:rPr>
+                <w:rFonts w:hint="eastAsia" w:ascii="Arial Unicode MS" w:hAnsi="Arial Unicode MS" w:eastAsia="Arial Unicode MS"/>
+                <w:sz w:val="21"/>
+              </w:rPr>
+              <w:t xml:space="preserve">僅有效的未啟用及已停用卡可勾選，未滿兩張不能確認。</w:t>
+            </w:r>
+          </w:p>
+        </w:tc>
+      </w:tr>
+      <w:tr>
+        <w:trPr>
+          <w:cantSplit/>
+        </w:trPr>
+        <w:tc>
+          <w:tcPr>
+            <w:tcW w:w="1200" w:type="dxa"/>
+            <w:tcMar>
+              <w:top w:w="80" w:type="dxa"/>
+              <w:start w:w="120" w:type="dxa"/>
+              <w:bottom w:w="80" w:type="dxa"/>
+              <w:end w:w="120" w:type="dxa"/>
+            </w:tcMar>
+            <w:vAlign w:val="center"/>
+            <w:shd w:fill="F7F9FC" w:val="clear"/>
+          </w:tcPr>
+          <w:p>
+            <w:pPr>
+              <w:pStyle w:val="Compact"/>
+              <w:keepNext w:val="0"/>
+              <w:spacing w:after="80" w:before="80" w:line="276" w:lineRule="auto"/>
+              <w:ind w:left="0" w:right="0" w:firstLine="0"/>
+            </w:pPr>
+            <w:r>
+              <w:rPr>
+                <w:rFonts w:ascii="Arial Unicode MS" w:hAnsi="Arial Unicode MS" w:eastAsia="Arial Unicode MS"/>
+                <w:sz w:val="21"/>
+              </w:rPr>
+              <w:t xml:space="preserve">AC-34</w:t>
+            </w:r>
+          </w:p>
+        </w:tc>
+        <w:tc>
+          <w:tcPr>
+            <w:tcW w:w="1800" w:type="dxa"/>
+            <w:tcMar>
+              <w:top w:w="80" w:type="dxa"/>
+              <w:start w:w="120" w:type="dxa"/>
+              <w:bottom w:w="80" w:type="dxa"/>
+              <w:end w:w="120" w:type="dxa"/>
+            </w:tcMar>
+            <w:vAlign w:val="center"/>
+            <w:shd w:fill="F7F9FC" w:val="clear"/>
+          </w:tcPr>
+          <w:p>
+            <w:pPr>
+              <w:pStyle w:val="Compact"/>
+              <w:keepNext w:val="0"/>
+              <w:spacing w:after="80" w:before="80" w:line="276" w:lineRule="auto"/>
+              <w:ind w:left="0" w:right="0" w:firstLine="0"/>
+            </w:pPr>
+            <w:r>
+              <w:rPr>
+                <w:rFonts w:hint="eastAsia" w:ascii="Arial Unicode MS" w:hAnsi="Arial Unicode MS" w:eastAsia="Arial Unicode MS"/>
+                <w:sz w:val="21"/>
+              </w:rPr>
+              <w:t xml:space="preserve">合併預覽</w:t>
+            </w:r>
+          </w:p>
+        </w:tc>
+        <w:tc>
+          <w:tcPr>
+            <w:tcW w:w="6360" w:type="dxa"/>
+            <w:tcMar>
+              <w:top w:w="80" w:type="dxa"/>
+              <w:start w:w="120" w:type="dxa"/>
+              <w:bottom w:w="80" w:type="dxa"/>
+              <w:end w:w="120" w:type="dxa"/>
+            </w:tcMar>
+            <w:vAlign w:val="center"/>
+            <w:shd w:fill="F7F9FC" w:val="clear"/>
+          </w:tcPr>
+          <w:p>
+            <w:pPr>
+              <w:pStyle w:val="Compact"/>
+              <w:keepNext w:val="0"/>
+              <w:spacing w:after="80" w:before="80" w:line="276" w:lineRule="auto"/>
+              <w:ind w:left="0" w:right="0" w:firstLine="0"/>
+            </w:pPr>
+            <w:r>
+              <w:rPr>
+                <w:rFonts w:ascii="Arial Unicode MS" w:hAnsi="Arial Unicode MS" w:eastAsia="Arial Unicode MS"/>
+                <w:sz w:val="21"/>
+              </w:rPr>
+              <w:t xml:space="preserve">Given </w:t>
+            </w:r>
+            <w:r>
+              <w:rPr>
+                <w:rFonts w:hint="eastAsia" w:ascii="Arial Unicode MS" w:hAnsi="Arial Unicode MS" w:eastAsia="Arial Unicode MS"/>
+                <w:sz w:val="21"/>
+              </w:rPr>
+              <w:t xml:space="preserve">三張預設卡未啟用；When</w:t>
+            </w:r>
+            <w:r>
+              <w:rPr>
+                <w:rFonts w:ascii="Arial Unicode MS" w:hAnsi="Arial Unicode MS" w:eastAsia="Arial Unicode MS"/>
+                <w:sz w:val="21"/>
+              </w:rPr>
+              <w:t xml:space="preserve"> </w:t>
+            </w:r>
+            <w:r>
+              <w:rPr>
+                <w:rFonts w:hint="eastAsia" w:ascii="Arial Unicode MS" w:hAnsi="Arial Unicode MS" w:eastAsia="Arial Unicode MS"/>
+                <w:sz w:val="21"/>
+              </w:rPr>
+              <w:t xml:space="preserve">全選；Then</w:t>
+            </w:r>
+            <w:r>
+              <w:rPr>
+                <w:rFonts w:ascii="Arial Unicode MS" w:hAnsi="Arial Unicode MS" w:eastAsia="Arial Unicode MS"/>
+                <w:sz w:val="21"/>
+              </w:rPr>
+              <w:t xml:space="preserve"> </w:t>
+            </w:r>
+            <w:r>
+              <w:rPr>
+                <w:rFonts w:hint="eastAsia" w:ascii="Arial Unicode MS" w:hAnsi="Arial Unicode MS" w:eastAsia="Arial Unicode MS"/>
+                <w:sz w:val="21"/>
+              </w:rPr>
+              <w:t xml:space="preserve">預覽餘額與總金額各</w:t>
+            </w:r>
+            <w:r>
+              <w:rPr>
+                <w:rFonts w:ascii="Arial Unicode MS" w:hAnsi="Arial Unicode MS" w:eastAsia="Arial Unicode MS"/>
+                <w:sz w:val="21"/>
+              </w:rPr>
+              <w:t xml:space="preserve"> </w:t>
+            </w:r>
+            <w:r>
+              <w:rPr>
+                <w:rFonts w:hint="eastAsia" w:ascii="Arial Unicode MS" w:hAnsi="Arial Unicode MS" w:eastAsia="Arial Unicode MS"/>
+                <w:sz w:val="21"/>
+              </w:rPr>
+              <w:t xml:space="preserve">25,000、流水</w:t>
+            </w:r>
+            <w:r>
+              <w:rPr>
+                <w:rFonts w:ascii="Arial Unicode MS" w:hAnsi="Arial Unicode MS" w:eastAsia="Arial Unicode MS"/>
+                <w:sz w:val="21"/>
+              </w:rPr>
+              <w:t xml:space="preserve"> </w:t>
+            </w:r>
+            <w:r>
+              <w:rPr>
+                <w:rFonts w:hint="eastAsia" w:ascii="Arial Unicode MS" w:hAnsi="Arial Unicode MS" w:eastAsia="Arial Unicode MS"/>
+                <w:sz w:val="21"/>
+              </w:rPr>
+              <w:t xml:space="preserve">0／300,000、上限</w:t>
+            </w:r>
+            <w:r>
+              <w:rPr>
+                <w:rFonts w:ascii="Arial Unicode MS" w:hAnsi="Arial Unicode MS" w:eastAsia="Arial Unicode MS"/>
+                <w:sz w:val="21"/>
+              </w:rPr>
+              <w:t xml:space="preserve"> </w:t>
+            </w:r>
+            <w:r>
+              <w:rPr>
+                <w:rFonts w:hint="eastAsia" w:ascii="Arial Unicode MS" w:hAnsi="Arial Unicode MS" w:eastAsia="Arial Unicode MS"/>
+                <w:sz w:val="21"/>
+              </w:rPr>
+              <w:t xml:space="preserve">30,000、期限</w:t>
+            </w:r>
+            <w:r>
+              <w:rPr>
+                <w:rFonts w:ascii="Arial Unicode MS" w:hAnsi="Arial Unicode MS" w:eastAsia="Arial Unicode MS"/>
+                <w:sz w:val="21"/>
+              </w:rPr>
+              <w:t xml:space="preserve"> </w:t>
+            </w:r>
+            <w:r>
+              <w:rPr>
+                <w:rFonts w:hint="eastAsia" w:ascii="Arial Unicode MS" w:hAnsi="Arial Unicode MS" w:eastAsia="Arial Unicode MS"/>
+                <w:sz w:val="21"/>
+              </w:rPr>
+              <w:t xml:space="preserve">2026/12/31；取消後原卡不變。</w:t>
+            </w:r>
+          </w:p>
+        </w:tc>
+      </w:tr>
+      <w:tr>
+        <w:trPr>
+          <w:cantSplit/>
+        </w:trPr>
+        <w:tc>
+          <w:tcPr>
+            <w:tcW w:w="1200" w:type="dxa"/>
+            <w:tcMar>
+              <w:top w:w="80" w:type="dxa"/>
+              <w:start w:w="120" w:type="dxa"/>
+              <w:bottom w:w="80" w:type="dxa"/>
+              <w:end w:w="120" w:type="dxa"/>
+            </w:tcMar>
+            <w:vAlign w:val="center"/>
+            <w:shd w:fill="F7F9FC" w:val="clear"/>
+          </w:tcPr>
+          <w:p>
+            <w:pPr>
+              <w:pStyle w:val="Compact"/>
+              <w:keepNext w:val="0"/>
+              <w:spacing w:after="80" w:before="80" w:line="276" w:lineRule="auto"/>
+              <w:ind w:left="0" w:right="0" w:firstLine="0"/>
+            </w:pPr>
+            <w:r>
+              <w:rPr>
+                <w:rFonts w:ascii="Arial Unicode MS" w:hAnsi="Arial Unicode MS" w:eastAsia="Arial Unicode MS"/>
+                <w:sz w:val="21"/>
+              </w:rPr>
+              <w:t xml:space="preserve">AC-35</w:t>
+            </w:r>
+          </w:p>
+        </w:tc>
+        <w:tc>
+          <w:tcPr>
+            <w:tcW w:w="1800" w:type="dxa"/>
+            <w:tcMar>
+              <w:top w:w="80" w:type="dxa"/>
+              <w:start w:w="120" w:type="dxa"/>
+              <w:bottom w:w="80" w:type="dxa"/>
+              <w:end w:w="120" w:type="dxa"/>
+            </w:tcMar>
+            <w:vAlign w:val="center"/>
+            <w:shd w:fill="F7F9FC" w:val="clear"/>
+          </w:tcPr>
+          <w:p>
+            <w:pPr>
+              <w:pStyle w:val="Compact"/>
+              <w:keepNext w:val="0"/>
+              <w:spacing w:after="80" w:before="80" w:line="276" w:lineRule="auto"/>
+              <w:ind w:left="0" w:right="0" w:firstLine="0"/>
+            </w:pPr>
+            <w:r>
+              <w:rPr>
+                <w:rFonts w:hint="eastAsia" w:ascii="Arial Unicode MS" w:hAnsi="Arial Unicode MS" w:eastAsia="Arial Unicode MS"/>
+                <w:sz w:val="21"/>
+              </w:rPr>
+              <w:t xml:space="preserve">合併結果</w:t>
+            </w:r>
+          </w:p>
+        </w:tc>
+        <w:tc>
+          <w:tcPr>
+            <w:tcW w:w="6360" w:type="dxa"/>
+            <w:tcMar>
+              <w:top w:w="80" w:type="dxa"/>
+              <w:start w:w="120" w:type="dxa"/>
+              <w:bottom w:w="80" w:type="dxa"/>
+              <w:end w:w="120" w:type="dxa"/>
+            </w:tcMar>
+            <w:vAlign w:val="center"/>
+            <w:shd w:fill="F7F9FC" w:val="clear"/>
+          </w:tcPr>
+          <w:p>
+            <w:pPr>
+              <w:pStyle w:val="Compact"/>
+              <w:keepNext w:val="0"/>
+              <w:spacing w:after="80" w:before="80" w:line="276" w:lineRule="auto"/>
+              <w:ind w:left="0" w:right="0" w:firstLine="0"/>
+            </w:pPr>
+            <w:r>
+              <w:rPr>
+                <w:rFonts w:ascii="Arial Unicode MS" w:hAnsi="Arial Unicode MS" w:eastAsia="Arial Unicode MS"/>
+                <w:sz w:val="21"/>
+              </w:rPr>
+              <w:t xml:space="preserve">Given </w:t>
+            </w:r>
+            <w:r>
+              <w:rPr>
+                <w:rFonts w:hint="eastAsia" w:ascii="Arial Unicode MS" w:hAnsi="Arial Unicode MS" w:eastAsia="Arial Unicode MS"/>
+                <w:sz w:val="21"/>
+              </w:rPr>
+              <w:t xml:space="preserve">已選合格卡片；When</w:t>
+            </w:r>
+            <w:r>
+              <w:rPr>
+                <w:rFonts w:ascii="Arial Unicode MS" w:hAnsi="Arial Unicode MS" w:eastAsia="Arial Unicode MS"/>
+                <w:sz w:val="21"/>
+              </w:rPr>
+              <w:t xml:space="preserve"> </w:t>
+            </w:r>
+            <w:r>
+              <w:rPr>
+                <w:rFonts w:hint="eastAsia" w:ascii="Arial Unicode MS" w:hAnsi="Arial Unicode MS" w:eastAsia="Arial Unicode MS"/>
+                <w:sz w:val="21"/>
+              </w:rPr>
+              <w:t xml:space="preserve">重複點擊確認；Then</w:t>
+            </w:r>
+            <w:r>
+              <w:rPr>
+                <w:rFonts w:ascii="Arial Unicode MS" w:hAnsi="Arial Unicode MS" w:eastAsia="Arial Unicode MS"/>
+                <w:sz w:val="21"/>
+              </w:rPr>
+              <w:t xml:space="preserve"> </w:t>
+            </w:r>
+            <w:r>
+              <w:rPr>
+                <w:rFonts w:hint="eastAsia" w:ascii="Arial Unicode MS" w:hAnsi="Arial Unicode MS" w:eastAsia="Arial Unicode MS"/>
+                <w:sz w:val="21"/>
+              </w:rPr>
+              <w:t xml:space="preserve">只新增一張未啟用合併卡，來源卡失效退出清單，錢包與銀行紀錄不變。</w:t>
+            </w:r>
+          </w:p>
+        </w:tc>
+      </w:tr>
+      <w:tr>
+        <w:trPr>
+          <w:cantSplit/>
+        </w:trPr>
+        <w:tc>
+          <w:tcPr>
+            <w:tcW w:w="1200" w:type="dxa"/>
+            <w:tcMar>
+              <w:top w:w="80" w:type="dxa"/>
+              <w:start w:w="120" w:type="dxa"/>
+              <w:bottom w:w="80" w:type="dxa"/>
+              <w:end w:w="120" w:type="dxa"/>
+            </w:tcMar>
+            <w:vAlign w:val="center"/>
+            <w:shd w:fill="F7F9FC" w:val="clear"/>
+          </w:tcPr>
+          <w:p>
+            <w:pPr>
+              <w:pStyle w:val="Compact"/>
+              <w:keepNext w:val="0"/>
+              <w:spacing w:after="80" w:before="80" w:line="276" w:lineRule="auto"/>
+              <w:ind w:left="0" w:right="0" w:firstLine="0"/>
+            </w:pPr>
+            <w:r>
+              <w:rPr>
+                <w:rFonts w:ascii="Arial Unicode MS" w:hAnsi="Arial Unicode MS" w:eastAsia="Arial Unicode MS"/>
+                <w:sz w:val="21"/>
+              </w:rPr>
+              <w:t xml:space="preserve">AC-36</w:t>
+            </w:r>
+          </w:p>
+        </w:tc>
+        <w:tc>
+          <w:tcPr>
+            <w:tcW w:w="1800" w:type="dxa"/>
+            <w:tcMar>
+              <w:top w:w="80" w:type="dxa"/>
+              <w:start w:w="120" w:type="dxa"/>
+              <w:bottom w:w="80" w:type="dxa"/>
+              <w:end w:w="120" w:type="dxa"/>
+            </w:tcMar>
+            <w:vAlign w:val="center"/>
+            <w:shd w:fill="F7F9FC" w:val="clear"/>
+          </w:tcPr>
+          <w:p>
+            <w:pPr>
+              <w:pStyle w:val="Compact"/>
+              <w:keepNext w:val="0"/>
+              <w:spacing w:after="80" w:before="80" w:line="276" w:lineRule="auto"/>
+              <w:ind w:left="0" w:right="0" w:firstLine="0"/>
+            </w:pPr>
+            <w:r>
+              <w:rPr>
+                <w:rFonts w:hint="eastAsia" w:ascii="Arial Unicode MS" w:hAnsi="Arial Unicode MS" w:eastAsia="Arial Unicode MS"/>
+                <w:sz w:val="21"/>
+              </w:rPr>
+              <w:t xml:space="preserve">再次合併</w:t>
+            </w:r>
+          </w:p>
+        </w:tc>
+        <w:tc>
+          <w:tcPr>
+            <w:tcW w:w="6360" w:type="dxa"/>
+            <w:tcMar>
+              <w:top w:w="80" w:type="dxa"/>
+              <w:start w:w="120" w:type="dxa"/>
+              <w:bottom w:w="80" w:type="dxa"/>
+              <w:end w:w="120" w:type="dxa"/>
+            </w:tcMar>
+            <w:vAlign w:val="center"/>
+            <w:shd w:fill="F7F9FC" w:val="clear"/>
+          </w:tcPr>
+          <w:p>
+            <w:pPr>
+              <w:pStyle w:val="Compact"/>
+              <w:keepNext w:val="0"/>
+              <w:spacing w:after="80" w:before="80" w:line="276" w:lineRule="auto"/>
+              <w:ind w:left="0" w:right="0" w:firstLine="0"/>
+            </w:pPr>
+            <w:r>
+              <w:rPr>
+                <w:rFonts w:ascii="Arial Unicode MS" w:hAnsi="Arial Unicode MS" w:eastAsia="Arial Unicode MS"/>
+                <w:sz w:val="21"/>
+              </w:rPr>
+              <w:t xml:space="preserve">Given </w:t>
+            </w:r>
+            <w:r>
+              <w:rPr>
+                <w:rFonts w:hint="eastAsia" w:ascii="Arial Unicode MS" w:hAnsi="Arial Unicode MS" w:eastAsia="Arial Unicode MS"/>
+                <w:sz w:val="21"/>
+              </w:rPr>
+              <w:t xml:space="preserve">合併卡及另一張合格卡；When</w:t>
+            </w:r>
+            <w:r>
+              <w:rPr>
+                <w:rFonts w:ascii="Arial Unicode MS" w:hAnsi="Arial Unicode MS" w:eastAsia="Arial Unicode MS"/>
+                <w:sz w:val="21"/>
+              </w:rPr>
+              <w:t xml:space="preserve"> </w:t>
+            </w:r>
+            <w:r>
+              <w:rPr>
+                <w:rFonts w:hint="eastAsia" w:ascii="Arial Unicode MS" w:hAnsi="Arial Unicode MS" w:eastAsia="Arial Unicode MS"/>
+                <w:sz w:val="21"/>
+              </w:rPr>
+              <w:t xml:space="preserve">再合併；Then</w:t>
+            </w:r>
+            <w:r>
+              <w:rPr>
+                <w:rFonts w:ascii="Arial Unicode MS" w:hAnsi="Arial Unicode MS" w:eastAsia="Arial Unicode MS"/>
+                <w:sz w:val="21"/>
+              </w:rPr>
+              <w:t xml:space="preserve"> </w:t>
+            </w:r>
+            <w:r>
+              <w:rPr>
+                <w:rFonts w:hint="eastAsia" w:ascii="Arial Unicode MS" w:hAnsi="Arial Unicode MS" w:eastAsia="Arial Unicode MS"/>
+                <w:sz w:val="21"/>
+              </w:rPr>
+              <w:t xml:space="preserve">所有金額及兩種流水加總、期限採最晚，來源張數含原始卡片，任務不能重領。</w:t>
+            </w:r>
+          </w:p>
+        </w:tc>
+      </w:tr>
+      <w:tr>
+        <w:trPr>
+          <w:cantSplit/>
+        </w:trPr>
+        <w:tc>
+          <w:tcPr>
+            <w:tcW w:w="1200" w:type="dxa"/>
+            <w:tcMar>
+              <w:top w:w="80" w:type="dxa"/>
+              <w:start w:w="120" w:type="dxa"/>
+              <w:bottom w:w="80" w:type="dxa"/>
+              <w:end w:w="120" w:type="dxa"/>
+            </w:tcMar>
+            <w:vAlign w:val="center"/>
+            <w:shd w:fill="F7F9FC" w:val="clear"/>
+          </w:tcPr>
+          <w:p>
+            <w:pPr>
+              <w:pStyle w:val="Compact"/>
+              <w:keepNext w:val="0"/>
+              <w:spacing w:after="80" w:before="80" w:line="276" w:lineRule="auto"/>
+              <w:ind w:left="0" w:right="0" w:firstLine="0"/>
+            </w:pPr>
+            <w:r>
+              <w:rPr>
+                <w:rFonts w:ascii="Arial Unicode MS" w:hAnsi="Arial Unicode MS" w:eastAsia="Arial Unicode MS"/>
+                <w:sz w:val="21"/>
+              </w:rPr>
+              <w:t xml:space="preserve">AC-37</w:t>
+            </w:r>
+          </w:p>
+        </w:tc>
+        <w:tc>
+          <w:tcPr>
+            <w:tcW w:w="1800" w:type="dxa"/>
+            <w:tcMar>
+              <w:top w:w="80" w:type="dxa"/>
+              <w:start w:w="120" w:type="dxa"/>
+              <w:bottom w:w="80" w:type="dxa"/>
+              <w:end w:w="120" w:type="dxa"/>
+            </w:tcMar>
+            <w:vAlign w:val="center"/>
+            <w:shd w:fill="F7F9FC" w:val="clear"/>
+          </w:tcPr>
+          <w:p>
+            <w:pPr>
+              <w:pStyle w:val="Compact"/>
+              <w:keepNext w:val="0"/>
+              <w:spacing w:after="80" w:before="80" w:line="276" w:lineRule="auto"/>
+              <w:ind w:left="0" w:right="0" w:firstLine="0"/>
+            </w:pPr>
+            <w:r>
+              <w:rPr>
+                <w:rFonts w:hint="eastAsia" w:ascii="Arial Unicode MS" w:hAnsi="Arial Unicode MS" w:eastAsia="Arial Unicode MS"/>
+                <w:sz w:val="21"/>
+              </w:rPr>
+              <w:t xml:space="preserve">合併卡轉換</w:t>
+            </w:r>
+          </w:p>
+        </w:tc>
+        <w:tc>
+          <w:tcPr>
+            <w:tcW w:w="6360" w:type="dxa"/>
+            <w:tcMar>
+              <w:top w:w="80" w:type="dxa"/>
+              <w:start w:w="120" w:type="dxa"/>
+              <w:bottom w:w="80" w:type="dxa"/>
+              <w:end w:w="120" w:type="dxa"/>
+            </w:tcMar>
+            <w:vAlign w:val="center"/>
+            <w:shd w:fill="F7F9FC" w:val="clear"/>
+          </w:tcPr>
+          <w:p>
+            <w:pPr>
+              <w:pStyle w:val="Compact"/>
+              <w:keepNext w:val="0"/>
+              <w:spacing w:after="80" w:before="80" w:line="276" w:lineRule="auto"/>
+              <w:ind w:left="0" w:right="0" w:firstLine="0"/>
+            </w:pPr>
+            <w:r>
+              <w:rPr>
+                <w:rFonts w:ascii="Arial Unicode MS" w:hAnsi="Arial Unicode MS" w:eastAsia="Arial Unicode MS"/>
+                <w:sz w:val="21"/>
+              </w:rPr>
+              <w:t xml:space="preserve">Given </w:t>
+            </w:r>
+            <w:r>
+              <w:rPr>
+                <w:rFonts w:hint="eastAsia" w:ascii="Arial Unicode MS" w:hAnsi="Arial Unicode MS" w:eastAsia="Arial Unicode MS"/>
+                <w:sz w:val="21"/>
+              </w:rPr>
+              <w:t xml:space="preserve">預設三卡合併並啟用；When</w:t>
+            </w:r>
+            <w:r>
+              <w:rPr>
+                <w:rFonts w:ascii="Arial Unicode MS" w:hAnsi="Arial Unicode MS" w:eastAsia="Arial Unicode MS"/>
+                <w:sz w:val="21"/>
+              </w:rPr>
+              <w:t xml:space="preserve"> </w:t>
+            </w:r>
+            <w:r>
+              <w:rPr>
+                <w:rFonts w:hint="eastAsia" w:ascii="Arial Unicode MS" w:hAnsi="Arial Unicode MS" w:eastAsia="Arial Unicode MS"/>
+                <w:sz w:val="21"/>
+              </w:rPr>
+              <w:t xml:space="preserve">於支援遊戲中</w:t>
+            </w:r>
+            <w:r>
+              <w:rPr>
+                <w:rFonts w:ascii="Arial Unicode MS" w:hAnsi="Arial Unicode MS" w:eastAsia="Arial Unicode MS"/>
+                <w:sz w:val="21"/>
+              </w:rPr>
+              <w:t xml:space="preserve"> Mock </w:t>
+            </w:r>
+            <w:r>
+              <w:rPr>
+                <w:rFonts w:hint="eastAsia" w:ascii="Arial Unicode MS" w:hAnsi="Arial Unicode MS" w:eastAsia="Arial Unicode MS"/>
+                <w:sz w:val="21"/>
+              </w:rPr>
+              <w:t xml:space="preserve">完成流水；Then</w:t>
+            </w:r>
+            <w:r>
+              <w:rPr>
+                <w:rFonts w:ascii="Arial Unicode MS" w:hAnsi="Arial Unicode MS" w:eastAsia="Arial Unicode MS"/>
+                <w:sz w:val="21"/>
+              </w:rPr>
+              <w:t xml:space="preserve"> </w:t>
+            </w:r>
+            <w:r>
+              <w:rPr>
+                <w:rFonts w:hint="eastAsia" w:ascii="Arial Unicode MS" w:hAnsi="Arial Unicode MS" w:eastAsia="Arial Unicode MS"/>
+                <w:sz w:val="21"/>
+              </w:rPr>
+              <w:t xml:space="preserve">銀幣增加</w:t>
+            </w:r>
+            <w:r>
+              <w:rPr>
+                <w:rFonts w:ascii="Arial Unicode MS" w:hAnsi="Arial Unicode MS" w:eastAsia="Arial Unicode MS"/>
+                <w:sz w:val="21"/>
+              </w:rPr>
+              <w:t xml:space="preserve"> </w:t>
+            </w:r>
+            <w:r>
+              <w:rPr>
+                <w:rFonts w:hint="eastAsia" w:ascii="Arial Unicode MS" w:hAnsi="Arial Unicode MS" w:eastAsia="Arial Unicode MS"/>
+                <w:sz w:val="21"/>
+              </w:rPr>
+              <w:t xml:space="preserve">25,000、只新增一筆轉換紀錄，卡片餘額</w:t>
+            </w:r>
+            <w:r>
+              <w:rPr>
+                <w:rFonts w:ascii="Arial Unicode MS" w:hAnsi="Arial Unicode MS" w:eastAsia="Arial Unicode MS"/>
+                <w:sz w:val="21"/>
+              </w:rPr>
+              <w:t xml:space="preserve"> 0 </w:t>
+            </w:r>
+            <w:r>
+              <w:rPr>
+                <w:rFonts w:hint="eastAsia" w:ascii="Arial Unicode MS" w:hAnsi="Arial Unicode MS" w:eastAsia="Arial Unicode MS"/>
+                <w:sz w:val="21"/>
+              </w:rPr>
+              <w:t xml:space="preserve">且不可重複入帳。</w:t>
+            </w:r>
+          </w:p>
+        </w:tc>
+      </w:tr>
+      <w:tr>
+        <w:trPr>
+          <w:cantSplit/>
+        </w:trPr>
+        <w:tc>
+          <w:tcPr>
+            <w:tcW w:w="1200" w:type="dxa"/>
+            <w:tcMar>
+              <w:top w:w="80" w:type="dxa"/>
+              <w:start w:w="120" w:type="dxa"/>
+              <w:bottom w:w="80" w:type="dxa"/>
+              <w:end w:w="120" w:type="dxa"/>
+            </w:tcMar>
+            <w:vAlign w:val="center"/>
+            <w:shd w:fill="F7F9FC" w:val="clear"/>
+          </w:tcPr>
+          <w:p>
+            <w:pPr>
+              <w:pStyle w:val="Compact"/>
+              <w:keepNext w:val="0"/>
+              <w:spacing w:after="80" w:before="80" w:line="276" w:lineRule="auto"/>
+              <w:ind w:left="0" w:right="0" w:firstLine="0"/>
+            </w:pPr>
+            <w:r>
+              <w:rPr>
+                <w:rFonts w:ascii="Arial Unicode MS" w:hAnsi="Arial Unicode MS" w:eastAsia="Arial Unicode MS"/>
+                <w:sz w:val="21"/>
+              </w:rPr>
+              <w:t xml:space="preserve">AC-38</w:t>
+            </w:r>
+          </w:p>
+        </w:tc>
+        <w:tc>
+          <w:tcPr>
+            <w:tcW w:w="1800" w:type="dxa"/>
+            <w:tcMar>
+              <w:top w:w="80" w:type="dxa"/>
+              <w:start w:w="120" w:type="dxa"/>
+              <w:bottom w:w="80" w:type="dxa"/>
+              <w:end w:w="120" w:type="dxa"/>
+            </w:tcMar>
+            <w:vAlign w:val="center"/>
+            <w:shd w:fill="F7F9FC" w:val="clear"/>
+          </w:tcPr>
+          <w:p>
+            <w:pPr>
+              <w:pStyle w:val="Compact"/>
+              <w:keepNext w:val="0"/>
+              <w:spacing w:after="80" w:before="80" w:line="276" w:lineRule="auto"/>
+              <w:ind w:left="0" w:right="0" w:firstLine="0"/>
+            </w:pPr>
+            <w:r>
+              <w:rPr>
+                <w:rFonts w:hint="eastAsia" w:ascii="Arial Unicode MS" w:hAnsi="Arial Unicode MS" w:eastAsia="Arial Unicode MS"/>
+                <w:sz w:val="21"/>
+              </w:rPr>
+              <w:t xml:space="preserve">卡片重置</w:t>
+            </w:r>
+          </w:p>
+        </w:tc>
+        <w:tc>
+          <w:tcPr>
+            <w:tcW w:w="6360" w:type="dxa"/>
+            <w:tcMar>
+              <w:top w:w="80" w:type="dxa"/>
+              <w:start w:w="120" w:type="dxa"/>
+              <w:bottom w:w="80" w:type="dxa"/>
+              <w:end w:w="120" w:type="dxa"/>
+            </w:tcMar>
+            <w:vAlign w:val="center"/>
+            <w:shd w:fill="F7F9FC" w:val="clear"/>
+          </w:tcPr>
+          <w:p>
+            <w:pPr>
+              <w:pStyle w:val="Compact"/>
+              <w:keepNext w:val="0"/>
+              <w:spacing w:after="80" w:before="80" w:line="276" w:lineRule="auto"/>
+              <w:ind w:left="0" w:right="0" w:firstLine="0"/>
+            </w:pPr>
+            <w:r>
+              <w:rPr>
+                <w:rFonts w:ascii="Arial Unicode MS" w:hAnsi="Arial Unicode MS" w:eastAsia="Arial Unicode MS"/>
+                <w:sz w:val="21"/>
+              </w:rPr>
+              <w:t xml:space="preserve">Given </w:t>
+            </w:r>
+            <w:r>
+              <w:rPr>
+                <w:rFonts w:hint="eastAsia" w:ascii="Arial Unicode MS" w:hAnsi="Arial Unicode MS" w:eastAsia="Arial Unicode MS"/>
+                <w:sz w:val="21"/>
+              </w:rPr>
+              <w:t xml:space="preserve">已領卡、合併或轉換；When</w:t>
+            </w:r>
+            <w:r>
+              <w:rPr>
+                <w:rFonts w:ascii="Arial Unicode MS" w:hAnsi="Arial Unicode MS" w:eastAsia="Arial Unicode MS"/>
+                <w:sz w:val="21"/>
+              </w:rPr>
+              <w:t xml:space="preserve"> </w:t>
+            </w:r>
+            <w:r>
+              <w:rPr>
+                <w:rFonts w:hint="eastAsia" w:ascii="Arial Unicode MS" w:hAnsi="Arial Unicode MS" w:eastAsia="Arial Unicode MS"/>
+                <w:sz w:val="21"/>
+              </w:rPr>
+              <w:t xml:space="preserve">重新整理；Then</w:t>
+            </w:r>
+            <w:r>
+              <w:rPr>
+                <w:rFonts w:ascii="Arial Unicode MS" w:hAnsi="Arial Unicode MS" w:eastAsia="Arial Unicode MS"/>
+                <w:sz w:val="21"/>
+              </w:rPr>
+              <w:t xml:space="preserve"> </w:t>
+            </w:r>
+            <w:r>
+              <w:rPr>
+                <w:rFonts w:hint="eastAsia" w:ascii="Arial Unicode MS" w:hAnsi="Arial Unicode MS" w:eastAsia="Arial Unicode MS"/>
+                <w:sz w:val="21"/>
+              </w:rPr>
+              <w:t xml:space="preserve">卡片清空、三節點恢復可領取、金融種子值恢復而身份保留。</w:t>
             </w:r>
           </w:p>
         </w:tc>
@@ -45361,6 +49097,406 @@
       </w:tr>
     </w:tbl>
     <w:bookmarkEnd w:id="64"/>
+    <w:bookmarkStart w:id="80" w:name="獎勵卡資料"/>
+    <w:p>
+      <w:pPr>
+        <w:pStyle w:val="Heading2"/>
+        <w:keepNext/>
+      </w:pPr>
+      <w:r>
+        <w:t xml:space="preserve">14.10 </w:t>
+      </w:r>
+      <w:r>
+        <w:rPr>
+          <w:rFonts w:hint="eastAsia"/>
+        </w:rPr>
+        <w:t xml:space="preserve">獎勵卡資料</w:t>
+      </w:r>
+    </w:p>
+    <w:tbl>
+      <w:tblPr>
+        <w:tblStyle w:val="Table"/>
+        <w:tblW w:type="dxa" w:w="9360"/>
+        <w:jc w:val="left"/>
+        <w:tblLayout w:type="fixed"/>
+        <w:tblLook w:firstRow="1" w:lastRow="0" w:firstColumn="0" w:lastColumn="0" w:noHBand="0" w:noVBand="0" w:val="0020"/>
+        <w:tblInd w:w="120" w:type="dxa"/>
+        <w:tblBorders>
+          <w:top w:val="single" w:sz="4" w:space="0" w:color="B9C8DB"/>
+          <w:left w:val="single" w:sz="4" w:space="0" w:color="B9C8DB"/>
+          <w:bottom w:val="single" w:sz="4" w:space="0" w:color="B9C8DB"/>
+          <w:right w:val="single" w:sz="4" w:space="0" w:color="B9C8DB"/>
+          <w:insideH w:val="single" w:sz="4" w:space="0" w:color="B9C8DB"/>
+          <w:insideV w:val="single" w:sz="4" w:space="0" w:color="B9C8DB"/>
+        </w:tblBorders>
+      </w:tblPr>
+      <w:tblGrid>
+        <w:gridCol w:w="1600"/>
+        <w:gridCol w:w="7760"/>
+      </w:tblGrid>
+      <w:tr>
+        <w:trPr>
+          <w:tblHeader w:val="true"/>
+          <w:cantSplit w:val="true"/>
+        </w:trPr>
+        <w:tc>
+          <w:tcPr>
+            <w:tcW w:w="1600" w:type="dxa"/>
+            <w:tcMar>
+              <w:top w:w="80" w:type="dxa"/>
+              <w:start w:w="120" w:type="dxa"/>
+              <w:bottom w:w="80" w:type="dxa"/>
+              <w:end w:w="120" w:type="dxa"/>
+            </w:tcMar>
+            <w:vAlign w:val="center"/>
+            <w:shd w:fill="E8EEF5" w:val="clear"/>
+          </w:tcPr>
+          <w:p>
+            <w:pPr>
+              <w:pStyle w:val="Compact"/>
+              <w:spacing w:before="0" w:after="40" w:line="276" w:lineRule="auto"/>
+              <w:jc w:val="left"/>
+            </w:pPr>
+            <w:r>
+              <w:rPr>
+                <w:rFonts w:hint="eastAsia" w:ascii="Arial Unicode MS" w:hAnsi="Arial Unicode MS" w:eastAsia="Arial Unicode MS" w:cs="Arial Unicode MS"/>
+                <w:b/>
+                <w:color w:val="172033"/>
+                <w:sz w:val="19"/>
+              </w:rPr>
+              <w:t xml:space="preserve">需求</w:t>
+            </w:r>
+          </w:p>
+        </w:tc>
+        <w:tc>
+          <w:tcPr>
+            <w:tcW w:w="7760" w:type="dxa"/>
+            <w:tcMar>
+              <w:top w:w="80" w:type="dxa"/>
+              <w:start w:w="120" w:type="dxa"/>
+              <w:bottom w:w="80" w:type="dxa"/>
+              <w:end w:w="120" w:type="dxa"/>
+            </w:tcMar>
+            <w:vAlign w:val="center"/>
+            <w:shd w:fill="E8EEF5" w:val="clear"/>
+          </w:tcPr>
+          <w:p>
+            <w:pPr>
+              <w:pStyle w:val="Compact"/>
+              <w:spacing w:before="0" w:after="40" w:line="276" w:lineRule="auto"/>
+              <w:jc w:val="left"/>
+            </w:pPr>
+            <w:r>
+              <w:rPr>
+                <w:rFonts w:hint="eastAsia" w:ascii="Arial Unicode MS" w:hAnsi="Arial Unicode MS" w:eastAsia="Arial Unicode MS" w:cs="Arial Unicode MS"/>
+                <w:b/>
+                <w:color w:val="172033"/>
+                <w:sz w:val="19"/>
+              </w:rPr>
+              <w:t xml:space="preserve">內容</w:t>
+            </w:r>
+          </w:p>
+        </w:tc>
+      </w:tr>
+      <w:tr>
+        <w:trPr>
+          <w:cantSplit/>
+        </w:trPr>
+        <w:tc>
+          <w:tcPr>
+            <w:tcW w:w="1600" w:type="dxa"/>
+            <w:tcMar>
+              <w:top w:w="80" w:type="dxa"/>
+              <w:start w:w="120" w:type="dxa"/>
+              <w:bottom w:w="80" w:type="dxa"/>
+              <w:end w:w="120" w:type="dxa"/>
+            </w:tcMar>
+            <w:vAlign w:val="center"/>
+          </w:tcPr>
+          <w:p>
+            <w:pPr>
+              <w:pStyle w:val="Compact"/>
+              <w:keepNext w:val="0"/>
+              <w:spacing w:after="80" w:before="80" w:line="276" w:lineRule="auto"/>
+              <w:ind w:left="0" w:right="0" w:firstLine="0"/>
+            </w:pPr>
+            <w:r>
+              <w:rPr>
+                <w:rFonts w:hint="eastAsia" w:ascii="Arial Unicode MS" w:hAnsi="Arial Unicode MS" w:eastAsia="Arial Unicode MS"/>
+                <w:sz w:val="21"/>
+              </w:rPr>
+              <w:t xml:space="preserve">取得</w:t>
+            </w:r>
+          </w:p>
+        </w:tc>
+        <w:tc>
+          <w:tcPr>
+            <w:tcW w:w="7760" w:type="dxa"/>
+            <w:tcMar>
+              <w:top w:w="80" w:type="dxa"/>
+              <w:start w:w="120" w:type="dxa"/>
+              <w:bottom w:w="80" w:type="dxa"/>
+              <w:end w:w="120" w:type="dxa"/>
+            </w:tcMar>
+            <w:vAlign w:val="center"/>
+          </w:tcPr>
+          <w:p>
+            <w:pPr>
+              <w:pStyle w:val="Compact"/>
+              <w:keepNext w:val="0"/>
+              <w:spacing w:after="80" w:before="80" w:line="276" w:lineRule="auto"/>
+              <w:ind w:left="0" w:right="0" w:firstLine="0"/>
+            </w:pPr>
+            <w:r>
+              <w:rPr>
+                <w:rFonts w:hint="eastAsia" w:ascii="Arial Unicode MS" w:hAnsi="Arial Unicode MS" w:eastAsia="Arial Unicode MS"/>
+                <w:sz w:val="21"/>
+              </w:rPr>
+              <w:t xml:space="preserve">卡片識別碼、來源任務、原始金額、目前餘額、流水已累積及目標、上限、期限、狀態與來源卡關係。</w:t>
+            </w:r>
+          </w:p>
+        </w:tc>
+      </w:tr>
+      <w:tr>
+        <w:trPr>
+          <w:cantSplit/>
+        </w:trPr>
+        <w:tc>
+          <w:tcPr>
+            <w:tcW w:w="1600" w:type="dxa"/>
+            <w:tcMar>
+              <w:top w:w="80" w:type="dxa"/>
+              <w:start w:w="120" w:type="dxa"/>
+              <w:bottom w:w="80" w:type="dxa"/>
+              <w:end w:w="120" w:type="dxa"/>
+            </w:tcMar>
+            <w:vAlign w:val="center"/>
+            <w:shd w:fill="F7F9FC" w:val="clear"/>
+          </w:tcPr>
+          <w:p>
+            <w:pPr>
+              <w:pStyle w:val="Compact"/>
+              <w:keepNext w:val="0"/>
+              <w:spacing w:after="80" w:before="80" w:line="276" w:lineRule="auto"/>
+              <w:ind w:left="0" w:right="0" w:firstLine="0"/>
+            </w:pPr>
+            <w:r>
+              <w:rPr>
+                <w:rFonts w:hint="eastAsia" w:ascii="Arial Unicode MS" w:hAnsi="Arial Unicode MS" w:eastAsia="Arial Unicode MS"/>
+                <w:sz w:val="21"/>
+              </w:rPr>
+              <w:t xml:space="preserve">送出</w:t>
+            </w:r>
+          </w:p>
+        </w:tc>
+        <w:tc>
+          <w:tcPr>
+            <w:tcW w:w="7760" w:type="dxa"/>
+            <w:tcMar>
+              <w:top w:w="80" w:type="dxa"/>
+              <w:start w:w="120" w:type="dxa"/>
+              <w:bottom w:w="80" w:type="dxa"/>
+              <w:end w:w="120" w:type="dxa"/>
+            </w:tcMar>
+            <w:vAlign w:val="center"/>
+            <w:shd w:fill="F7F9FC" w:val="clear"/>
+          </w:tcPr>
+          <w:p>
+            <w:pPr>
+              <w:pStyle w:val="Compact"/>
+              <w:keepNext w:val="0"/>
+              <w:spacing w:after="80" w:before="80" w:line="276" w:lineRule="auto"/>
+              <w:ind w:left="0" w:right="0" w:firstLine="0"/>
+            </w:pPr>
+            <w:r>
+              <w:rPr>
+                <w:rFonts w:hint="eastAsia" w:ascii="Arial Unicode MS" w:hAnsi="Arial Unicode MS" w:eastAsia="Arial Unicode MS"/>
+                <w:sz w:val="21"/>
+              </w:rPr>
+              <w:t xml:space="preserve">領取的任務節點；啟用、停用、刪除或轉換的卡片；合併所選卡片集合。</w:t>
+            </w:r>
+          </w:p>
+        </w:tc>
+      </w:tr>
+      <w:tr>
+        <w:trPr>
+          <w:cantSplit/>
+        </w:trPr>
+        <w:tc>
+          <w:tcPr>
+            <w:tcW w:w="1600" w:type="dxa"/>
+            <w:tcMar>
+              <w:top w:w="80" w:type="dxa"/>
+              <w:start w:w="120" w:type="dxa"/>
+              <w:bottom w:w="80" w:type="dxa"/>
+              <w:end w:w="120" w:type="dxa"/>
+            </w:tcMar>
+            <w:vAlign w:val="center"/>
+          </w:tcPr>
+          <w:p>
+            <w:pPr>
+              <w:pStyle w:val="Compact"/>
+              <w:keepNext w:val="0"/>
+              <w:spacing w:after="80" w:before="80" w:line="276" w:lineRule="auto"/>
+              <w:ind w:left="0" w:right="0" w:firstLine="0"/>
+            </w:pPr>
+            <w:r>
+              <w:rPr>
+                <w:rFonts w:hint="eastAsia" w:ascii="Arial Unicode MS" w:hAnsi="Arial Unicode MS" w:eastAsia="Arial Unicode MS"/>
+                <w:sz w:val="21"/>
+              </w:rPr>
+              <w:t xml:space="preserve">回傳</w:t>
+            </w:r>
+          </w:p>
+        </w:tc>
+        <w:tc>
+          <w:tcPr>
+            <w:tcW w:w="7760" w:type="dxa"/>
+            <w:tcMar>
+              <w:top w:w="80" w:type="dxa"/>
+              <w:start w:w="120" w:type="dxa"/>
+              <w:bottom w:w="80" w:type="dxa"/>
+              <w:end w:w="120" w:type="dxa"/>
+            </w:tcMar>
+            <w:vAlign w:val="center"/>
+          </w:tcPr>
+          <w:p>
+            <w:pPr>
+              <w:pStyle w:val="Compact"/>
+              <w:keepNext w:val="0"/>
+              <w:spacing w:after="80" w:before="80" w:line="276" w:lineRule="auto"/>
+              <w:ind w:left="0" w:right="0" w:firstLine="0"/>
+            </w:pPr>
+            <w:r>
+              <w:rPr>
+                <w:rFonts w:hint="eastAsia" w:ascii="Arial Unicode MS" w:hAnsi="Arial Unicode MS" w:eastAsia="Arial Unicode MS"/>
+                <w:sz w:val="21"/>
+              </w:rPr>
+              <w:t xml:space="preserve">操作成功或失敗、新卡資料、失效來源卡、目前可用額度、轉換金額及金融紀錄。</w:t>
+            </w:r>
+          </w:p>
+        </w:tc>
+      </w:tr>
+      <w:tr>
+        <w:trPr>
+          <w:cantSplit/>
+        </w:trPr>
+        <w:tc>
+          <w:tcPr>
+            <w:tcW w:w="1600" w:type="dxa"/>
+            <w:tcMar>
+              <w:top w:w="80" w:type="dxa"/>
+              <w:start w:w="120" w:type="dxa"/>
+              <w:bottom w:w="80" w:type="dxa"/>
+              <w:end w:w="120" w:type="dxa"/>
+            </w:tcMar>
+            <w:vAlign w:val="center"/>
+          </w:tcPr>
+          <w:p>
+            <w:pPr>
+              <w:pStyle w:val="Compact"/>
+              <w:keepNext w:val="0"/>
+              <w:spacing w:after="80" w:before="80" w:line="276" w:lineRule="auto"/>
+              <w:ind w:left="0" w:right="0" w:firstLine="0"/>
+            </w:pPr>
+            <w:r>
+              <w:rPr>
+                <w:rFonts w:hint="eastAsia" w:ascii="Arial Unicode MS" w:hAnsi="Arial Unicode MS" w:eastAsia="Arial Unicode MS"/>
+                <w:sz w:val="21"/>
+              </w:rPr>
+              <w:t xml:space="preserve">保存</w:t>
+            </w:r>
+          </w:p>
+        </w:tc>
+        <w:tc>
+          <w:tcPr>
+            <w:tcW w:w="7760" w:type="dxa"/>
+            <w:tcMar>
+              <w:top w:w="80" w:type="dxa"/>
+              <w:start w:w="120" w:type="dxa"/>
+              <w:bottom w:w="80" w:type="dxa"/>
+              <w:end w:w="120" w:type="dxa"/>
+            </w:tcMar>
+            <w:vAlign w:val="center"/>
+          </w:tcPr>
+          <w:p>
+            <w:pPr>
+              <w:pStyle w:val="Compact"/>
+              <w:keepNext w:val="0"/>
+              <w:spacing w:after="80" w:before="80" w:line="276" w:lineRule="auto"/>
+              <w:ind w:left="0" w:right="0" w:firstLine="0"/>
+            </w:pPr>
+            <w:r>
+              <w:rPr>
+                <w:rFonts w:hint="eastAsia" w:ascii="Arial Unicode MS" w:hAnsi="Arial Unicode MS" w:eastAsia="Arial Unicode MS"/>
+                <w:sz w:val="21"/>
+              </w:rPr>
+              <w:t xml:space="preserve">原任務領取資格獨立於卡片存在與否；合併來源不可重複使用。原型僅於本次頁面生命週期保存。</w:t>
+            </w:r>
+          </w:p>
+        </w:tc>
+      </w:tr>
+      <w:tr>
+        <w:trPr>
+          <w:cantSplit/>
+        </w:trPr>
+        <w:tc>
+          <w:tcPr>
+            <w:tcW w:w="1600" w:type="dxa"/>
+            <w:tcMar>
+              <w:top w:w="80" w:type="dxa"/>
+              <w:start w:w="120" w:type="dxa"/>
+              <w:bottom w:w="80" w:type="dxa"/>
+              <w:end w:w="120" w:type="dxa"/>
+            </w:tcMar>
+            <w:vAlign w:val="center"/>
+          </w:tcPr>
+          <w:p>
+            <w:pPr>
+              <w:pStyle w:val="Compact"/>
+              <w:keepNext w:val="0"/>
+              <w:spacing w:after="80" w:before="80" w:line="276" w:lineRule="auto"/>
+              <w:ind w:left="0" w:right="0" w:firstLine="0"/>
+            </w:pPr>
+            <w:r>
+              <w:rPr>
+                <w:rFonts w:hint="eastAsia" w:ascii="Arial Unicode MS" w:hAnsi="Arial Unicode MS" w:eastAsia="Arial Unicode MS"/>
+                <w:sz w:val="21"/>
+              </w:rPr>
+              <w:t xml:space="preserve">一致性</w:t>
+            </w:r>
+          </w:p>
+        </w:tc>
+        <w:tc>
+          <w:tcPr>
+            <w:tcW w:w="7760" w:type="dxa"/>
+            <w:tcMar>
+              <w:top w:w="80" w:type="dxa"/>
+              <w:start w:w="120" w:type="dxa"/>
+              <w:bottom w:w="80" w:type="dxa"/>
+              <w:end w:w="120" w:type="dxa"/>
+            </w:tcMar>
+            <w:vAlign w:val="center"/>
+          </w:tcPr>
+          <w:p>
+            <w:pPr>
+              <w:pStyle w:val="Compact"/>
+              <w:keepNext w:val="0"/>
+              <w:spacing w:after="80" w:before="80" w:line="276" w:lineRule="auto"/>
+              <w:ind w:left="0" w:right="0" w:firstLine="0"/>
+            </w:pPr>
+            <w:r>
+              <w:rPr>
+                <w:rFonts w:hint="eastAsia" w:ascii="Arial Unicode MS" w:hAnsi="Arial Unicode MS" w:eastAsia="Arial Unicode MS"/>
+                <w:sz w:val="21"/>
+              </w:rPr>
+              <w:t xml:space="preserve">再驗證資格、保護重複操作、一次完成卡片集合更新；合併不變更一般錢包，轉換才入帳。</w:t>
+            </w:r>
+          </w:p>
+        </w:tc>
+      </w:tr>
+    </w:tbl>
+    <w:bookmarkEnd w:id="80"/>
     <w:bookmarkEnd w:id="65"/>
     <w:bookmarkStart w:id="68" w:name="X0af64066a8deec39ea1c20d11f59a02765c5c54"/>
     <w:p>
@@ -46140,6 +50276,120 @@
           </w:p>
         </w:tc>
       </w:tr>
+      <w:tr>
+        <w:trPr>
+          <w:cantSplit/>
+        </w:trPr>
+        <w:tc>
+          <w:tcPr>
+            <w:tcW w:w="1400" w:type="dxa"/>
+            <w:tcMar>
+              <w:top w:w="80" w:type="dxa"/>
+              <w:start w:w="120" w:type="dxa"/>
+              <w:bottom w:w="80" w:type="dxa"/>
+              <w:end w:w="120" w:type="dxa"/>
+            </w:tcMar>
+            <w:vAlign w:val="center"/>
+          </w:tcPr>
+          <w:p>
+            <w:pPr>
+              <w:pStyle w:val="Compact"/>
+              <w:keepNext w:val="0"/>
+              <w:spacing w:after="80" w:before="80" w:line="276" w:lineRule="auto"/>
+              <w:ind w:left="0" w:right="0" w:firstLine="0"/>
+            </w:pPr>
+            <w:r>
+              <w:rPr>
+                <w:rFonts w:ascii="Arial Unicode MS" w:hAnsi="Arial Unicode MS" w:eastAsia="Arial Unicode MS"/>
+                <w:sz w:val="21"/>
+              </w:rPr>
+              <w:t xml:space="preserve">Q-10</w:t>
+            </w:r>
+          </w:p>
+        </w:tc>
+        <w:tc>
+          <w:tcPr>
+            <w:tcW w:w="5150" w:type="dxa"/>
+            <w:tcMar>
+              <w:top w:w="80" w:type="dxa"/>
+              <w:start w:w="120" w:type="dxa"/>
+              <w:bottom w:w="80" w:type="dxa"/>
+              <w:end w:w="120" w:type="dxa"/>
+            </w:tcMar>
+            <w:vAlign w:val="center"/>
+          </w:tcPr>
+          <w:p>
+            <w:pPr>
+              <w:pStyle w:val="Compact"/>
+              <w:keepNext w:val="0"/>
+              <w:spacing w:after="80" w:before="80" w:line="276" w:lineRule="auto"/>
+              <w:ind w:left="0" w:right="0" w:firstLine="0"/>
+            </w:pPr>
+            <w:r>
+              <w:rPr>
+                <w:rFonts w:hint="eastAsia" w:ascii="Arial Unicode MS" w:hAnsi="Arial Unicode MS" w:eastAsia="Arial Unicode MS"/>
+                <w:sz w:val="21"/>
+              </w:rPr>
+              <w:t xml:space="preserve">第</w:t>
+            </w:r>
+            <w:r>
+              <w:rPr>
+                <w:rFonts w:ascii="Arial Unicode MS" w:hAnsi="Arial Unicode MS" w:eastAsia="Arial Unicode MS"/>
+                <w:sz w:val="21"/>
+              </w:rPr>
+              <w:t xml:space="preserve"> 10 </w:t>
+            </w:r>
+            <w:r>
+              <w:rPr>
+                <w:rFonts w:hint="eastAsia" w:ascii="Arial Unicode MS" w:hAnsi="Arial Unicode MS" w:eastAsia="Arial Unicode MS"/>
+                <w:sz w:val="21"/>
+              </w:rPr>
+              <w:t xml:space="preserve">天活動銀幣卡的正式金額、流水目標與轉換上限</w:t>
+            </w:r>
+          </w:p>
+        </w:tc>
+        <w:tc>
+          <w:tcPr>
+            <w:tcW w:w="2810" w:type="dxa"/>
+            <w:tcMar>
+              <w:top w:w="80" w:type="dxa"/>
+              <w:start w:w="120" w:type="dxa"/>
+              <w:bottom w:w="80" w:type="dxa"/>
+              <w:end w:w="120" w:type="dxa"/>
+            </w:tcMar>
+            <w:vAlign w:val="center"/>
+          </w:tcPr>
+          <w:p>
+            <w:pPr>
+              <w:pStyle w:val="Compact"/>
+              <w:keepNext w:val="0"/>
+              <w:spacing w:after="80" w:before="80" w:line="276" w:lineRule="auto"/>
+              <w:ind w:left="0" w:right="0" w:firstLine="0"/>
+            </w:pPr>
+            <w:r>
+              <w:rPr>
+                <w:rFonts w:hint="eastAsia" w:ascii="Arial Unicode MS" w:hAnsi="Arial Unicode MS" w:eastAsia="Arial Unicode MS"/>
+                <w:sz w:val="21"/>
+              </w:rPr>
+              <w:t xml:space="preserve">原型暫借第</w:t>
+            </w:r>
+            <w:r>
+              <w:rPr>
+                <w:rFonts w:ascii="Arial Unicode MS" w:hAnsi="Arial Unicode MS" w:eastAsia="Arial Unicode MS"/>
+                <w:sz w:val="21"/>
+              </w:rPr>
+              <w:t xml:space="preserve"> 15 </w:t>
+            </w:r>
+            <w:r>
+              <w:rPr>
+                <w:rFonts w:hint="eastAsia" w:ascii="Arial Unicode MS" w:hAnsi="Arial Unicode MS" w:eastAsia="Arial Unicode MS"/>
+                <w:sz w:val="21"/>
+              </w:rPr>
+              <w:t xml:space="preserve">天參數，不作為正式營運規則。</w:t>
+            </w:r>
+          </w:p>
+        </w:tc>
+      </w:tr>
     </w:tbl>
     <w:bookmarkEnd w:id="66"/>
     <w:bookmarkStart w:id="67" w:name="X76d2b3ef601af79a96ec140554dddf658f6aaab"/>
@@ -47204,6 +51454,106 @@
                 <w:sz w:val="19"/>
               </w:rPr>
               <w:t xml:space="preserve">的佔位邊界。</w:t>
+            </w:r>
+          </w:p>
+        </w:tc>
+      </w:tr>
+      <w:tr>
+        <w:trPr>
+          <w:cantSplit/>
+        </w:trPr>
+        <w:tc>
+          <w:tcPr>
+            <w:tcW w:w="900" w:type="dxa"/>
+            <w:tcMar>
+              <w:top w:w="80" w:type="dxa"/>
+              <w:start w:w="120" w:type="dxa"/>
+              <w:bottom w:w="80" w:type="dxa"/>
+              <w:end w:w="120" w:type="dxa"/>
+            </w:tcMar>
+            <w:vAlign w:val="center"/>
+          </w:tcPr>
+          <w:p>
+            <w:pPr>
+              <w:pStyle w:val="Compact"/>
+              <w:keepNext w:val="0"/>
+              <w:spacing w:after="80" w:before="80" w:line="276" w:lineRule="auto"/>
+              <w:ind w:left="0" w:right="0" w:firstLine="0"/>
+            </w:pPr>
+            <w:r>
+              <w:rPr>
+                <w:rFonts w:ascii="Arial Unicode MS" w:hAnsi="Arial Unicode MS" w:eastAsia="Arial Unicode MS"/>
+                <w:sz w:val="21"/>
+              </w:rPr>
+              <w:t xml:space="preserve">v1.3</w:t>
+            </w:r>
+          </w:p>
+        </w:tc>
+        <w:tc>
+          <w:tcPr>
+            <w:tcW w:w="1350" w:type="dxa"/>
+            <w:tcMar>
+              <w:top w:w="80" w:type="dxa"/>
+              <w:start w:w="120" w:type="dxa"/>
+              <w:bottom w:w="80" w:type="dxa"/>
+              <w:end w:w="120" w:type="dxa"/>
+            </w:tcMar>
+            <w:vAlign w:val="center"/>
+          </w:tcPr>
+          <w:p>
+            <w:pPr>
+              <w:pStyle w:val="Compact"/>
+              <w:keepNext w:val="0"/>
+              <w:spacing w:after="80" w:before="80" w:line="276" w:lineRule="auto"/>
+              <w:ind w:left="0" w:right="0" w:firstLine="0"/>
+            </w:pPr>
+            <w:r>
+              <w:rPr>
+                <w:rFonts w:ascii="Arial Unicode MS" w:hAnsi="Arial Unicode MS" w:eastAsia="Arial Unicode MS"/>
+                <w:sz w:val="21"/>
+              </w:rPr>
+              <w:t xml:space="preserve">2026-09-07</w:t>
+            </w:r>
+          </w:p>
+        </w:tc>
+        <w:tc>
+          <w:tcPr>
+            <w:tcW w:w="7110" w:type="dxa"/>
+            <w:tcMar>
+              <w:top w:w="80" w:type="dxa"/>
+              <w:start w:w="120" w:type="dxa"/>
+              <w:bottom w:w="80" w:type="dxa"/>
+              <w:end w:w="120" w:type="dxa"/>
+            </w:tcMar>
+            <w:vAlign w:val="center"/>
+          </w:tcPr>
+          <w:p>
+            <w:pPr>
+              <w:pStyle w:val="Compact"/>
+              <w:keepNext w:val="0"/>
+              <w:spacing w:after="80" w:before="80" w:line="276" w:lineRule="auto"/>
+              <w:ind w:left="0" w:right="0" w:firstLine="0"/>
+            </w:pPr>
+            <w:r>
+              <w:rPr>
+                <w:rFonts w:hint="eastAsia" w:ascii="Arial Unicode MS" w:hAnsi="Arial Unicode MS" w:eastAsia="Arial Unicode MS"/>
+                <w:sz w:val="21"/>
+              </w:rPr>
+              <w:t xml:space="preserve">獎勵卡整合為第五個頁籤、Footer</w:t>
+            </w:r>
+            <w:r>
+              <w:rPr>
+                <w:rFonts w:ascii="Arial Unicode MS" w:hAnsi="Arial Unicode MS" w:eastAsia="Arial Unicode MS"/>
+                <w:sz w:val="21"/>
+              </w:rPr>
+              <w:t xml:space="preserve"> </w:t>
+            </w:r>
+            <w:r>
+              <w:rPr>
+                <w:rFonts w:hint="eastAsia" w:ascii="Arial Unicode MS" w:hAnsi="Arial Unicode MS" w:eastAsia="Arial Unicode MS"/>
+                <w:sz w:val="21"/>
+              </w:rPr>
+              <w:t xml:space="preserve">直達、活動銀幣單一幣別、每日三節點可領與多卡合併，補充資格、期限、來源追蹤及重置驗收。</w:t>
             </w:r>
           </w:p>
         </w:tc>
@@ -48187,7 +52537,7 @@
       </w:tr>
       <w:tr>
         <w:trPr>
-          <w:cantSplit w:val="true"/>
+          <w:cantSplit/>
         </w:trPr>
         <w:tc>
           <w:tcPr>
@@ -48204,14 +52554,14 @@
           <w:p>
             <w:pPr>
               <w:pStyle w:val="Compact"/>
-              <w:spacing w:before="0" w:after="60" w:line="276" w:lineRule="auto"/>
-              <w:jc w:val="left"/>
-            </w:pPr>
-            <w:r>
-              <w:rPr>
-                <w:rFonts w:ascii="Arial Unicode MS" w:hAnsi="Arial Unicode MS" w:eastAsia="Arial Unicode MS" w:cs="Arial Unicode MS"/>
-                <w:color w:val="172033"/>
-                <w:sz w:val="19"/>
+              <w:keepNext w:val="0"/>
+              <w:spacing w:after="80" w:before="80" w:line="276" w:lineRule="auto"/>
+              <w:ind w:left="0" w:right="0" w:firstLine="0"/>
+            </w:pPr>
+            <w:r>
+              <w:rPr>
+                <w:rFonts w:ascii="Arial Unicode MS" w:hAnsi="Arial Unicode MS" w:eastAsia="Arial Unicode MS"/>
+                <w:sz w:val="21"/>
               </w:rPr>
               <w:t xml:space="preserve">User Story</w:t>
             </w:r>
@@ -48232,78 +52582,70 @@
           <w:p>
             <w:pPr>
               <w:pStyle w:val="Compact"/>
-              <w:spacing w:before="0" w:after="60" w:line="276" w:lineRule="auto"/>
-              <w:jc w:val="left"/>
-            </w:pPr>
-            <w:r>
-              <w:rPr>
-                <w:rFonts w:hint="eastAsia" w:ascii="Arial Unicode MS" w:hAnsi="Arial Unicode MS" w:eastAsia="Arial Unicode MS" w:cs="Arial Unicode MS"/>
-                <w:color w:val="172033"/>
-                <w:sz w:val="19"/>
+              <w:keepNext w:val="0"/>
+              <w:spacing w:after="80" w:before="80" w:line="276" w:lineRule="auto"/>
+              <w:ind w:left="0" w:right="0" w:firstLine="0"/>
+            </w:pPr>
+            <w:r>
+              <w:rPr>
+                <w:rFonts w:hint="eastAsia" w:ascii="Arial Unicode MS" w:hAnsi="Arial Unicode MS" w:eastAsia="Arial Unicode MS"/>
+                <w:sz w:val="21"/>
               </w:rPr>
               <w:t xml:space="preserve">使用者、開發人員與</w:t>
             </w:r>
             <w:r>
               <w:rPr>
-                <w:rFonts w:ascii="Arial Unicode MS" w:hAnsi="Arial Unicode MS" w:eastAsia="Arial Unicode MS" w:cs="Arial Unicode MS"/>
-                <w:color w:val="172033"/>
-                <w:sz w:val="19"/>
+                <w:rFonts w:ascii="Arial Unicode MS" w:hAnsi="Arial Unicode MS" w:eastAsia="Arial Unicode MS"/>
+                <w:sz w:val="21"/>
               </w:rPr>
               <w:t xml:space="preserve"> QA </w:t>
             </w:r>
             <w:r>
               <w:rPr>
-                <w:rFonts w:hint="eastAsia" w:ascii="Arial Unicode MS" w:hAnsi="Arial Unicode MS" w:eastAsia="Arial Unicode MS" w:cs="Arial Unicode MS"/>
-                <w:color w:val="172033"/>
-                <w:sz w:val="19"/>
+                <w:rFonts w:hint="eastAsia" w:ascii="Arial Unicode MS" w:hAnsi="Arial Unicode MS" w:eastAsia="Arial Unicode MS"/>
+                <w:sz w:val="21"/>
               </w:rPr>
               <w:t xml:space="preserve">各</w:t>
             </w:r>
             <w:r>
               <w:rPr>
-                <w:rFonts w:ascii="Arial Unicode MS" w:hAnsi="Arial Unicode MS" w:eastAsia="Arial Unicode MS" w:cs="Arial Unicode MS"/>
-                <w:color w:val="172033"/>
-                <w:sz w:val="19"/>
-              </w:rPr>
-              <w:t xml:space="preserve"> 11 </w:t>
-            </w:r>
-            <w:r>
-              <w:rPr>
-                <w:rFonts w:hint="eastAsia" w:ascii="Arial Unicode MS" w:hAnsi="Arial Unicode MS" w:eastAsia="Arial Unicode MS" w:cs="Arial Unicode MS"/>
-                <w:color w:val="172033"/>
-                <w:sz w:val="19"/>
+                <w:rFonts w:ascii="Arial Unicode MS" w:hAnsi="Arial Unicode MS" w:eastAsia="Arial Unicode MS"/>
+                <w:sz w:val="21"/>
+              </w:rPr>
+              <w:t xml:space="preserve"> 12 </w:t>
+            </w:r>
+            <w:r>
+              <w:rPr>
+                <w:rFonts w:hint="eastAsia" w:ascii="Arial Unicode MS" w:hAnsi="Arial Unicode MS" w:eastAsia="Arial Unicode MS"/>
+                <w:sz w:val="21"/>
               </w:rPr>
               <w:t xml:space="preserve">則，且</w:t>
             </w:r>
             <w:r>
               <w:rPr>
-                <w:rFonts w:ascii="Arial Unicode MS" w:hAnsi="Arial Unicode MS" w:eastAsia="Arial Unicode MS" w:cs="Arial Unicode MS"/>
-                <w:color w:val="172033"/>
-                <w:sz w:val="19"/>
+                <w:rFonts w:ascii="Arial Unicode MS" w:hAnsi="Arial Unicode MS" w:eastAsia="Arial Unicode MS"/>
+                <w:sz w:val="21"/>
               </w:rPr>
               <w:t xml:space="preserve"> </w:t>
             </w:r>
             <w:r>
               <w:rPr>
-                <w:rFonts w:hint="eastAsia" w:ascii="Arial Unicode MS" w:hAnsi="Arial Unicode MS" w:eastAsia="Arial Unicode MS" w:cs="Arial Unicode MS"/>
-                <w:color w:val="172033"/>
-                <w:sz w:val="19"/>
+                <w:rFonts w:hint="eastAsia" w:ascii="Arial Unicode MS" w:hAnsi="Arial Unicode MS" w:eastAsia="Arial Unicode MS"/>
+                <w:sz w:val="21"/>
               </w:rPr>
               <w:t xml:space="preserve">GIVEN／WHEN／THEN</w:t>
             </w:r>
             <w:r>
               <w:rPr>
-                <w:rFonts w:ascii="Arial Unicode MS" w:hAnsi="Arial Unicode MS" w:eastAsia="Arial Unicode MS" w:cs="Arial Unicode MS"/>
-                <w:color w:val="172033"/>
-                <w:sz w:val="19"/>
+                <w:rFonts w:ascii="Arial Unicode MS" w:hAnsi="Arial Unicode MS" w:eastAsia="Arial Unicode MS"/>
+                <w:sz w:val="21"/>
               </w:rPr>
               <w:t xml:space="preserve"> </w:t>
             </w:r>
             <w:r>
               <w:rPr>
-                <w:rFonts w:hint="eastAsia" w:ascii="Arial Unicode MS" w:hAnsi="Arial Unicode MS" w:eastAsia="Arial Unicode MS" w:cs="Arial Unicode MS"/>
-                <w:color w:val="172033"/>
-                <w:sz w:val="19"/>
+                <w:rFonts w:hint="eastAsia" w:ascii="Arial Unicode MS" w:hAnsi="Arial Unicode MS" w:eastAsia="Arial Unicode MS"/>
+                <w:sz w:val="21"/>
               </w:rPr>
               <w:t xml:space="preserve">可觀察</w:t>
             </w:r>
@@ -48324,14 +52666,107 @@
           <w:p>
             <w:pPr>
               <w:pStyle w:val="Compact"/>
-              <w:spacing w:before="0" w:after="60" w:line="276" w:lineRule="auto"/>
-              <w:jc w:val="center"/>
-            </w:pPr>
-            <w:r>
-              <w:rPr>
-                <w:rFonts w:ascii="Arial Unicode MS" w:hAnsi="Arial Unicode MS" w:eastAsia="Arial Unicode MS" w:cs="Arial Unicode MS"/>
-                <w:color w:val="172033"/>
-                <w:sz w:val="19"/>
+              <w:keepNext w:val="0"/>
+              <w:spacing w:after="80" w:before="80" w:line="276" w:lineRule="auto"/>
+              <w:ind w:left="0" w:right="0" w:firstLine="0"/>
+            </w:pPr>
+            <w:r>
+              <w:rPr>
+                <w:rFonts w:ascii="Arial Unicode MS" w:hAnsi="Arial Unicode MS" w:eastAsia="Arial Unicode MS"/>
+                <w:sz w:val="21"/>
+              </w:rPr>
+              <w:t xml:space="preserve">☒</w:t>
+            </w:r>
+          </w:p>
+        </w:tc>
+      </w:tr>
+      <w:tr>
+        <w:trPr>
+          <w:cantSplit/>
+        </w:trPr>
+        <w:tc>
+          <w:tcPr>
+            <w:tcW w:w="1700" w:type="dxa"/>
+            <w:tcMar>
+              <w:top w:w="80" w:type="dxa"/>
+              <w:start w:w="120" w:type="dxa"/>
+              <w:bottom w:w="80" w:type="dxa"/>
+              <w:end w:w="120" w:type="dxa"/>
+            </w:tcMar>
+            <w:vAlign w:val="center"/>
+          </w:tcPr>
+          <w:p>
+            <w:pPr>
+              <w:pStyle w:val="Compact"/>
+              <w:keepNext w:val="0"/>
+              <w:spacing w:after="80" w:before="80" w:line="276" w:lineRule="auto"/>
+              <w:ind w:left="0" w:right="0" w:firstLine="0"/>
+            </w:pPr>
+            <w:r>
+              <w:rPr>
+                <w:rFonts w:hint="eastAsia" w:ascii="Arial Unicode MS" w:hAnsi="Arial Unicode MS" w:eastAsia="Arial Unicode MS"/>
+                <w:sz w:val="21"/>
+              </w:rPr>
+              <w:t xml:space="preserve">驗收</w:t>
+            </w:r>
+          </w:p>
+        </w:tc>
+        <w:tc>
+          <w:tcPr>
+            <w:tcW w:w="6500" w:type="dxa"/>
+            <w:tcMar>
+              <w:top w:w="80" w:type="dxa"/>
+              <w:start w:w="120" w:type="dxa"/>
+              <w:bottom w:w="80" w:type="dxa"/>
+              <w:end w:w="120" w:type="dxa"/>
+            </w:tcMar>
+            <w:vAlign w:val="center"/>
+          </w:tcPr>
+          <w:p>
+            <w:pPr>
+              <w:pStyle w:val="Compact"/>
+              <w:keepNext w:val="0"/>
+              <w:spacing w:after="80" w:before="80" w:line="276" w:lineRule="auto"/>
+              <w:ind w:left="0" w:right="0" w:firstLine="0"/>
+            </w:pPr>
+            <w:r>
+              <w:rPr>
+                <w:rFonts w:ascii="Arial Unicode MS" w:hAnsi="Arial Unicode MS" w:eastAsia="Arial Unicode MS"/>
+                <w:sz w:val="21"/>
+              </w:rPr>
+              <w:t xml:space="preserve">38 </w:t>
+            </w:r>
+            <w:r>
+              <w:rPr>
+                <w:rFonts w:hint="eastAsia" w:ascii="Arial Unicode MS" w:hAnsi="Arial Unicode MS" w:eastAsia="Arial Unicode MS"/>
+                <w:sz w:val="21"/>
+              </w:rPr>
+              <w:t xml:space="preserve">條驗收皆可實際執行</w:t>
+            </w:r>
+          </w:p>
+        </w:tc>
+        <w:tc>
+          <w:tcPr>
+            <w:tcW w:w="1160" w:type="dxa"/>
+            <w:tcMar>
+              <w:top w:w="80" w:type="dxa"/>
+              <w:start w:w="120" w:type="dxa"/>
+              <w:bottom w:w="80" w:type="dxa"/>
+              <w:end w:w="120" w:type="dxa"/>
+            </w:tcMar>
+            <w:vAlign w:val="center"/>
+          </w:tcPr>
+          <w:p>
+            <w:pPr>
+              <w:pStyle w:val="Compact"/>
+              <w:keepNext w:val="0"/>
+              <w:spacing w:after="80" w:before="80" w:line="276" w:lineRule="auto"/>
+              <w:ind w:left="0" w:right="0" w:firstLine="0"/>
+            </w:pPr>
+            <w:r>
+              <w:rPr>
+                <w:rFonts w:ascii="Arial Unicode MS" w:hAnsi="Arial Unicode MS" w:eastAsia="Arial Unicode MS"/>
+                <w:sz w:val="21"/>
               </w:rPr>
               <w:t xml:space="preserve">☒</w:t>
             </w:r>
@@ -48352,20 +52787,21 @@
               <w:end w:w="120" w:type="dxa"/>
             </w:tcMar>
             <w:vAlign w:val="center"/>
-          </w:tcPr>
-          <w:p>
-            <w:pPr>
-              <w:pStyle w:val="Compact"/>
-              <w:spacing w:before="0" w:after="60" w:line="276" w:lineRule="auto"/>
-              <w:jc w:val="left"/>
-            </w:pPr>
-            <w:r>
-              <w:rPr>
-                <w:rFonts w:hint="eastAsia" w:ascii="Arial Unicode MS" w:hAnsi="Arial Unicode MS" w:eastAsia="Arial Unicode MS" w:cs="Arial Unicode MS"/>
-                <w:color w:val="172033"/>
-                <w:sz w:val="19"/>
-              </w:rPr>
-              <w:t xml:space="preserve">驗收</w:t>
+            <w:shd w:fill="F7F9FC" w:val="clear"/>
+          </w:tcPr>
+          <w:p>
+            <w:pPr>
+              <w:pStyle w:val="Compact"/>
+              <w:spacing w:before="0" w:after="60" w:line="276" w:lineRule="auto"/>
+              <w:jc w:val="left"/>
+            </w:pPr>
+            <w:r>
+              <w:rPr>
+                <w:rFonts w:hint="eastAsia" w:ascii="Arial Unicode MS" w:hAnsi="Arial Unicode MS" w:eastAsia="Arial Unicode MS" w:cs="Arial Unicode MS"/>
+                <w:color w:val="172033"/>
+                <w:sz w:val="19"/>
+              </w:rPr>
+              <w:t xml:space="preserve">資料需求</w:t>
             </w:r>
           </w:p>
         </w:tc>
@@ -48379,28 +52815,37 @@
               <w:end w:w="120" w:type="dxa"/>
             </w:tcMar>
             <w:vAlign w:val="center"/>
-          </w:tcPr>
-          <w:p>
-            <w:pPr>
-              <w:pStyle w:val="Compact"/>
-              <w:spacing w:before="0" w:after="60" w:line="276" w:lineRule="auto"/>
-              <w:jc w:val="left"/>
-            </w:pPr>
-            <w:r>
-              <w:rPr>
-                <w:rFonts w:ascii="Arial Unicode MS" w:hAnsi="Arial Unicode MS" w:eastAsia="Arial Unicode MS" w:cs="Arial Unicode MS"/>
-                <w:color w:val="172033"/>
-                <w:sz w:val="19"/>
-              </w:rPr>
-              <w:t xml:space="preserve">30 </w:t>
-            </w:r>
-            <w:r>
-              <w:rPr>
-                <w:rFonts w:hint="eastAsia" w:ascii="Arial Unicode MS" w:hAnsi="Arial Unicode MS" w:eastAsia="Arial Unicode MS" w:cs="Arial Unicode MS"/>
-                <w:color w:val="172033"/>
-                <w:sz w:val="19"/>
-              </w:rPr>
-              <w:t xml:space="preserve">條驗收皆可實際執行</w:t>
+            <w:shd w:fill="F7F9FC" w:val="clear"/>
+          </w:tcPr>
+          <w:p>
+            <w:pPr>
+              <w:pStyle w:val="Compact"/>
+              <w:spacing w:before="0" w:after="60" w:line="276" w:lineRule="auto"/>
+              <w:jc w:val="left"/>
+            </w:pPr>
+            <w:r>
+              <w:rPr>
+                <w:rFonts w:hint="eastAsia" w:ascii="Arial Unicode MS" w:hAnsi="Arial Unicode MS" w:eastAsia="Arial Unicode MS" w:cs="Arial Unicode MS"/>
+                <w:color w:val="172033"/>
+                <w:sz w:val="19"/>
+              </w:rPr>
+              <w:t xml:space="preserve">只描述輸入、輸出與規則，未鎖定</w:t>
+            </w:r>
+            <w:r>
+              <w:rPr>
+                <w:rFonts w:ascii="Arial Unicode MS" w:hAnsi="Arial Unicode MS" w:eastAsia="Arial Unicode MS" w:cs="Arial Unicode MS"/>
+                <w:color w:val="172033"/>
+                <w:sz w:val="19"/>
+              </w:rPr>
+              <w:t xml:space="preserve"> API schema </w:t>
+            </w:r>
+            <w:r>
+              <w:rPr>
+                <w:rFonts w:hint="eastAsia" w:ascii="Arial Unicode MS" w:hAnsi="Arial Unicode MS" w:eastAsia="Arial Unicode MS" w:cs="Arial Unicode MS"/>
+                <w:color w:val="172033"/>
+                <w:sz w:val="19"/>
+              </w:rPr>
+              <w:t xml:space="preserve">或路徑</w:t>
             </w:r>
           </w:p>
         </w:tc>
@@ -48414,6 +52859,7 @@
               <w:end w:w="120" w:type="dxa"/>
             </w:tcMar>
             <w:vAlign w:val="center"/>
+            <w:shd w:fill="F7F9FC" w:val="clear"/>
           </w:tcPr>
           <w:p>
             <w:pPr>
@@ -48446,21 +52892,20 @@
               <w:end w:w="120" w:type="dxa"/>
             </w:tcMar>
             <w:vAlign w:val="center"/>
-            <w:shd w:fill="F7F9FC" w:val="clear"/>
-          </w:tcPr>
-          <w:p>
-            <w:pPr>
-              <w:pStyle w:val="Compact"/>
-              <w:spacing w:before="0" w:after="60" w:line="276" w:lineRule="auto"/>
-              <w:jc w:val="left"/>
-            </w:pPr>
-            <w:r>
-              <w:rPr>
-                <w:rFonts w:hint="eastAsia" w:ascii="Arial Unicode MS" w:hAnsi="Arial Unicode MS" w:eastAsia="Arial Unicode MS" w:cs="Arial Unicode MS"/>
-                <w:color w:val="172033"/>
-                <w:sz w:val="19"/>
-              </w:rPr>
-              <w:t xml:space="preserve">資料需求</w:t>
+          </w:tcPr>
+          <w:p>
+            <w:pPr>
+              <w:pStyle w:val="Compact"/>
+              <w:spacing w:before="0" w:after="60" w:line="276" w:lineRule="auto"/>
+              <w:jc w:val="left"/>
+            </w:pPr>
+            <w:r>
+              <w:rPr>
+                <w:rFonts w:hint="eastAsia" w:ascii="Arial Unicode MS" w:hAnsi="Arial Unicode MS" w:eastAsia="Arial Unicode MS" w:cs="Arial Unicode MS"/>
+                <w:color w:val="172033"/>
+                <w:sz w:val="19"/>
+              </w:rPr>
+              <w:t xml:space="preserve">待確認</w:t>
             </w:r>
           </w:p>
         </w:tc>
@@ -48474,37 +52919,20 @@
               <w:end w:w="120" w:type="dxa"/>
             </w:tcMar>
             <w:vAlign w:val="center"/>
-            <w:shd w:fill="F7F9FC" w:val="clear"/>
-          </w:tcPr>
-          <w:p>
-            <w:pPr>
-              <w:pStyle w:val="Compact"/>
-              <w:spacing w:before="0" w:after="60" w:line="276" w:lineRule="auto"/>
-              <w:jc w:val="left"/>
-            </w:pPr>
-            <w:r>
-              <w:rPr>
-                <w:rFonts w:hint="eastAsia" w:ascii="Arial Unicode MS" w:hAnsi="Arial Unicode MS" w:eastAsia="Arial Unicode MS" w:cs="Arial Unicode MS"/>
-                <w:color w:val="172033"/>
-                <w:sz w:val="19"/>
-              </w:rPr>
-              <w:t xml:space="preserve">只描述輸入、輸出與規則，未鎖定</w:t>
-            </w:r>
-            <w:r>
-              <w:rPr>
-                <w:rFonts w:ascii="Arial Unicode MS" w:hAnsi="Arial Unicode MS" w:eastAsia="Arial Unicode MS" w:cs="Arial Unicode MS"/>
-                <w:color w:val="172033"/>
-                <w:sz w:val="19"/>
-              </w:rPr>
-              <w:t xml:space="preserve"> API schema </w:t>
-            </w:r>
-            <w:r>
-              <w:rPr>
-                <w:rFonts w:hint="eastAsia" w:ascii="Arial Unicode MS" w:hAnsi="Arial Unicode MS" w:eastAsia="Arial Unicode MS" w:cs="Arial Unicode MS"/>
-                <w:color w:val="172033"/>
-                <w:sz w:val="19"/>
-              </w:rPr>
-              <w:t xml:space="preserve">或路徑</w:t>
+          </w:tcPr>
+          <w:p>
+            <w:pPr>
+              <w:pStyle w:val="Compact"/>
+              <w:spacing w:before="0" w:after="60" w:line="276" w:lineRule="auto"/>
+              <w:jc w:val="left"/>
+            </w:pPr>
+            <w:r>
+              <w:rPr>
+                <w:rFonts w:hint="eastAsia" w:ascii="Arial Unicode MS" w:hAnsi="Arial Unicode MS" w:eastAsia="Arial Unicode MS" w:cs="Arial Unicode MS"/>
+                <w:color w:val="172033"/>
+                <w:sz w:val="19"/>
+              </w:rPr>
+              <w:t xml:space="preserve">待產品決策與待外部輸入分開，未填推測答案</w:t>
             </w:r>
           </w:p>
         </w:tc>
@@ -48518,7 +52946,6 @@
               <w:end w:w="120" w:type="dxa"/>
             </w:tcMar>
             <w:vAlign w:val="center"/>
-            <w:shd w:fill="F7F9FC" w:val="clear"/>
           </w:tcPr>
           <w:p>
             <w:pPr>
@@ -48539,7 +52966,7 @@
       </w:tr>
       <w:tr>
         <w:trPr>
-          <w:cantSplit w:val="true"/>
+          <w:cantSplit/>
         </w:trPr>
         <w:tc>
           <w:tcPr>
@@ -48551,20 +52978,21 @@
               <w:end w:w="120" w:type="dxa"/>
             </w:tcMar>
             <w:vAlign w:val="center"/>
-          </w:tcPr>
-          <w:p>
-            <w:pPr>
-              <w:pStyle w:val="Compact"/>
-              <w:spacing w:before="0" w:after="60" w:line="276" w:lineRule="auto"/>
-              <w:jc w:val="left"/>
-            </w:pPr>
-            <w:r>
-              <w:rPr>
-                <w:rFonts w:hint="eastAsia" w:ascii="Arial Unicode MS" w:hAnsi="Arial Unicode MS" w:eastAsia="Arial Unicode MS" w:cs="Arial Unicode MS"/>
-                <w:color w:val="172033"/>
-                <w:sz w:val="19"/>
-              </w:rPr>
-              <w:t xml:space="preserve">待確認</w:t>
+            <w:shd w:fill="F7F9FC" w:val="clear"/>
+          </w:tcPr>
+          <w:p>
+            <w:pPr>
+              <w:pStyle w:val="Compact"/>
+              <w:keepNext w:val="0"/>
+              <w:spacing w:after="80" w:before="80" w:line="276" w:lineRule="auto"/>
+              <w:ind w:left="0" w:right="0" w:firstLine="0"/>
+            </w:pPr>
+            <w:r>
+              <w:rPr>
+                <w:rFonts w:hint="eastAsia" w:ascii="Arial Unicode MS" w:hAnsi="Arial Unicode MS" w:eastAsia="Arial Unicode MS"/>
+                <w:sz w:val="21"/>
+              </w:rPr>
+              <w:t xml:space="preserve">版本</w:t>
             </w:r>
           </w:p>
         </w:tc>
@@ -48578,20 +53006,35 @@
               <w:end w:w="120" w:type="dxa"/>
             </w:tcMar>
             <w:vAlign w:val="center"/>
-          </w:tcPr>
-          <w:p>
-            <w:pPr>
-              <w:pStyle w:val="Compact"/>
-              <w:spacing w:before="0" w:after="60" w:line="276" w:lineRule="auto"/>
-              <w:jc w:val="left"/>
-            </w:pPr>
-            <w:r>
-              <w:rPr>
-                <w:rFonts w:hint="eastAsia" w:ascii="Arial Unicode MS" w:hAnsi="Arial Unicode MS" w:eastAsia="Arial Unicode MS" w:cs="Arial Unicode MS"/>
-                <w:color w:val="172033"/>
-                <w:sz w:val="19"/>
-              </w:rPr>
-              <w:t xml:space="preserve">待產品決策與待外部輸入分開，未填推測答案</w:t>
+            <w:shd w:fill="F7F9FC" w:val="clear"/>
+          </w:tcPr>
+          <w:p>
+            <w:pPr>
+              <w:pStyle w:val="Compact"/>
+              <w:keepNext w:val="0"/>
+              <w:spacing w:after="80" w:before="80" w:line="276" w:lineRule="auto"/>
+              <w:ind w:left="0" w:right="0" w:firstLine="0"/>
+            </w:pPr>
+            <w:r>
+              <w:rPr>
+                <w:rFonts w:hint="eastAsia" w:ascii="Arial Unicode MS" w:hAnsi="Arial Unicode MS" w:eastAsia="Arial Unicode MS"/>
+                <w:sz w:val="21"/>
+              </w:rPr>
+              <w:t xml:space="preserve">v1.0～v1.3</w:t>
+            </w:r>
+            <w:r>
+              <w:rPr>
+                <w:rFonts w:ascii="Arial Unicode MS" w:hAnsi="Arial Unicode MS" w:eastAsia="Arial Unicode MS"/>
+                <w:sz w:val="21"/>
+              </w:rPr>
+              <w:t xml:space="preserve"> </w:t>
+            </w:r>
+            <w:r>
+              <w:rPr>
+                <w:rFonts w:hint="eastAsia" w:ascii="Arial Unicode MS" w:hAnsi="Arial Unicode MS" w:eastAsia="Arial Unicode MS"/>
+                <w:sz w:val="21"/>
+              </w:rPr>
+              <w:t xml:space="preserve">沿革均保留</w:t>
             </w:r>
           </w:p>
         </w:tc>
@@ -48605,18 +53048,19 @@
               <w:end w:w="120" w:type="dxa"/>
             </w:tcMar>
             <w:vAlign w:val="center"/>
-          </w:tcPr>
-          <w:p>
-            <w:pPr>
-              <w:pStyle w:val="Compact"/>
-              <w:spacing w:before="0" w:after="60" w:line="276" w:lineRule="auto"/>
-              <w:jc w:val="center"/>
-            </w:pPr>
-            <w:r>
-              <w:rPr>
-                <w:rFonts w:ascii="Arial Unicode MS" w:hAnsi="Arial Unicode MS" w:eastAsia="Arial Unicode MS" w:cs="Arial Unicode MS"/>
-                <w:color w:val="172033"/>
-                <w:sz w:val="19"/>
+            <w:shd w:fill="F7F9FC" w:val="clear"/>
+          </w:tcPr>
+          <w:p>
+            <w:pPr>
+              <w:pStyle w:val="Compact"/>
+              <w:keepNext w:val="0"/>
+              <w:spacing w:after="80" w:before="80" w:line="276" w:lineRule="auto"/>
+              <w:ind w:left="0" w:right="0" w:firstLine="0"/>
+            </w:pPr>
+            <w:r>
+              <w:rPr>
+                <w:rFonts w:ascii="Arial Unicode MS" w:hAnsi="Arial Unicode MS" w:eastAsia="Arial Unicode MS"/>
+                <w:sz w:val="21"/>
               </w:rPr>
               <w:t xml:space="preserve">☒</w:t>
             </w:r>
@@ -48625,7 +53069,7 @@
       </w:tr>
       <w:tr>
         <w:trPr>
-          <w:cantSplit w:val="true"/>
+          <w:cantSplit/>
         </w:trPr>
         <w:tc>
           <w:tcPr>
@@ -48637,21 +53081,20 @@
               <w:end w:w="120" w:type="dxa"/>
             </w:tcMar>
             <w:vAlign w:val="center"/>
-            <w:shd w:fill="F7F9FC" w:val="clear"/>
-          </w:tcPr>
-          <w:p>
-            <w:pPr>
-              <w:pStyle w:val="Compact"/>
-              <w:spacing w:before="0" w:after="60" w:line="276" w:lineRule="auto"/>
-              <w:jc w:val="left"/>
-            </w:pPr>
-            <w:r>
-              <w:rPr>
-                <w:rFonts w:hint="eastAsia" w:ascii="Arial Unicode MS" w:hAnsi="Arial Unicode MS" w:eastAsia="Arial Unicode MS" w:cs="Arial Unicode MS"/>
-                <w:color w:val="172033"/>
-                <w:sz w:val="19"/>
-              </w:rPr>
-              <w:t xml:space="preserve">版本</w:t>
+          </w:tcPr>
+          <w:p>
+            <w:pPr>
+              <w:pStyle w:val="Compact"/>
+              <w:keepNext w:val="0"/>
+              <w:spacing w:after="80" w:before="80" w:line="276" w:lineRule="auto"/>
+              <w:ind w:left="0" w:right="0" w:firstLine="0"/>
+            </w:pPr>
+            <w:r>
+              <w:rPr>
+                <w:rFonts w:hint="eastAsia" w:ascii="Arial Unicode MS" w:hAnsi="Arial Unicode MS" w:eastAsia="Arial Unicode MS"/>
+                <w:sz w:val="21"/>
+              </w:rPr>
+              <w:t xml:space="preserve">實作來源</w:t>
             </w:r>
           </w:p>
         </w:tc>
@@ -48665,37 +53108,85 @@
               <w:end w:w="120" w:type="dxa"/>
             </w:tcMar>
             <w:vAlign w:val="center"/>
-            <w:shd w:fill="F7F9FC" w:val="clear"/>
-          </w:tcPr>
-          <w:p>
-            <w:pPr>
-              <w:pStyle w:val="Compact"/>
-              <w:spacing w:before="0" w:after="60" w:line="276" w:lineRule="auto"/>
-              <w:jc w:val="left"/>
-            </w:pPr>
-            <w:r>
-              <w:rPr>
-                <w:rFonts w:hint="eastAsia" w:ascii="Arial Unicode MS" w:hAnsi="Arial Unicode MS" w:eastAsia="Arial Unicode MS" w:cs="Arial Unicode MS"/>
-                <w:color w:val="172033"/>
-                <w:sz w:val="19"/>
-              </w:rPr>
-              <w:t xml:space="preserve">v1.0～v1.2</w:t>
-            </w:r>
-            <w:r>
-              <w:rPr>
-                <w:rFonts w:ascii="Arial Unicode MS" w:hAnsi="Arial Unicode MS" w:eastAsia="Arial Unicode MS" w:cs="Arial Unicode MS"/>
-                <w:color w:val="172033"/>
-                <w:sz w:val="19"/>
+          </w:tcPr>
+          <w:p>
+            <w:pPr>
+              <w:pStyle w:val="Compact"/>
+              <w:keepNext w:val="0"/>
+              <w:spacing w:after="80" w:before="80" w:line="276" w:lineRule="auto"/>
+              <w:ind w:left="0" w:right="0" w:firstLine="0"/>
+            </w:pPr>
+            <w:r>
+              <w:rPr>
+                <w:rFonts w:ascii="Arial Unicode MS" w:hAnsi="Arial Unicode MS" w:eastAsia="Arial Unicode MS"/>
+                <w:sz w:val="21"/>
+              </w:rPr>
+              <w:t xml:space="preserve">APP</w:t>
+            </w:r>
+            <w:r>
+              <w:rPr>
+                <w:rFonts w:ascii="Arial Unicode MS" w:hAnsi="Arial Unicode MS" w:eastAsia="Arial Unicode MS"/>
+                <w:sz w:val="21"/>
               </w:rPr>
               <w:t xml:space="preserve"> </w:t>
             </w:r>
             <w:r>
               <w:rPr>
-                <w:rFonts w:hint="eastAsia" w:ascii="Arial Unicode MS" w:hAnsi="Arial Unicode MS" w:eastAsia="Arial Unicode MS" w:cs="Arial Unicode MS"/>
-                <w:color w:val="172033"/>
-                <w:sz w:val="19"/>
-              </w:rPr>
-              <w:t xml:space="preserve">沿革均保留</w:t>
+                <w:rStyle w:val="VerbatimChar"/>
+                <w:rFonts w:ascii="Arial Unicode MS" w:hAnsi="Arial Unicode MS" w:eastAsia="Arial Unicode MS"/>
+                <w:sz w:val="21"/>
+              </w:rPr>
+              <w:t xml:space="preserve">phase-1-mvp</w:t>
+            </w:r>
+            <w:r>
+              <w:rPr>
+                <w:rFonts w:hint="eastAsia" w:ascii="Arial Unicode MS" w:hAnsi="Arial Unicode MS" w:eastAsia="Arial Unicode MS"/>
+                <w:sz w:val="21"/>
+              </w:rPr>
+              <w:t xml:space="preserve">／commit</w:t>
+            </w:r>
+            <w:r>
+              <w:rPr>
+                <w:rFonts w:ascii="Arial Unicode MS" w:hAnsi="Arial Unicode MS" w:eastAsia="Arial Unicode MS"/>
+                <w:sz w:val="21"/>
+              </w:rPr>
+              <w:t xml:space="preserve"> </w:t>
+            </w:r>
+            <w:r>
+              <w:rPr>
+                <w:rStyle w:val="VerbatimChar"/>
+                <w:rFonts w:ascii="Arial Unicode MS" w:hAnsi="Arial Unicode MS" w:eastAsia="Arial Unicode MS"/>
+                <w:sz w:val="21"/>
+              </w:rPr>
+              <w:t xml:space="preserve">c17be1a</w:t>
+            </w:r>
+            <w:r>
+              <w:rPr>
+                <w:rFonts w:ascii="Arial Unicode MS" w:hAnsi="Arial Unicode MS" w:eastAsia="Arial Unicode MS"/>
+                <w:sz w:val="21"/>
+              </w:rPr>
+              <w:t xml:space="preserve"> </w:t>
+            </w:r>
+            <w:r>
+              <w:rPr>
+                <w:rFonts w:hint="eastAsia" w:ascii="Arial Unicode MS" w:hAnsi="Arial Unicode MS" w:eastAsia="Arial Unicode MS"/>
+                <w:sz w:val="21"/>
+              </w:rPr>
+              <w:t xml:space="preserve">基準、本次修正與</w:t>
+            </w:r>
+            <w:r>
+              <w:rPr>
+                <w:rFonts w:ascii="Arial Unicode MS" w:hAnsi="Arial Unicode MS" w:eastAsia="Arial Unicode MS"/>
+                <w:sz w:val="21"/>
+              </w:rPr>
+              <w:t xml:space="preserve"> VIP PRD </w:t>
+            </w:r>
+            <w:r>
+              <w:rPr>
+                <w:rFonts w:hint="eastAsia" w:ascii="Arial Unicode MS" w:hAnsi="Arial Unicode MS" w:eastAsia="Arial Unicode MS"/>
+                <w:sz w:val="21"/>
+              </w:rPr>
+              <w:t xml:space="preserve">已列為上游依據</w:t>
             </w:r>
           </w:p>
         </w:tc>
@@ -48709,179 +53200,18 @@
               <w:end w:w="120" w:type="dxa"/>
             </w:tcMar>
             <w:vAlign w:val="center"/>
-            <w:shd w:fill="F7F9FC" w:val="clear"/>
-          </w:tcPr>
-          <w:p>
-            <w:pPr>
-              <w:pStyle w:val="Compact"/>
-              <w:spacing w:before="0" w:after="60" w:line="276" w:lineRule="auto"/>
-              <w:jc w:val="center"/>
-            </w:pPr>
-            <w:r>
-              <w:rPr>
-                <w:rFonts w:ascii="Arial Unicode MS" w:hAnsi="Arial Unicode MS" w:eastAsia="Arial Unicode MS" w:cs="Arial Unicode MS"/>
-                <w:color w:val="172033"/>
-                <w:sz w:val="19"/>
-              </w:rPr>
-              <w:t xml:space="preserve">☒</w:t>
-            </w:r>
-          </w:p>
-        </w:tc>
-      </w:tr>
-      <w:tr>
-        <w:trPr>
-          <w:cantSplit w:val="true"/>
-        </w:trPr>
-        <w:tc>
-          <w:tcPr>
-            <w:tcW w:w="1700" w:type="dxa"/>
-            <w:tcMar>
-              <w:top w:w="80" w:type="dxa"/>
-              <w:start w:w="120" w:type="dxa"/>
-              <w:bottom w:w="80" w:type="dxa"/>
-              <w:end w:w="120" w:type="dxa"/>
-            </w:tcMar>
-            <w:vAlign w:val="center"/>
-          </w:tcPr>
-          <w:p>
-            <w:pPr>
-              <w:pStyle w:val="Compact"/>
-              <w:spacing w:before="0" w:after="60" w:line="276" w:lineRule="auto"/>
-              <w:jc w:val="left"/>
-            </w:pPr>
-            <w:r>
-              <w:rPr>
-                <w:rFonts w:hint="eastAsia" w:ascii="Arial Unicode MS" w:hAnsi="Arial Unicode MS" w:eastAsia="Arial Unicode MS" w:cs="Arial Unicode MS"/>
-                <w:color w:val="172033"/>
-                <w:sz w:val="19"/>
-              </w:rPr>
-              <w:t xml:space="preserve">實作來源</w:t>
-            </w:r>
-          </w:p>
-        </w:tc>
-        <w:tc>
-          <w:tcPr>
-            <w:tcW w:w="6500" w:type="dxa"/>
-            <w:tcMar>
-              <w:top w:w="80" w:type="dxa"/>
-              <w:start w:w="120" w:type="dxa"/>
-              <w:bottom w:w="80" w:type="dxa"/>
-              <w:end w:w="120" w:type="dxa"/>
-            </w:tcMar>
-            <w:vAlign w:val="center"/>
-          </w:tcPr>
-          <w:p>
-            <w:pPr>
-              <w:pStyle w:val="Compact"/>
-              <w:spacing w:before="0" w:after="60" w:line="276" w:lineRule="auto"/>
-              <w:jc w:val="left"/>
-            </w:pPr>
-            <w:r>
-              <w:rPr>
-                <w:rFonts w:ascii="Arial Unicode MS" w:hAnsi="Arial Unicode MS" w:eastAsia="Arial Unicode MS" w:cs="Arial Unicode MS"/>
-                <w:color w:val="172033"/>
-                <w:sz w:val="19"/>
-              </w:rPr>
-              <w:t xml:space="preserve">APP</w:t>
-            </w:r>
-            <w:r>
-              <w:rPr>
-                <w:rFonts w:ascii="Arial Unicode MS" w:hAnsi="Arial Unicode MS" w:eastAsia="Arial Unicode MS" w:cs="Arial Unicode MS"/>
-                <w:color w:val="172033"/>
-                <w:sz w:val="19"/>
-              </w:rPr>
-              <w:t xml:space="preserve"> </w:t>
-            </w:r>
-            <w:r>
-              <w:rPr>
-                <w:rStyle w:val="VerbatimChar"/>
-                <w:rFonts w:ascii="Arial Unicode MS" w:hAnsi="Arial Unicode MS" w:eastAsia="Arial Unicode MS" w:cs="Arial Unicode MS"/>
-                <w:color w:val="172033"/>
-                <w:sz w:val="19"/>
-              </w:rPr>
-              <w:t xml:space="preserve">phase-1-mvp</w:t>
-            </w:r>
-            <w:r>
-              <w:rPr>
-                <w:rFonts w:hint="eastAsia" w:ascii="Arial Unicode MS" w:hAnsi="Arial Unicode MS" w:eastAsia="Arial Unicode MS" w:cs="Arial Unicode MS"/>
-                <w:color w:val="172033"/>
-                <w:sz w:val="19"/>
-              </w:rPr>
-              <w:t xml:space="preserve">／commit</w:t>
-            </w:r>
-            <w:r>
-              <w:rPr>
-                <w:rFonts w:ascii="Arial Unicode MS" w:hAnsi="Arial Unicode MS" w:eastAsia="Arial Unicode MS" w:cs="Arial Unicode MS"/>
-                <w:color w:val="172033"/>
-                <w:sz w:val="19"/>
-              </w:rPr>
-              <w:t xml:space="preserve"> </w:t>
-            </w:r>
-            <w:r>
-              <w:rPr>
-                <w:rStyle w:val="VerbatimChar"/>
-                <w:rFonts w:ascii="Arial Unicode MS" w:hAnsi="Arial Unicode MS" w:eastAsia="Arial Unicode MS" w:cs="Arial Unicode MS"/>
-                <w:color w:val="172033"/>
-                <w:sz w:val="19"/>
-              </w:rPr>
-              <w:t xml:space="preserve">e280b87</w:t>
-            </w:r>
-            <w:r>
-              <w:rPr>
-                <w:rFonts w:ascii="Arial Unicode MS" w:hAnsi="Arial Unicode MS" w:eastAsia="Arial Unicode MS" w:cs="Arial Unicode MS"/>
-                <w:color w:val="172033"/>
-                <w:sz w:val="19"/>
-              </w:rPr>
-              <w:t xml:space="preserve"> </w:t>
-            </w:r>
-            <w:r>
-              <w:rPr>
-                <w:rFonts w:hint="eastAsia" w:ascii="Arial Unicode MS" w:hAnsi="Arial Unicode MS" w:eastAsia="Arial Unicode MS" w:cs="Arial Unicode MS"/>
-                <w:color w:val="172033"/>
-                <w:sz w:val="19"/>
-              </w:rPr>
-              <w:t xml:space="preserve">基準、本次修正與</w:t>
-            </w:r>
-            <w:r>
-              <w:rPr>
-                <w:rFonts w:ascii="Arial Unicode MS" w:hAnsi="Arial Unicode MS" w:eastAsia="Arial Unicode MS" w:cs="Arial Unicode MS"/>
-                <w:color w:val="172033"/>
-                <w:sz w:val="19"/>
-              </w:rPr>
-              <w:t xml:space="preserve"> VIP PRD </w:t>
-            </w:r>
-            <w:r>
-              <w:rPr>
-                <w:rFonts w:hint="eastAsia" w:ascii="Arial Unicode MS" w:hAnsi="Arial Unicode MS" w:eastAsia="Arial Unicode MS" w:cs="Arial Unicode MS"/>
-                <w:color w:val="172033"/>
-                <w:sz w:val="19"/>
-              </w:rPr>
-              <w:t xml:space="preserve">已列為上游依據</w:t>
-            </w:r>
-          </w:p>
-        </w:tc>
-        <w:tc>
-          <w:tcPr>
-            <w:tcW w:w="1160" w:type="dxa"/>
-            <w:tcMar>
-              <w:top w:w="80" w:type="dxa"/>
-              <w:start w:w="120" w:type="dxa"/>
-              <w:bottom w:w="80" w:type="dxa"/>
-              <w:end w:w="120" w:type="dxa"/>
-            </w:tcMar>
-            <w:vAlign w:val="center"/>
-          </w:tcPr>
-          <w:p>
-            <w:pPr>
-              <w:pStyle w:val="Compact"/>
-              <w:spacing w:before="0" w:after="60" w:line="276" w:lineRule="auto"/>
-              <w:jc w:val="center"/>
-            </w:pPr>
-            <w:r>
-              <w:rPr>
-                <w:rFonts w:ascii="Arial Unicode MS" w:hAnsi="Arial Unicode MS" w:eastAsia="Arial Unicode MS" w:cs="Arial Unicode MS"/>
-                <w:color w:val="172033"/>
-                <w:sz w:val="19"/>
+          </w:tcPr>
+          <w:p>
+            <w:pPr>
+              <w:pStyle w:val="Compact"/>
+              <w:keepNext w:val="0"/>
+              <w:spacing w:after="80" w:before="80" w:line="276" w:lineRule="auto"/>
+              <w:ind w:left="0" w:right="0" w:firstLine="0"/>
+            </w:pPr>
+            <w:r>
+              <w:rPr>
+                <w:rFonts w:ascii="Arial Unicode MS" w:hAnsi="Arial Unicode MS" w:eastAsia="Arial Unicode MS"/>
+                <w:sz w:val="21"/>
               </w:rPr>
               <w:t xml:space="preserve">☒</w:t>
             </w:r>
@@ -49310,6 +53640,17 @@
   </w:num>
   <w:num w:numId="1010">
     <w:abstractNumId w:val="991"/>
+  </w:num>
+  <w:abstractNum w:abstractNumId="99412">
+    <w:lvl w:ilvl="0">
+      <w:start w:val="1"/>
+      <w:numFmt w:val="decimal"/>
+      <w:lvlText w:val="%1."/>
+      <w:lvlJc w:val="left"/>
+    </w:lvl>
+  </w:abstractNum>
+  <w:num w:numId="1011">
+    <w:abstractNumId w:val="99412"/>
   </w:num>
 </w:numbering>
 </file>
